--- a/Documentation/Design.docx
+++ b/Documentation/Design.docx
@@ -39,7 +39,7 @@
           <w:rPr>
             <w:noProof/>
           </w:rPr>
-          <w:t>July 17, 2026</w:t>
+          <w:t>July 22, 2026</w:t>
         </w:r>
       </w:fldSimple>
     </w:p>
@@ -1655,6 +1655,1808 @@
     </w:p>
     <w:p>
       <w:pPr>
+        <w:pStyle w:val="Body-Text"/>
+      </w:pPr>
+      <w:r>
+        <w:t>The basic idea behind the design of the tax tools is that every tax form and worksheet is series of lines, where each line is a step in the calculation of one or a few tax values. Each step calculates the next intermediate value until the last line where the final result is determined. The steps are calculated in order from the first to the last. The calculation may use values from previous steps or get values from other forms.</w:t>
+      </w:r>
+    </w:p>
+    <w:p>
+      <w:pPr>
+        <w:pStyle w:val="Body-Text"/>
+      </w:pPr>
+      <w:r>
+        <w:t>This simple, consistent design allows all tax forms to be in a similar manner. Only the implementation of the individual steps changes from one form to the</w:t>
+      </w:r>
+      <w:r>
+        <w:t xml:space="preserve"> next. Thus creating tax forms with initial tax information, executing the steps of the form, and</w:t>
+      </w:r>
+      <w:r>
+        <w:t xml:space="preserve">, and reading </w:t>
+      </w:r>
+      <w:r>
+        <w:t>information from another tax form</w:t>
+      </w:r>
+    </w:p>
+    <w:p>
+      <w:pPr>
+        <w:pStyle w:val="Body-Text"/>
+        <w:numPr>
+          <w:ilvl w:val="0"/>
+          <w:numId w:val="30"/>
+        </w:numPr>
+      </w:pPr>
+      <w:r>
+        <w:t>Using the taxpayer’s information create and initialize the tax forms.</w:t>
+      </w:r>
+    </w:p>
+    <w:p>
+      <w:pPr>
+        <w:pStyle w:val="Body-Text"/>
+        <w:numPr>
+          <w:ilvl w:val="0"/>
+          <w:numId w:val="30"/>
+        </w:numPr>
+      </w:pPr>
+      <w:r>
+        <w:t>Starting with the main form (1040), execute the steps in the forms,</w:t>
+      </w:r>
+    </w:p>
+    <w:p>
+      <w:pPr>
+        <w:pStyle w:val="Body-Text"/>
+        <w:numPr>
+          <w:ilvl w:val="0"/>
+          <w:numId w:val="30"/>
+        </w:numPr>
+      </w:pPr>
+      <w:r>
+        <w:t>Read the results or print the tax form.</w:t>
+      </w:r>
+    </w:p>
+    <w:p>
+      <w:pPr>
+        <w:pStyle w:val="Body-Text"/>
+      </w:pPr>
+      <w:r>
+        <w:t>When the steps in the main form are performed, it will read any other forms that it needs, which, in turn, will cause those forms to be calculated. So it is just a matter of entering the taxpayer’s data and calculating the first form, and the rest happens automatically. Presto, chocolate pie for desert!</w:t>
+      </w:r>
+    </w:p>
+    <w:p>
+      <w:pPr>
+        <w:pStyle w:val="Body-Text"/>
+      </w:pPr>
+      <w:r>
+        <w:t>For such a simple idea, there is a lot of code</w:t>
+      </w:r>
+      <w:r>
+        <w:t xml:space="preserve">, so the next section describes what it all is. The majority of the code files file the files that implement the tax forms that are currently supported. Each for is derived from the Form class, and it consists of two methods: </w:t>
+      </w:r>
+      <w:proofErr w:type="spellStart"/>
+      <w:proofErr w:type="gramStart"/>
+      <w:r>
+        <w:t>contructor</w:t>
+      </w:r>
+      <w:proofErr w:type="spellEnd"/>
+      <w:r>
+        <w:t>(</w:t>
+      </w:r>
+      <w:proofErr w:type="gramEnd"/>
+      <w:r>
+        <w:t xml:space="preserve">) and calculator(). The constructor just creates the </w:t>
+      </w:r>
+      <w:r>
+        <w:lastRenderedPageBreak/>
+        <w:t xml:space="preserve">lines that make up the form and the </w:t>
+      </w:r>
+      <w:proofErr w:type="gramStart"/>
+      <w:r>
+        <w:t>calculator(</w:t>
+      </w:r>
+      <w:proofErr w:type="gramEnd"/>
+      <w:r>
+        <w:t>) implements the logic that is defined by the form for each line.</w:t>
+      </w:r>
+    </w:p>
+    <w:p>
+      <w:pPr>
+        <w:pStyle w:val="Body-Text"/>
+      </w:pPr>
+      <w:r>
+        <w:t xml:space="preserve">The Forms.js module manages the forms that are in use by the tool. Any form that is created should be created by calling </w:t>
+      </w:r>
+      <w:proofErr w:type="spellStart"/>
+      <w:proofErr w:type="gramStart"/>
+      <w:r>
+        <w:t>Forms.createForm</w:t>
+      </w:r>
+      <w:proofErr w:type="spellEnd"/>
+      <w:r>
+        <w:t>(</w:t>
+      </w:r>
+      <w:proofErr w:type="gramEnd"/>
+      <w:r>
+        <w:t xml:space="preserve">), not by calling new </w:t>
+      </w:r>
+      <w:proofErr w:type="spellStart"/>
+      <w:r>
+        <w:t>FormName</w:t>
+      </w:r>
+      <w:proofErr w:type="spellEnd"/>
+      <w:r>
+        <w:t xml:space="preserve">(). This allows the Forms module to keep tract of which forms have been created and providing </w:t>
+      </w:r>
+      <w:r>
+        <w:t>convenient access to the form information.</w:t>
+      </w:r>
+    </w:p>
+    <w:p>
+      <w:pPr>
+        <w:pStyle w:val="Body-Text"/>
+      </w:pPr>
+      <w:r>
+        <w:t>Normally, a tax form must be created and calculated before values can be read from the form for use by another form.</w:t>
+      </w:r>
+      <w:r>
+        <w:t xml:space="preserve"> </w:t>
+      </w:r>
+      <w:proofErr w:type="gramStart"/>
+      <w:r>
+        <w:t>But to prevent creating and printing a lot of unused forms, if the form is just going to return 0.</w:t>
+      </w:r>
+      <w:proofErr w:type="gramEnd"/>
+      <w:r>
+        <w:t xml:space="preserve"> For example, form 1040 need to read the withholding information from lots of forms (e.g.</w:t>
+      </w:r>
+      <w:proofErr w:type="gramStart"/>
+      <w:r>
+        <w:t>,W</w:t>
+      </w:r>
+      <w:proofErr w:type="gramEnd"/>
+      <w:r>
+        <w:t xml:space="preserve">-2s, 1099s), it is not necessary to create these forms just to return 0. Any form that does not reference another form and has not already been created with initial </w:t>
+      </w:r>
+      <w:proofErr w:type="gramStart"/>
+      <w:r>
+        <w:t>values,</w:t>
+      </w:r>
+      <w:proofErr w:type="gramEnd"/>
+      <w:r>
+        <w:t xml:space="preserve"> does not need to be created when it is referenced.</w:t>
+      </w:r>
+    </w:p>
+    <w:p>
+      <w:pPr>
+        <w:pStyle w:val="Body-Text"/>
+      </w:pPr>
+      <w:r>
+        <w:t>A form does not need t</w:t>
+      </w:r>
+      <w:r>
+        <w:t>o</w:t>
+      </w:r>
+      <w:r>
+        <w:t xml:space="preserve"> be created to be accessed. If the form does not exist, the value returned will be 0. This is sufficient for any form that does not access another form such as the W-2 or 1099-INT. If a form does exist, its </w:t>
+      </w:r>
+      <w:proofErr w:type="gramStart"/>
+      <w:r>
+        <w:t>calculate(</w:t>
+      </w:r>
+      <w:proofErr w:type="gramEnd"/>
+      <w:r>
+        <w:t>) method must be called t</w:t>
+      </w:r>
+      <w:r>
+        <w:t>o make sure the data is correct (the modified flag can be used to prevent recalculating a form when it is not necessary).</w:t>
+      </w:r>
+    </w:p>
+    <w:p>
+      <w:pPr>
+        <w:pStyle w:val="Body-Text"/>
+      </w:pPr>
+      <w:r>
+        <w:t xml:space="preserve">A form can be accessed by </w:t>
+      </w:r>
+      <w:proofErr w:type="spellStart"/>
+      <w:proofErr w:type="gramStart"/>
+      <w:r>
+        <w:t>Forms.getValue</w:t>
+      </w:r>
+      <w:proofErr w:type="spellEnd"/>
+      <w:r>
+        <w:t>(</w:t>
+      </w:r>
+      <w:proofErr w:type="gramEnd"/>
+      <w:r>
+        <w:t>“</w:t>
+      </w:r>
+      <w:proofErr w:type="spellStart"/>
+      <w:r>
+        <w:t>formname</w:t>
+      </w:r>
+      <w:proofErr w:type="spellEnd"/>
+      <w:r>
+        <w:t>”, “</w:t>
+      </w:r>
+      <w:proofErr w:type="spellStart"/>
+      <w:r>
+        <w:t>lineno</w:t>
+      </w:r>
+      <w:proofErr w:type="spellEnd"/>
+      <w:r>
+        <w:t>”). This will create the form if it does not exist, and it will calculate it if it has not been calculated.</w:t>
+      </w:r>
+      <w:r>
+        <w:t xml:space="preserve"> This is how most forms are accessed, and it automatically </w:t>
+      </w:r>
+      <w:proofErr w:type="gramStart"/>
+      <w:r>
+        <w:t>create</w:t>
+      </w:r>
+      <w:proofErr w:type="gramEnd"/>
+      <w:r>
+        <w:t xml:space="preserve"> a dependency chain. If a form needs a value from another form, that form will be created and calculated before the value is returned.</w:t>
+      </w:r>
+    </w:p>
+    <w:p>
+      <w:pPr>
+        <w:pStyle w:val="Body-Text"/>
+      </w:pPr>
+      <w:r>
+        <w:t>Worksheets are associated with an immediate need for calculation,</w:t>
+      </w:r>
+      <w:r>
+        <w:t xml:space="preserve"> and their calculation may be specific to the form that needs the calculation. For example, there may be multiple schedule Cs and each one needs one needs its own calculation of the self-employment tax and SEHI deduction. Therefore, worksheets should be created by the form that needs the calculation. If you were to access the worksheet via </w:t>
+      </w:r>
+      <w:proofErr w:type="spellStart"/>
+      <w:proofErr w:type="gramStart"/>
+      <w:r>
+        <w:t>Forms.getValue</w:t>
+      </w:r>
+      <w:proofErr w:type="spellEnd"/>
+      <w:r>
+        <w:t>(</w:t>
+      </w:r>
+      <w:proofErr w:type="gramEnd"/>
+      <w:r>
+        <w:t>), it could return a value from a worksheet created for another form.</w:t>
+      </w:r>
+    </w:p>
+    <w:p>
+      <w:pPr>
+        <w:pStyle w:val="Body-Text"/>
+      </w:pPr>
+      <w:r>
+        <w:t xml:space="preserve">Therefore, worksheet constructors </w:t>
+      </w:r>
+      <w:r>
+        <w:t xml:space="preserve">should call the </w:t>
+      </w:r>
+      <w:proofErr w:type="gramStart"/>
+      <w:r>
+        <w:t>calculator(</w:t>
+      </w:r>
+      <w:proofErr w:type="gramEnd"/>
+      <w:r>
+        <w:t>) method</w:t>
+      </w:r>
+      <w:r>
+        <w:t xml:space="preserve"> directly, and the worksheet can then be accessed </w:t>
+      </w:r>
+      <w:r>
+        <w:t>as follows:</w:t>
+      </w:r>
+    </w:p>
+    <w:p>
+      <w:pPr>
+        <w:pStyle w:val="Body-Text"/>
+        <w:ind w:firstLine="720"/>
+      </w:pPr>
+      <w:proofErr w:type="gramStart"/>
+      <w:r>
+        <w:t>const</w:t>
+      </w:r>
+      <w:proofErr w:type="gramEnd"/>
+      <w:r>
+        <w:t xml:space="preserve"> value = </w:t>
+      </w:r>
+      <w:proofErr w:type="spellStart"/>
+      <w:r>
+        <w:t>Forms.createForm</w:t>
+      </w:r>
+      <w:proofErr w:type="spellEnd"/>
+      <w:r>
+        <w:t>(“Worksheet”).line(“</w:t>
+      </w:r>
+      <w:proofErr w:type="spellStart"/>
+      <w:r>
+        <w:t>lineno</w:t>
+      </w:r>
+      <w:proofErr w:type="spellEnd"/>
+      <w:r>
+        <w:t>”);</w:t>
+      </w:r>
+    </w:p>
+    <w:p>
+      <w:pPr>
+        <w:pStyle w:val="Body-Text"/>
+      </w:pPr>
+      <w:r>
+        <w:t>Or,</w:t>
+      </w:r>
+    </w:p>
+    <w:p>
+      <w:pPr>
+        <w:pStyle w:val="Body-Text"/>
+      </w:pPr>
+      <w:r>
+        <w:tab/>
+      </w:r>
+      <w:proofErr w:type="gramStart"/>
+      <w:r>
+        <w:t>const</w:t>
+      </w:r>
+      <w:proofErr w:type="gramEnd"/>
+      <w:r>
+        <w:t xml:space="preserve"> form = </w:t>
+      </w:r>
+      <w:proofErr w:type="spellStart"/>
+      <w:r>
+        <w:t>Forms.createForm</w:t>
+      </w:r>
+      <w:proofErr w:type="spellEnd"/>
+      <w:r>
+        <w:t>(“Worksheet”);</w:t>
+      </w:r>
+    </w:p>
+    <w:p>
+      <w:pPr>
+        <w:pStyle w:val="Body-Text"/>
+      </w:pPr>
+      <w:r>
+        <w:tab/>
+      </w:r>
+      <w:proofErr w:type="gramStart"/>
+      <w:r>
+        <w:t>value</w:t>
+      </w:r>
+      <w:proofErr w:type="gramEnd"/>
+      <w:r>
+        <w:t xml:space="preserve"> = </w:t>
+      </w:r>
+      <w:proofErr w:type="spellStart"/>
+      <w:r>
+        <w:t>form.line</w:t>
+      </w:r>
+      <w:proofErr w:type="spellEnd"/>
+      <w:r>
+        <w:t>(“</w:t>
+      </w:r>
+      <w:proofErr w:type="spellStart"/>
+      <w:r>
+        <w:t>lineno</w:t>
+      </w:r>
+      <w:proofErr w:type="spellEnd"/>
+      <w:r>
+        <w:t>”);</w:t>
+      </w:r>
+    </w:p>
+    <w:p>
+      <w:pPr>
+        <w:pStyle w:val="Heading2"/>
+      </w:pPr>
+      <w:proofErr w:type="spellStart"/>
+      <w:r>
+        <w:t>Form</w:t>
+      </w:r>
+      <w:proofErr w:type="spellEnd"/>
+      <w:r>
+        <w:t xml:space="preserve"> Information</w:t>
+      </w:r>
+    </w:p>
+    <w:p>
+      <w:pPr>
+        <w:pStyle w:val="Body-Text"/>
+        <w:tabs>
+          <w:tab w:val="left" w:pos="1980"/>
+          <w:tab w:val="left" w:pos="2700"/>
+          <w:tab w:val="left" w:pos="3600"/>
+          <w:tab w:val="left" w:pos="4860"/>
+        </w:tabs>
+        <w:spacing w:after="0"/>
+        <w:rPr>
+          <w:b/>
+        </w:rPr>
+      </w:pPr>
+      <w:r>
+        <w:rPr>
+          <w:b/>
+        </w:rPr>
+        <w:tab/>
+        <w:t>Calculate</w:t>
+      </w:r>
+      <w:r>
+        <w:rPr>
+          <w:b/>
+        </w:rPr>
+        <w:t xml:space="preserve"> </w:t>
+      </w:r>
+      <w:r>
+        <w:rPr>
+          <w:b/>
+        </w:rPr>
+        <w:t>Create</w:t>
+      </w:r>
+    </w:p>
+    <w:p>
+      <w:pPr>
+        <w:pStyle w:val="Body-Text"/>
+        <w:tabs>
+          <w:tab w:val="left" w:pos="1980"/>
+          <w:tab w:val="left" w:pos="2700"/>
+          <w:tab w:val="left" w:pos="3600"/>
+          <w:tab w:val="left" w:pos="4860"/>
+        </w:tabs>
+        <w:spacing w:after="0"/>
+        <w:rPr>
+          <w:b/>
+        </w:rPr>
+      </w:pPr>
+      <w:r>
+        <w:rPr>
+          <w:b/>
+        </w:rPr>
+        <w:tab/>
+        <w:t>On</w:t>
+      </w:r>
+      <w:r>
+        <w:rPr>
+          <w:b/>
+        </w:rPr>
+        <w:tab/>
+        <w:t>On</w:t>
+      </w:r>
+    </w:p>
+    <w:p>
+      <w:pPr>
+        <w:pStyle w:val="Body-Text"/>
+        <w:tabs>
+          <w:tab w:val="left" w:pos="1980"/>
+          <w:tab w:val="left" w:pos="2700"/>
+          <w:tab w:val="left" w:pos="3600"/>
+          <w:tab w:val="left" w:pos="4860"/>
+        </w:tabs>
+        <w:rPr>
+          <w:b/>
+        </w:rPr>
+      </w:pPr>
+      <w:r>
+        <w:rPr>
+          <w:b/>
+        </w:rPr>
+        <w:t>Name</w:t>
+      </w:r>
+      <w:r>
+        <w:rPr>
+          <w:b/>
+        </w:rPr>
+        <w:tab/>
+        <w:t>Demand</w:t>
+      </w:r>
+      <w:r>
+        <w:rPr>
+          <w:b/>
+        </w:rPr>
+        <w:tab/>
+        <w:t>Deman</w:t>
+      </w:r>
+      <w:r>
+        <w:rPr>
+          <w:b/>
+        </w:rPr>
+        <w:t>d</w:t>
+      </w:r>
+      <w:r>
+        <w:rPr>
+          <w:b/>
+        </w:rPr>
+        <w:tab/>
+        <w:t>Num Copies</w:t>
+      </w:r>
+      <w:r>
+        <w:rPr>
+          <w:b/>
+        </w:rPr>
+        <w:tab/>
+      </w:r>
+      <w:r>
+        <w:rPr>
+          <w:b/>
+        </w:rPr>
+        <w:t>Title</w:t>
+      </w:r>
+    </w:p>
+    <w:p>
+      <w:pPr>
+        <w:pStyle w:val="Body-Text"/>
+        <w:tabs>
+          <w:tab w:val="left" w:pos="1980"/>
+          <w:tab w:val="left" w:pos="2700"/>
+          <w:tab w:val="left" w:pos="3600"/>
+          <w:tab w:val="left" w:pos="4860"/>
+        </w:tabs>
+      </w:pPr>
+      <w:r>
+        <w:t>F1040</w:t>
+      </w:r>
+      <w:r>
+        <w:tab/>
+        <w:t>Yes</w:t>
+      </w:r>
+      <w:r>
+        <w:tab/>
+        <w:t>Yes</w:t>
+      </w:r>
+      <w:r>
+        <w:tab/>
+        <w:t>Singleton</w:t>
+      </w:r>
+    </w:p>
+    <w:p>
+      <w:pPr>
+        <w:pStyle w:val="Body-Text"/>
+        <w:tabs>
+          <w:tab w:val="left" w:pos="1980"/>
+          <w:tab w:val="left" w:pos="2700"/>
+          <w:tab w:val="left" w:pos="3600"/>
+          <w:tab w:val="left" w:pos="4860"/>
+        </w:tabs>
+      </w:pPr>
+      <w:r>
+        <w:t>F1040S1</w:t>
+      </w:r>
+      <w:r>
+        <w:tab/>
+        <w:t>Yes</w:t>
+      </w:r>
+      <w:r>
+        <w:tab/>
+        <w:t>Yes</w:t>
+      </w:r>
+      <w:r>
+        <w:tab/>
+        <w:t>Singleton</w:t>
+      </w:r>
+    </w:p>
+    <w:p>
+      <w:pPr>
+        <w:pStyle w:val="Body-Text"/>
+        <w:tabs>
+          <w:tab w:val="left" w:pos="1980"/>
+          <w:tab w:val="left" w:pos="2700"/>
+          <w:tab w:val="left" w:pos="3600"/>
+          <w:tab w:val="left" w:pos="4860"/>
+        </w:tabs>
+      </w:pPr>
+      <w:r>
+        <w:t>F1040S1A</w:t>
+      </w:r>
+      <w:r>
+        <w:tab/>
+        <w:t>Yes</w:t>
+      </w:r>
+      <w:r>
+        <w:tab/>
+        <w:t>Yes</w:t>
+      </w:r>
+      <w:r>
+        <w:tab/>
+        <w:t>Singleton</w:t>
+      </w:r>
+    </w:p>
+    <w:p>
+      <w:pPr>
+        <w:pStyle w:val="Body-Text"/>
+        <w:tabs>
+          <w:tab w:val="left" w:pos="1980"/>
+          <w:tab w:val="left" w:pos="2700"/>
+          <w:tab w:val="left" w:pos="3600"/>
+          <w:tab w:val="left" w:pos="4860"/>
+        </w:tabs>
+      </w:pPr>
+      <w:r>
+        <w:t>F1040S2</w:t>
+      </w:r>
+      <w:r>
+        <w:tab/>
+        <w:t>Yes</w:t>
+      </w:r>
+      <w:r>
+        <w:tab/>
+        <w:t>Yes</w:t>
+      </w:r>
+      <w:r>
+        <w:tab/>
+        <w:t>Singleton</w:t>
+      </w:r>
+    </w:p>
+    <w:p>
+      <w:pPr>
+        <w:pStyle w:val="Body-Text"/>
+        <w:tabs>
+          <w:tab w:val="left" w:pos="1980"/>
+          <w:tab w:val="left" w:pos="2700"/>
+          <w:tab w:val="left" w:pos="3600"/>
+          <w:tab w:val="left" w:pos="4860"/>
+        </w:tabs>
+      </w:pPr>
+      <w:r>
+        <w:t>F1040S3</w:t>
+      </w:r>
+      <w:r>
+        <w:tab/>
+        <w:t>Yes</w:t>
+      </w:r>
+      <w:r>
+        <w:tab/>
+        <w:t>Yes</w:t>
+      </w:r>
+      <w:r>
+        <w:tab/>
+        <w:t>Singleton</w:t>
+      </w:r>
+    </w:p>
+    <w:p>
+      <w:pPr>
+        <w:pStyle w:val="Body-Text"/>
+        <w:tabs>
+          <w:tab w:val="left" w:pos="1980"/>
+          <w:tab w:val="left" w:pos="2700"/>
+          <w:tab w:val="left" w:pos="3600"/>
+          <w:tab w:val="left" w:pos="4860"/>
+        </w:tabs>
+      </w:pPr>
+      <w:r>
+        <w:t>F1040SA</w:t>
+      </w:r>
+      <w:r>
+        <w:tab/>
+        <w:t>Yes</w:t>
+      </w:r>
+      <w:r>
+        <w:tab/>
+        <w:t>Yes</w:t>
+      </w:r>
+      <w:r>
+        <w:tab/>
+        <w:t>Singleton</w:t>
+      </w:r>
+    </w:p>
+    <w:p>
+      <w:pPr>
+        <w:pStyle w:val="Body-Text"/>
+        <w:tabs>
+          <w:tab w:val="left" w:pos="1980"/>
+          <w:tab w:val="left" w:pos="2700"/>
+          <w:tab w:val="left" w:pos="3600"/>
+          <w:tab w:val="left" w:pos="4860"/>
+        </w:tabs>
+      </w:pPr>
+      <w:r>
+        <w:t>F1040SB</w:t>
+      </w:r>
+      <w:r>
+        <w:tab/>
+        <w:t>No</w:t>
+      </w:r>
+      <w:r>
+        <w:tab/>
+        <w:t>Yes</w:t>
+      </w:r>
+      <w:r>
+        <w:tab/>
+        <w:t>Singleton</w:t>
+      </w:r>
+    </w:p>
+    <w:p>
+      <w:pPr>
+        <w:pStyle w:val="Body-Text"/>
+        <w:tabs>
+          <w:tab w:val="left" w:pos="1980"/>
+          <w:tab w:val="left" w:pos="2700"/>
+          <w:tab w:val="left" w:pos="3600"/>
+          <w:tab w:val="left" w:pos="4860"/>
+        </w:tabs>
+      </w:pPr>
+      <w:r>
+        <w:t>F1040SC</w:t>
+      </w:r>
+      <w:r>
+        <w:tab/>
+        <w:t>No</w:t>
+      </w:r>
+      <w:r>
+        <w:tab/>
+        <w:t>Yes</w:t>
+      </w:r>
+      <w:r>
+        <w:tab/>
+        <w:t>Not Singleton</w:t>
+      </w:r>
+    </w:p>
+    <w:p>
+      <w:pPr>
+        <w:pStyle w:val="Body-Text"/>
+        <w:tabs>
+          <w:tab w:val="left" w:pos="1980"/>
+          <w:tab w:val="left" w:pos="2700"/>
+          <w:tab w:val="left" w:pos="3600"/>
+          <w:tab w:val="left" w:pos="4860"/>
+        </w:tabs>
+      </w:pPr>
+      <w:r>
+        <w:t>F1040SD</w:t>
+      </w:r>
+      <w:r>
+        <w:tab/>
+        <w:t>No</w:t>
+      </w:r>
+      <w:r>
+        <w:tab/>
+        <w:t>Yes</w:t>
+      </w:r>
+      <w:r>
+        <w:tab/>
+        <w:t>Singleton</w:t>
+      </w:r>
+    </w:p>
+    <w:p>
+      <w:pPr>
+        <w:pStyle w:val="Body-Text"/>
+        <w:tabs>
+          <w:tab w:val="left" w:pos="1980"/>
+          <w:tab w:val="left" w:pos="2700"/>
+          <w:tab w:val="left" w:pos="3600"/>
+          <w:tab w:val="left" w:pos="4860"/>
+        </w:tabs>
+      </w:pPr>
+      <w:r>
+        <w:t>F1040SE</w:t>
+      </w:r>
+      <w:r>
+        <w:tab/>
+        <w:t>No</w:t>
+      </w:r>
+      <w:r>
+        <w:tab/>
+        <w:t>Yes</w:t>
+      </w:r>
+      <w:r>
+        <w:tab/>
+        <w:t>Singleton</w:t>
+      </w:r>
+      <w:r>
+        <w:tab/>
+      </w:r>
+      <w:r>
+        <w:t>Supplemental</w:t>
+      </w:r>
+      <w:r>
+        <w:t xml:space="preserve"> Income</w:t>
+      </w:r>
+    </w:p>
+    <w:p>
+      <w:pPr>
+        <w:pStyle w:val="Body-Text"/>
+        <w:tabs>
+          <w:tab w:val="left" w:pos="1980"/>
+          <w:tab w:val="left" w:pos="2700"/>
+          <w:tab w:val="left" w:pos="3600"/>
+          <w:tab w:val="left" w:pos="4860"/>
+        </w:tabs>
+      </w:pPr>
+      <w:r>
+        <w:t>F1040SSE</w:t>
+      </w:r>
+      <w:r>
+        <w:tab/>
+        <w:t>Yes</w:t>
+      </w:r>
+      <w:r>
+        <w:tab/>
+        <w:t>Yes</w:t>
+      </w:r>
+      <w:r>
+        <w:tab/>
+        <w:t>Singleton</w:t>
+      </w:r>
+      <w:r>
+        <w:tab/>
+        <w:t>Self-employment Tax</w:t>
+      </w:r>
+    </w:p>
+    <w:p>
+      <w:pPr>
+        <w:pStyle w:val="Body-Text"/>
+        <w:tabs>
+          <w:tab w:val="left" w:pos="1980"/>
+          <w:tab w:val="left" w:pos="2700"/>
+          <w:tab w:val="left" w:pos="3600"/>
+          <w:tab w:val="left" w:pos="4860"/>
+        </w:tabs>
+      </w:pPr>
+      <w:r>
+        <w:t>F1041</w:t>
+      </w:r>
+      <w:r>
+        <w:tab/>
+        <w:t>No</w:t>
+      </w:r>
+      <w:r>
+        <w:tab/>
+        <w:t>No</w:t>
+      </w:r>
+      <w:r>
+        <w:tab/>
+      </w:r>
+      <w:proofErr w:type="spellStart"/>
+      <w:r>
+        <w:t>Not</w:t>
+      </w:r>
+      <w:proofErr w:type="spellEnd"/>
+      <w:r>
+        <w:t xml:space="preserve"> Singleton</w:t>
+      </w:r>
+      <w:r>
+        <w:tab/>
+        <w:t>Trust</w:t>
+      </w:r>
+    </w:p>
+    <w:p>
+      <w:pPr>
+        <w:pStyle w:val="Body-Text"/>
+        <w:tabs>
+          <w:tab w:val="left" w:pos="1980"/>
+          <w:tab w:val="left" w:pos="2700"/>
+          <w:tab w:val="left" w:pos="3600"/>
+          <w:tab w:val="left" w:pos="4860"/>
+        </w:tabs>
+      </w:pPr>
+      <w:r>
+        <w:t>F1065B</w:t>
+      </w:r>
+      <w:r>
+        <w:tab/>
+        <w:t>No</w:t>
+      </w:r>
+      <w:r>
+        <w:tab/>
+        <w:t>No</w:t>
+      </w:r>
+      <w:r>
+        <w:tab/>
+      </w:r>
+      <w:proofErr w:type="spellStart"/>
+      <w:r>
+        <w:t>Not</w:t>
+      </w:r>
+      <w:proofErr w:type="spellEnd"/>
+      <w:r>
+        <w:t xml:space="preserve"> Singleton</w:t>
+      </w:r>
+    </w:p>
+    <w:p>
+      <w:pPr>
+        <w:pStyle w:val="Body-Text"/>
+        <w:tabs>
+          <w:tab w:val="left" w:pos="1980"/>
+          <w:tab w:val="left" w:pos="2700"/>
+          <w:tab w:val="left" w:pos="3600"/>
+          <w:tab w:val="left" w:pos="4860"/>
+        </w:tabs>
+      </w:pPr>
+      <w:r>
+        <w:lastRenderedPageBreak/>
+        <w:t>F1098</w:t>
+      </w:r>
+      <w:r>
+        <w:tab/>
+        <w:t>No</w:t>
+      </w:r>
+      <w:r>
+        <w:tab/>
+        <w:t>No</w:t>
+      </w:r>
+      <w:r>
+        <w:tab/>
+      </w:r>
+      <w:proofErr w:type="spellStart"/>
+      <w:r>
+        <w:t>Not</w:t>
+      </w:r>
+      <w:proofErr w:type="spellEnd"/>
+      <w:r>
+        <w:t xml:space="preserve"> Singleton</w:t>
+      </w:r>
+    </w:p>
+    <w:p>
+      <w:pPr>
+        <w:pStyle w:val="Body-Text"/>
+        <w:tabs>
+          <w:tab w:val="left" w:pos="1980"/>
+          <w:tab w:val="left" w:pos="2700"/>
+          <w:tab w:val="left" w:pos="3600"/>
+          <w:tab w:val="left" w:pos="4860"/>
+        </w:tabs>
+      </w:pPr>
+      <w:r>
+        <w:t>F1098E</w:t>
+      </w:r>
+      <w:r>
+        <w:tab/>
+        <w:t>No</w:t>
+      </w:r>
+      <w:r>
+        <w:tab/>
+        <w:t>No</w:t>
+      </w:r>
+      <w:r>
+        <w:tab/>
+      </w:r>
+      <w:proofErr w:type="spellStart"/>
+      <w:r>
+        <w:t>Not</w:t>
+      </w:r>
+      <w:proofErr w:type="spellEnd"/>
+      <w:r>
+        <w:t xml:space="preserve"> Singleton</w:t>
+      </w:r>
+    </w:p>
+    <w:p>
+      <w:pPr>
+        <w:pStyle w:val="Body-Text"/>
+        <w:tabs>
+          <w:tab w:val="left" w:pos="1980"/>
+          <w:tab w:val="left" w:pos="2700"/>
+          <w:tab w:val="left" w:pos="3600"/>
+          <w:tab w:val="left" w:pos="4860"/>
+        </w:tabs>
+      </w:pPr>
+      <w:r>
+        <w:t>F1098T</w:t>
+      </w:r>
+      <w:r>
+        <w:tab/>
+        <w:t>No</w:t>
+      </w:r>
+      <w:r>
+        <w:tab/>
+        <w:t>No</w:t>
+      </w:r>
+      <w:r>
+        <w:tab/>
+      </w:r>
+      <w:proofErr w:type="spellStart"/>
+      <w:r>
+        <w:t>Not</w:t>
+      </w:r>
+      <w:proofErr w:type="spellEnd"/>
+      <w:r>
+        <w:t xml:space="preserve"> Singleton</w:t>
+      </w:r>
+    </w:p>
+    <w:p>
+      <w:pPr>
+        <w:pStyle w:val="Body-Text"/>
+        <w:tabs>
+          <w:tab w:val="left" w:pos="1980"/>
+          <w:tab w:val="left" w:pos="2700"/>
+          <w:tab w:val="left" w:pos="3600"/>
+          <w:tab w:val="left" w:pos="4860"/>
+        </w:tabs>
+      </w:pPr>
+      <w:r>
+        <w:t>F1099B</w:t>
+      </w:r>
+      <w:r>
+        <w:tab/>
+        <w:t>No</w:t>
+      </w:r>
+      <w:r>
+        <w:tab/>
+        <w:t>No</w:t>
+      </w:r>
+      <w:r>
+        <w:tab/>
+      </w:r>
+      <w:proofErr w:type="spellStart"/>
+      <w:r>
+        <w:t>Not</w:t>
+      </w:r>
+      <w:proofErr w:type="spellEnd"/>
+      <w:r>
+        <w:t xml:space="preserve"> Singleton</w:t>
+      </w:r>
+    </w:p>
+    <w:p>
+      <w:pPr>
+        <w:pStyle w:val="Body-Text"/>
+        <w:tabs>
+          <w:tab w:val="left" w:pos="1980"/>
+          <w:tab w:val="left" w:pos="2700"/>
+          <w:tab w:val="left" w:pos="3600"/>
+          <w:tab w:val="left" w:pos="4860"/>
+        </w:tabs>
+      </w:pPr>
+      <w:r>
+        <w:t>F1099C</w:t>
+      </w:r>
+      <w:r>
+        <w:tab/>
+        <w:t>No</w:t>
+      </w:r>
+      <w:r>
+        <w:tab/>
+        <w:t>No</w:t>
+      </w:r>
+      <w:r>
+        <w:tab/>
+      </w:r>
+      <w:proofErr w:type="spellStart"/>
+      <w:r>
+        <w:t>Not</w:t>
+      </w:r>
+      <w:proofErr w:type="spellEnd"/>
+      <w:r>
+        <w:t xml:space="preserve"> Singleton</w:t>
+      </w:r>
+    </w:p>
+    <w:p>
+      <w:pPr>
+        <w:pStyle w:val="Body-Text"/>
+        <w:tabs>
+          <w:tab w:val="left" w:pos="1980"/>
+          <w:tab w:val="left" w:pos="2700"/>
+          <w:tab w:val="left" w:pos="3600"/>
+          <w:tab w:val="left" w:pos="4860"/>
+        </w:tabs>
+      </w:pPr>
+      <w:r>
+        <w:t>F1099DIV</w:t>
+      </w:r>
+      <w:r>
+        <w:tab/>
+        <w:t>No</w:t>
+      </w:r>
+      <w:r>
+        <w:tab/>
+        <w:t>No</w:t>
+      </w:r>
+      <w:r>
+        <w:tab/>
+      </w:r>
+      <w:proofErr w:type="spellStart"/>
+      <w:r>
+        <w:t>Not</w:t>
+      </w:r>
+      <w:proofErr w:type="spellEnd"/>
+      <w:r>
+        <w:t xml:space="preserve"> Singleton</w:t>
+      </w:r>
+    </w:p>
+    <w:p>
+      <w:pPr>
+        <w:pStyle w:val="Body-Text"/>
+        <w:tabs>
+          <w:tab w:val="left" w:pos="1980"/>
+          <w:tab w:val="left" w:pos="2700"/>
+          <w:tab w:val="left" w:pos="3600"/>
+          <w:tab w:val="left" w:pos="4860"/>
+        </w:tabs>
+      </w:pPr>
+      <w:r>
+        <w:t>F1099G</w:t>
+      </w:r>
+      <w:r>
+        <w:tab/>
+        <w:t>No</w:t>
+      </w:r>
+      <w:r>
+        <w:tab/>
+        <w:t>No</w:t>
+      </w:r>
+      <w:r>
+        <w:tab/>
+      </w:r>
+      <w:proofErr w:type="spellStart"/>
+      <w:r>
+        <w:t>Not</w:t>
+      </w:r>
+      <w:proofErr w:type="spellEnd"/>
+      <w:r>
+        <w:t xml:space="preserve"> Singleton</w:t>
+      </w:r>
+    </w:p>
+    <w:p>
+      <w:pPr>
+        <w:pStyle w:val="Body-Text"/>
+        <w:tabs>
+          <w:tab w:val="left" w:pos="1980"/>
+          <w:tab w:val="left" w:pos="2700"/>
+          <w:tab w:val="left" w:pos="3600"/>
+          <w:tab w:val="left" w:pos="4860"/>
+        </w:tabs>
+      </w:pPr>
+      <w:r>
+        <w:t>F1099INT</w:t>
+      </w:r>
+      <w:r>
+        <w:tab/>
+        <w:t>No</w:t>
+      </w:r>
+      <w:r>
+        <w:tab/>
+        <w:t>No</w:t>
+      </w:r>
+      <w:r>
+        <w:tab/>
+      </w:r>
+      <w:proofErr w:type="spellStart"/>
+      <w:r>
+        <w:t>Not</w:t>
+      </w:r>
+      <w:proofErr w:type="spellEnd"/>
+      <w:r>
+        <w:t xml:space="preserve"> Singleton</w:t>
+      </w:r>
+    </w:p>
+    <w:p>
+      <w:pPr>
+        <w:pStyle w:val="Body-Text"/>
+        <w:tabs>
+          <w:tab w:val="left" w:pos="1980"/>
+          <w:tab w:val="left" w:pos="2700"/>
+          <w:tab w:val="left" w:pos="3600"/>
+          <w:tab w:val="left" w:pos="4860"/>
+        </w:tabs>
+      </w:pPr>
+      <w:r>
+        <w:t>F1099K</w:t>
+      </w:r>
+      <w:r>
+        <w:tab/>
+        <w:t>No</w:t>
+      </w:r>
+      <w:r>
+        <w:tab/>
+        <w:t>No</w:t>
+      </w:r>
+      <w:r>
+        <w:tab/>
+      </w:r>
+      <w:proofErr w:type="spellStart"/>
+      <w:r>
+        <w:t>Not</w:t>
+      </w:r>
+      <w:proofErr w:type="spellEnd"/>
+      <w:r>
+        <w:t xml:space="preserve"> Singleton</w:t>
+      </w:r>
+    </w:p>
+    <w:p>
+      <w:pPr>
+        <w:pStyle w:val="Body-Text"/>
+        <w:tabs>
+          <w:tab w:val="left" w:pos="1980"/>
+          <w:tab w:val="left" w:pos="2700"/>
+          <w:tab w:val="left" w:pos="3600"/>
+          <w:tab w:val="left" w:pos="4860"/>
+        </w:tabs>
+      </w:pPr>
+      <w:r>
+        <w:t>F1099LTC</w:t>
+      </w:r>
+      <w:r>
+        <w:tab/>
+        <w:t>No</w:t>
+      </w:r>
+      <w:r>
+        <w:tab/>
+        <w:t>No</w:t>
+      </w:r>
+      <w:r>
+        <w:tab/>
+      </w:r>
+      <w:proofErr w:type="spellStart"/>
+      <w:r>
+        <w:t>Not</w:t>
+      </w:r>
+      <w:proofErr w:type="spellEnd"/>
+      <w:r>
+        <w:t xml:space="preserve"> Singleton</w:t>
+      </w:r>
+    </w:p>
+    <w:p>
+      <w:pPr>
+        <w:pStyle w:val="Body-Text"/>
+        <w:tabs>
+          <w:tab w:val="left" w:pos="1980"/>
+          <w:tab w:val="left" w:pos="2700"/>
+          <w:tab w:val="left" w:pos="3600"/>
+          <w:tab w:val="left" w:pos="4860"/>
+        </w:tabs>
+      </w:pPr>
+      <w:r>
+        <w:t>F1099MISC</w:t>
+      </w:r>
+      <w:r>
+        <w:tab/>
+        <w:t>No</w:t>
+      </w:r>
+      <w:r>
+        <w:tab/>
+        <w:t>No</w:t>
+      </w:r>
+      <w:r>
+        <w:tab/>
+      </w:r>
+      <w:proofErr w:type="spellStart"/>
+      <w:r>
+        <w:t>Not</w:t>
+      </w:r>
+      <w:proofErr w:type="spellEnd"/>
+      <w:r>
+        <w:t xml:space="preserve"> Singleton</w:t>
+      </w:r>
+    </w:p>
+    <w:p>
+      <w:pPr>
+        <w:pStyle w:val="Body-Text"/>
+        <w:tabs>
+          <w:tab w:val="left" w:pos="1980"/>
+          <w:tab w:val="left" w:pos="2700"/>
+          <w:tab w:val="left" w:pos="3600"/>
+          <w:tab w:val="left" w:pos="4860"/>
+        </w:tabs>
+      </w:pPr>
+      <w:r>
+        <w:t>F1099NEC</w:t>
+      </w:r>
+      <w:r>
+        <w:tab/>
+        <w:t>No</w:t>
+      </w:r>
+      <w:r>
+        <w:tab/>
+        <w:t>No</w:t>
+      </w:r>
+      <w:r>
+        <w:tab/>
+      </w:r>
+      <w:proofErr w:type="spellStart"/>
+      <w:r>
+        <w:t>Not</w:t>
+      </w:r>
+      <w:proofErr w:type="spellEnd"/>
+      <w:r>
+        <w:t xml:space="preserve"> Singleton</w:t>
+      </w:r>
+    </w:p>
+    <w:p>
+      <w:pPr>
+        <w:pStyle w:val="Body-Text"/>
+        <w:tabs>
+          <w:tab w:val="left" w:pos="1980"/>
+          <w:tab w:val="left" w:pos="2700"/>
+          <w:tab w:val="left" w:pos="3600"/>
+          <w:tab w:val="left" w:pos="4860"/>
+        </w:tabs>
+      </w:pPr>
+      <w:r>
+        <w:t>F1099OID</w:t>
+      </w:r>
+      <w:r>
+        <w:tab/>
+        <w:t>No</w:t>
+      </w:r>
+      <w:r>
+        <w:tab/>
+        <w:t>No</w:t>
+      </w:r>
+      <w:r>
+        <w:tab/>
+      </w:r>
+      <w:proofErr w:type="spellStart"/>
+      <w:r>
+        <w:t>Not</w:t>
+      </w:r>
+      <w:proofErr w:type="spellEnd"/>
+      <w:r>
+        <w:t xml:space="preserve"> Singleton</w:t>
+      </w:r>
+    </w:p>
+    <w:p>
+      <w:pPr>
+        <w:pStyle w:val="Body-Text"/>
+        <w:tabs>
+          <w:tab w:val="left" w:pos="1980"/>
+          <w:tab w:val="left" w:pos="2700"/>
+          <w:tab w:val="left" w:pos="3600"/>
+          <w:tab w:val="left" w:pos="4860"/>
+        </w:tabs>
+      </w:pPr>
+      <w:r>
+        <w:t>F1099R</w:t>
+      </w:r>
+      <w:r>
+        <w:tab/>
+        <w:t>No</w:t>
+      </w:r>
+      <w:r>
+        <w:tab/>
+        <w:t>No</w:t>
+      </w:r>
+      <w:r>
+        <w:tab/>
+      </w:r>
+      <w:proofErr w:type="spellStart"/>
+      <w:r>
+        <w:t>Not</w:t>
+      </w:r>
+      <w:proofErr w:type="spellEnd"/>
+      <w:r>
+        <w:t xml:space="preserve"> Singleton</w:t>
+      </w:r>
+    </w:p>
+    <w:p>
+      <w:pPr>
+        <w:pStyle w:val="Body-Text"/>
+        <w:tabs>
+          <w:tab w:val="left" w:pos="1980"/>
+          <w:tab w:val="left" w:pos="2700"/>
+          <w:tab w:val="left" w:pos="3600"/>
+          <w:tab w:val="left" w:pos="4860"/>
+        </w:tabs>
+      </w:pPr>
+      <w:r>
+        <w:t>F1099S</w:t>
+      </w:r>
+      <w:r>
+        <w:tab/>
+        <w:t>No</w:t>
+      </w:r>
+      <w:r>
+        <w:tab/>
+        <w:t>No</w:t>
+      </w:r>
+      <w:r>
+        <w:tab/>
+      </w:r>
+      <w:proofErr w:type="spellStart"/>
+      <w:r>
+        <w:t>Not</w:t>
+      </w:r>
+      <w:proofErr w:type="spellEnd"/>
+      <w:r>
+        <w:t xml:space="preserve"> Singleton</w:t>
+      </w:r>
+    </w:p>
+    <w:p>
+      <w:pPr>
+        <w:pStyle w:val="Body-Text"/>
+        <w:tabs>
+          <w:tab w:val="left" w:pos="1980"/>
+          <w:tab w:val="left" w:pos="2700"/>
+          <w:tab w:val="left" w:pos="3600"/>
+          <w:tab w:val="left" w:pos="4860"/>
+        </w:tabs>
+      </w:pPr>
+      <w:r>
+        <w:t>F1120S</w:t>
+      </w:r>
+      <w:r>
+        <w:tab/>
+        <w:t>No</w:t>
+      </w:r>
+      <w:r>
+        <w:tab/>
+        <w:t>No</w:t>
+      </w:r>
+      <w:r>
+        <w:tab/>
+      </w:r>
+      <w:proofErr w:type="spellStart"/>
+      <w:r>
+        <w:t>Not</w:t>
+      </w:r>
+      <w:proofErr w:type="spellEnd"/>
+      <w:r>
+        <w:t xml:space="preserve"> Singleton</w:t>
+      </w:r>
+    </w:p>
+    <w:p>
+      <w:pPr>
+        <w:pStyle w:val="Body-Text"/>
+        <w:tabs>
+          <w:tab w:val="left" w:pos="1980"/>
+          <w:tab w:val="left" w:pos="2700"/>
+          <w:tab w:val="left" w:pos="3600"/>
+          <w:tab w:val="left" w:pos="4860"/>
+        </w:tabs>
+      </w:pPr>
+      <w:r>
+        <w:t>F2441</w:t>
+      </w:r>
+      <w:r>
+        <w:tab/>
+        <w:t>No</w:t>
+      </w:r>
+      <w:r>
+        <w:tab/>
+        <w:t>No</w:t>
+      </w:r>
+      <w:r>
+        <w:tab/>
+        <w:t>Singleton</w:t>
+      </w:r>
+      <w:r>
+        <w:tab/>
+        <w:t>Child and Dependent Care Expenses</w:t>
+      </w:r>
+    </w:p>
+    <w:p>
+      <w:pPr>
+        <w:pStyle w:val="Body-Text"/>
+        <w:tabs>
+          <w:tab w:val="left" w:pos="1980"/>
+          <w:tab w:val="left" w:pos="2700"/>
+          <w:tab w:val="left" w:pos="3600"/>
+          <w:tab w:val="left" w:pos="4860"/>
+        </w:tabs>
+      </w:pPr>
+      <w:r>
+        <w:t>F540</w:t>
+      </w:r>
+      <w:r>
+        <w:tab/>
+        <w:t>Yes</w:t>
+      </w:r>
+      <w:r>
+        <w:tab/>
+        <w:t>Yes</w:t>
+      </w:r>
+      <w:r>
+        <w:tab/>
+        <w:t>Singleton</w:t>
+      </w:r>
+    </w:p>
+    <w:p>
+      <w:pPr>
+        <w:pStyle w:val="Body-Text"/>
+        <w:tabs>
+          <w:tab w:val="left" w:pos="1980"/>
+          <w:tab w:val="left" w:pos="2700"/>
+          <w:tab w:val="left" w:pos="3600"/>
+          <w:tab w:val="left" w:pos="4860"/>
+        </w:tabs>
+      </w:pPr>
+      <w:r>
+        <w:t>F540CA</w:t>
+      </w:r>
+      <w:r>
+        <w:tab/>
+        <w:t>Yes</w:t>
+      </w:r>
+      <w:r>
+        <w:tab/>
+        <w:t>Yes</w:t>
+      </w:r>
+      <w:r>
+        <w:tab/>
+        <w:t>Singleton</w:t>
+      </w:r>
+    </w:p>
+    <w:p>
+      <w:pPr>
+        <w:pStyle w:val="Body-Text"/>
+        <w:tabs>
+          <w:tab w:val="left" w:pos="1980"/>
+          <w:tab w:val="left" w:pos="2700"/>
+          <w:tab w:val="left" w:pos="3600"/>
+          <w:tab w:val="left" w:pos="4860"/>
+        </w:tabs>
+      </w:pPr>
+      <w:r>
+        <w:t>F6251</w:t>
+      </w:r>
+      <w:r>
+        <w:tab/>
+        <w:t>Yes</w:t>
+      </w:r>
+      <w:r>
+        <w:tab/>
+        <w:t>Yes</w:t>
+      </w:r>
+      <w:r>
+        <w:tab/>
+        <w:t>Singleton</w:t>
+      </w:r>
+      <w:r>
+        <w:tab/>
+        <w:t>AMT</w:t>
+      </w:r>
+    </w:p>
+    <w:p>
+      <w:pPr>
+        <w:pStyle w:val="Body-Text"/>
+        <w:tabs>
+          <w:tab w:val="left" w:pos="1980"/>
+          <w:tab w:val="left" w:pos="2700"/>
+          <w:tab w:val="left" w:pos="3600"/>
+          <w:tab w:val="left" w:pos="4860"/>
+        </w:tabs>
+      </w:pPr>
+      <w:r>
+        <w:t>F7206</w:t>
+      </w:r>
+      <w:r>
+        <w:tab/>
+        <w:t>Yes</w:t>
+      </w:r>
+      <w:r>
+        <w:tab/>
+        <w:t>Yes</w:t>
+      </w:r>
+      <w:r>
+        <w:tab/>
+        <w:t>Not Singleton</w:t>
+      </w:r>
+      <w:r>
+        <w:tab/>
+        <w:t>SEHI</w:t>
+      </w:r>
+    </w:p>
+    <w:p>
+      <w:pPr>
+        <w:pStyle w:val="Body-Text"/>
+        <w:tabs>
+          <w:tab w:val="left" w:pos="1980"/>
+          <w:tab w:val="left" w:pos="2700"/>
+          <w:tab w:val="left" w:pos="3600"/>
+          <w:tab w:val="left" w:pos="4860"/>
+        </w:tabs>
+      </w:pPr>
+      <w:r>
+        <w:t>W2</w:t>
+      </w:r>
+      <w:r>
+        <w:tab/>
+        <w:t>No</w:t>
+      </w:r>
+      <w:r>
+        <w:tab/>
+        <w:t>No</w:t>
+      </w:r>
+      <w:r>
+        <w:tab/>
+      </w:r>
+      <w:proofErr w:type="spellStart"/>
+      <w:r>
+        <w:t>Not</w:t>
+      </w:r>
+      <w:proofErr w:type="spellEnd"/>
+      <w:r>
+        <w:t xml:space="preserve"> Singleton</w:t>
+      </w:r>
+    </w:p>
+    <w:p>
+      <w:pPr>
+        <w:pStyle w:val="Body-Text"/>
+        <w:tabs>
+          <w:tab w:val="left" w:pos="1980"/>
+          <w:tab w:val="left" w:pos="2700"/>
+          <w:tab w:val="left" w:pos="3600"/>
+          <w:tab w:val="left" w:pos="4860"/>
+        </w:tabs>
+      </w:pPr>
+      <w:proofErr w:type="spellStart"/>
+      <w:r>
+        <w:t>IncTax</w:t>
+      </w:r>
+      <w:proofErr w:type="spellEnd"/>
+      <w:r>
+        <w:tab/>
+        <w:t>No</w:t>
+      </w:r>
+      <w:r>
+        <w:tab/>
+        <w:t>No</w:t>
+      </w:r>
+      <w:r>
+        <w:tab/>
+        <w:t>Singleton</w:t>
+      </w:r>
+    </w:p>
+    <w:p>
+      <w:pPr>
+        <w:pStyle w:val="Body-Text"/>
+        <w:tabs>
+          <w:tab w:val="left" w:pos="1980"/>
+          <w:tab w:val="left" w:pos="2700"/>
+          <w:tab w:val="left" w:pos="3600"/>
+          <w:tab w:val="left" w:pos="4860"/>
+        </w:tabs>
+      </w:pPr>
+      <w:r>
+        <w:t>Refund</w:t>
+      </w:r>
+      <w:r>
+        <w:tab/>
+        <w:t>No</w:t>
+      </w:r>
+      <w:r>
+        <w:tab/>
+        <w:t>No</w:t>
+      </w:r>
+      <w:r>
+        <w:tab/>
+        <w:t>Singleton</w:t>
+      </w:r>
+    </w:p>
+    <w:p>
+      <w:pPr>
+        <w:pStyle w:val="Body-Text"/>
+        <w:tabs>
+          <w:tab w:val="left" w:pos="1980"/>
+          <w:tab w:val="left" w:pos="2700"/>
+          <w:tab w:val="left" w:pos="3600"/>
+          <w:tab w:val="left" w:pos="4860"/>
+        </w:tabs>
+      </w:pPr>
+      <w:proofErr w:type="spellStart"/>
+      <w:r>
+        <w:t>SalesTax</w:t>
+      </w:r>
+      <w:proofErr w:type="spellEnd"/>
+      <w:r>
+        <w:tab/>
+        <w:t>No</w:t>
+      </w:r>
+      <w:r>
+        <w:tab/>
+        <w:t>No</w:t>
+      </w:r>
+      <w:r>
+        <w:tab/>
+        <w:t>Singleton</w:t>
+      </w:r>
+    </w:p>
+    <w:p>
+      <w:pPr>
+        <w:pStyle w:val="Body-Text"/>
+        <w:tabs>
+          <w:tab w:val="left" w:pos="1980"/>
+          <w:tab w:val="left" w:pos="2700"/>
+          <w:tab w:val="left" w:pos="3600"/>
+          <w:tab w:val="left" w:pos="4860"/>
+        </w:tabs>
+      </w:pPr>
+      <w:r>
+        <w:t>Simple</w:t>
+      </w:r>
+      <w:r>
+        <w:tab/>
+        <w:t>No</w:t>
+      </w:r>
+      <w:r>
+        <w:tab/>
+        <w:t>No</w:t>
+      </w:r>
+      <w:r>
+        <w:tab/>
+      </w:r>
+      <w:proofErr w:type="spellStart"/>
+      <w:r>
+        <w:t>Not</w:t>
+      </w:r>
+      <w:proofErr w:type="spellEnd"/>
+      <w:r>
+        <w:t xml:space="preserve"> Singleton</w:t>
+      </w:r>
+    </w:p>
+    <w:p>
+      <w:pPr>
+        <w:pStyle w:val="Body-Text"/>
+        <w:tabs>
+          <w:tab w:val="left" w:pos="1980"/>
+          <w:tab w:val="left" w:pos="2700"/>
+          <w:tab w:val="left" w:pos="3600"/>
+          <w:tab w:val="left" w:pos="4860"/>
+        </w:tabs>
+      </w:pPr>
+      <w:proofErr w:type="spellStart"/>
+      <w:r>
+        <w:t>SSTax</w:t>
+      </w:r>
+      <w:proofErr w:type="spellEnd"/>
+      <w:r>
+        <w:tab/>
+        <w:t>No</w:t>
+      </w:r>
+      <w:r>
+        <w:tab/>
+        <w:t>No</w:t>
+      </w:r>
+      <w:r>
+        <w:tab/>
+      </w:r>
+      <w:proofErr w:type="spellStart"/>
+      <w:r>
+        <w:t>Not</w:t>
+      </w:r>
+      <w:proofErr w:type="spellEnd"/>
+      <w:r>
+        <w:t xml:space="preserve"> Singleton</w:t>
+      </w:r>
+    </w:p>
+    <w:p>
+      <w:pPr>
+        <w:pStyle w:val="Body-Text"/>
+        <w:tabs>
+          <w:tab w:val="left" w:pos="1980"/>
+          <w:tab w:val="left" w:pos="2700"/>
+          <w:tab w:val="left" w:pos="3600"/>
+          <w:tab w:val="left" w:pos="4860"/>
+        </w:tabs>
+      </w:pPr>
+      <w:proofErr w:type="spellStart"/>
+      <w:r>
+        <w:t>CA_HiIncDeductions</w:t>
+      </w:r>
+      <w:proofErr w:type="spellEnd"/>
+      <w:r>
+        <w:tab/>
+        <w:t>No</w:t>
+      </w:r>
+      <w:r>
+        <w:tab/>
+        <w:t>No</w:t>
+      </w:r>
+      <w:r>
+        <w:tab/>
+        <w:t>Singleton</w:t>
+      </w:r>
+    </w:p>
+    <w:p>
+      <w:pPr>
+        <w:pStyle w:val="Body-Text"/>
+        <w:tabs>
+          <w:tab w:val="left" w:pos="1980"/>
+          <w:tab w:val="left" w:pos="2700"/>
+          <w:tab w:val="left" w:pos="3600"/>
+          <w:tab w:val="left" w:pos="4860"/>
+        </w:tabs>
+      </w:pPr>
+      <w:proofErr w:type="spellStart"/>
+      <w:r>
+        <w:t>CA_HiIncExemptions</w:t>
+      </w:r>
+      <w:proofErr w:type="spellEnd"/>
+      <w:r>
+        <w:tab/>
+        <w:t>No</w:t>
+      </w:r>
+      <w:r>
+        <w:tab/>
+        <w:t>No</w:t>
+      </w:r>
+      <w:r>
+        <w:tab/>
+        <w:t>Singleton</w:t>
+      </w:r>
+    </w:p>
+    <w:p>
+      <w:pPr>
         <w:pStyle w:val="Heading1"/>
       </w:pPr>
       <w:r>
@@ -1740,6 +3542,7 @@
         <w:pStyle w:val="Body-Text"/>
       </w:pPr>
       <w:r>
+        <w:lastRenderedPageBreak/>
         <w:t>TaxTable_2026.js</w:t>
       </w:r>
     </w:p>
@@ -1757,7 +3560,6 @@
       </w:pPr>
       <w:bookmarkStart w:id="2" w:name="_Toc235223960"/>
       <w:r>
-        <w:lastRenderedPageBreak/>
         <w:t>Utilities</w:t>
       </w:r>
       <w:bookmarkEnd w:id="2"/>
@@ -2227,6 +4029,7 @@
       </w:pPr>
       <w:bookmarkStart w:id="8" w:name="_Toc235223966"/>
       <w:r>
+        <w:lastRenderedPageBreak/>
         <w:t>Notes</w:t>
       </w:r>
       <w:bookmarkEnd w:id="8"/>
@@ -2252,7 +4055,6 @@
         </w:numPr>
       </w:pPr>
       <w:r>
-        <w:lastRenderedPageBreak/>
         <w:t>A for</w:t>
       </w:r>
       <w:r>
@@ -2608,6 +4410,7 @@
         </w:numPr>
       </w:pPr>
       <w:r>
+        <w:lastRenderedPageBreak/>
         <w:t>Format (number, decimal places, text, percent)</w:t>
       </w:r>
     </w:p>
@@ -2617,7 +4420,6 @@
       </w:pPr>
       <w:bookmarkStart w:id="13" w:name="_Toc235223971"/>
       <w:r>
-        <w:lastRenderedPageBreak/>
         <w:t>Algorithm</w:t>
       </w:r>
       <w:bookmarkEnd w:id="13"/>
@@ -2938,6 +4740,7 @@
         <w:pStyle w:val="List-Bullet025"/>
       </w:pPr>
       <w:r>
+        <w:lastRenderedPageBreak/>
         <w:t>Spouse:</w:t>
       </w:r>
       <w:r>
@@ -2953,7 +4756,6 @@
         <w:pStyle w:val="List-Bullet025"/>
       </w:pPr>
       <w:r>
-        <w:lastRenderedPageBreak/>
         <w:t>D</w:t>
       </w:r>
       <w:r>
@@ -4306,6 +6108,92 @@
     </w:lvl>
   </w:abstractNum>
   <w:abstractNum w:abstractNumId="7">
+    <w:nsid w:val="34253A7A"/>
+    <w:multiLevelType w:val="hybridMultilevel"/>
+    <w:tmpl w:val="532AC612"/>
+    <w:lvl w:ilvl="0" w:tplc="0409000F">
+      <w:start w:val="1"/>
+      <w:numFmt w:val="decimal"/>
+      <w:lvlText w:val="%1."/>
+      <w:lvlJc w:val="left"/>
+      <w:pPr>
+        <w:ind w:left="1440" w:hanging="360"/>
+      </w:pPr>
+    </w:lvl>
+    <w:lvl w:ilvl="1" w:tplc="04090019" w:tentative="1">
+      <w:start w:val="1"/>
+      <w:numFmt w:val="lowerLetter"/>
+      <w:lvlText w:val="%2."/>
+      <w:lvlJc w:val="left"/>
+      <w:pPr>
+        <w:ind w:left="2160" w:hanging="360"/>
+      </w:pPr>
+    </w:lvl>
+    <w:lvl w:ilvl="2" w:tplc="0409001B" w:tentative="1">
+      <w:start w:val="1"/>
+      <w:numFmt w:val="lowerRoman"/>
+      <w:lvlText w:val="%3."/>
+      <w:lvlJc w:val="right"/>
+      <w:pPr>
+        <w:ind w:left="2880" w:hanging="180"/>
+      </w:pPr>
+    </w:lvl>
+    <w:lvl w:ilvl="3" w:tplc="0409000F" w:tentative="1">
+      <w:start w:val="1"/>
+      <w:numFmt w:val="decimal"/>
+      <w:lvlText w:val="%4."/>
+      <w:lvlJc w:val="left"/>
+      <w:pPr>
+        <w:ind w:left="3600" w:hanging="360"/>
+      </w:pPr>
+    </w:lvl>
+    <w:lvl w:ilvl="4" w:tplc="04090019" w:tentative="1">
+      <w:start w:val="1"/>
+      <w:numFmt w:val="lowerLetter"/>
+      <w:lvlText w:val="%5."/>
+      <w:lvlJc w:val="left"/>
+      <w:pPr>
+        <w:ind w:left="4320" w:hanging="360"/>
+      </w:pPr>
+    </w:lvl>
+    <w:lvl w:ilvl="5" w:tplc="0409001B" w:tentative="1">
+      <w:start w:val="1"/>
+      <w:numFmt w:val="lowerRoman"/>
+      <w:lvlText w:val="%6."/>
+      <w:lvlJc w:val="right"/>
+      <w:pPr>
+        <w:ind w:left="5040" w:hanging="180"/>
+      </w:pPr>
+    </w:lvl>
+    <w:lvl w:ilvl="6" w:tplc="0409000F" w:tentative="1">
+      <w:start w:val="1"/>
+      <w:numFmt w:val="decimal"/>
+      <w:lvlText w:val="%7."/>
+      <w:lvlJc w:val="left"/>
+      <w:pPr>
+        <w:ind w:left="5760" w:hanging="360"/>
+      </w:pPr>
+    </w:lvl>
+    <w:lvl w:ilvl="7" w:tplc="04090019" w:tentative="1">
+      <w:start w:val="1"/>
+      <w:numFmt w:val="lowerLetter"/>
+      <w:lvlText w:val="%8."/>
+      <w:lvlJc w:val="left"/>
+      <w:pPr>
+        <w:ind w:left="6480" w:hanging="360"/>
+      </w:pPr>
+    </w:lvl>
+    <w:lvl w:ilvl="8" w:tplc="0409001B" w:tentative="1">
+      <w:start w:val="1"/>
+      <w:numFmt w:val="lowerRoman"/>
+      <w:lvlText w:val="%9."/>
+      <w:lvlJc w:val="right"/>
+      <w:pPr>
+        <w:ind w:left="7200" w:hanging="180"/>
+      </w:pPr>
+    </w:lvl>
+  </w:abstractNum>
+  <w:abstractNum w:abstractNumId="8">
     <w:nsid w:val="37F73326"/>
     <w:multiLevelType w:val="hybridMultilevel"/>
     <w:tmpl w:val="D6809194"/>
@@ -4418,7 +6306,7 @@
       </w:rPr>
     </w:lvl>
   </w:abstractNum>
-  <w:abstractNum w:abstractNumId="8">
+  <w:abstractNum w:abstractNumId="9">
     <w:nsid w:val="3D3B424D"/>
     <w:multiLevelType w:val="hybridMultilevel"/>
     <w:tmpl w:val="3D24DA78"/>
@@ -4532,7 +6420,7 @@
       </w:rPr>
     </w:lvl>
   </w:abstractNum>
-  <w:abstractNum w:abstractNumId="9">
+  <w:abstractNum w:abstractNumId="10">
     <w:nsid w:val="41936094"/>
     <w:multiLevelType w:val="hybridMultilevel"/>
     <w:tmpl w:val="D0107CD2"/>
@@ -4646,7 +6534,7 @@
       </w:rPr>
     </w:lvl>
   </w:abstractNum>
-  <w:abstractNum w:abstractNumId="10">
+  <w:abstractNum w:abstractNumId="11">
     <w:nsid w:val="45145E4D"/>
     <w:multiLevelType w:val="hybridMultilevel"/>
     <w:tmpl w:val="7696BC50"/>
@@ -4760,7 +6648,7 @@
       </w:rPr>
     </w:lvl>
   </w:abstractNum>
-  <w:abstractNum w:abstractNumId="11">
+  <w:abstractNum w:abstractNumId="12">
     <w:nsid w:val="53AC291B"/>
     <w:multiLevelType w:val="hybridMultilevel"/>
     <w:tmpl w:val="73DAF080"/>
@@ -4873,7 +6761,7 @@
       </w:rPr>
     </w:lvl>
   </w:abstractNum>
-  <w:abstractNum w:abstractNumId="12">
+  <w:abstractNum w:abstractNumId="13">
     <w:nsid w:val="5C90481A"/>
     <w:multiLevelType w:val="hybridMultilevel"/>
     <w:tmpl w:val="9FDAE886"/>
@@ -4986,7 +6874,7 @@
       </w:rPr>
     </w:lvl>
   </w:abstractNum>
-  <w:abstractNum w:abstractNumId="13">
+  <w:abstractNum w:abstractNumId="14">
     <w:nsid w:val="6A06332F"/>
     <w:multiLevelType w:val="hybridMultilevel"/>
     <w:tmpl w:val="7E7CD2AC"/>
@@ -5100,22 +6988,22 @@
     </w:lvl>
   </w:abstractNum>
   <w:num w:numId="1">
-    <w:abstractNumId w:val="8"/>
+    <w:abstractNumId w:val="9"/>
   </w:num>
   <w:num w:numId="2">
-    <w:abstractNumId w:val="9"/>
+    <w:abstractNumId w:val="10"/>
   </w:num>
   <w:num w:numId="3">
     <w:abstractNumId w:val="4"/>
   </w:num>
   <w:num w:numId="4">
-    <w:abstractNumId w:val="10"/>
+    <w:abstractNumId w:val="11"/>
   </w:num>
   <w:num w:numId="5">
     <w:abstractNumId w:val="1"/>
   </w:num>
   <w:num w:numId="6">
-    <w:abstractNumId w:val="7"/>
+    <w:abstractNumId w:val="8"/>
   </w:num>
   <w:num w:numId="7">
     <w:abstractNumId w:val="5"/>
@@ -5124,52 +7012,52 @@
     <w:abstractNumId w:val="6"/>
   </w:num>
   <w:num w:numId="9">
-    <w:abstractNumId w:val="8"/>
+    <w:abstractNumId w:val="9"/>
   </w:num>
   <w:num w:numId="10">
-    <w:abstractNumId w:val="8"/>
+    <w:abstractNumId w:val="9"/>
   </w:num>
   <w:num w:numId="11">
-    <w:abstractNumId w:val="10"/>
+    <w:abstractNumId w:val="11"/>
   </w:num>
   <w:num w:numId="12">
-    <w:abstractNumId w:val="10"/>
+    <w:abstractNumId w:val="11"/>
   </w:num>
   <w:num w:numId="13">
-    <w:abstractNumId w:val="10"/>
+    <w:abstractNumId w:val="11"/>
   </w:num>
   <w:num w:numId="14">
-    <w:abstractNumId w:val="10"/>
+    <w:abstractNumId w:val="11"/>
   </w:num>
   <w:num w:numId="15">
-    <w:abstractNumId w:val="10"/>
+    <w:abstractNumId w:val="11"/>
   </w:num>
   <w:num w:numId="16">
-    <w:abstractNumId w:val="10"/>
+    <w:abstractNumId w:val="11"/>
   </w:num>
   <w:num w:numId="17">
-    <w:abstractNumId w:val="10"/>
+    <w:abstractNumId w:val="11"/>
   </w:num>
   <w:num w:numId="18">
-    <w:abstractNumId w:val="10"/>
+    <w:abstractNumId w:val="11"/>
   </w:num>
   <w:num w:numId="19">
-    <w:abstractNumId w:val="10"/>
+    <w:abstractNumId w:val="11"/>
   </w:num>
   <w:num w:numId="20">
-    <w:abstractNumId w:val="8"/>
+    <w:abstractNumId w:val="9"/>
   </w:num>
   <w:num w:numId="21">
-    <w:abstractNumId w:val="8"/>
+    <w:abstractNumId w:val="9"/>
   </w:num>
   <w:num w:numId="22">
-    <w:abstractNumId w:val="10"/>
+    <w:abstractNumId w:val="11"/>
   </w:num>
   <w:num w:numId="23">
-    <w:abstractNumId w:val="10"/>
+    <w:abstractNumId w:val="11"/>
   </w:num>
   <w:num w:numId="24">
-    <w:abstractNumId w:val="11"/>
+    <w:abstractNumId w:val="12"/>
   </w:num>
   <w:num w:numId="25">
     <w:abstractNumId w:val="2"/>
@@ -5178,13 +7066,16 @@
     <w:abstractNumId w:val="0"/>
   </w:num>
   <w:num w:numId="27">
-    <w:abstractNumId w:val="12"/>
+    <w:abstractNumId w:val="13"/>
   </w:num>
   <w:num w:numId="28">
     <w:abstractNumId w:val="3"/>
   </w:num>
   <w:num w:numId="29">
-    <w:abstractNumId w:val="13"/>
+    <w:abstractNumId w:val="14"/>
+  </w:num>
+  <w:num w:numId="30">
+    <w:abstractNumId w:val="7"/>
   </w:num>
   <w:numIdMacAtCleanup w:val="4"/>
 </w:numbering>
@@ -6557,7 +8448,7 @@
 </file>
 
 <file path=customXml/itemProps1.xml><?xml version="1.0" encoding="utf-8"?>
-<ds:datastoreItem xmlns:ds="http://schemas.openxmlformats.org/officeDocument/2006/customXml" ds:itemID="{553650DC-FA77-4841-998F-6A983CB9E7AF}">
+<ds:datastoreItem xmlns:ds="http://schemas.openxmlformats.org/officeDocument/2006/customXml" ds:itemID="{79AA9529-8A99-43EF-892E-C29808FE48B2}">
   <ds:schemaRefs>
     <ds:schemaRef ds:uri="http://schemas.openxmlformats.org/officeDocument/2006/bibliography"/>
   </ds:schemaRefs>

--- a/Documentation/Design.docx
+++ b/Documentation/Design.docx
@@ -1719,6 +1719,100 @@
         <w:pStyle w:val="Body-Text"/>
       </w:pPr>
       <w:r>
+        <w:t>The forms are broken into steps, where each step performs a very simple task, such as:</w:t>
+      </w:r>
+    </w:p>
+    <w:p>
+      <w:pPr>
+        <w:pStyle w:val="Body-Text"/>
+        <w:numPr>
+          <w:ilvl w:val="0"/>
+          <w:numId w:val="31"/>
+        </w:numPr>
+        <w:spacing w:after="0"/>
+      </w:pPr>
+      <w:r>
+        <w:t>Getting a value from another form.</w:t>
+      </w:r>
+    </w:p>
+    <w:p>
+      <w:pPr>
+        <w:pStyle w:val="Body-Text"/>
+        <w:numPr>
+          <w:ilvl w:val="0"/>
+          <w:numId w:val="31"/>
+        </w:numPr>
+        <w:spacing w:after="0"/>
+      </w:pPr>
+      <w:r>
+        <w:t>Using values from earlier steps and performing simple arithmetic.</w:t>
+      </w:r>
+    </w:p>
+    <w:p>
+      <w:pPr>
+        <w:pStyle w:val="Body-Text"/>
+        <w:numPr>
+          <w:ilvl w:val="0"/>
+          <w:numId w:val="31"/>
+        </w:numPr>
+        <w:spacing w:after="0"/>
+      </w:pPr>
+      <w:r>
+        <w:t>Comparing values and selecting the minimum or maximum.</w:t>
+      </w:r>
+    </w:p>
+    <w:p>
+      <w:pPr>
+        <w:pStyle w:val="Body-Text"/>
+        <w:numPr>
+          <w:ilvl w:val="0"/>
+          <w:numId w:val="31"/>
+        </w:numPr>
+        <w:spacing w:after="0"/>
+      </w:pPr>
+      <w:r>
+        <w:t>Comparing values to skip steps or jump ahead.</w:t>
+      </w:r>
+    </w:p>
+    <w:p>
+      <w:pPr>
+        <w:pStyle w:val="Body-Text"/>
+        <w:numPr>
+          <w:ilvl w:val="0"/>
+          <w:numId w:val="31"/>
+        </w:numPr>
+        <w:spacing w:after="0"/>
+      </w:pPr>
+      <w:r>
+        <w:t>Introduce constant values for percentage and dollar amounts.</w:t>
+      </w:r>
+    </w:p>
+    <w:p>
+      <w:pPr>
+        <w:pStyle w:val="Body-Text"/>
+        <w:numPr>
+          <w:ilvl w:val="0"/>
+          <w:numId w:val="31"/>
+        </w:numPr>
+        <w:spacing w:after="0"/>
+      </w:pPr>
+      <w:r>
+        <w:lastRenderedPageBreak/>
+        <w:t>Final calculations may indicate transferring the result to another form.</w:t>
+      </w:r>
+    </w:p>
+    <w:p>
+      <w:pPr>
+        <w:pStyle w:val="Body-Text"/>
+        <w:spacing w:after="0"/>
+        <w:ind w:left="0"/>
+      </w:pPr>
+    </w:p>
+    <w:p>
+      <w:pPr>
+        <w:pStyle w:val="Body-Text"/>
+      </w:pPr>
+      <w:r>
         <w:t>When the steps in the main form are performed, it will read any other forms that it needs, which, in turn, will cause those forms to be calculated. So it is just a matter of entering the taxpayer’s data and calculating the first form, and the rest happens automatically. Presto, chocolate pie for desert!</w:t>
       </w:r>
     </w:p>
@@ -1743,11 +1837,7 @@
       </w:r>
       <w:proofErr w:type="gramEnd"/>
       <w:r>
-        <w:t xml:space="preserve">) and calculator(). The constructor just creates the </w:t>
-      </w:r>
-      <w:r>
-        <w:lastRenderedPageBreak/>
-        <w:t xml:space="preserve">lines that make up the form and the </w:t>
+        <w:t xml:space="preserve">) and calculator(). The constructor just creates the lines that make up the form and the </w:t>
       </w:r>
       <w:proofErr w:type="gramStart"/>
       <w:r>
@@ -2369,6 +2459,7 @@
         </w:tabs>
       </w:pPr>
       <w:r>
+        <w:lastRenderedPageBreak/>
         <w:t>F1040SC</w:t>
       </w:r>
       <w:r>
@@ -2556,7 +2647,6 @@
         </w:tabs>
       </w:pPr>
       <w:r>
-        <w:lastRenderedPageBreak/>
         <w:t>F1098</w:t>
       </w:r>
       <w:r>
@@ -3493,6 +3583,7 @@
         <w:pStyle w:val="Body-Text"/>
       </w:pPr>
       <w:r>
+        <w:lastRenderedPageBreak/>
         <w:t>TaxpayerFoms.js</w:t>
       </w:r>
     </w:p>
@@ -3542,7 +3633,6 @@
         <w:pStyle w:val="Body-Text"/>
       </w:pPr>
       <w:r>
-        <w:lastRenderedPageBreak/>
         <w:t>TaxTable_2026.js</w:t>
       </w:r>
     </w:p>
@@ -3886,6 +3976,7 @@
       </w:pPr>
       <w:proofErr w:type="spellStart"/>
       <w:r>
+        <w:lastRenderedPageBreak/>
         <w:t>tax_data</w:t>
       </w:r>
       <w:proofErr w:type="spellEnd"/>
@@ -4029,7 +4120,6 @@
       </w:pPr>
       <w:bookmarkStart w:id="8" w:name="_Toc235223966"/>
       <w:r>
-        <w:lastRenderedPageBreak/>
         <w:t>Notes</w:t>
       </w:r>
       <w:bookmarkEnd w:id="8"/>
@@ -4345,6 +4435,7 @@
         </w:numPr>
       </w:pPr>
       <w:r>
+        <w:lastRenderedPageBreak/>
         <w:t>Default value</w:t>
       </w:r>
     </w:p>
@@ -4410,7 +4501,6 @@
         </w:numPr>
       </w:pPr>
       <w:r>
-        <w:lastRenderedPageBreak/>
         <w:t>Format (number, decimal places, text, percent)</w:t>
       </w:r>
     </w:p>
@@ -4678,6 +4768,7 @@
       </w:pPr>
       <w:bookmarkStart w:id="18" w:name="_Toc235223976"/>
       <w:r>
+        <w:lastRenderedPageBreak/>
         <w:t>Taxpayer Object</w:t>
       </w:r>
       <w:bookmarkEnd w:id="18"/>
@@ -4740,7 +4831,6 @@
         <w:pStyle w:val="List-Bullet025"/>
       </w:pPr>
       <w:r>
-        <w:lastRenderedPageBreak/>
         <w:t>Spouse:</w:t>
       </w:r>
       <w:r>
@@ -5238,7 +5328,7 @@
         <w:szCs w:val="24"/>
         <w:lang w:eastAsia="en-US"/>
       </w:rPr>
-      <w:t>1</w:t>
+      <w:t>2</w:t>
     </w:r>
     <w:r>
       <w:rPr>
@@ -5846,6 +5936,119 @@
     </w:lvl>
   </w:abstractNum>
   <w:abstractNum w:abstractNumId="5">
+    <w:nsid w:val="1B042C78"/>
+    <w:multiLevelType w:val="hybridMultilevel"/>
+    <w:tmpl w:val="7F80C1C2"/>
+    <w:lvl w:ilvl="0" w:tplc="04090001">
+      <w:start w:val="1"/>
+      <w:numFmt w:val="bullet"/>
+      <w:lvlText w:val=""/>
+      <w:lvlJc w:val="left"/>
+      <w:pPr>
+        <w:ind w:left="1440" w:hanging="360"/>
+      </w:pPr>
+      <w:rPr>
+        <w:rFonts w:ascii="Symbol" w:hAnsi="Symbol" w:hint="default"/>
+      </w:rPr>
+    </w:lvl>
+    <w:lvl w:ilvl="1" w:tplc="04090003" w:tentative="1">
+      <w:start w:val="1"/>
+      <w:numFmt w:val="bullet"/>
+      <w:lvlText w:val="o"/>
+      <w:lvlJc w:val="left"/>
+      <w:pPr>
+        <w:ind w:left="2160" w:hanging="360"/>
+      </w:pPr>
+      <w:rPr>
+        <w:rFonts w:ascii="Courier New" w:hAnsi="Courier New" w:cs="Courier New" w:hint="default"/>
+      </w:rPr>
+    </w:lvl>
+    <w:lvl w:ilvl="2" w:tplc="04090005" w:tentative="1">
+      <w:start w:val="1"/>
+      <w:numFmt w:val="bullet"/>
+      <w:lvlText w:val=""/>
+      <w:lvlJc w:val="left"/>
+      <w:pPr>
+        <w:ind w:left="2880" w:hanging="360"/>
+      </w:pPr>
+      <w:rPr>
+        <w:rFonts w:ascii="Wingdings" w:hAnsi="Wingdings" w:hint="default"/>
+      </w:rPr>
+    </w:lvl>
+    <w:lvl w:ilvl="3" w:tplc="04090001" w:tentative="1">
+      <w:start w:val="1"/>
+      <w:numFmt w:val="bullet"/>
+      <w:lvlText w:val=""/>
+      <w:lvlJc w:val="left"/>
+      <w:pPr>
+        <w:ind w:left="3600" w:hanging="360"/>
+      </w:pPr>
+      <w:rPr>
+        <w:rFonts w:ascii="Symbol" w:hAnsi="Symbol" w:hint="default"/>
+      </w:rPr>
+    </w:lvl>
+    <w:lvl w:ilvl="4" w:tplc="04090003" w:tentative="1">
+      <w:start w:val="1"/>
+      <w:numFmt w:val="bullet"/>
+      <w:lvlText w:val="o"/>
+      <w:lvlJc w:val="left"/>
+      <w:pPr>
+        <w:ind w:left="4320" w:hanging="360"/>
+      </w:pPr>
+      <w:rPr>
+        <w:rFonts w:ascii="Courier New" w:hAnsi="Courier New" w:cs="Courier New" w:hint="default"/>
+      </w:rPr>
+    </w:lvl>
+    <w:lvl w:ilvl="5" w:tplc="04090005" w:tentative="1">
+      <w:start w:val="1"/>
+      <w:numFmt w:val="bullet"/>
+      <w:lvlText w:val=""/>
+      <w:lvlJc w:val="left"/>
+      <w:pPr>
+        <w:ind w:left="5040" w:hanging="360"/>
+      </w:pPr>
+      <w:rPr>
+        <w:rFonts w:ascii="Wingdings" w:hAnsi="Wingdings" w:hint="default"/>
+      </w:rPr>
+    </w:lvl>
+    <w:lvl w:ilvl="6" w:tplc="04090001" w:tentative="1">
+      <w:start w:val="1"/>
+      <w:numFmt w:val="bullet"/>
+      <w:lvlText w:val=""/>
+      <w:lvlJc w:val="left"/>
+      <w:pPr>
+        <w:ind w:left="5760" w:hanging="360"/>
+      </w:pPr>
+      <w:rPr>
+        <w:rFonts w:ascii="Symbol" w:hAnsi="Symbol" w:hint="default"/>
+      </w:rPr>
+    </w:lvl>
+    <w:lvl w:ilvl="7" w:tplc="04090003" w:tentative="1">
+      <w:start w:val="1"/>
+      <w:numFmt w:val="bullet"/>
+      <w:lvlText w:val="o"/>
+      <w:lvlJc w:val="left"/>
+      <w:pPr>
+        <w:ind w:left="6480" w:hanging="360"/>
+      </w:pPr>
+      <w:rPr>
+        <w:rFonts w:ascii="Courier New" w:hAnsi="Courier New" w:cs="Courier New" w:hint="default"/>
+      </w:rPr>
+    </w:lvl>
+    <w:lvl w:ilvl="8" w:tplc="04090005" w:tentative="1">
+      <w:start w:val="1"/>
+      <w:numFmt w:val="bullet"/>
+      <w:lvlText w:val=""/>
+      <w:lvlJc w:val="left"/>
+      <w:pPr>
+        <w:ind w:left="7200" w:hanging="360"/>
+      </w:pPr>
+      <w:rPr>
+        <w:rFonts w:ascii="Wingdings" w:hAnsi="Wingdings" w:hint="default"/>
+      </w:rPr>
+    </w:lvl>
+  </w:abstractNum>
+  <w:abstractNum w:abstractNumId="6">
     <w:nsid w:val="1BD037C1"/>
     <w:multiLevelType w:val="multilevel"/>
     <w:tmpl w:val="27AAF726"/>
@@ -5994,7 +6197,7 @@
       </w:rPr>
     </w:lvl>
   </w:abstractNum>
-  <w:abstractNum w:abstractNumId="6">
+  <w:abstractNum w:abstractNumId="7">
     <w:nsid w:val="2F6D352C"/>
     <w:multiLevelType w:val="hybridMultilevel"/>
     <w:tmpl w:val="4A6A32C2"/>
@@ -6107,7 +6310,7 @@
       </w:rPr>
     </w:lvl>
   </w:abstractNum>
-  <w:abstractNum w:abstractNumId="7">
+  <w:abstractNum w:abstractNumId="8">
     <w:nsid w:val="34253A7A"/>
     <w:multiLevelType w:val="hybridMultilevel"/>
     <w:tmpl w:val="532AC612"/>
@@ -6193,7 +6396,7 @@
       </w:pPr>
     </w:lvl>
   </w:abstractNum>
-  <w:abstractNum w:abstractNumId="8">
+  <w:abstractNum w:abstractNumId="9">
     <w:nsid w:val="37F73326"/>
     <w:multiLevelType w:val="hybridMultilevel"/>
     <w:tmpl w:val="D6809194"/>
@@ -6306,7 +6509,7 @@
       </w:rPr>
     </w:lvl>
   </w:abstractNum>
-  <w:abstractNum w:abstractNumId="9">
+  <w:abstractNum w:abstractNumId="10">
     <w:nsid w:val="3D3B424D"/>
     <w:multiLevelType w:val="hybridMultilevel"/>
     <w:tmpl w:val="3D24DA78"/>
@@ -6420,7 +6623,7 @@
       </w:rPr>
     </w:lvl>
   </w:abstractNum>
-  <w:abstractNum w:abstractNumId="10">
+  <w:abstractNum w:abstractNumId="11">
     <w:nsid w:val="41936094"/>
     <w:multiLevelType w:val="hybridMultilevel"/>
     <w:tmpl w:val="D0107CD2"/>
@@ -6534,7 +6737,7 @@
       </w:rPr>
     </w:lvl>
   </w:abstractNum>
-  <w:abstractNum w:abstractNumId="11">
+  <w:abstractNum w:abstractNumId="12">
     <w:nsid w:val="45145E4D"/>
     <w:multiLevelType w:val="hybridMultilevel"/>
     <w:tmpl w:val="7696BC50"/>
@@ -6648,7 +6851,7 @@
       </w:rPr>
     </w:lvl>
   </w:abstractNum>
-  <w:abstractNum w:abstractNumId="12">
+  <w:abstractNum w:abstractNumId="13">
     <w:nsid w:val="53AC291B"/>
     <w:multiLevelType w:val="hybridMultilevel"/>
     <w:tmpl w:val="73DAF080"/>
@@ -6761,7 +6964,7 @@
       </w:rPr>
     </w:lvl>
   </w:abstractNum>
-  <w:abstractNum w:abstractNumId="13">
+  <w:abstractNum w:abstractNumId="14">
     <w:nsid w:val="5C90481A"/>
     <w:multiLevelType w:val="hybridMultilevel"/>
     <w:tmpl w:val="9FDAE886"/>
@@ -6874,7 +7077,7 @@
       </w:rPr>
     </w:lvl>
   </w:abstractNum>
-  <w:abstractNum w:abstractNumId="14">
+  <w:abstractNum w:abstractNumId="15">
     <w:nsid w:val="6A06332F"/>
     <w:multiLevelType w:val="hybridMultilevel"/>
     <w:tmpl w:val="7E7CD2AC"/>
@@ -6988,76 +7191,76 @@
     </w:lvl>
   </w:abstractNum>
   <w:num w:numId="1">
-    <w:abstractNumId w:val="9"/>
+    <w:abstractNumId w:val="10"/>
   </w:num>
   <w:num w:numId="2">
-    <w:abstractNumId w:val="10"/>
+    <w:abstractNumId w:val="11"/>
   </w:num>
   <w:num w:numId="3">
     <w:abstractNumId w:val="4"/>
   </w:num>
   <w:num w:numId="4">
-    <w:abstractNumId w:val="11"/>
+    <w:abstractNumId w:val="12"/>
   </w:num>
   <w:num w:numId="5">
     <w:abstractNumId w:val="1"/>
   </w:num>
   <w:num w:numId="6">
-    <w:abstractNumId w:val="8"/>
+    <w:abstractNumId w:val="9"/>
   </w:num>
   <w:num w:numId="7">
-    <w:abstractNumId w:val="5"/>
+    <w:abstractNumId w:val="6"/>
   </w:num>
   <w:num w:numId="8">
-    <w:abstractNumId w:val="6"/>
+    <w:abstractNumId w:val="7"/>
   </w:num>
   <w:num w:numId="9">
-    <w:abstractNumId w:val="9"/>
+    <w:abstractNumId w:val="10"/>
   </w:num>
   <w:num w:numId="10">
-    <w:abstractNumId w:val="9"/>
+    <w:abstractNumId w:val="10"/>
   </w:num>
   <w:num w:numId="11">
-    <w:abstractNumId w:val="11"/>
+    <w:abstractNumId w:val="12"/>
   </w:num>
   <w:num w:numId="12">
-    <w:abstractNumId w:val="11"/>
+    <w:abstractNumId w:val="12"/>
   </w:num>
   <w:num w:numId="13">
-    <w:abstractNumId w:val="11"/>
+    <w:abstractNumId w:val="12"/>
   </w:num>
   <w:num w:numId="14">
-    <w:abstractNumId w:val="11"/>
+    <w:abstractNumId w:val="12"/>
   </w:num>
   <w:num w:numId="15">
-    <w:abstractNumId w:val="11"/>
+    <w:abstractNumId w:val="12"/>
   </w:num>
   <w:num w:numId="16">
-    <w:abstractNumId w:val="11"/>
+    <w:abstractNumId w:val="12"/>
   </w:num>
   <w:num w:numId="17">
-    <w:abstractNumId w:val="11"/>
+    <w:abstractNumId w:val="12"/>
   </w:num>
   <w:num w:numId="18">
-    <w:abstractNumId w:val="11"/>
+    <w:abstractNumId w:val="12"/>
   </w:num>
   <w:num w:numId="19">
-    <w:abstractNumId w:val="11"/>
+    <w:abstractNumId w:val="12"/>
   </w:num>
   <w:num w:numId="20">
-    <w:abstractNumId w:val="9"/>
+    <w:abstractNumId w:val="10"/>
   </w:num>
   <w:num w:numId="21">
-    <w:abstractNumId w:val="9"/>
+    <w:abstractNumId w:val="10"/>
   </w:num>
   <w:num w:numId="22">
-    <w:abstractNumId w:val="11"/>
+    <w:abstractNumId w:val="12"/>
   </w:num>
   <w:num w:numId="23">
-    <w:abstractNumId w:val="11"/>
+    <w:abstractNumId w:val="12"/>
   </w:num>
   <w:num w:numId="24">
-    <w:abstractNumId w:val="12"/>
+    <w:abstractNumId w:val="13"/>
   </w:num>
   <w:num w:numId="25">
     <w:abstractNumId w:val="2"/>
@@ -7066,16 +7269,19 @@
     <w:abstractNumId w:val="0"/>
   </w:num>
   <w:num w:numId="27">
-    <w:abstractNumId w:val="13"/>
+    <w:abstractNumId w:val="14"/>
   </w:num>
   <w:num w:numId="28">
     <w:abstractNumId w:val="3"/>
   </w:num>
   <w:num w:numId="29">
-    <w:abstractNumId w:val="14"/>
+    <w:abstractNumId w:val="15"/>
   </w:num>
   <w:num w:numId="30">
-    <w:abstractNumId w:val="7"/>
+    <w:abstractNumId w:val="8"/>
+  </w:num>
+  <w:num w:numId="31">
+    <w:abstractNumId w:val="5"/>
   </w:num>
   <w:numIdMacAtCleanup w:val="4"/>
 </w:numbering>
@@ -8448,7 +8654,7 @@
 </file>
 
 <file path=customXml/itemProps1.xml><?xml version="1.0" encoding="utf-8"?>
-<ds:datastoreItem xmlns:ds="http://schemas.openxmlformats.org/officeDocument/2006/customXml" ds:itemID="{79AA9529-8A99-43EF-892E-C29808FE48B2}">
+<ds:datastoreItem xmlns:ds="http://schemas.openxmlformats.org/officeDocument/2006/customXml" ds:itemID="{7C989AF5-7A11-4FD2-982F-999622D2B8F5}">
   <ds:schemaRefs>
     <ds:schemaRef ds:uri="http://schemas.openxmlformats.org/officeDocument/2006/bibliography"/>
   </ds:schemaRefs>

--- a/Documentation/Design.docx
+++ b/Documentation/Design.docx
@@ -39,7 +39,7 @@
           <w:rPr>
             <w:noProof/>
           </w:rPr>
-          <w:t>July 22, 2026</w:t>
+          <w:t>July 23, 2026</w:t>
         </w:r>
       </w:fldSimple>
     </w:p>
@@ -2135,6 +2135,95 @@
       <w:pPr>
         <w:pStyle w:val="Heading2"/>
       </w:pPr>
+      <w:r>
+        <w:t>Data Format</w:t>
+      </w:r>
+    </w:p>
+    <w:p>
+      <w:pPr>
+        <w:pStyle w:val="Body-Text"/>
+      </w:pPr>
+      <w:r>
+        <w:t>Tax information is in three format or stages. In the first format, the information is displayed on a web page. It starts as empty fields where the user enters tax data. In some tools, the fields on the web page may resemble a tax form, or for other tools, it may only be a few lines of input that to not resemble a tax form at all. At this stage the information is fields on a web page</w:t>
+      </w:r>
+    </w:p>
+    <w:p>
+      <w:pPr>
+        <w:pStyle w:val="Body-Text"/>
+      </w:pPr>
+      <w:r>
+        <w:t xml:space="preserve">When the tool performs its calculation, the information is copied from the web page and translated to the corresponding field on some tax form. Sometimes the information is copied directly to a field </w:t>
+      </w:r>
+      <w:proofErr w:type="spellStart"/>
+      <w:r>
+        <w:t>ona</w:t>
+      </w:r>
+      <w:proofErr w:type="spellEnd"/>
+      <w:r>
+        <w:t xml:space="preserve"> tax form and other times it may be combined with other information or manipulated in some way to come </w:t>
+      </w:r>
+      <w:proofErr w:type="spellStart"/>
+      <w:r>
+        <w:t>yup</w:t>
+      </w:r>
+      <w:proofErr w:type="spellEnd"/>
+      <w:r>
+        <w:t xml:space="preserve"> with the information to enter in a tax form. The result is this phase </w:t>
+      </w:r>
+      <w:r>
+        <w:t>translates</w:t>
+      </w:r>
+      <w:r>
+        <w:t xml:space="preserve"> the fields on </w:t>
+      </w:r>
+      <w:r>
+        <w:t xml:space="preserve">the </w:t>
+      </w:r>
+      <w:r>
+        <w:t xml:space="preserve">web page to </w:t>
+      </w:r>
+      <w:r>
+        <w:t xml:space="preserve">sets of </w:t>
+      </w:r>
+      <w:r>
+        <w:t>tax form, line number</w:t>
+      </w:r>
+      <w:r>
+        <w:t>,</w:t>
+      </w:r>
+      <w:r>
+        <w:t xml:space="preserve"> and a value.</w:t>
+      </w:r>
+    </w:p>
+    <w:p>
+      <w:pPr>
+        <w:pStyle w:val="Body-Text"/>
+      </w:pPr>
+      <w:r>
+        <w:t>One tax data object is created, but it stores an entry for each type of form that is needed, and for each type of form that is needed, it may have an entry for each instance of that form. The line number and value of each entry from the web page is stored with its instance of the tax form.</w:t>
+      </w:r>
+    </w:p>
+    <w:p>
+      <w:pPr>
+        <w:pStyle w:val="Body-Text"/>
+      </w:pPr>
+      <w:r>
+        <w:lastRenderedPageBreak/>
+        <w:t>After all the information is collected into values to be entered on lines in a tax form, the tax forms are created. When the tax form is created additional checking may be performed</w:t>
+      </w:r>
+      <w:r>
+        <w:t>.</w:t>
+      </w:r>
+    </w:p>
+    <w:p>
+      <w:pPr>
+        <w:pStyle w:val="Body-Text"/>
+      </w:pPr>
+    </w:p>
+    <w:p>
+      <w:pPr>
+        <w:pStyle w:val="Heading2"/>
+      </w:pPr>
       <w:proofErr w:type="spellStart"/>
       <w:r>
         <w:t>Form</w:t>
@@ -2459,7 +2548,6 @@
         </w:tabs>
       </w:pPr>
       <w:r>
-        <w:lastRenderedPageBreak/>
         <w:t>F1040SC</w:t>
       </w:r>
       <w:r>
@@ -3287,6 +3375,7 @@
         </w:tabs>
       </w:pPr>
       <w:r>
+        <w:lastRenderedPageBreak/>
         <w:t>F7206</w:t>
       </w:r>
       <w:r>
@@ -3583,7 +3672,6 @@
         <w:pStyle w:val="Body-Text"/>
       </w:pPr>
       <w:r>
-        <w:lastRenderedPageBreak/>
         <w:t>TaxpayerFoms.js</w:t>
       </w:r>
     </w:p>
@@ -3770,6 +3858,7 @@
       </w:pPr>
       <w:proofErr w:type="spellStart"/>
       <w:r>
+        <w:lastRenderedPageBreak/>
         <w:t>SalesTax</w:t>
       </w:r>
       <w:proofErr w:type="spellEnd"/>
@@ -3976,7 +4065,6 @@
       </w:pPr>
       <w:proofErr w:type="spellStart"/>
       <w:r>
-        <w:lastRenderedPageBreak/>
         <w:t>tax_data</w:t>
       </w:r>
       <w:proofErr w:type="spellEnd"/>
@@ -4294,6 +4382,7 @@
       </w:pPr>
       <w:bookmarkStart w:id="10" w:name="_Toc235223968"/>
       <w:r>
+        <w:lastRenderedPageBreak/>
         <w:t>Properties</w:t>
       </w:r>
       <w:bookmarkEnd w:id="10"/>
@@ -4435,7 +4524,6 @@
         </w:numPr>
       </w:pPr>
       <w:r>
-        <w:lastRenderedPageBreak/>
         <w:t>Default value</w:t>
       </w:r>
     </w:p>
@@ -4667,6 +4755,7 @@
         <w:pStyle w:val="List-Bullet025"/>
       </w:pPr>
       <w:r>
+        <w:lastRenderedPageBreak/>
         <w:t>1040sc</w:t>
       </w:r>
     </w:p>
@@ -4768,7 +4857,6 @@
       </w:pPr>
       <w:bookmarkStart w:id="18" w:name="_Toc235223976"/>
       <w:r>
-        <w:lastRenderedPageBreak/>
         <w:t>Taxpayer Object</w:t>
       </w:r>
       <w:bookmarkEnd w:id="18"/>
@@ -5067,6 +5155,7 @@
         <w:ind w:left="1800"/>
       </w:pPr>
       <w:r>
+        <w:lastRenderedPageBreak/>
         <w:t>Inputs that can be set,</w:t>
       </w:r>
     </w:p>
@@ -5328,7 +5417,7 @@
         <w:szCs w:val="24"/>
         <w:lang w:eastAsia="en-US"/>
       </w:rPr>
-      <w:t>2</w:t>
+      <w:t>3</w:t>
     </w:r>
     <w:r>
       <w:rPr>
@@ -8654,7 +8743,7 @@
 </file>
 
 <file path=customXml/itemProps1.xml><?xml version="1.0" encoding="utf-8"?>
-<ds:datastoreItem xmlns:ds="http://schemas.openxmlformats.org/officeDocument/2006/customXml" ds:itemID="{7C989AF5-7A11-4FD2-982F-999622D2B8F5}">
+<ds:datastoreItem xmlns:ds="http://schemas.openxmlformats.org/officeDocument/2006/customXml" ds:itemID="{CC26C25A-7685-4AE2-B334-26E2785C4CDD}">
   <ds:schemaRefs>
     <ds:schemaRef ds:uri="http://schemas.openxmlformats.org/officeDocument/2006/bibliography"/>
   </ds:schemaRefs>

--- a/Documentation/Design.docx
+++ b/Documentation/Design.docx
@@ -39,7 +39,7 @@
           <w:rPr>
             <w:noProof/>
           </w:rPr>
-          <w:t>July 23, 2026</w:t>
+          <w:t>July 28, 2026</w:t>
         </w:r>
       </w:fldSimple>
     </w:p>
@@ -1658,18 +1658,191 @@
         <w:pStyle w:val="Body-Text"/>
       </w:pPr>
       <w:r>
-        <w:t>The basic idea behind the design of the tax tools is that every tax form and worksheet is series of lines, where each line is a step in the calculation of one or a few tax values. Each step calculates the next intermediate value until the last line where the final result is determined. The steps are calculated in order from the first to the last. The calculation may use values from previous steps or get values from other forms.</w:t>
-      </w:r>
-    </w:p>
-    <w:p>
-      <w:pPr>
-        <w:pStyle w:val="Body-Text"/>
-      </w:pPr>
-      <w:r>
-        <w:t>This simple, consistent design allows all tax forms to be in a similar manner. Only the implementation of the individual steps changes from one form to the</w:t>
-      </w:r>
-      <w:r>
-        <w:t xml:space="preserve"> next. Thus creating tax forms with initial tax information, executing the steps of the form, and</w:t>
+        <w:t xml:space="preserve">The basic idea behind the design of the tax tools is that every tax form is series of lines, where each line is a step in the calculation of one or a few tax values. </w:t>
+      </w:r>
+      <w:r>
+        <w:t>Each line consists of a line number, a description, and a value. The description tells how to calculate the value for that line.</w:t>
+      </w:r>
+    </w:p>
+    <w:p>
+      <w:pPr>
+        <w:pStyle w:val="Body-Text"/>
+      </w:pPr>
+      <w:r>
+        <w:t>The calculation for any individual line is always consists of simple operations, such as:</w:t>
+      </w:r>
+    </w:p>
+    <w:p>
+      <w:pPr>
+        <w:pStyle w:val="Body-Text"/>
+        <w:numPr>
+          <w:ilvl w:val="0"/>
+          <w:numId w:val="32"/>
+        </w:numPr>
+        <w:spacing w:after="0"/>
+      </w:pPr>
+      <w:r>
+        <w:t>Getting a value from another line.</w:t>
+      </w:r>
+    </w:p>
+    <w:p>
+      <w:pPr>
+        <w:pStyle w:val="Body-Text"/>
+        <w:numPr>
+          <w:ilvl w:val="0"/>
+          <w:numId w:val="32"/>
+        </w:numPr>
+        <w:spacing w:after="0"/>
+      </w:pPr>
+      <w:r>
+        <w:t>Performing simple arithmetic</w:t>
+      </w:r>
+    </w:p>
+    <w:p>
+      <w:pPr>
+        <w:pStyle w:val="Body-Text"/>
+        <w:numPr>
+          <w:ilvl w:val="0"/>
+          <w:numId w:val="32"/>
+        </w:numPr>
+        <w:spacing w:after="0"/>
+      </w:pPr>
+      <w:r>
+        <w:t>Selecting the minimum or maximum value</w:t>
+      </w:r>
+    </w:p>
+    <w:p>
+      <w:pPr>
+        <w:pStyle w:val="Body-Text"/>
+        <w:numPr>
+          <w:ilvl w:val="0"/>
+          <w:numId w:val="32"/>
+        </w:numPr>
+        <w:spacing w:after="0"/>
+      </w:pPr>
+      <w:r>
+        <w:t>Skipping steps</w:t>
+      </w:r>
+    </w:p>
+    <w:p>
+      <w:pPr>
+        <w:pStyle w:val="Body-Text"/>
+        <w:numPr>
+          <w:ilvl w:val="0"/>
+          <w:numId w:val="32"/>
+        </w:numPr>
+        <w:spacing w:after="0"/>
+      </w:pPr>
+      <w:r>
+        <w:t>Or, getting a value from a line in another form.</w:t>
+      </w:r>
+    </w:p>
+    <w:p>
+      <w:pPr>
+        <w:pStyle w:val="BlankLine"/>
+      </w:pPr>
+    </w:p>
+    <w:p>
+      <w:pPr>
+        <w:pStyle w:val="Body-Text"/>
+      </w:pPr>
+      <w:r>
+        <w:t>If a line requires a more complicated calculation, that calculation is performed in another tax form or a worksheet, and the current form simply says to get the value from that form. Worksheets are implemented using the same simple design, that is, a series of lines that pe</w:t>
+      </w:r>
+      <w:r>
+        <w:t xml:space="preserve">rform individual </w:t>
+      </w:r>
+      <w:r>
+        <w:t>steps in a larger calculation.</w:t>
+      </w:r>
+    </w:p>
+    <w:p>
+      <w:pPr>
+        <w:pStyle w:val="Body-Text"/>
+      </w:pPr>
+      <w:r>
+        <w:t>T</w:t>
+      </w:r>
+      <w:r>
+        <w:t xml:space="preserve">his design </w:t>
+      </w:r>
+      <w:r>
+        <w:t xml:space="preserve">is </w:t>
+      </w:r>
+      <w:r>
+        <w:t>also highly flexibl</w:t>
+      </w:r>
+      <w:r>
+        <w:t>e</w:t>
+      </w:r>
+      <w:r>
+        <w:t xml:space="preserve"> and extensible.</w:t>
+      </w:r>
+      <w:r>
+        <w:t xml:space="preserve"> </w:t>
+      </w:r>
+      <w:r>
+        <w:t>There are probably hundreds of tax forms, but o</w:t>
+      </w:r>
+      <w:r>
+        <w:t>nly the tax forms that you intend to use need t</w:t>
+      </w:r>
+      <w:r>
+        <w:t>o</w:t>
+      </w:r>
+      <w:r>
+        <w:t xml:space="preserve"> be implemented. If a tax form references a value in another form that has not been implemented, it gets a value of 0. If at some point in the future that form is implemented, its value will automatically start to be used.</w:t>
+      </w:r>
+    </w:p>
+    <w:p>
+      <w:pPr>
+        <w:pStyle w:val="Body-Text"/>
+      </w:pPr>
+      <w:r>
+        <w:lastRenderedPageBreak/>
+        <w:t xml:space="preserve">The calculation is automatic in another way as well. A form </w:t>
+      </w:r>
+      <w:r>
+        <w:t>will not be</w:t>
+      </w:r>
+      <w:r>
+        <w:t xml:space="preserve"> calculated until the first time it referenced. The only time this is a problem is with form 1040, which references other forms and some other forms reference information on form 1040. However, if form 1040 is calculated first, then the circular dependencies are not a problem.</w:t>
+      </w:r>
+    </w:p>
+    <w:p>
+      <w:pPr>
+        <w:pStyle w:val="Body-Text"/>
+      </w:pPr>
+    </w:p>
+    <w:p>
+      <w:pPr>
+        <w:pStyle w:val="Body-Text"/>
+      </w:pPr>
+      <w:r>
+        <w:t>Each step calculates the next intermediate value until the last line where the final result is determined. The steps are calculated in order from the first to the last. The calculation may use values from previous steps or get values from other forms.</w:t>
+      </w:r>
+    </w:p>
+    <w:p>
+      <w:pPr>
+        <w:pStyle w:val="Body-Text"/>
+      </w:pPr>
+      <w:r>
+        <w:t xml:space="preserve">This simple, consistent design allows all tax forms to be </w:t>
+      </w:r>
+      <w:r>
+        <w:t xml:space="preserve">implemented </w:t>
+      </w:r>
+      <w:r>
+        <w:t>in a similar manner. Only the implementation of the individual steps changes from one form to the</w:t>
+      </w:r>
+      <w:r>
+        <w:t xml:space="preserve"> next. Thus</w:t>
+      </w:r>
+      <w:r>
+        <w:t>,</w:t>
+      </w:r>
+      <w:r>
+        <w:t xml:space="preserve"> creating tax forms with initial tax information, executing the steps of the form, and</w:t>
       </w:r>
       <w:r>
         <w:t xml:space="preserve">, and reading </w:t>
@@ -1797,7 +1970,6 @@
         <w:spacing w:after="0"/>
       </w:pPr>
       <w:r>
-        <w:lastRenderedPageBreak/>
         <w:t>Final calculations may indicate transferring the result to another form.</w:t>
       </w:r>
     </w:p>
@@ -2044,6 +2216,7 @@
       </w:pPr>
       <w:proofErr w:type="gramStart"/>
       <w:r>
+        <w:lastRenderedPageBreak/>
         <w:t>const</w:t>
       </w:r>
       <w:proofErr w:type="gramEnd"/>
@@ -2208,7 +2381,6 @@
         <w:pStyle w:val="Body-Text"/>
       </w:pPr>
       <w:r>
-        <w:lastRenderedPageBreak/>
         <w:t>After all the information is collected into values to be entered on lines in a tax form, the tax forms are created. When the tax form is created additional checking may be performed</w:t>
       </w:r>
       <w:r>
@@ -2900,6 +3072,7 @@
         </w:tabs>
       </w:pPr>
       <w:r>
+        <w:lastRenderedPageBreak/>
         <w:t>F1099DIV</w:t>
       </w:r>
       <w:r>
@@ -3375,7 +3548,6 @@
         </w:tabs>
       </w:pPr>
       <w:r>
-        <w:lastRenderedPageBreak/>
         <w:t>F7206</w:t>
       </w:r>
       <w:r>
@@ -3755,6 +3927,7 @@
         <w:pStyle w:val="Body-Text"/>
       </w:pPr>
       <w:r>
+        <w:lastRenderedPageBreak/>
         <w:t>Debug.js</w:t>
       </w:r>
     </w:p>
@@ -3858,7 +4031,6 @@
       </w:pPr>
       <w:proofErr w:type="spellStart"/>
       <w:r>
-        <w:lastRenderedPageBreak/>
         <w:t>SalesTax</w:t>
       </w:r>
       <w:proofErr w:type="spellEnd"/>
@@ -4263,6 +4435,7 @@
         </w:numPr>
       </w:pPr>
       <w:r>
+        <w:lastRenderedPageBreak/>
         <w:t>Forms are dependent on the tax year, so must be able to switch dynamically.</w:t>
       </w:r>
     </w:p>
@@ -4382,7 +4555,6 @@
       </w:pPr>
       <w:bookmarkStart w:id="10" w:name="_Toc235223968"/>
       <w:r>
-        <w:lastRenderedPageBreak/>
         <w:t>Properties</w:t>
       </w:r>
       <w:bookmarkEnd w:id="10"/>
@@ -4647,6 +4819,7 @@
         </w:numPr>
       </w:pPr>
       <w:r>
+        <w:lastRenderedPageBreak/>
         <w:t>Get desired information from the forms</w:t>
       </w:r>
     </w:p>
@@ -4755,243 +4928,243 @@
         <w:pStyle w:val="List-Bullet025"/>
       </w:pPr>
       <w:r>
+        <w:t>1040sc</w:t>
+      </w:r>
+    </w:p>
+    <w:p>
+      <w:pPr>
+        <w:pStyle w:val="List-Bullet025"/>
+      </w:pPr>
+      <w:r>
+        <w:t>1040sd</w:t>
+      </w:r>
+    </w:p>
+    <w:p>
+      <w:pPr>
+        <w:pStyle w:val="Heading2"/>
+      </w:pPr>
+      <w:bookmarkStart w:id="16" w:name="_Toc235223974"/>
+      <w:r>
+        <w:t>Worksheets</w:t>
+      </w:r>
+      <w:bookmarkEnd w:id="16"/>
+    </w:p>
+    <w:p>
+      <w:pPr>
+        <w:pStyle w:val="List-Bullet025"/>
+      </w:pPr>
+      <w:proofErr w:type="spellStart"/>
+      <w:r>
+        <w:t>IncTax</w:t>
+      </w:r>
+      <w:proofErr w:type="spellEnd"/>
+    </w:p>
+    <w:p>
+      <w:pPr>
+        <w:pStyle w:val="List-Bullet025"/>
+      </w:pPr>
+      <w:proofErr w:type="spellStart"/>
+      <w:r>
+        <w:t>SSTax</w:t>
+      </w:r>
+      <w:proofErr w:type="spellEnd"/>
+    </w:p>
+    <w:p>
+      <w:pPr>
+        <w:pStyle w:val="List-Bullet025"/>
+      </w:pPr>
+      <w:proofErr w:type="spellStart"/>
+      <w:r>
+        <w:t>SETax</w:t>
+      </w:r>
+      <w:proofErr w:type="spellEnd"/>
+    </w:p>
+    <w:p>
+      <w:pPr>
+        <w:pStyle w:val="List-Bullet025"/>
+      </w:pPr>
+      <w:proofErr w:type="spellStart"/>
+      <w:r>
+        <w:t>TaxRefund</w:t>
+      </w:r>
+      <w:proofErr w:type="spellEnd"/>
+    </w:p>
+    <w:p>
+      <w:pPr>
+        <w:pStyle w:val="Heading2"/>
+      </w:pPr>
+      <w:bookmarkStart w:id="17" w:name="_Toc235223975"/>
+      <w:r>
+        <w:t>Forms</w:t>
+      </w:r>
+      <w:bookmarkEnd w:id="17"/>
+    </w:p>
+    <w:p>
+      <w:pPr>
+        <w:pStyle w:val="List-Bullet025"/>
+      </w:pPr>
+      <w:r>
+        <w:t>W2</w:t>
+      </w:r>
+    </w:p>
+    <w:p>
+      <w:pPr>
+        <w:pStyle w:val="List-Bullet025"/>
+      </w:pPr>
+      <w:r>
+        <w:t>1099Misc</w:t>
+      </w:r>
+    </w:p>
+    <w:p>
+      <w:pPr>
+        <w:pStyle w:val="List-Bullet025"/>
+      </w:pPr>
+      <w:r>
+        <w:t>1099NEC</w:t>
+      </w:r>
+    </w:p>
+    <w:p>
+      <w:pPr>
+        <w:pStyle w:val="Heading1"/>
+      </w:pPr>
+      <w:bookmarkStart w:id="18" w:name="_Toc235223976"/>
+      <w:r>
+        <w:t>Taxpayer Object</w:t>
+      </w:r>
+      <w:bookmarkEnd w:id="18"/>
+    </w:p>
+    <w:p>
+      <w:pPr>
+        <w:pStyle w:val="Body-Text"/>
+      </w:pPr>
+      <w:r>
+        <w:t>A taxpayer object contains global information (global, static object).</w:t>
+      </w:r>
+    </w:p>
+    <w:p>
+      <w:pPr>
+        <w:pStyle w:val="List-Bullet025"/>
+      </w:pPr>
+      <w:r>
+        <w:t>Tax year</w:t>
+      </w:r>
+      <w:r>
+        <w:t>:</w:t>
+      </w:r>
+      <w:r>
+        <w:tab/>
+        <w:t>Enumeration</w:t>
+      </w:r>
+    </w:p>
+    <w:p>
+      <w:pPr>
+        <w:pStyle w:val="List-Bullet025"/>
+      </w:pPr>
+      <w:r>
+        <w:t>Filing status</w:t>
+      </w:r>
+      <w:r>
+        <w:t>:</w:t>
+      </w:r>
+      <w:r>
+        <w:tab/>
+        <w:t>Enumeration</w:t>
+      </w:r>
+    </w:p>
+    <w:p>
+      <w:pPr>
+        <w:pStyle w:val="List-Bullet025"/>
+      </w:pPr>
+      <w:r>
+        <w:t>Taxpayer</w:t>
+      </w:r>
+      <w:r>
+        <w:t>:</w:t>
+      </w:r>
+      <w:r>
+        <w:tab/>
+        <w:t>Person</w:t>
+      </w:r>
+    </w:p>
+    <w:p>
+      <w:pPr>
+        <w:pStyle w:val="List-Bullet025"/>
+      </w:pPr>
+      <w:r>
+        <w:t>Spouse:</w:t>
+      </w:r>
+      <w:r>
+        <w:tab/>
+      </w:r>
+      <w:r>
+        <w:tab/>
+        <w:t>Person</w:t>
+      </w:r>
+    </w:p>
+    <w:p>
+      <w:pPr>
+        <w:pStyle w:val="List-Bullet025"/>
+      </w:pPr>
+      <w:r>
+        <w:t>D</w:t>
+      </w:r>
+      <w:r>
+        <w:t>ependent</w:t>
+      </w:r>
+      <w:r>
+        <w:t>:</w:t>
+      </w:r>
+      <w:r>
+        <w:tab/>
+        <w:t>Person[]</w:t>
+      </w:r>
+    </w:p>
+    <w:p>
+      <w:pPr>
+        <w:pStyle w:val="List-Bullet025"/>
+      </w:pPr>
+      <w:r>
+        <w:t>1040:</w:t>
+      </w:r>
+      <w:r>
+        <w:tab/>
+      </w:r>
+      <w:r>
+        <w:tab/>
+        <w:t>Form</w:t>
+      </w:r>
+    </w:p>
+    <w:p>
+      <w:pPr>
+        <w:pStyle w:val="Heading1"/>
+      </w:pPr>
+      <w:bookmarkStart w:id="19" w:name="_Toc235223977"/>
+      <w:r>
+        <w:t>Person Object</w:t>
+      </w:r>
+      <w:bookmarkEnd w:id="19"/>
+    </w:p>
+    <w:p>
+      <w:pPr>
+        <w:pStyle w:val="List-Bullet025"/>
+      </w:pPr>
+      <w:r>
+        <w:t>Name:</w:t>
+      </w:r>
+      <w:r>
+        <w:tab/>
+      </w:r>
+      <w:r>
+        <w:tab/>
+        <w:t>Name</w:t>
+      </w:r>
+    </w:p>
+    <w:p>
+      <w:pPr>
+        <w:pStyle w:val="List-Bullet025"/>
+      </w:pPr>
+      <w:r>
         <w:lastRenderedPageBreak/>
-        <w:t>1040sc</w:t>
-      </w:r>
-    </w:p>
-    <w:p>
-      <w:pPr>
-        <w:pStyle w:val="List-Bullet025"/>
-      </w:pPr>
-      <w:r>
-        <w:t>1040sd</w:t>
-      </w:r>
-    </w:p>
-    <w:p>
-      <w:pPr>
-        <w:pStyle w:val="Heading2"/>
-      </w:pPr>
-      <w:bookmarkStart w:id="16" w:name="_Toc235223974"/>
-      <w:r>
-        <w:t>Worksheets</w:t>
-      </w:r>
-      <w:bookmarkEnd w:id="16"/>
-    </w:p>
-    <w:p>
-      <w:pPr>
-        <w:pStyle w:val="List-Bullet025"/>
-      </w:pPr>
-      <w:proofErr w:type="spellStart"/>
-      <w:r>
-        <w:t>IncTax</w:t>
-      </w:r>
-      <w:proofErr w:type="spellEnd"/>
-    </w:p>
-    <w:p>
-      <w:pPr>
-        <w:pStyle w:val="List-Bullet025"/>
-      </w:pPr>
-      <w:proofErr w:type="spellStart"/>
-      <w:r>
-        <w:t>SSTax</w:t>
-      </w:r>
-      <w:proofErr w:type="spellEnd"/>
-    </w:p>
-    <w:p>
-      <w:pPr>
-        <w:pStyle w:val="List-Bullet025"/>
-      </w:pPr>
-      <w:proofErr w:type="spellStart"/>
-      <w:r>
-        <w:t>SETax</w:t>
-      </w:r>
-      <w:proofErr w:type="spellEnd"/>
-    </w:p>
-    <w:p>
-      <w:pPr>
-        <w:pStyle w:val="List-Bullet025"/>
-      </w:pPr>
-      <w:proofErr w:type="spellStart"/>
-      <w:r>
-        <w:t>TaxRefund</w:t>
-      </w:r>
-      <w:proofErr w:type="spellEnd"/>
-    </w:p>
-    <w:p>
-      <w:pPr>
-        <w:pStyle w:val="Heading2"/>
-      </w:pPr>
-      <w:bookmarkStart w:id="17" w:name="_Toc235223975"/>
-      <w:r>
-        <w:t>Forms</w:t>
-      </w:r>
-      <w:bookmarkEnd w:id="17"/>
-    </w:p>
-    <w:p>
-      <w:pPr>
-        <w:pStyle w:val="List-Bullet025"/>
-      </w:pPr>
-      <w:r>
-        <w:t>W2</w:t>
-      </w:r>
-    </w:p>
-    <w:p>
-      <w:pPr>
-        <w:pStyle w:val="List-Bullet025"/>
-      </w:pPr>
-      <w:r>
-        <w:t>1099Misc</w:t>
-      </w:r>
-    </w:p>
-    <w:p>
-      <w:pPr>
-        <w:pStyle w:val="List-Bullet025"/>
-      </w:pPr>
-      <w:r>
-        <w:t>1099NEC</w:t>
-      </w:r>
-    </w:p>
-    <w:p>
-      <w:pPr>
-        <w:pStyle w:val="Heading1"/>
-      </w:pPr>
-      <w:bookmarkStart w:id="18" w:name="_Toc235223976"/>
-      <w:r>
-        <w:t>Taxpayer Object</w:t>
-      </w:r>
-      <w:bookmarkEnd w:id="18"/>
-    </w:p>
-    <w:p>
-      <w:pPr>
-        <w:pStyle w:val="Body-Text"/>
-      </w:pPr>
-      <w:r>
-        <w:t>A taxpayer object contains global information (global, static object).</w:t>
-      </w:r>
-    </w:p>
-    <w:p>
-      <w:pPr>
-        <w:pStyle w:val="List-Bullet025"/>
-      </w:pPr>
-      <w:r>
-        <w:t>Tax year</w:t>
-      </w:r>
-      <w:r>
-        <w:t>:</w:t>
-      </w:r>
-      <w:r>
-        <w:tab/>
-        <w:t>Enumeration</w:t>
-      </w:r>
-    </w:p>
-    <w:p>
-      <w:pPr>
-        <w:pStyle w:val="List-Bullet025"/>
-      </w:pPr>
-      <w:r>
-        <w:t>Filing status</w:t>
-      </w:r>
-      <w:r>
-        <w:t>:</w:t>
-      </w:r>
-      <w:r>
-        <w:tab/>
-        <w:t>Enumeration</w:t>
-      </w:r>
-    </w:p>
-    <w:p>
-      <w:pPr>
-        <w:pStyle w:val="List-Bullet025"/>
-      </w:pPr>
-      <w:r>
-        <w:t>Taxpayer</w:t>
-      </w:r>
-      <w:r>
-        <w:t>:</w:t>
-      </w:r>
-      <w:r>
-        <w:tab/>
-        <w:t>Person</w:t>
-      </w:r>
-    </w:p>
-    <w:p>
-      <w:pPr>
-        <w:pStyle w:val="List-Bullet025"/>
-      </w:pPr>
-      <w:r>
-        <w:t>Spouse:</w:t>
-      </w:r>
-      <w:r>
-        <w:tab/>
-      </w:r>
-      <w:r>
-        <w:tab/>
-        <w:t>Person</w:t>
-      </w:r>
-    </w:p>
-    <w:p>
-      <w:pPr>
-        <w:pStyle w:val="List-Bullet025"/>
-      </w:pPr>
-      <w:r>
-        <w:t>D</w:t>
-      </w:r>
-      <w:r>
-        <w:t>ependent</w:t>
-      </w:r>
-      <w:r>
-        <w:t>:</w:t>
-      </w:r>
-      <w:r>
-        <w:tab/>
-        <w:t>Person[]</w:t>
-      </w:r>
-    </w:p>
-    <w:p>
-      <w:pPr>
-        <w:pStyle w:val="List-Bullet025"/>
-      </w:pPr>
-      <w:r>
-        <w:t>1040:</w:t>
-      </w:r>
-      <w:r>
-        <w:tab/>
-      </w:r>
-      <w:r>
-        <w:tab/>
-        <w:t>Form</w:t>
-      </w:r>
-    </w:p>
-    <w:p>
-      <w:pPr>
-        <w:pStyle w:val="Heading1"/>
-      </w:pPr>
-      <w:bookmarkStart w:id="19" w:name="_Toc235223977"/>
-      <w:r>
-        <w:t>Person Object</w:t>
-      </w:r>
-      <w:bookmarkEnd w:id="19"/>
-    </w:p>
-    <w:p>
-      <w:pPr>
-        <w:pStyle w:val="List-Bullet025"/>
-      </w:pPr>
-      <w:r>
-        <w:t>Name:</w:t>
-      </w:r>
-      <w:r>
-        <w:tab/>
-      </w:r>
-      <w:r>
-        <w:tab/>
-        <w:t>Name</w:t>
-      </w:r>
-    </w:p>
-    <w:p>
-      <w:pPr>
-        <w:pStyle w:val="List-Bullet025"/>
-      </w:pPr>
-      <w:r>
         <w:t>Address:</w:t>
       </w:r>
       <w:r>
@@ -5155,7 +5328,6 @@
         <w:ind w:left="1800"/>
       </w:pPr>
       <w:r>
-        <w:lastRenderedPageBreak/>
         <w:t>Inputs that can be set,</w:t>
       </w:r>
     </w:p>
@@ -5417,7 +5589,7 @@
         <w:szCs w:val="24"/>
         <w:lang w:eastAsia="en-US"/>
       </w:rPr>
-      <w:t>3</w:t>
+      <w:t>2</w:t>
     </w:r>
     <w:r>
       <w:rPr>
@@ -6287,6 +6459,119 @@
     </w:lvl>
   </w:abstractNum>
   <w:abstractNum w:abstractNumId="7">
+    <w:nsid w:val="266A701D"/>
+    <w:multiLevelType w:val="hybridMultilevel"/>
+    <w:tmpl w:val="97D8B736"/>
+    <w:lvl w:ilvl="0" w:tplc="04090001">
+      <w:start w:val="1"/>
+      <w:numFmt w:val="bullet"/>
+      <w:lvlText w:val=""/>
+      <w:lvlJc w:val="left"/>
+      <w:pPr>
+        <w:ind w:left="1440" w:hanging="360"/>
+      </w:pPr>
+      <w:rPr>
+        <w:rFonts w:ascii="Symbol" w:hAnsi="Symbol" w:hint="default"/>
+      </w:rPr>
+    </w:lvl>
+    <w:lvl w:ilvl="1" w:tplc="04090003" w:tentative="1">
+      <w:start w:val="1"/>
+      <w:numFmt w:val="bullet"/>
+      <w:lvlText w:val="o"/>
+      <w:lvlJc w:val="left"/>
+      <w:pPr>
+        <w:ind w:left="2160" w:hanging="360"/>
+      </w:pPr>
+      <w:rPr>
+        <w:rFonts w:ascii="Courier New" w:hAnsi="Courier New" w:cs="Courier New" w:hint="default"/>
+      </w:rPr>
+    </w:lvl>
+    <w:lvl w:ilvl="2" w:tplc="04090005" w:tentative="1">
+      <w:start w:val="1"/>
+      <w:numFmt w:val="bullet"/>
+      <w:lvlText w:val=""/>
+      <w:lvlJc w:val="left"/>
+      <w:pPr>
+        <w:ind w:left="2880" w:hanging="360"/>
+      </w:pPr>
+      <w:rPr>
+        <w:rFonts w:ascii="Wingdings" w:hAnsi="Wingdings" w:hint="default"/>
+      </w:rPr>
+    </w:lvl>
+    <w:lvl w:ilvl="3" w:tplc="04090001" w:tentative="1">
+      <w:start w:val="1"/>
+      <w:numFmt w:val="bullet"/>
+      <w:lvlText w:val=""/>
+      <w:lvlJc w:val="left"/>
+      <w:pPr>
+        <w:ind w:left="3600" w:hanging="360"/>
+      </w:pPr>
+      <w:rPr>
+        <w:rFonts w:ascii="Symbol" w:hAnsi="Symbol" w:hint="default"/>
+      </w:rPr>
+    </w:lvl>
+    <w:lvl w:ilvl="4" w:tplc="04090003" w:tentative="1">
+      <w:start w:val="1"/>
+      <w:numFmt w:val="bullet"/>
+      <w:lvlText w:val="o"/>
+      <w:lvlJc w:val="left"/>
+      <w:pPr>
+        <w:ind w:left="4320" w:hanging="360"/>
+      </w:pPr>
+      <w:rPr>
+        <w:rFonts w:ascii="Courier New" w:hAnsi="Courier New" w:cs="Courier New" w:hint="default"/>
+      </w:rPr>
+    </w:lvl>
+    <w:lvl w:ilvl="5" w:tplc="04090005" w:tentative="1">
+      <w:start w:val="1"/>
+      <w:numFmt w:val="bullet"/>
+      <w:lvlText w:val=""/>
+      <w:lvlJc w:val="left"/>
+      <w:pPr>
+        <w:ind w:left="5040" w:hanging="360"/>
+      </w:pPr>
+      <w:rPr>
+        <w:rFonts w:ascii="Wingdings" w:hAnsi="Wingdings" w:hint="default"/>
+      </w:rPr>
+    </w:lvl>
+    <w:lvl w:ilvl="6" w:tplc="04090001" w:tentative="1">
+      <w:start w:val="1"/>
+      <w:numFmt w:val="bullet"/>
+      <w:lvlText w:val=""/>
+      <w:lvlJc w:val="left"/>
+      <w:pPr>
+        <w:ind w:left="5760" w:hanging="360"/>
+      </w:pPr>
+      <w:rPr>
+        <w:rFonts w:ascii="Symbol" w:hAnsi="Symbol" w:hint="default"/>
+      </w:rPr>
+    </w:lvl>
+    <w:lvl w:ilvl="7" w:tplc="04090003" w:tentative="1">
+      <w:start w:val="1"/>
+      <w:numFmt w:val="bullet"/>
+      <w:lvlText w:val="o"/>
+      <w:lvlJc w:val="left"/>
+      <w:pPr>
+        <w:ind w:left="6480" w:hanging="360"/>
+      </w:pPr>
+      <w:rPr>
+        <w:rFonts w:ascii="Courier New" w:hAnsi="Courier New" w:cs="Courier New" w:hint="default"/>
+      </w:rPr>
+    </w:lvl>
+    <w:lvl w:ilvl="8" w:tplc="04090005" w:tentative="1">
+      <w:start w:val="1"/>
+      <w:numFmt w:val="bullet"/>
+      <w:lvlText w:val=""/>
+      <w:lvlJc w:val="left"/>
+      <w:pPr>
+        <w:ind w:left="7200" w:hanging="360"/>
+      </w:pPr>
+      <w:rPr>
+        <w:rFonts w:ascii="Wingdings" w:hAnsi="Wingdings" w:hint="default"/>
+      </w:rPr>
+    </w:lvl>
+  </w:abstractNum>
+  <w:abstractNum w:abstractNumId="8">
     <w:nsid w:val="2F6D352C"/>
     <w:multiLevelType w:val="hybridMultilevel"/>
     <w:tmpl w:val="4A6A32C2"/>
@@ -6399,7 +6684,7 @@
       </w:rPr>
     </w:lvl>
   </w:abstractNum>
-  <w:abstractNum w:abstractNumId="8">
+  <w:abstractNum w:abstractNumId="9">
     <w:nsid w:val="34253A7A"/>
     <w:multiLevelType w:val="hybridMultilevel"/>
     <w:tmpl w:val="532AC612"/>
@@ -6485,7 +6770,7 @@
       </w:pPr>
     </w:lvl>
   </w:abstractNum>
-  <w:abstractNum w:abstractNumId="9">
+  <w:abstractNum w:abstractNumId="10">
     <w:nsid w:val="37F73326"/>
     <w:multiLevelType w:val="hybridMultilevel"/>
     <w:tmpl w:val="D6809194"/>
@@ -6598,7 +6883,7 @@
       </w:rPr>
     </w:lvl>
   </w:abstractNum>
-  <w:abstractNum w:abstractNumId="10">
+  <w:abstractNum w:abstractNumId="11">
     <w:nsid w:val="3D3B424D"/>
     <w:multiLevelType w:val="hybridMultilevel"/>
     <w:tmpl w:val="3D24DA78"/>
@@ -6712,7 +6997,7 @@
       </w:rPr>
     </w:lvl>
   </w:abstractNum>
-  <w:abstractNum w:abstractNumId="11">
+  <w:abstractNum w:abstractNumId="12">
     <w:nsid w:val="41936094"/>
     <w:multiLevelType w:val="hybridMultilevel"/>
     <w:tmpl w:val="D0107CD2"/>
@@ -6826,7 +7111,7 @@
       </w:rPr>
     </w:lvl>
   </w:abstractNum>
-  <w:abstractNum w:abstractNumId="12">
+  <w:abstractNum w:abstractNumId="13">
     <w:nsid w:val="45145E4D"/>
     <w:multiLevelType w:val="hybridMultilevel"/>
     <w:tmpl w:val="7696BC50"/>
@@ -6940,7 +7225,7 @@
       </w:rPr>
     </w:lvl>
   </w:abstractNum>
-  <w:abstractNum w:abstractNumId="13">
+  <w:abstractNum w:abstractNumId="14">
     <w:nsid w:val="53AC291B"/>
     <w:multiLevelType w:val="hybridMultilevel"/>
     <w:tmpl w:val="73DAF080"/>
@@ -7053,7 +7338,7 @@
       </w:rPr>
     </w:lvl>
   </w:abstractNum>
-  <w:abstractNum w:abstractNumId="14">
+  <w:abstractNum w:abstractNumId="15">
     <w:nsid w:val="5C90481A"/>
     <w:multiLevelType w:val="hybridMultilevel"/>
     <w:tmpl w:val="9FDAE886"/>
@@ -7166,7 +7451,7 @@
       </w:rPr>
     </w:lvl>
   </w:abstractNum>
-  <w:abstractNum w:abstractNumId="15">
+  <w:abstractNum w:abstractNumId="16">
     <w:nsid w:val="6A06332F"/>
     <w:multiLevelType w:val="hybridMultilevel"/>
     <w:tmpl w:val="7E7CD2AC"/>
@@ -7280,76 +7565,76 @@
     </w:lvl>
   </w:abstractNum>
   <w:num w:numId="1">
-    <w:abstractNumId w:val="10"/>
+    <w:abstractNumId w:val="11"/>
   </w:num>
   <w:num w:numId="2">
-    <w:abstractNumId w:val="11"/>
+    <w:abstractNumId w:val="12"/>
   </w:num>
   <w:num w:numId="3">
     <w:abstractNumId w:val="4"/>
   </w:num>
   <w:num w:numId="4">
-    <w:abstractNumId w:val="12"/>
+    <w:abstractNumId w:val="13"/>
   </w:num>
   <w:num w:numId="5">
     <w:abstractNumId w:val="1"/>
   </w:num>
   <w:num w:numId="6">
-    <w:abstractNumId w:val="9"/>
+    <w:abstractNumId w:val="10"/>
   </w:num>
   <w:num w:numId="7">
     <w:abstractNumId w:val="6"/>
   </w:num>
   <w:num w:numId="8">
-    <w:abstractNumId w:val="7"/>
+    <w:abstractNumId w:val="8"/>
   </w:num>
   <w:num w:numId="9">
-    <w:abstractNumId w:val="10"/>
+    <w:abstractNumId w:val="11"/>
   </w:num>
   <w:num w:numId="10">
-    <w:abstractNumId w:val="10"/>
+    <w:abstractNumId w:val="11"/>
   </w:num>
   <w:num w:numId="11">
-    <w:abstractNumId w:val="12"/>
+    <w:abstractNumId w:val="13"/>
   </w:num>
   <w:num w:numId="12">
-    <w:abstractNumId w:val="12"/>
+    <w:abstractNumId w:val="13"/>
   </w:num>
   <w:num w:numId="13">
-    <w:abstractNumId w:val="12"/>
+    <w:abstractNumId w:val="13"/>
   </w:num>
   <w:num w:numId="14">
-    <w:abstractNumId w:val="12"/>
+    <w:abstractNumId w:val="13"/>
   </w:num>
   <w:num w:numId="15">
-    <w:abstractNumId w:val="12"/>
+    <w:abstractNumId w:val="13"/>
   </w:num>
   <w:num w:numId="16">
-    <w:abstractNumId w:val="12"/>
+    <w:abstractNumId w:val="13"/>
   </w:num>
   <w:num w:numId="17">
-    <w:abstractNumId w:val="12"/>
+    <w:abstractNumId w:val="13"/>
   </w:num>
   <w:num w:numId="18">
-    <w:abstractNumId w:val="12"/>
+    <w:abstractNumId w:val="13"/>
   </w:num>
   <w:num w:numId="19">
-    <w:abstractNumId w:val="12"/>
+    <w:abstractNumId w:val="13"/>
   </w:num>
   <w:num w:numId="20">
-    <w:abstractNumId w:val="10"/>
+    <w:abstractNumId w:val="11"/>
   </w:num>
   <w:num w:numId="21">
-    <w:abstractNumId w:val="10"/>
+    <w:abstractNumId w:val="11"/>
   </w:num>
   <w:num w:numId="22">
-    <w:abstractNumId w:val="12"/>
+    <w:abstractNumId w:val="13"/>
   </w:num>
   <w:num w:numId="23">
-    <w:abstractNumId w:val="12"/>
+    <w:abstractNumId w:val="13"/>
   </w:num>
   <w:num w:numId="24">
-    <w:abstractNumId w:val="13"/>
+    <w:abstractNumId w:val="14"/>
   </w:num>
   <w:num w:numId="25">
     <w:abstractNumId w:val="2"/>
@@ -7358,19 +7643,22 @@
     <w:abstractNumId w:val="0"/>
   </w:num>
   <w:num w:numId="27">
-    <w:abstractNumId w:val="14"/>
+    <w:abstractNumId w:val="15"/>
   </w:num>
   <w:num w:numId="28">
     <w:abstractNumId w:val="3"/>
   </w:num>
   <w:num w:numId="29">
-    <w:abstractNumId w:val="15"/>
+    <w:abstractNumId w:val="16"/>
   </w:num>
   <w:num w:numId="30">
-    <w:abstractNumId w:val="8"/>
+    <w:abstractNumId w:val="9"/>
   </w:num>
   <w:num w:numId="31">
     <w:abstractNumId w:val="5"/>
+  </w:num>
+  <w:num w:numId="32">
+    <w:abstractNumId w:val="7"/>
   </w:num>
   <w:numIdMacAtCleanup w:val="4"/>
 </w:numbering>
@@ -8743,7 +9031,7 @@
 </file>
 
 <file path=customXml/itemProps1.xml><?xml version="1.0" encoding="utf-8"?>
-<ds:datastoreItem xmlns:ds="http://schemas.openxmlformats.org/officeDocument/2006/customXml" ds:itemID="{CC26C25A-7685-4AE2-B334-26E2785C4CDD}">
+<ds:datastoreItem xmlns:ds="http://schemas.openxmlformats.org/officeDocument/2006/customXml" ds:itemID="{F3417C75-001F-4EBC-B572-8E10ADB6EE07}">
   <ds:schemaRefs>
     <ds:schemaRef ds:uri="http://schemas.openxmlformats.org/officeDocument/2006/bibliography"/>
   </ds:schemaRefs>

--- a/Documentation/Design.docx
+++ b/Documentation/Design.docx
@@ -39,7 +39,7 @@
           <w:rPr>
             <w:noProof/>
           </w:rPr>
-          <w:t>August 5, 2026</w:t>
+          <w:t>August 8, 2026</w:t>
         </w:r>
       </w:fldSimple>
     </w:p>
@@ -122,7 +122,7 @@
         </w:rPr>
         <w:fldChar w:fldCharType="separate"/>
       </w:r>
-      <w:hyperlink w:anchor="_Toc236836855" w:history="1">
+      <w:hyperlink w:anchor="_Toc237166479" w:history="1">
         <w:r>
           <w:rPr>
             <w:rStyle w:val="Hyperlink"/>
@@ -145,7 +145,7 @@
           <w:rPr>
             <w:webHidden/>
           </w:rPr>
-          <w:instrText xml:space="preserve"> PAGEREF _Toc236836855 \h </w:instrText>
+          <w:instrText xml:space="preserve"> PAGEREF _Toc237166479 \h </w:instrText>
         </w:r>
         <w:r>
           <w:rPr>
@@ -183,7 +183,7 @@
           <w:lang w:eastAsia="en-US"/>
         </w:rPr>
       </w:pPr>
-      <w:hyperlink w:anchor="_Toc236836856" w:history="1">
+      <w:hyperlink w:anchor="_Toc237166480" w:history="1">
         <w:r>
           <w:rPr>
             <w:rStyle w:val="Hyperlink"/>
@@ -206,7 +206,7 @@
           <w:rPr>
             <w:webHidden/>
           </w:rPr>
-          <w:instrText xml:space="preserve"> PAGEREF _Toc236836856 \h </w:instrText>
+          <w:instrText xml:space="preserve"> PAGEREF _Toc237166480 \h </w:instrText>
         </w:r>
         <w:r>
           <w:rPr>
@@ -223,7 +223,7 @@
           <w:rPr>
             <w:webHidden/>
           </w:rPr>
-          <w:t>1</w:t>
+          <w:t>2</w:t>
         </w:r>
         <w:r>
           <w:rPr>
@@ -244,7 +244,7 @@
           <w:lang w:eastAsia="en-US"/>
         </w:rPr>
       </w:pPr>
-      <w:hyperlink w:anchor="_Toc236836857" w:history="1">
+      <w:hyperlink w:anchor="_Toc237166481" w:history="1">
         <w:r>
           <w:rPr>
             <w:rStyle w:val="Hyperlink"/>
@@ -267,7 +267,7 @@
           <w:rPr>
             <w:webHidden/>
           </w:rPr>
-          <w:instrText xml:space="preserve"> PAGEREF _Toc236836857 \h </w:instrText>
+          <w:instrText xml:space="preserve"> PAGEREF _Toc237166481 \h </w:instrText>
         </w:r>
         <w:r>
           <w:rPr>
@@ -296,7 +296,7 @@
     </w:p>
     <w:p>
       <w:pPr>
-        <w:pStyle w:val="TOC3"/>
+        <w:pStyle w:val="TOC2"/>
         <w:rPr>
           <w:rFonts w:asciiTheme="minorHAnsi" w:eastAsiaTheme="minorEastAsia" w:hAnsiTheme="minorHAnsi" w:cstheme="minorBidi"/>
           <w:noProof/>
@@ -305,7 +305,7 @@
           <w:lang w:eastAsia="en-US"/>
         </w:rPr>
       </w:pPr>
-      <w:hyperlink w:anchor="_Toc236836858" w:history="1">
+      <w:hyperlink w:anchor="_Toc237166482" w:history="1">
         <w:r>
           <w:rPr>
             <w:rStyle w:val="Hyperlink"/>
@@ -332,7 +332,7 @@
             <w:noProof/>
             <w:webHidden/>
           </w:rPr>
-          <w:instrText xml:space="preserve"> PAGEREF _Toc236836858 \h </w:instrText>
+          <w:instrText xml:space="preserve"> PAGEREF _Toc237166482 \h </w:instrText>
         </w:r>
         <w:r>
           <w:rPr>
@@ -365,7 +365,7 @@
     </w:p>
     <w:p>
       <w:pPr>
-        <w:pStyle w:val="TOC3"/>
+        <w:pStyle w:val="TOC2"/>
         <w:rPr>
           <w:rFonts w:asciiTheme="minorHAnsi" w:eastAsiaTheme="minorEastAsia" w:hAnsiTheme="minorHAnsi" w:cstheme="minorBidi"/>
           <w:noProof/>
@@ -374,7 +374,7 @@
           <w:lang w:eastAsia="en-US"/>
         </w:rPr>
       </w:pPr>
-      <w:hyperlink w:anchor="_Toc236836859" w:history="1">
+      <w:hyperlink w:anchor="_Toc237166483" w:history="1">
         <w:r>
           <w:rPr>
             <w:rStyle w:val="Hyperlink"/>
@@ -401,7 +401,7 @@
             <w:noProof/>
             <w:webHidden/>
           </w:rPr>
-          <w:instrText xml:space="preserve"> PAGEREF _Toc236836859 \h </w:instrText>
+          <w:instrText xml:space="preserve"> PAGEREF _Toc237166483 \h </w:instrText>
         </w:r>
         <w:r>
           <w:rPr>
@@ -443,7 +443,7 @@
           <w:lang w:eastAsia="en-US"/>
         </w:rPr>
       </w:pPr>
-      <w:hyperlink w:anchor="_Toc236836860" w:history="1">
+      <w:hyperlink w:anchor="_Toc237166484" w:history="1">
         <w:r>
           <w:rPr>
             <w:rStyle w:val="Hyperlink"/>
@@ -470,7 +470,7 @@
             <w:noProof/>
             <w:webHidden/>
           </w:rPr>
-          <w:instrText xml:space="preserve"> PAGEREF _Toc236836860 \h </w:instrText>
+          <w:instrText xml:space="preserve"> PAGEREF _Toc237166484 \h </w:instrText>
         </w:r>
         <w:r>
           <w:rPr>
@@ -512,58 +512,180 @@
           <w:lang w:eastAsia="en-US"/>
         </w:rPr>
       </w:pPr>
-      <w:hyperlink w:anchor="_Toc236836861" w:history="1">
+      <w:hyperlink w:anchor="_Toc237166485" w:history="1">
         <w:r>
           <w:rPr>
             <w:rStyle w:val="Hyperlink"/>
             <w:noProof/>
           </w:rPr>
+          <w:t>Tax Form Pages</w:t>
+        </w:r>
+        <w:r>
+          <w:rPr>
+            <w:noProof/>
+            <w:webHidden/>
+          </w:rPr>
+          <w:tab/>
+        </w:r>
+        <w:r>
+          <w:rPr>
+            <w:noProof/>
+            <w:webHidden/>
+          </w:rPr>
+          <w:fldChar w:fldCharType="begin"/>
+        </w:r>
+        <w:r>
+          <w:rPr>
+            <w:noProof/>
+            <w:webHidden/>
+          </w:rPr>
+          <w:instrText xml:space="preserve"> PAGEREF _Toc237166485 \h </w:instrText>
+        </w:r>
+        <w:r>
+          <w:rPr>
+            <w:noProof/>
+            <w:webHidden/>
+          </w:rPr>
+        </w:r>
+        <w:r>
+          <w:rPr>
+            <w:noProof/>
+            <w:webHidden/>
+          </w:rPr>
+          <w:fldChar w:fldCharType="separate"/>
+        </w:r>
+        <w:r>
+          <w:rPr>
+            <w:noProof/>
+            <w:webHidden/>
+          </w:rPr>
+          <w:t>4</w:t>
+        </w:r>
+        <w:r>
+          <w:rPr>
+            <w:noProof/>
+            <w:webHidden/>
+          </w:rPr>
+          <w:fldChar w:fldCharType="end"/>
+        </w:r>
+      </w:hyperlink>
+    </w:p>
+    <w:p>
+      <w:pPr>
+        <w:pStyle w:val="TOC1"/>
+        <w:rPr>
+          <w:rFonts w:asciiTheme="minorHAnsi" w:eastAsiaTheme="minorEastAsia" w:hAnsiTheme="minorHAnsi" w:cstheme="minorBidi"/>
+          <w:b w:val="0"/>
+          <w:sz w:val="22"/>
+          <w:szCs w:val="22"/>
+          <w:lang w:eastAsia="en-US"/>
+        </w:rPr>
+      </w:pPr>
+      <w:hyperlink w:anchor="_Toc237166486" w:history="1">
+        <w:r>
+          <w:rPr>
+            <w:rStyle w:val="Hyperlink"/>
+          </w:rPr>
           <w:t>Supporting Code</w:t>
         </w:r>
         <w:r>
           <w:rPr>
-            <w:noProof/>
             <w:webHidden/>
           </w:rPr>
           <w:tab/>
         </w:r>
         <w:r>
           <w:rPr>
-            <w:noProof/>
             <w:webHidden/>
           </w:rPr>
           <w:fldChar w:fldCharType="begin"/>
         </w:r>
         <w:r>
           <w:rPr>
-            <w:noProof/>
-            <w:webHidden/>
-          </w:rPr>
-          <w:instrText xml:space="preserve"> PAGEREF _Toc236836861 \h </w:instrText>
-        </w:r>
-        <w:r>
-          <w:rPr>
-            <w:noProof/>
-            <w:webHidden/>
-          </w:rPr>
-        </w:r>
-        <w:r>
-          <w:rPr>
-            <w:noProof/>
+            <w:webHidden/>
+          </w:rPr>
+          <w:instrText xml:space="preserve"> PAGEREF _Toc237166486 \h </w:instrText>
+        </w:r>
+        <w:r>
+          <w:rPr>
+            <w:webHidden/>
+          </w:rPr>
+        </w:r>
+        <w:r>
+          <w:rPr>
             <w:webHidden/>
           </w:rPr>
           <w:fldChar w:fldCharType="separate"/>
         </w:r>
         <w:r>
           <w:rPr>
-            <w:noProof/>
-            <w:webHidden/>
-          </w:rPr>
-          <w:t>4</w:t>
-        </w:r>
-        <w:r>
-          <w:rPr>
-            <w:noProof/>
+            <w:webHidden/>
+          </w:rPr>
+          <w:t>5</w:t>
+        </w:r>
+        <w:r>
+          <w:rPr>
+            <w:webHidden/>
+          </w:rPr>
+          <w:fldChar w:fldCharType="end"/>
+        </w:r>
+      </w:hyperlink>
+    </w:p>
+    <w:p>
+      <w:pPr>
+        <w:pStyle w:val="TOC1"/>
+        <w:rPr>
+          <w:rFonts w:asciiTheme="minorHAnsi" w:eastAsiaTheme="minorEastAsia" w:hAnsiTheme="minorHAnsi" w:cstheme="minorBidi"/>
+          <w:b w:val="0"/>
+          <w:sz w:val="22"/>
+          <w:szCs w:val="22"/>
+          <w:lang w:eastAsia="en-US"/>
+        </w:rPr>
+      </w:pPr>
+      <w:hyperlink w:anchor="_Toc237166487" w:history="1">
+        <w:r>
+          <w:rPr>
+            <w:rStyle w:val="Hyperlink"/>
+          </w:rPr>
+          <w:t>Conventions</w:t>
+        </w:r>
+        <w:r>
+          <w:rPr>
+            <w:webHidden/>
+          </w:rPr>
+          <w:tab/>
+        </w:r>
+        <w:r>
+          <w:rPr>
+            <w:webHidden/>
+          </w:rPr>
+          <w:fldChar w:fldCharType="begin"/>
+        </w:r>
+        <w:r>
+          <w:rPr>
+            <w:webHidden/>
+          </w:rPr>
+          <w:instrText xml:space="preserve"> PAGEREF _Toc237166487 \h </w:instrText>
+        </w:r>
+        <w:r>
+          <w:rPr>
+            <w:webHidden/>
+          </w:rPr>
+        </w:r>
+        <w:r>
+          <w:rPr>
+            <w:webHidden/>
+          </w:rPr>
+          <w:fldChar w:fldCharType="separate"/>
+        </w:r>
+        <w:r>
+          <w:rPr>
+            <w:webHidden/>
+          </w:rPr>
+          <w:t>5</w:t>
+        </w:r>
+        <w:r>
+          <w:rPr>
             <w:webHidden/>
           </w:rPr>
           <w:fldChar w:fldCharType="end"/>
@@ -581,58 +703,188 @@
           <w:lang w:eastAsia="en-US"/>
         </w:rPr>
       </w:pPr>
-      <w:hyperlink w:anchor="_Toc236836862" w:history="1">
+      <w:hyperlink w:anchor="_Toc237166488" w:history="1">
         <w:r>
           <w:rPr>
             <w:rStyle w:val="Hyperlink"/>
             <w:noProof/>
           </w:rPr>
+          <w:t>Coding Conventions</w:t>
+        </w:r>
+        <w:r>
+          <w:rPr>
+            <w:noProof/>
+            <w:webHidden/>
+          </w:rPr>
+          <w:tab/>
+        </w:r>
+        <w:r>
+          <w:rPr>
+            <w:noProof/>
+            <w:webHidden/>
+          </w:rPr>
+          <w:fldChar w:fldCharType="begin"/>
+        </w:r>
+        <w:r>
+          <w:rPr>
+            <w:noProof/>
+            <w:webHidden/>
+          </w:rPr>
+          <w:instrText xml:space="preserve"> PAGEREF _Toc237166488 \h </w:instrText>
+        </w:r>
+        <w:r>
+          <w:rPr>
+            <w:noProof/>
+            <w:webHidden/>
+          </w:rPr>
+        </w:r>
+        <w:r>
+          <w:rPr>
+            <w:noProof/>
+            <w:webHidden/>
+          </w:rPr>
+          <w:fldChar w:fldCharType="separate"/>
+        </w:r>
+        <w:r>
+          <w:rPr>
+            <w:noProof/>
+            <w:webHidden/>
+          </w:rPr>
+          <w:t>5</w:t>
+        </w:r>
+        <w:r>
+          <w:rPr>
+            <w:noProof/>
+            <w:webHidden/>
+          </w:rPr>
+          <w:fldChar w:fldCharType="end"/>
+        </w:r>
+      </w:hyperlink>
+    </w:p>
+    <w:p>
+      <w:pPr>
+        <w:pStyle w:val="TOC2"/>
+        <w:rPr>
+          <w:rFonts w:asciiTheme="minorHAnsi" w:eastAsiaTheme="minorEastAsia" w:hAnsiTheme="minorHAnsi" w:cstheme="minorBidi"/>
+          <w:noProof/>
+          <w:sz w:val="22"/>
+          <w:szCs w:val="22"/>
+          <w:lang w:eastAsia="en-US"/>
+        </w:rPr>
+      </w:pPr>
+      <w:hyperlink w:anchor="_Toc237166489" w:history="1">
+        <w:r>
+          <w:rPr>
+            <w:rStyle w:val="Hyperlink"/>
+            <w:noProof/>
+          </w:rPr>
+          <w:t>Naming Conventions</w:t>
+        </w:r>
+        <w:r>
+          <w:rPr>
+            <w:noProof/>
+            <w:webHidden/>
+          </w:rPr>
+          <w:tab/>
+        </w:r>
+        <w:r>
+          <w:rPr>
+            <w:noProof/>
+            <w:webHidden/>
+          </w:rPr>
+          <w:fldChar w:fldCharType="begin"/>
+        </w:r>
+        <w:r>
+          <w:rPr>
+            <w:noProof/>
+            <w:webHidden/>
+          </w:rPr>
+          <w:instrText xml:space="preserve"> PAGEREF _Toc237166489 \h </w:instrText>
+        </w:r>
+        <w:r>
+          <w:rPr>
+            <w:noProof/>
+            <w:webHidden/>
+          </w:rPr>
+        </w:r>
+        <w:r>
+          <w:rPr>
+            <w:noProof/>
+            <w:webHidden/>
+          </w:rPr>
+          <w:fldChar w:fldCharType="separate"/>
+        </w:r>
+        <w:r>
+          <w:rPr>
+            <w:noProof/>
+            <w:webHidden/>
+          </w:rPr>
+          <w:t>6</w:t>
+        </w:r>
+        <w:r>
+          <w:rPr>
+            <w:noProof/>
+            <w:webHidden/>
+          </w:rPr>
+          <w:fldChar w:fldCharType="end"/>
+        </w:r>
+      </w:hyperlink>
+    </w:p>
+    <w:p>
+      <w:pPr>
+        <w:pStyle w:val="TOC1"/>
+        <w:rPr>
+          <w:rFonts w:asciiTheme="minorHAnsi" w:eastAsiaTheme="minorEastAsia" w:hAnsiTheme="minorHAnsi" w:cstheme="minorBidi"/>
+          <w:b w:val="0"/>
+          <w:sz w:val="22"/>
+          <w:szCs w:val="22"/>
+          <w:lang w:eastAsia="en-US"/>
+        </w:rPr>
+      </w:pPr>
+      <w:hyperlink w:anchor="_Toc237166490" w:history="1">
+        <w:r>
+          <w:rPr>
+            <w:rStyle w:val="Hyperlink"/>
+          </w:rPr>
           <w:t>Notes</w:t>
         </w:r>
         <w:r>
           <w:rPr>
-            <w:noProof/>
             <w:webHidden/>
           </w:rPr>
           <w:tab/>
         </w:r>
         <w:r>
           <w:rPr>
-            <w:noProof/>
             <w:webHidden/>
           </w:rPr>
           <w:fldChar w:fldCharType="begin"/>
         </w:r>
         <w:r>
           <w:rPr>
-            <w:noProof/>
-            <w:webHidden/>
-          </w:rPr>
-          <w:instrText xml:space="preserve"> PAGEREF _Toc236836862 \h </w:instrText>
-        </w:r>
-        <w:r>
-          <w:rPr>
-            <w:noProof/>
-            <w:webHidden/>
-          </w:rPr>
-        </w:r>
-        <w:r>
-          <w:rPr>
-            <w:noProof/>
+            <w:webHidden/>
+          </w:rPr>
+          <w:instrText xml:space="preserve"> PAGEREF _Toc237166490 \h </w:instrText>
+        </w:r>
+        <w:r>
+          <w:rPr>
+            <w:webHidden/>
+          </w:rPr>
+        </w:r>
+        <w:r>
+          <w:rPr>
             <w:webHidden/>
           </w:rPr>
           <w:fldChar w:fldCharType="separate"/>
         </w:r>
         <w:r>
           <w:rPr>
-            <w:noProof/>
-            <w:webHidden/>
-          </w:rPr>
-          <w:t>4</w:t>
-        </w:r>
-        <w:r>
-          <w:rPr>
-            <w:noProof/>
+            <w:webHidden/>
+          </w:rPr>
+          <w:t>6</w:t>
+        </w:r>
+        <w:r>
+          <w:rPr>
             <w:webHidden/>
           </w:rPr>
           <w:fldChar w:fldCharType="end"/>
@@ -656,7 +908,7 @@
         </w:rPr>
         <w:fldChar w:fldCharType="end"/>
       </w:r>
-      <w:bookmarkStart w:id="0" w:name="_Toc236836855"/>
+      <w:bookmarkStart w:id="0" w:name="_Toc237166479"/>
       <w:r>
         <w:t>Overview</w:t>
       </w:r>
@@ -879,8 +1131,9 @@
       <w:pPr>
         <w:pStyle w:val="Heading1"/>
       </w:pPr>
-      <w:bookmarkStart w:id="1" w:name="_Toc236836856"/>
-      <w:r>
+      <w:bookmarkStart w:id="1" w:name="_Toc237166480"/>
+      <w:r>
+        <w:lastRenderedPageBreak/>
         <w:t>Tax Tool</w:t>
       </w:r>
       <w:r>
@@ -943,7 +1196,6 @@
         <w:pStyle w:val="Body-Text"/>
       </w:pPr>
       <w:r>
-        <w:lastRenderedPageBreak/>
         <w:t xml:space="preserve">Most of the tax tools are based on the idea of providing the result </w:t>
       </w:r>
       <w:r>
@@ -1046,7 +1298,7 @@
       <w:pPr>
         <w:pStyle w:val="Heading1"/>
       </w:pPr>
-      <w:bookmarkStart w:id="2" w:name="_Toc236836857"/>
+      <w:bookmarkStart w:id="2" w:name="_Toc237166481"/>
       <w:r>
         <w:t xml:space="preserve">Tax Form </w:t>
       </w:r>
@@ -1088,7 +1340,7 @@
       <w:pPr>
         <w:pStyle w:val="Heading3"/>
       </w:pPr>
-      <w:bookmarkStart w:id="3" w:name="_Toc236836858"/>
+      <w:bookmarkStart w:id="3" w:name="_Toc237166482"/>
       <w:r>
         <w:t>Form Class</w:t>
       </w:r>
@@ -1111,7 +1363,19 @@
         <w:rPr>
           <w:rStyle w:val="SourceCodechar"/>
         </w:rPr>
-        <w:t>Library/Classes/Form.js</w:t>
+        <w:t>Library/Classes/</w:t>
+      </w:r>
+      <w:r>
+        <w:rPr>
+          <w:rStyle w:val="SourceCodechar"/>
+        </w:rPr>
+        <w:t>Tax</w:t>
+      </w:r>
+      <w:r>
+        <w:rPr>
+          <w:rStyle w:val="SourceCodechar"/>
+        </w:rPr>
+        <w:t>Form.js</w:t>
       </w:r>
       <w:r>
         <w:t>.</w:t>
@@ -1360,6 +1624,7 @@
       <w:proofErr w:type="spellStart"/>
       <w:proofErr w:type="gramStart"/>
       <w:r>
+        <w:lastRenderedPageBreak/>
         <w:t>isUsed</w:t>
       </w:r>
       <w:proofErr w:type="spellEnd"/>
@@ -1409,7 +1674,6 @@
       </w:pPr>
       <w:proofErr w:type="gramStart"/>
       <w:r>
-        <w:lastRenderedPageBreak/>
         <w:t>line(</w:t>
       </w:r>
       <w:proofErr w:type="gramEnd"/>
@@ -1629,7 +1893,7 @@
       <w:pPr>
         <w:pStyle w:val="Heading3"/>
       </w:pPr>
-      <w:bookmarkStart w:id="4" w:name="_Toc236836859"/>
+      <w:bookmarkStart w:id="4" w:name="_Toc237166483"/>
       <w:r>
         <w:t>Tax Form Class</w:t>
       </w:r>
@@ -1663,99 +1927,19 @@
         <w:t>Tax forms are</w:t>
       </w:r>
       <w:r>
-        <w:t xml:space="preserve"> saved in the </w:t>
+        <w:t xml:space="preserve"> saved in the</w:t>
+      </w:r>
+      <w:r>
+        <w:t xml:space="preserve"> directory</w:t>
+      </w:r>
+      <w:r>
+        <w:t xml:space="preserve"> </w:t>
       </w:r>
       <w:r>
         <w:rPr>
           <w:rStyle w:val="SourceCodechar"/>
         </w:rPr>
         <w:t>Library/</w:t>
-      </w:r>
-      <w:proofErr w:type="spellStart"/>
-      <w:r>
-        <w:rPr>
-          <w:rStyle w:val="SourceCodechar"/>
-        </w:rPr>
-        <w:t>TaxForms</w:t>
-      </w:r>
-      <w:proofErr w:type="spellEnd"/>
-      <w:r>
-        <w:t xml:space="preserve"> folder</w:t>
-      </w:r>
-      <w:r>
-        <w:t xml:space="preserve">, so for example, the implementation of the class for the 1040 tax form would be in </w:t>
-      </w:r>
-      <w:r>
-        <w:rPr>
-          <w:rStyle w:val="SourceCodechar"/>
-        </w:rPr>
-        <w:t>Library/</w:t>
-      </w:r>
-      <w:proofErr w:type="spellStart"/>
-      <w:r>
-        <w:rPr>
-          <w:rStyle w:val="SourceCodechar"/>
-        </w:rPr>
-        <w:t>TaxForms</w:t>
-      </w:r>
-      <w:proofErr w:type="spellEnd"/>
-      <w:r>
-        <w:rPr>
-          <w:rStyle w:val="SourceCodechar"/>
-        </w:rPr>
-        <w:t>/F1040.js</w:t>
-      </w:r>
-      <w:r>
-        <w:t>.</w:t>
-      </w:r>
-    </w:p>
-    <w:p>
-      <w:pPr>
-        <w:pStyle w:val="Body-Text"/>
-      </w:pPr>
-      <w:r>
-        <w:t>As mentioned above, each tax for is implemented as</w:t>
-      </w:r>
-      <w:r>
-        <w:t xml:space="preserve"> a subclass for the Form class. The Form class defined the attrib</w:t>
-      </w:r>
-      <w:r>
-        <w:t xml:space="preserve">utes and several common methods, but there are several methods that are </w:t>
-      </w:r>
-      <w:proofErr w:type="spellStart"/>
-      <w:r>
-        <w:t>unuque</w:t>
-      </w:r>
-      <w:proofErr w:type="spellEnd"/>
-      <w:r>
-        <w:t xml:space="preserve"> to each tax form and need to be implemented for each tax form.</w:t>
-      </w:r>
-    </w:p>
-    <w:p>
-      <w:pPr>
-        <w:pStyle w:val="Heading4"/>
-      </w:pPr>
-      <w:proofErr w:type="gramStart"/>
-      <w:r>
-        <w:t>constructor(</w:t>
-      </w:r>
-      <w:proofErr w:type="gramEnd"/>
-      <w:r>
-        <w:t>) Method</w:t>
-      </w:r>
-    </w:p>
-    <w:p>
-      <w:pPr>
-        <w:pStyle w:val="Body-Text"/>
-        <w:rPr>
-          <w:lang w:eastAsia="ar-SA"/>
-        </w:rPr>
-      </w:pPr>
-      <w:r>
-        <w:rPr>
-          <w:lang w:eastAsia="ar-SA"/>
-        </w:rPr>
-        <w:t xml:space="preserve">The Form parent class defined an empty object of for the lines of the tax form. The constructor for each tax forms needs to provide the prototype for each line in the tax form and add a description for each line. The description is used by the </w:t>
       </w:r>
       <w:proofErr w:type="spellStart"/>
       <w:proofErr w:type="gramStart"/>
@@ -1763,482 +1947,824 @@
         <w:rPr>
           <w:rStyle w:val="SourceCodechar"/>
         </w:rPr>
-        <w:t>toString</w:t>
+        <w:t>TaxForms</w:t>
       </w:r>
       <w:proofErr w:type="spellEnd"/>
       <w:r>
-        <w:rPr>
-          <w:rStyle w:val="SourceCodechar"/>
-        </w:rPr>
-        <w:t>(</w:t>
+        <w:t>,</w:t>
       </w:r>
       <w:proofErr w:type="gramEnd"/>
       <w:r>
-        <w:rPr>
-          <w:rStyle w:val="SourceCodechar"/>
-        </w:rPr>
-        <w:t>)</w:t>
-      </w:r>
-      <w:r>
+        <w:t xml:space="preserve"> so for example, the implementation of the class for the 1040 tax form would be in </w:t>
+      </w:r>
+      <w:r>
+        <w:rPr>
+          <w:rStyle w:val="SourceCodechar"/>
+        </w:rPr>
+        <w:t>Library/</w:t>
+      </w:r>
+      <w:proofErr w:type="spellStart"/>
+      <w:r>
+        <w:rPr>
+          <w:rStyle w:val="SourceCodechar"/>
+        </w:rPr>
+        <w:t>TaxForms</w:t>
+      </w:r>
+      <w:proofErr w:type="spellEnd"/>
+      <w:r>
+        <w:rPr>
+          <w:rStyle w:val="SourceCodechar"/>
+        </w:rPr>
+        <w:t>/F1040.js</w:t>
+      </w:r>
+      <w:r>
+        <w:t>.</w:t>
+      </w:r>
+    </w:p>
+    <w:p>
+      <w:pPr>
+        <w:pStyle w:val="Body-Text"/>
+      </w:pPr>
+      <w:r>
+        <w:t>As mentioned above, each tax for is implemented as</w:t>
+      </w:r>
+      <w:r>
+        <w:t xml:space="preserve"> a subclass for the Form class. The Form class defined the attrib</w:t>
+      </w:r>
+      <w:r>
+        <w:t xml:space="preserve">utes and several common methods, but there are several methods that are </w:t>
+      </w:r>
+      <w:proofErr w:type="spellStart"/>
+      <w:r>
+        <w:t>unuque</w:t>
+      </w:r>
+      <w:proofErr w:type="spellEnd"/>
+      <w:r>
+        <w:t xml:space="preserve"> to each tax form and need to be implemented for each tax form.</w:t>
+      </w:r>
+    </w:p>
+    <w:p>
+      <w:pPr>
+        <w:pStyle w:val="Heading4"/>
+      </w:pPr>
+      <w:proofErr w:type="gramStart"/>
+      <w:r>
+        <w:t>constructor(</w:t>
+      </w:r>
+      <w:proofErr w:type="gramEnd"/>
+      <w:r>
+        <w:t>) Method</w:t>
+      </w:r>
+    </w:p>
+    <w:p>
+      <w:pPr>
+        <w:pStyle w:val="Body-Text"/>
         <w:rPr>
           <w:lang w:eastAsia="ar-SA"/>
         </w:rPr>
-        <w:t xml:space="preserve"> method and is useful for providing debugging messages.</w:t>
-      </w:r>
-    </w:p>
-    <w:p>
-      <w:pPr>
-        <w:pStyle w:val="Heading4"/>
-      </w:pPr>
-      <w:proofErr w:type="gramStart"/>
-      <w:r>
-        <w:t>calculate(</w:t>
-      </w:r>
-      <w:proofErr w:type="gramEnd"/>
-      <w:r>
-        <w:t>) Method</w:t>
-      </w:r>
-    </w:p>
-    <w:p>
-      <w:pPr>
-        <w:pStyle w:val="Body-Text"/>
+      </w:pPr>
+      <w:r>
         <w:rPr>
           <w:lang w:eastAsia="ar-SA"/>
         </w:rPr>
-      </w:pPr>
-      <w:r>
-        <w:rPr>
-          <w:lang w:eastAsia="ar-SA"/>
-        </w:rPr>
-        <w:t>This is the method that is called to calculate the tax form (that is, execute the steps). Typically, this method is only called if another form wants a value from a line in this tax form. Once this method is called, it will return immediately if it is called again. However, if the input values are changed, all the tax forms will be recalculated if they are referenced again.</w:t>
-      </w:r>
-    </w:p>
-    <w:p>
-      <w:pPr>
-        <w:pStyle w:val="Heading4"/>
-      </w:pPr>
-      <w:proofErr w:type="gramStart"/>
-      <w:r>
-        <w:t>static</w:t>
-      </w:r>
-      <w:proofErr w:type="gramEnd"/>
-      <w:r>
-        <w:t xml:space="preserve"> </w:t>
-      </w:r>
-      <w:proofErr w:type="spellStart"/>
-      <w:r>
-        <w:t>getHTML</w:t>
-      </w:r>
-      <w:proofErr w:type="spellEnd"/>
-      <w:r>
-        <w:t>(</w:t>
-      </w:r>
-      <w:r>
-        <w:t>) Method</w:t>
-      </w:r>
-    </w:p>
-    <w:p>
-      <w:pPr>
-        <w:pStyle w:val="Body-Text"/>
-        <w:rPr>
-          <w:lang w:eastAsia="ar-SA"/>
-        </w:rPr>
-      </w:pPr>
-      <w:r>
-        <w:rPr>
-          <w:lang w:eastAsia="ar-SA"/>
-        </w:rPr>
-        <w:t>This is a static method. Each tax form contains a copy of the HTML code that can be used to display the tax form on a web page. All of the fields on the form will contain their initial values. Typically this is zero or blank, possibly with a placeholder value (a grayed out value, with a demonstration value).</w:t>
-      </w:r>
-    </w:p>
-    <w:p>
-      <w:pPr>
-        <w:pStyle w:val="Body-Text"/>
-        <w:rPr>
-          <w:lang w:eastAsia="ar-SA"/>
-        </w:rPr>
-      </w:pPr>
-      <w:r>
-        <w:rPr>
-          <w:lang w:eastAsia="ar-SA"/>
-        </w:rPr>
-        <w:t>The value field for each line of the tax form will have an ID assigned to it. The id will be the form name, and the line number separated by a hyphen. Forms that can be entered multiple times will also have an index to indicate which instance of the for</w:t>
-      </w:r>
-      <w:r>
-        <w:rPr>
-          <w:lang w:eastAsia="ar-SA"/>
-        </w:rPr>
-        <w:t>m</w:t>
-      </w:r>
-      <w:r>
-        <w:rPr>
-          <w:lang w:eastAsia="ar-SA"/>
-        </w:rPr>
-        <w:t xml:space="preserve"> it is, for example, f1040-01a</w:t>
-      </w:r>
-      <w:r>
-        <w:rPr>
-          <w:lang w:eastAsia="ar-SA"/>
-        </w:rPr>
-        <w:t>, or w2-1-01. By convention, IDs in HTML are written in kebab case (all lower case with hyphens between words).</w:t>
-      </w:r>
-    </w:p>
-    <w:p>
-      <w:pPr>
-        <w:pStyle w:val="Heading4"/>
-      </w:pPr>
-      <w:proofErr w:type="gramStart"/>
-      <w:r>
-        <w:t>static</w:t>
-      </w:r>
-      <w:proofErr w:type="gramEnd"/>
-      <w:r>
-        <w:t xml:space="preserve"> </w:t>
-      </w:r>
-      <w:proofErr w:type="spellStart"/>
-      <w:r>
-        <w:t>getUserInput</w:t>
-      </w:r>
-      <w:proofErr w:type="spellEnd"/>
-      <w:r>
-        <w:t>(</w:t>
-      </w:r>
-      <w:r>
-        <w:t>) Method</w:t>
-      </w:r>
-    </w:p>
-    <w:p>
-      <w:pPr>
-        <w:pStyle w:val="Body-Text"/>
-        <w:rPr>
-          <w:lang w:eastAsia="ar-SA"/>
-        </w:rPr>
-      </w:pPr>
-      <w:r>
-        <w:rPr>
-          <w:lang w:eastAsia="ar-SA"/>
-        </w:rPr>
-        <w:t>This is a static method.</w:t>
-      </w:r>
-      <w:r>
-        <w:rPr>
-          <w:lang w:eastAsia="ar-SA"/>
-        </w:rPr>
-        <w:t xml:space="preserve"> For each line on the tax form, this method will read the value of the line from the web page. As mentioned above, the tax form line number corresponding to each field is embedded in the ID assigned to that field.</w:t>
-      </w:r>
-      <w:r>
-        <w:rPr>
-          <w:lang w:eastAsia="ar-SA"/>
-        </w:rPr>
-        <w:t xml:space="preserve"> This method only needs to be implemented for tax forms that provide input data, such as income forms (e.g., W-2, 1099</w:t>
-      </w:r>
-      <w:r>
-        <w:rPr>
-          <w:lang w:eastAsia="ar-SA"/>
-        </w:rPr>
-        <w:t>s).</w:t>
-      </w:r>
-    </w:p>
-    <w:p>
-      <w:pPr>
-        <w:pStyle w:val="Heading4"/>
-      </w:pPr>
-      <w:proofErr w:type="gramStart"/>
-      <w:r>
-        <w:t>put1040Information</w:t>
-      </w:r>
-      <w:r>
-        <w:t>(</w:t>
-      </w:r>
-      <w:proofErr w:type="gramEnd"/>
-      <w:r>
-        <w:t>) Method</w:t>
-      </w:r>
-    </w:p>
-    <w:p>
-      <w:pPr>
-        <w:pStyle w:val="Body-Text"/>
-        <w:rPr>
-          <w:lang w:eastAsia="ar-SA"/>
-        </w:rPr>
-      </w:pPr>
-      <w:r>
-        <w:rPr>
-          <w:lang w:eastAsia="ar-SA"/>
-        </w:rPr>
-        <w:t>This is a static method.</w:t>
-      </w:r>
-      <w:r>
-        <w:rPr>
-          <w:lang w:eastAsia="ar-SA"/>
-        </w:rPr>
-        <w:t xml:space="preserve"> </w:t>
-      </w:r>
-      <w:r>
-        <w:rPr>
-          <w:lang w:eastAsia="ar-SA"/>
-        </w:rPr>
-        <w:t xml:space="preserve">For each line on the tax form, this method will insert the value from the line on the tax form into the corresponding field in the web page. As mentioned above, the tax form line number </w:t>
-      </w:r>
-      <w:r>
-        <w:rPr>
-          <w:lang w:eastAsia="ar-SA"/>
-        </w:rPr>
-        <w:lastRenderedPageBreak/>
-        <w:t>corresponding to each field is embedded in the ID assigned to that field.</w:t>
-      </w:r>
-      <w:r>
-        <w:rPr>
-          <w:lang w:eastAsia="ar-SA"/>
-        </w:rPr>
-        <w:t xml:space="preserve"> </w:t>
-      </w:r>
-      <w:r>
-        <w:rPr>
-          <w:lang w:eastAsia="ar-SA"/>
-        </w:rPr>
-        <w:t>This method only needs to be implemented for tax forms are part of the tax returns (i.e., output forms such as form 1040 and Schedule A).</w:t>
-      </w:r>
-    </w:p>
-    <w:p>
-      <w:pPr>
-        <w:pStyle w:val="Heading2"/>
-      </w:pPr>
-      <w:bookmarkStart w:id="5" w:name="_Toc236836860"/>
-      <w:r>
-        <w:t>Worksheets</w:t>
-      </w:r>
-      <w:bookmarkEnd w:id="5"/>
-    </w:p>
-    <w:p>
-      <w:pPr>
-        <w:pStyle w:val="Body-Text"/>
-      </w:pPr>
-      <w:r>
-        <w:t xml:space="preserve">Worksheets are associated with an immediate need for calculation, and their calculation may be specific to the form that needs the calculation. For example, there may be multiple schedule Cs and each one needs one needs its own calculation of the self-employment tax and SEHI deduction. Therefore, worksheets should be created by the form that needs the calculation. If you were to access the worksheet via </w:t>
+        <w:t xml:space="preserve">The Form parent class defined an empty object of for the lines of the tax form. The constructor for each tax forms needs to provide the prototype for each line in the tax form and add a description for each line. The description is used by the </w:t>
       </w:r>
       <w:proofErr w:type="spellStart"/>
       <w:proofErr w:type="gramStart"/>
       <w:r>
-        <w:t>Forms.getValue</w:t>
+        <w:rPr>
+          <w:rStyle w:val="SourceCodechar"/>
+        </w:rPr>
+        <w:t>toString</w:t>
       </w:r>
       <w:proofErr w:type="spellEnd"/>
       <w:r>
+        <w:rPr>
+          <w:rStyle w:val="SourceCodechar"/>
+        </w:rPr>
         <w:t>(</w:t>
       </w:r>
       <w:proofErr w:type="gramEnd"/>
       <w:r>
-        <w:t>), it could return a value from a worksheet created for another form.</w:t>
+        <w:rPr>
+          <w:rStyle w:val="SourceCodechar"/>
+        </w:rPr>
+        <w:t>)</w:t>
+      </w:r>
+      <w:r>
+        <w:rPr>
+          <w:lang w:eastAsia="ar-SA"/>
+        </w:rPr>
+        <w:t xml:space="preserve"> method and is useful for providing debugging messages.</w:t>
+      </w:r>
+    </w:p>
+    <w:p>
+      <w:pPr>
+        <w:pStyle w:val="Heading4"/>
+      </w:pPr>
+      <w:proofErr w:type="gramStart"/>
+      <w:r>
+        <w:t>calculate(</w:t>
+      </w:r>
+      <w:proofErr w:type="gramEnd"/>
+      <w:r>
+        <w:t>) Method</w:t>
       </w:r>
     </w:p>
     <w:p>
       <w:pPr>
         <w:pStyle w:val="Body-Text"/>
-      </w:pPr>
-      <w:r>
-        <w:t xml:space="preserve">Therefore, worksheet constructors should call the </w:t>
-      </w:r>
+        <w:rPr>
+          <w:lang w:eastAsia="ar-SA"/>
+        </w:rPr>
+      </w:pPr>
+      <w:r>
+        <w:rPr>
+          <w:lang w:eastAsia="ar-SA"/>
+        </w:rPr>
+        <w:t>This is the method that is called to calculate the tax form (that is, execute the steps). Typically, this method is only called if another form wants a value from a line in this tax form. Once this method is called, it will return immediately if it is called again. However, if the input values are changed, all the tax forms will be recalculated if they are referenced again.</w:t>
+      </w:r>
+    </w:p>
+    <w:p>
+      <w:pPr>
+        <w:pStyle w:val="Heading4"/>
+      </w:pPr>
       <w:proofErr w:type="gramStart"/>
       <w:r>
-        <w:t>calculator(</w:t>
+        <w:t>static</w:t>
       </w:r>
       <w:proofErr w:type="gramEnd"/>
       <w:r>
-        <w:t>) method directly, and the worksheet can then be accessed as follows:</w:t>
-      </w:r>
-    </w:p>
-    <w:p>
-      <w:pPr>
-        <w:pStyle w:val="Source"/>
+        <w:t xml:space="preserve"> </w:t>
+      </w:r>
+      <w:proofErr w:type="spellStart"/>
+      <w:r>
+        <w:t>getHTML</w:t>
+      </w:r>
+      <w:proofErr w:type="spellEnd"/>
+      <w:r>
+        <w:t>(</w:t>
+      </w:r>
+      <w:r>
+        <w:t>) Method</w:t>
+      </w:r>
+    </w:p>
+    <w:p>
+      <w:pPr>
+        <w:pStyle w:val="Body-Text"/>
+        <w:rPr>
+          <w:lang w:eastAsia="ar-SA"/>
+        </w:rPr>
+      </w:pPr>
+      <w:r>
+        <w:rPr>
+          <w:lang w:eastAsia="ar-SA"/>
+        </w:rPr>
+        <w:t>This is a static method. Each tax form contains a copy of the HTML code that can be used to display the tax form on a web page. All of the fields on the form will contain their initial values. Typically this is zero or blank, possibly with a placeholder value (a grayed out value, with a demonstration value).</w:t>
+      </w:r>
+    </w:p>
+    <w:p>
+      <w:pPr>
+        <w:pStyle w:val="Body-Text"/>
+        <w:rPr>
+          <w:lang w:eastAsia="ar-SA"/>
+        </w:rPr>
+      </w:pPr>
+      <w:r>
+        <w:rPr>
+          <w:lang w:eastAsia="ar-SA"/>
+        </w:rPr>
+        <w:t>The value field for each line of the tax form will have an ID assigned to it. The id will be the form name, and the line number separated by a hyphen. Forms that can be entered multiple times will also have an index to indicate which instance of the for</w:t>
+      </w:r>
+      <w:r>
+        <w:rPr>
+          <w:lang w:eastAsia="ar-SA"/>
+        </w:rPr>
+        <w:t>m</w:t>
+      </w:r>
+      <w:r>
+        <w:rPr>
+          <w:lang w:eastAsia="ar-SA"/>
+        </w:rPr>
+        <w:t xml:space="preserve"> it is, for example, f1040-01a</w:t>
+      </w:r>
+      <w:r>
+        <w:rPr>
+          <w:lang w:eastAsia="ar-SA"/>
+        </w:rPr>
+        <w:t>, or w2-1-01. By convention, IDs in HTML are written in kebab case (all lower case with hyphens between words).</w:t>
+      </w:r>
+    </w:p>
+    <w:p>
+      <w:pPr>
+        <w:pStyle w:val="Heading4"/>
       </w:pPr>
       <w:proofErr w:type="gramStart"/>
       <w:r>
-        <w:t>const</w:t>
+        <w:t>static</w:t>
       </w:r>
       <w:proofErr w:type="gramEnd"/>
       <w:r>
-        <w:t xml:space="preserve"> value = </w:t>
+        <w:t xml:space="preserve"> </w:t>
       </w:r>
       <w:proofErr w:type="spellStart"/>
       <w:r>
-        <w:t>Forms.createForm</w:t>
+        <w:t>getUserInput</w:t>
       </w:r>
       <w:proofErr w:type="spellEnd"/>
       <w:r>
-        <w:t>(“Worksheet”).line(“</w:t>
-      </w:r>
-      <w:proofErr w:type="spellStart"/>
-      <w:r>
-        <w:t>lineno</w:t>
-      </w:r>
-      <w:proofErr w:type="spellEnd"/>
-      <w:r>
-        <w:t>”);</w:t>
+        <w:t>(</w:t>
+      </w:r>
+      <w:r>
+        <w:t>) Method</w:t>
       </w:r>
     </w:p>
     <w:p>
       <w:pPr>
         <w:pStyle w:val="Body-Text"/>
-      </w:pPr>
-      <w:r>
-        <w:t>Or,</w:t>
-      </w:r>
-    </w:p>
-    <w:p>
-      <w:pPr>
-        <w:pStyle w:val="Source"/>
+        <w:rPr>
+          <w:lang w:eastAsia="ar-SA"/>
+        </w:rPr>
+      </w:pPr>
+      <w:r>
+        <w:rPr>
+          <w:lang w:eastAsia="ar-SA"/>
+        </w:rPr>
+        <w:t>This is a static method.</w:t>
+      </w:r>
+      <w:r>
+        <w:rPr>
+          <w:lang w:eastAsia="ar-SA"/>
+        </w:rPr>
+        <w:t xml:space="preserve"> For each line on the tax form, this method will read the value of the line from the web page. As mentioned above, the tax form line number corresponding to each field is embedded in the ID </w:t>
+      </w:r>
+      <w:r>
+        <w:rPr>
+          <w:lang w:eastAsia="ar-SA"/>
+        </w:rPr>
+        <w:lastRenderedPageBreak/>
+        <w:t>assigned to that field.</w:t>
+      </w:r>
+      <w:r>
+        <w:rPr>
+          <w:lang w:eastAsia="ar-SA"/>
+        </w:rPr>
+        <w:t xml:space="preserve"> This method only needs to be implemented for tax forms that provide input data, such as income forms (e.g., W-2, 1099</w:t>
+      </w:r>
+      <w:r>
+        <w:rPr>
+          <w:lang w:eastAsia="ar-SA"/>
+        </w:rPr>
+        <w:t>s).</w:t>
+      </w:r>
+    </w:p>
+    <w:p>
+      <w:pPr>
+        <w:pStyle w:val="Heading4"/>
       </w:pPr>
       <w:proofErr w:type="gramStart"/>
       <w:r>
-        <w:t>const</w:t>
+        <w:t>put1040Information</w:t>
+      </w:r>
+      <w:r>
+        <w:t>(</w:t>
       </w:r>
       <w:proofErr w:type="gramEnd"/>
       <w:r>
-        <w:t xml:space="preserve"> form = </w:t>
-      </w:r>
-      <w:proofErr w:type="spellStart"/>
-      <w:r>
-        <w:t>Forms.createForm</w:t>
-      </w:r>
-      <w:proofErr w:type="spellEnd"/>
-      <w:r>
-        <w:t>(“Worksheet”);</w:t>
-      </w:r>
-    </w:p>
-    <w:p>
-      <w:pPr>
-        <w:pStyle w:val="Source"/>
-      </w:pPr>
-      <w:proofErr w:type="gramStart"/>
-      <w:r>
-        <w:t>const</w:t>
-      </w:r>
-      <w:proofErr w:type="gramEnd"/>
-      <w:r>
-        <w:t xml:space="preserve"> value = </w:t>
-      </w:r>
-      <w:proofErr w:type="spellStart"/>
-      <w:r>
-        <w:t>form.line</w:t>
-      </w:r>
-      <w:proofErr w:type="spellEnd"/>
-      <w:r>
-        <w:t>(“</w:t>
-      </w:r>
-      <w:proofErr w:type="spellStart"/>
-      <w:r>
-        <w:t>lineno</w:t>
-      </w:r>
-      <w:proofErr w:type="spellEnd"/>
-      <w:r>
-        <w:t>”);</w:t>
-      </w:r>
-    </w:p>
-    <w:p>
-      <w:pPr>
-        <w:pStyle w:val="Heading1"/>
-      </w:pPr>
-      <w:bookmarkStart w:id="6" w:name="_Toc236836861"/>
-      <w:r>
-        <w:t>Supporting Code</w:t>
-      </w:r>
-      <w:bookmarkEnd w:id="6"/>
+        <w:t>) Method</w:t>
+      </w:r>
     </w:p>
     <w:p>
       <w:pPr>
         <w:pStyle w:val="Body-Text"/>
-      </w:pPr>
-      <w:r>
-        <w:t>For such a simple idea, there is a lot of code</w:t>
-      </w:r>
-      <w:r>
-        <w:t>, so th</w:t>
-      </w:r>
-      <w:r>
-        <w:t>is</w:t>
-      </w:r>
-      <w:r>
-        <w:t xml:space="preserve"> se</w:t>
-      </w:r>
-      <w:r>
-        <w:t>ction describes what it all is.</w:t>
-      </w:r>
-    </w:p>
-    <w:p>
-      <w:pPr>
-        <w:pStyle w:val="Heading1"/>
-      </w:pPr>
-      <w:bookmarkStart w:id="7" w:name="_Toc236836862"/>
-      <w:r>
-        <w:t>Notes</w:t>
-      </w:r>
-      <w:bookmarkEnd w:id="7"/>
+        <w:rPr>
+          <w:lang w:eastAsia="ar-SA"/>
+        </w:rPr>
+      </w:pPr>
+      <w:r>
+        <w:rPr>
+          <w:lang w:eastAsia="ar-SA"/>
+        </w:rPr>
+        <w:t>This is a static method.</w:t>
+      </w:r>
+      <w:r>
+        <w:rPr>
+          <w:lang w:eastAsia="ar-SA"/>
+        </w:rPr>
+        <w:t xml:space="preserve"> </w:t>
+      </w:r>
+      <w:r>
+        <w:rPr>
+          <w:lang w:eastAsia="ar-SA"/>
+        </w:rPr>
+        <w:t>For each line on the tax form, this method will insert the value from the line on the tax form into the corresponding field in the web page. As mentioned above, the tax form line number corresponding to each field is embedded in the ID assigned to that field.</w:t>
+      </w:r>
+      <w:r>
+        <w:rPr>
+          <w:lang w:eastAsia="ar-SA"/>
+        </w:rPr>
+        <w:t xml:space="preserve"> </w:t>
+      </w:r>
+      <w:r>
+        <w:rPr>
+          <w:lang w:eastAsia="ar-SA"/>
+        </w:rPr>
+        <w:t>This method only needs to be implemented for tax forms are part of the tax returns (i.e., output forms such as form 1040 and Schedule A).</w:t>
+      </w:r>
+    </w:p>
+    <w:p>
+      <w:pPr>
+        <w:pStyle w:val="Heading2"/>
+      </w:pPr>
+      <w:bookmarkStart w:id="5" w:name="_Toc237166484"/>
+      <w:r>
+        <w:t>Worksheets</w:t>
+      </w:r>
+      <w:bookmarkEnd w:id="5"/>
     </w:p>
     <w:p>
       <w:pPr>
         <w:pStyle w:val="Body-Text"/>
       </w:pPr>
       <w:r>
-        <w:t xml:space="preserve">The Forms.js module manages the forms that are in use by the tool. Any form that is created should be created by calling </w:t>
+        <w:t>Worksheets are associated with an immediate need for calculation, and their calculation may be specific to the form that needs the calculation. For example, there may be multiple schedule C</w:t>
+      </w:r>
+      <w:r>
+        <w:t>’</w:t>
+      </w:r>
+      <w:r>
+        <w:t xml:space="preserve">s and each one needs one needs its own calculation of the self-employment tax and SEHI deduction. Therefore, worksheets should be created by the form that needs the calculation. If you were to access the worksheet via </w:t>
       </w:r>
       <w:proofErr w:type="spellStart"/>
       <w:proofErr w:type="gramStart"/>
       <w:r>
+        <w:t>Forms.getValue</w:t>
+      </w:r>
+      <w:proofErr w:type="spellEnd"/>
+      <w:r>
+        <w:t>(</w:t>
+      </w:r>
+      <w:proofErr w:type="gramEnd"/>
+      <w:r>
+        <w:t>), it could return a value from a worksheet created for another form.</w:t>
+      </w:r>
+    </w:p>
+    <w:p>
+      <w:pPr>
+        <w:pStyle w:val="Body-Text"/>
+      </w:pPr>
+      <w:r>
+        <w:t xml:space="preserve">Therefore, worksheet constructors should call the </w:t>
+      </w:r>
+      <w:proofErr w:type="gramStart"/>
+      <w:r>
+        <w:t>calculator(</w:t>
+      </w:r>
+      <w:proofErr w:type="gramEnd"/>
+      <w:r>
+        <w:t>) method directly, and the worksheet can then be accessed as follows:</w:t>
+      </w:r>
+    </w:p>
+    <w:p>
+      <w:pPr>
+        <w:pStyle w:val="Source"/>
+      </w:pPr>
+      <w:proofErr w:type="gramStart"/>
+      <w:r>
+        <w:t>const</w:t>
+      </w:r>
+      <w:proofErr w:type="gramEnd"/>
+      <w:r>
+        <w:t xml:space="preserve"> value</w:t>
+      </w:r>
+      <w:r>
+        <w:t xml:space="preserve"> </w:t>
+      </w:r>
+      <w:r>
+        <w:t xml:space="preserve">= </w:t>
+      </w:r>
+      <w:proofErr w:type="spellStart"/>
+      <w:r>
         <w:t>Forms.createForm</w:t>
       </w:r>
       <w:proofErr w:type="spellEnd"/>
       <w:r>
-        <w:t>(</w:t>
+        <w:t>(“Worksheet”).line(“</w:t>
+      </w:r>
+      <w:proofErr w:type="spellStart"/>
+      <w:r>
+        <w:t>lineno</w:t>
+      </w:r>
+      <w:proofErr w:type="spellEnd"/>
+      <w:r>
+        <w:t>”);</w:t>
+      </w:r>
+    </w:p>
+    <w:p>
+      <w:pPr>
+        <w:pStyle w:val="Body-Text"/>
+      </w:pPr>
+      <w:r>
+        <w:t>Or,</w:t>
+      </w:r>
+    </w:p>
+    <w:p>
+      <w:pPr>
+        <w:pStyle w:val="Source"/>
+      </w:pPr>
+      <w:proofErr w:type="gramStart"/>
+      <w:r>
+        <w:t>const</w:t>
       </w:r>
       <w:proofErr w:type="gramEnd"/>
       <w:r>
-        <w:t xml:space="preserve">), not by calling new </w:t>
+        <w:t xml:space="preserve"> form</w:t>
+      </w:r>
+      <w:r>
+        <w:t xml:space="preserve">  </w:t>
+      </w:r>
+      <w:r>
+        <w:t xml:space="preserve">= </w:t>
       </w:r>
       <w:proofErr w:type="spellStart"/>
       <w:r>
-        <w:t>FormName</w:t>
+        <w:t>Forms.createForm</w:t>
       </w:r>
       <w:proofErr w:type="spellEnd"/>
       <w:r>
-        <w:t xml:space="preserve">(). This allows the Forms module to keep tract of which forms have been created and providing </w:t>
-      </w:r>
-      <w:r>
-        <w:t>convenient access to the form information.</w:t>
-      </w:r>
+        <w:t>(“Worksheet”);</w:t>
+      </w:r>
+    </w:p>
+    <w:p>
+      <w:pPr>
+        <w:pStyle w:val="Source"/>
+      </w:pPr>
+      <w:proofErr w:type="gramStart"/>
+      <w:r>
+        <w:t>const</w:t>
+      </w:r>
+      <w:proofErr w:type="gramEnd"/>
+      <w:r>
+        <w:t xml:space="preserve"> value</w:t>
+      </w:r>
+      <w:r>
+        <w:t xml:space="preserve"> </w:t>
+      </w:r>
+      <w:r>
+        <w:t xml:space="preserve">= </w:t>
+      </w:r>
+      <w:proofErr w:type="spellStart"/>
+      <w:r>
+        <w:t>form.line</w:t>
+      </w:r>
+      <w:proofErr w:type="spellEnd"/>
+      <w:r>
+        <w:t>(“</w:t>
+      </w:r>
+      <w:proofErr w:type="spellStart"/>
+      <w:r>
+        <w:t>lineno</w:t>
+      </w:r>
+      <w:proofErr w:type="spellEnd"/>
+      <w:r>
+        <w:t>”);</w:t>
+      </w:r>
+    </w:p>
+    <w:p>
+      <w:pPr>
+        <w:pStyle w:val="Heading2"/>
+      </w:pPr>
+      <w:bookmarkStart w:id="6" w:name="_Toc237166485"/>
+      <w:r>
+        <w:t>Tax Form Pages</w:t>
+      </w:r>
+      <w:bookmarkEnd w:id="6"/>
     </w:p>
     <w:p>
       <w:pPr>
         <w:pStyle w:val="Body-Text"/>
       </w:pPr>
       <w:r>
-        <w:t>Normally, a tax form must be created and calculated before values can be read from the form for use by another form.</w:t>
-      </w:r>
-      <w:r>
-        <w:t xml:space="preserve"> </w:t>
+        <w:t>Tax forms exist in two forms: classes (objects) and web pages</w:t>
+      </w:r>
+      <w:r>
+        <w:t xml:space="preserve"> (HTML)</w:t>
+      </w:r>
+      <w:r>
+        <w:t xml:space="preserve">. As said above, each tax form is implemented as a class and stored in the directory </w:t>
+      </w:r>
+      <w:r>
+        <w:rPr>
+          <w:rStyle w:val="SourceCodechar"/>
+        </w:rPr>
+        <w:t>Library/</w:t>
+      </w:r>
+      <w:proofErr w:type="spellStart"/>
+      <w:r>
+        <w:rPr>
+          <w:rStyle w:val="SourceCodechar"/>
+        </w:rPr>
+        <w:t>TaxForms</w:t>
+      </w:r>
+      <w:proofErr w:type="spellEnd"/>
+      <w:r>
+        <w:t xml:space="preserve">. Instances of the tax form classes are the internal representation </w:t>
+      </w:r>
+      <w:r>
+        <w:t>of the</w:t>
+      </w:r>
+      <w:r>
+        <w:t xml:space="preserve"> tax form</w:t>
+      </w:r>
+      <w:r>
+        <w:t>s</w:t>
+      </w:r>
+      <w:r>
+        <w:t xml:space="preserve">. The class </w:t>
+      </w:r>
+      <w:proofErr w:type="spellStart"/>
+      <w:r>
+        <w:rPr>
+          <w:rStyle w:val="SourceCodechar"/>
+        </w:rPr>
+        <w:t>TaxForms</w:t>
+      </w:r>
+      <w:proofErr w:type="spellEnd"/>
+      <w:r>
+        <w:t xml:space="preserve"> (with an “s” at the end) is a separate class that manages the instances of the tax forms that have been created.</w:t>
+      </w:r>
+    </w:p>
+    <w:p>
+      <w:pPr>
+        <w:pStyle w:val="Body-Text"/>
+      </w:pPr>
+      <w:r>
+        <w:t>While tax form classes and their objects are the internal representation of tax forms, tax form web pages are the external representation of the web pages</w:t>
+      </w:r>
+      <w:r>
+        <w:t>. They provide the place to input data and they display the completed tax return. Most of the tax tools do not use the tax form web pages because they provide a simplified view of the information on the tax forms. However, each tax form object has the ability to display itself as a web page. This makes each tax form the centralized location for all the information about that tax form.</w:t>
+      </w:r>
+    </w:p>
+    <w:p>
+      <w:pPr>
+        <w:pStyle w:val="Body-Text"/>
+      </w:pPr>
+      <w:r>
+        <w:t xml:space="preserve">The class </w:t>
+      </w:r>
+      <w:proofErr w:type="spellStart"/>
+      <w:r>
+        <w:rPr>
+          <w:rStyle w:val="SourceCodechar"/>
+        </w:rPr>
+        <w:t>TaxFormPages</w:t>
+      </w:r>
+      <w:proofErr w:type="spellEnd"/>
+      <w:r>
+        <w:t xml:space="preserve"> provides utilities for creating, deleting, and ma</w:t>
+      </w:r>
+      <w:r>
+        <w:t xml:space="preserve">naging the tax form web pages. Currently, this class and the </w:t>
+      </w:r>
+      <w:r>
+        <w:t xml:space="preserve">tax form web pages are only used by the </w:t>
+      </w:r>
+      <w:proofErr w:type="spellStart"/>
+      <w:r>
+        <w:t>TaxProgram</w:t>
+      </w:r>
+      <w:proofErr w:type="spellEnd"/>
+      <w:r>
+        <w:t xml:space="preserve"> tool. It uses these pages because it more closely resembles a tax program using actual tax forms. Most tax forms fall into one of two </w:t>
+      </w:r>
+      <w:proofErr w:type="spellStart"/>
+      <w:r>
+        <w:t>catagories</w:t>
+      </w:r>
+      <w:proofErr w:type="spellEnd"/>
+      <w:r>
+        <w:t>.</w:t>
+      </w:r>
+    </w:p>
+    <w:p>
+      <w:pPr>
+        <w:pStyle w:val="Body-Text"/>
+        <w:numPr>
+          <w:ilvl w:val="0"/>
+          <w:numId w:val="36"/>
+        </w:numPr>
+      </w:pPr>
+      <w:r>
+        <w:t xml:space="preserve">Tax forms that provide information that is used to calculate the tax return. </w:t>
+      </w:r>
+      <w:r>
+        <w:t>These tax forms</w:t>
+      </w:r>
+      <w:r>
+        <w:t xml:space="preserve"> are in the category of input tax forms.</w:t>
+      </w:r>
+    </w:p>
+    <w:p>
+      <w:pPr>
+        <w:pStyle w:val="Body-Text"/>
+        <w:numPr>
+          <w:ilvl w:val="0"/>
+          <w:numId w:val="36"/>
+        </w:numPr>
+      </w:pPr>
+      <w:r>
+        <w:t>Tax forms that are part of the tax return are output tax forms. They are produced as a result of the tax calculation.</w:t>
+      </w:r>
+    </w:p>
+    <w:p>
+      <w:pPr>
+        <w:pStyle w:val="Body-Text"/>
+      </w:pPr>
+      <w:r>
+        <w:t>In most tax tools, information that is provided to the tool for its calculation can be entered in</w:t>
+      </w:r>
+      <w:r>
+        <w:t>to</w:t>
+      </w:r>
+      <w:r>
+        <w:t xml:space="preserve"> any form, whether it is an input form or </w:t>
+      </w:r>
+      <w:r>
+        <w:t>an output form</w:t>
+      </w:r>
+      <w:r>
+        <w:t>. However, care must be taken when entering information</w:t>
+      </w:r>
+      <w:r>
+        <w:t xml:space="preserve"> into an output form</w:t>
+      </w:r>
+      <w:r>
+        <w:t xml:space="preserve">. Any information that is provided by the user and entered into a tax form will not be changed </w:t>
+      </w:r>
+      <w:r>
+        <w:t>when that tax form is calculated.</w:t>
+      </w:r>
+      <w:r>
+        <w:t xml:space="preserve"> For example, if a tool asks the taxpayer to enter the adjusted gross income (AGI) and that information is entered </w:t>
+      </w:r>
+      <w:r>
+        <w:t>into</w:t>
+      </w:r>
+      <w:r>
+        <w:t xml:space="preserve"> form 1040</w:t>
+      </w:r>
+      <w:r>
+        <w:t xml:space="preserve">, </w:t>
       </w:r>
       <w:proofErr w:type="gramStart"/>
       <w:r>
-        <w:t>But to prevent creating and printing a lot of unused forms, if the form is just going to return 0.</w:t>
+        <w:t>then</w:t>
       </w:r>
       <w:proofErr w:type="gramEnd"/>
       <w:r>
-        <w:t xml:space="preserve"> For example, form 1040 need to read the withholding information from lots of forms (e.g.</w:t>
+        <w:t xml:space="preserve"> the AGI value will not be changed when the tax information is calculated regardless of what other income information is available to the tax tool.</w:t>
+      </w:r>
+    </w:p>
+    <w:p>
+      <w:pPr>
+        <w:pStyle w:val="Body-Text"/>
+      </w:pPr>
+      <w:r>
+        <w:t>In the case of input tax forms, this is not an issue, but in the case of output tax forms</w:t>
+      </w:r>
+      <w:r>
+        <w:t>,</w:t>
+      </w:r>
+      <w:r>
+        <w:t xml:space="preserve"> this implementation allows the taxpayer to override any field in any tax forms.</w:t>
+      </w:r>
+      <w:r>
+        <w:t xml:space="preserve"> If the user does not want the value to be overridden, they can simply not enter the information and the tax form will calculated the value based on the other information that is available.</w:t>
+      </w:r>
+    </w:p>
+    <w:p>
+      <w:pPr>
+        <w:pStyle w:val="Heading1"/>
+      </w:pPr>
+      <w:bookmarkStart w:id="7" w:name="_Toc237166486"/>
+      <w:r>
+        <w:lastRenderedPageBreak/>
+        <w:t>Supporting Code</w:t>
+      </w:r>
+      <w:bookmarkEnd w:id="7"/>
+    </w:p>
+    <w:p>
+      <w:pPr>
+        <w:pStyle w:val="Body-Text"/>
+      </w:pPr>
+      <w:r>
+        <w:t>For such a simple idea, there is a lot of code</w:t>
+      </w:r>
+      <w:r>
+        <w:t>, so th</w:t>
+      </w:r>
+      <w:r>
+        <w:t>is</w:t>
+      </w:r>
+      <w:r>
+        <w:t xml:space="preserve"> se</w:t>
+      </w:r>
+      <w:r>
+        <w:t xml:space="preserve">ction describes </w:t>
+      </w:r>
+      <w:r>
+        <w:t xml:space="preserve">some of the other shared code. All of the shared code stored in the directory </w:t>
+      </w:r>
+      <w:r>
+        <w:rPr>
+          <w:rStyle w:val="SourceCodechar"/>
+        </w:rPr>
+        <w:t>Library</w:t>
+      </w:r>
+      <w:r>
+        <w:t xml:space="preserve"> and most of it is in the subdirectory </w:t>
+      </w:r>
+      <w:r>
+        <w:rPr>
+          <w:rStyle w:val="SourceCodechar"/>
+        </w:rPr>
+        <w:t>Classes</w:t>
+      </w:r>
+      <w:r>
+        <w:t xml:space="preserve">. There are a few code modules that use more than one file and they are stored in their own subdirectory under </w:t>
+      </w:r>
+      <w:r>
+        <w:rPr>
+          <w:rStyle w:val="SourceCodechar"/>
+        </w:rPr>
+        <w:t>Library</w:t>
+      </w:r>
+      <w:r>
+        <w:t>.</w:t>
+      </w:r>
+    </w:p>
+    <w:p>
+      <w:pPr>
+        <w:pStyle w:val="Body-Text"/>
+      </w:pPr>
+      <w:r>
+        <w:t xml:space="preserve">The </w:t>
+      </w:r>
+      <w:proofErr w:type="spellStart"/>
+      <w:r>
+        <w:rPr>
+          <w:rStyle w:val="SourceCodechar"/>
+        </w:rPr>
+        <w:t>TaxForm</w:t>
+      </w:r>
+      <w:proofErr w:type="spellEnd"/>
+      <w:r>
+        <w:t xml:space="preserve">, </w:t>
+      </w:r>
+      <w:proofErr w:type="spellStart"/>
+      <w:r>
+        <w:rPr>
+          <w:rStyle w:val="SourceCodechar"/>
+        </w:rPr>
+        <w:t>TaxForms</w:t>
+      </w:r>
+      <w:proofErr w:type="spellEnd"/>
+      <w:r>
+        <w:t xml:space="preserve">, and </w:t>
+      </w:r>
+      <w:r>
+        <w:rPr>
+          <w:rStyle w:val="SourceCodechar"/>
+        </w:rPr>
+        <w:t>Line</w:t>
+      </w:r>
+      <w:r>
+        <w:t xml:space="preserve"> classes are the classes used to represent tax forms internally in the tax tools. This has been described earlier.</w:t>
+      </w:r>
+    </w:p>
+    <w:p>
+      <w:pPr>
+        <w:pStyle w:val="Body-Text"/>
+      </w:pPr>
+      <w:r>
+        <w:t xml:space="preserve">The </w:t>
+      </w:r>
+      <w:r>
+        <w:rPr>
+          <w:rStyle w:val="SourceCodechar"/>
+        </w:rPr>
+        <w:t>Alert</w:t>
+      </w:r>
+      <w:r>
+        <w:t xml:space="preserve"> module is no longer used, but was needed to </w:t>
       </w:r>
       <w:proofErr w:type="gramStart"/>
       <w:r>
-        <w:t>,W</w:t>
+        <w:t>provided</w:t>
       </w:r>
       <w:proofErr w:type="gramEnd"/>
       <w:r>
-        <w:t xml:space="preserve">-2s, 1099s), it is not necessary to create these forms just to return 0. Any form that does not reference another form and has not already been created with initial </w:t>
-      </w:r>
-      <w:proofErr w:type="gramStart"/>
-      <w:r>
-        <w:t>values,</w:t>
-      </w:r>
-      <w:proofErr w:type="gramEnd"/>
-      <w:r>
-        <w:t xml:space="preserve"> does not need to be created when it is referenced.</w:t>
+        <w:t xml:space="preserve"> a solution to a timing problems.</w:t>
       </w:r>
     </w:p>
     <w:p>
@@ -2246,24 +2772,16 @@
         <w:pStyle w:val="Body-Text"/>
       </w:pPr>
       <w:r>
-        <w:t>A form does not need t</w:t>
-      </w:r>
-      <w:r>
-        <w:t>o</w:t>
-      </w:r>
-      <w:r>
-        <w:t xml:space="preserve"> be created to be accessed. If the form does not exist, the value returned will be 0. This is sufficient for any form that does not access another form such as the W-2 or 1099-INT. If a form does exist, its </w:t>
-      </w:r>
-      <w:proofErr w:type="gramStart"/>
-      <w:r>
-        <w:t>calculate(</w:t>
-      </w:r>
-      <w:proofErr w:type="gramEnd"/>
-      <w:r>
-        <w:t>) method must be called t</w:t>
-      </w:r>
-      <w:r>
-        <w:t>o make sure the data is correct (the modified flag can be used to prevent recalculating a form when it is not necessary).</w:t>
+        <w:t xml:space="preserve">The </w:t>
+      </w:r>
+      <w:r>
+        <w:rPr>
+          <w:rStyle w:val="SourceCodechar"/>
+        </w:rPr>
+        <w:t>Debug</w:t>
+      </w:r>
+      <w:r>
+        <w:t xml:space="preserve"> module provides a variety of information about the inner workings of the tax tools and a means to control that information.</w:t>
       </w:r>
     </w:p>
     <w:p>
@@ -2271,45 +2789,910 @@
         <w:pStyle w:val="Body-Text"/>
       </w:pPr>
       <w:r>
-        <w:t xml:space="preserve">A form can be accessed by </w:t>
+        <w:t xml:space="preserve">The modules </w:t>
+      </w:r>
+      <w:r>
+        <w:rPr>
+          <w:rStyle w:val="SourceCodechar"/>
+        </w:rPr>
+        <w:t>Dates</w:t>
+      </w:r>
+      <w:r>
+        <w:t xml:space="preserve">, </w:t>
+      </w:r>
+      <w:r>
+        <w:rPr>
+          <w:rStyle w:val="SourceCodechar"/>
+        </w:rPr>
+        <w:t>Num</w:t>
+      </w:r>
+      <w:r>
+        <w:t xml:space="preserve">, </w:t>
       </w:r>
       <w:proofErr w:type="spellStart"/>
       <w:proofErr w:type="gramStart"/>
       <w:r>
+        <w:rPr>
+          <w:rStyle w:val="SourceCodechar"/>
+        </w:rPr>
+        <w:t>Str</w:t>
+      </w:r>
+      <w:proofErr w:type="spellEnd"/>
+      <w:proofErr w:type="gramEnd"/>
+      <w:r>
+        <w:t xml:space="preserve">, and </w:t>
+      </w:r>
+      <w:r>
+        <w:rPr>
+          <w:rStyle w:val="SourceCodechar"/>
+        </w:rPr>
+        <w:t>Objects</w:t>
+      </w:r>
+      <w:r>
+        <w:t xml:space="preserve"> provide functions that i</w:t>
+      </w:r>
+      <w:r>
+        <w:t>m</w:t>
+      </w:r>
+      <w:r>
+        <w:t>plement abstractions for the underlying utility modules.</w:t>
+      </w:r>
+    </w:p>
+    <w:p>
+      <w:pPr>
+        <w:pStyle w:val="Body-Text"/>
+      </w:pPr>
+      <w:r>
+        <w:t xml:space="preserve">The </w:t>
+      </w:r>
+      <w:r>
+        <w:rPr>
+          <w:rStyle w:val="SourceCodechar"/>
+        </w:rPr>
+        <w:t>File</w:t>
+      </w:r>
+      <w:r>
+        <w:t xml:space="preserve"> module is provides the common code used to save and restore the state of a tax tool. This is only used by a few of the tax tools.</w:t>
+      </w:r>
+    </w:p>
+    <w:p>
+      <w:pPr>
+        <w:pStyle w:val="Body-Text"/>
+      </w:pPr>
+      <w:r>
+        <w:t xml:space="preserve">Similarly, the </w:t>
+      </w:r>
+      <w:r>
+        <w:rPr>
+          <w:rStyle w:val="SourceCodechar"/>
+        </w:rPr>
+        <w:t>HTML</w:t>
+      </w:r>
+      <w:r>
+        <w:t xml:space="preserve"> and </w:t>
+      </w:r>
+      <w:proofErr w:type="spellStart"/>
+      <w:r>
+        <w:rPr>
+          <w:rStyle w:val="SourceCodechar"/>
+        </w:rPr>
+        <w:t>HTMLBuild</w:t>
+      </w:r>
+      <w:proofErr w:type="spellEnd"/>
+      <w:r>
+        <w:t xml:space="preserve"> modules provide abstractions for working with HTML elements.</w:t>
+      </w:r>
+      <w:r>
+        <w:t xml:space="preserve"> The </w:t>
+      </w:r>
+      <w:r>
+        <w:rPr>
+          <w:rStyle w:val="SourceCodechar"/>
+        </w:rPr>
+        <w:t>HTML</w:t>
+      </w:r>
+      <w:r>
+        <w:t xml:space="preserve"> module provides general utilities for working with HTML elements, while the </w:t>
+      </w:r>
+      <w:proofErr w:type="spellStart"/>
+      <w:r>
+        <w:rPr>
+          <w:rStyle w:val="SourceCodechar"/>
+        </w:rPr>
+        <w:t>HTMLBuild</w:t>
+      </w:r>
+      <w:proofErr w:type="spellEnd"/>
+      <w:r>
+        <w:t xml:space="preserve"> modules provides methods for dynamically creating and adding content to the current web page.</w:t>
+      </w:r>
+      <w:r>
+        <w:t xml:space="preserve"> The primary abst</w:t>
+      </w:r>
+      <w:r>
+        <w:t>r</w:t>
+      </w:r>
+      <w:r>
+        <w:t xml:space="preserve">action of note is that </w:t>
+      </w:r>
+      <w:r>
+        <w:t xml:space="preserve">HTML </w:t>
+      </w:r>
+      <w:r>
+        <w:t xml:space="preserve">elements that are used to get </w:t>
+      </w:r>
+      <w:r>
+        <w:t>information from the taxpayer or show</w:t>
+      </w:r>
+      <w:r>
+        <w:t xml:space="preserve"> information</w:t>
+      </w:r>
+      <w:r>
+        <w:t xml:space="preserve"> to the taxpayer are accessed via the “</w:t>
+      </w:r>
+      <w:r>
+        <w:rPr>
+          <w:rStyle w:val="SourceCodechar"/>
+        </w:rPr>
+        <w:t>ID</w:t>
+      </w:r>
+      <w:r>
+        <w:t>” attribute. Thus, every HTML element used for input or output is assigned a unique and descriptive name (i.e., ID). The</w:t>
+      </w:r>
+      <w:r>
+        <w:t xml:space="preserve"> name</w:t>
+      </w:r>
+      <w:r>
+        <w:t xml:space="preserve">s only need to be unique within each tool, so whenever possible, the same name is used for the same </w:t>
+      </w:r>
+      <w:r>
+        <w:t>information</w:t>
+      </w:r>
+      <w:r>
+        <w:t xml:space="preserve"> across all tools.</w:t>
+      </w:r>
+    </w:p>
+    <w:p>
+      <w:pPr>
+        <w:pStyle w:val="Body-Text"/>
+      </w:pPr>
+      <w:r>
+        <w:t xml:space="preserve">The </w:t>
+      </w:r>
+      <w:proofErr w:type="spellStart"/>
+      <w:r>
+        <w:rPr>
+          <w:rStyle w:val="SourceCodechar"/>
+        </w:rPr>
+        <w:t>IncludeFile</w:t>
+      </w:r>
+      <w:proofErr w:type="spellEnd"/>
+      <w:r>
+        <w:t xml:space="preserve"> module implements an HTML syntax that allows HTML files to include other HTML files. This is not used much anymore. Most HTML files h</w:t>
+      </w:r>
+      <w:r>
+        <w:t>a</w:t>
+      </w:r>
+      <w:r>
+        <w:t>ve been changed to PHP files in order to use the PHP include mechanism instead.</w:t>
+      </w:r>
+    </w:p>
+    <w:p>
+      <w:pPr>
+        <w:pStyle w:val="Body-Text"/>
+      </w:pPr>
+      <w:r>
+        <w:t xml:space="preserve">The </w:t>
+      </w:r>
+      <w:r>
+        <w:rPr>
+          <w:rStyle w:val="SourceCodechar"/>
+        </w:rPr>
+        <w:t>TaxTable_20xx</w:t>
+      </w:r>
+      <w:r>
+        <w:t xml:space="preserve"> modules contain the definition of constant values and tables of data that are needed in tax calculations. These values change from year to year; therefore, there is a separate module for every year that is supported. The </w:t>
+      </w:r>
+      <w:proofErr w:type="spellStart"/>
+      <w:r>
+        <w:rPr>
+          <w:rStyle w:val="SourceCodechar"/>
+        </w:rPr>
+        <w:t>TaxTable</w:t>
+      </w:r>
+      <w:r>
+        <w:rPr>
+          <w:rStyle w:val="SourceCodechar"/>
+        </w:rPr>
+        <w:t>Tmpl</w:t>
+      </w:r>
+      <w:proofErr w:type="spellEnd"/>
+      <w:r>
+        <w:t xml:space="preserve"> class is a separate module that implements the methods for accessing the tax table information. Each of the </w:t>
+      </w:r>
+      <w:r>
+        <w:rPr>
+          <w:rStyle w:val="SourceCodechar"/>
+        </w:rPr>
+        <w:t>TaxTable_20xx</w:t>
+      </w:r>
+      <w:r>
+        <w:t xml:space="preserve"> modules is a child class of the </w:t>
+      </w:r>
+      <w:proofErr w:type="spellStart"/>
+      <w:r>
+        <w:rPr>
+          <w:rStyle w:val="SourceCodechar"/>
+        </w:rPr>
+        <w:t>TaxTableTmpl</w:t>
+      </w:r>
+      <w:proofErr w:type="spellEnd"/>
+      <w:r>
+        <w:t xml:space="preserve"> module</w:t>
+      </w:r>
+      <w:r>
+        <w:t xml:space="preserve"> so </w:t>
+      </w:r>
+      <w:r>
+        <w:t>these methods provide a</w:t>
+      </w:r>
+      <w:r>
+        <w:t xml:space="preserve"> common set of access methods</w:t>
+      </w:r>
+      <w:r>
+        <w:t xml:space="preserve"> for the information in the tax tables, regardless of the tax year</w:t>
+      </w:r>
+      <w:r>
+        <w:t xml:space="preserve">. The module </w:t>
+      </w:r>
+      <w:proofErr w:type="spellStart"/>
+      <w:r>
+        <w:rPr>
+          <w:rStyle w:val="SourceCodechar"/>
+        </w:rPr>
+        <w:t>TaxTable</w:t>
+      </w:r>
+      <w:proofErr w:type="spellEnd"/>
+      <w:r>
+        <w:t xml:space="preserve"> provide</w:t>
+      </w:r>
+      <w:r>
+        <w:t>s</w:t>
+      </w:r>
+      <w:r>
+        <w:t xml:space="preserve"> the static method</w:t>
+      </w:r>
+      <w:r>
+        <w:t xml:space="preserve"> named</w:t>
+      </w:r>
+      <w:r>
+        <w:t xml:space="preserve"> </w:t>
+      </w:r>
+      <w:proofErr w:type="spellStart"/>
+      <w:proofErr w:type="gramStart"/>
+      <w:r>
+        <w:rPr>
+          <w:rStyle w:val="SourceCodechar"/>
+        </w:rPr>
+        <w:t>getTaxTable</w:t>
+      </w:r>
+      <w:proofErr w:type="spellEnd"/>
+      <w:r>
+        <w:t>,</w:t>
+      </w:r>
+      <w:proofErr w:type="gramEnd"/>
+      <w:r>
+        <w:t xml:space="preserve"> returns</w:t>
+      </w:r>
+      <w:r>
+        <w:t xml:space="preserve"> a reference to the correct tax table object based on the year of the return. Since this method </w:t>
+      </w:r>
+      <w:r>
+        <w:t xml:space="preserve">is a static method, it </w:t>
+      </w:r>
+      <w:r>
+        <w:t>can be called</w:t>
+      </w:r>
+      <w:r>
+        <w:t xml:space="preserve"> from anywhere, essentially making the tax </w:t>
+      </w:r>
+      <w:proofErr w:type="gramStart"/>
+      <w:r>
+        <w:t>tables</w:t>
+      </w:r>
+      <w:proofErr w:type="gramEnd"/>
+      <w:r>
+        <w:t xml:space="preserve"> global data.</w:t>
+      </w:r>
+    </w:p>
+    <w:p>
+      <w:pPr>
+        <w:pStyle w:val="Body-Text"/>
+      </w:pPr>
+      <w:r>
+        <w:t xml:space="preserve">The </w:t>
+      </w:r>
+      <w:proofErr w:type="spellStart"/>
+      <w:r>
+        <w:rPr>
+          <w:rStyle w:val="SourceCodechar"/>
+        </w:rPr>
+        <w:t>TaxPayer</w:t>
+      </w:r>
+      <w:proofErr w:type="spellEnd"/>
+      <w:r>
+        <w:t xml:space="preserve"> </w:t>
+      </w:r>
+      <w:r>
+        <w:t>class</w:t>
+      </w:r>
+      <w:r>
+        <w:t xml:space="preserve"> </w:t>
+      </w:r>
+      <w:r>
+        <w:t>saves the</w:t>
+      </w:r>
+      <w:r>
+        <w:t xml:space="preserve"> attributes of the taxpayer</w:t>
+      </w:r>
+      <w:r>
+        <w:t xml:space="preserve">. Currently, only one </w:t>
+      </w:r>
+      <w:proofErr w:type="spellStart"/>
+      <w:r>
+        <w:rPr>
+          <w:rStyle w:val="SourceCodechar"/>
+        </w:rPr>
+        <w:t>TaxPayer</w:t>
+      </w:r>
+      <w:proofErr w:type="spellEnd"/>
+      <w:r>
+        <w:t xml:space="preserve"> object is supported, so I also </w:t>
+      </w:r>
+      <w:proofErr w:type="gramStart"/>
+      <w:r>
+        <w:t>contains</w:t>
+      </w:r>
+      <w:proofErr w:type="gramEnd"/>
+      <w:r>
+        <w:t xml:space="preserve"> information about the spouse and dependents. Together, the tax payer information, the input tax forms, and the tax tables, and you have all the information you need to complete the tax return.</w:t>
+      </w:r>
+    </w:p>
+    <w:p>
+      <w:pPr>
+        <w:pStyle w:val="Body-Text"/>
+      </w:pPr>
+      <w:r>
+        <w:t xml:space="preserve">The directory </w:t>
+      </w:r>
+      <w:proofErr w:type="spellStart"/>
+      <w:r>
+        <w:rPr>
+          <w:rStyle w:val="SourceCodechar"/>
+        </w:rPr>
+        <w:t>SalesTax</w:t>
+      </w:r>
+      <w:proofErr w:type="spellEnd"/>
+      <w:r>
+        <w:t xml:space="preserve"> is a separate subdirectory of </w:t>
+      </w:r>
+      <w:r>
+        <w:rPr>
+          <w:rStyle w:val="SourceCodechar"/>
+        </w:rPr>
+        <w:t>Library</w:t>
+      </w:r>
+      <w:r>
+        <w:t>. Sales tax information is accessed from an external web site, and this directory contains the software that provides access to that site.</w:t>
+      </w:r>
+    </w:p>
+    <w:p>
+      <w:pPr>
+        <w:pStyle w:val="Body-Text"/>
+      </w:pPr>
+      <w:r>
+        <w:t xml:space="preserve">The directory </w:t>
+      </w:r>
+      <w:r>
+        <w:rPr>
+          <w:rStyle w:val="SourceCodechar"/>
+        </w:rPr>
+        <w:t>Tooltips</w:t>
+      </w:r>
+      <w:r>
+        <w:t xml:space="preserve"> is a separate subdirectory of </w:t>
+      </w:r>
+      <w:r>
+        <w:rPr>
+          <w:rStyle w:val="SourceCodechar"/>
+        </w:rPr>
+        <w:t>Library</w:t>
+      </w:r>
+      <w:r>
+        <w:t>. It contains the code to provide popup tooltips when the mouse moves over an HTML element.</w:t>
+      </w:r>
+    </w:p>
+    <w:p>
+      <w:pPr>
+        <w:pStyle w:val="Body-Text"/>
+      </w:pPr>
+      <w:r>
+        <w:t xml:space="preserve">The directory </w:t>
+      </w:r>
+      <w:r>
+        <w:rPr>
+          <w:rStyle w:val="SourceCodechar"/>
+        </w:rPr>
+        <w:t>T</w:t>
+      </w:r>
+      <w:r>
+        <w:rPr>
+          <w:rStyle w:val="SourceCodechar"/>
+        </w:rPr>
+        <w:t>axTool</w:t>
+      </w:r>
+      <w:r>
+        <w:rPr>
+          <w:rStyle w:val="SourceCodechar"/>
+        </w:rPr>
+        <w:t>s</w:t>
+      </w:r>
+      <w:r>
+        <w:t xml:space="preserve"> is a separate subdirectory of </w:t>
+      </w:r>
+      <w:r>
+        <w:rPr>
+          <w:rStyle w:val="SourceCodechar"/>
+        </w:rPr>
+        <w:t>Library</w:t>
+      </w:r>
+      <w:r>
+        <w:t xml:space="preserve">. It contains several files that contain things that are intended to be used by all tax tools. For example </w:t>
+      </w:r>
+      <w:r>
+        <w:rPr>
+          <w:rStyle w:val="SourceCodechar"/>
+        </w:rPr>
+        <w:t>TaxTools.css</w:t>
+      </w:r>
+      <w:r>
+        <w:t xml:space="preserve"> provides the CSS formatting definitions that give all the tools a common appearance.</w:t>
+      </w:r>
+    </w:p>
+    <w:p>
+      <w:pPr>
+        <w:pStyle w:val="Heading1"/>
+      </w:pPr>
+      <w:bookmarkStart w:id="8" w:name="_Toc237166487"/>
+      <w:r>
+        <w:t>Conventions</w:t>
+      </w:r>
+      <w:bookmarkEnd w:id="8"/>
+    </w:p>
+    <w:p>
+      <w:pPr>
+        <w:pStyle w:val="Heading2"/>
+      </w:pPr>
+      <w:bookmarkStart w:id="9" w:name="_Toc237166488"/>
+      <w:r>
+        <w:t>Coding Conventions</w:t>
+      </w:r>
+      <w:bookmarkEnd w:id="9"/>
+    </w:p>
+    <w:p>
+      <w:pPr>
+        <w:pStyle w:val="Body-Text"/>
+        <w:numPr>
+          <w:ilvl w:val="0"/>
+          <w:numId w:val="35"/>
+        </w:numPr>
+      </w:pPr>
+      <w:bookmarkStart w:id="10" w:name="_Toc235196319"/>
+      <w:r>
+        <w:t>Indentation</w:t>
+      </w:r>
+      <w:r>
+        <w:t xml:space="preserve"> in HTML, CSS and JavaScript files</w:t>
+      </w:r>
+      <w:r>
+        <w:t xml:space="preserve"> is 1 tab and tabs are 4 spaces.</w:t>
+      </w:r>
+      <w:r>
+        <w:t xml:space="preserve"> UNIX style newlines are used between lines, not Windows style carriage return- newline combinations.</w:t>
+      </w:r>
+    </w:p>
+    <w:p>
+      <w:pPr>
+        <w:pStyle w:val="Body-Text"/>
+        <w:numPr>
+          <w:ilvl w:val="0"/>
+          <w:numId w:val="35"/>
+        </w:numPr>
+      </w:pPr>
+      <w:r>
+        <w:t xml:space="preserve">Use </w:t>
+      </w:r>
+      <w:r>
+        <w:rPr>
+          <w:rStyle w:val="SourceCodechar"/>
+        </w:rPr>
+        <w:t>===</w:t>
+      </w:r>
+      <w:r>
+        <w:t xml:space="preserve"> </w:t>
+      </w:r>
+      <w:proofErr w:type="gramStart"/>
+      <w:r>
+        <w:t xml:space="preserve">and </w:t>
+      </w:r>
+      <w:r>
+        <w:rPr>
+          <w:rStyle w:val="SourceCodechar"/>
+        </w:rPr>
+        <w:t>!</w:t>
+      </w:r>
+      <w:proofErr w:type="gramEnd"/>
+      <w:r>
+        <w:rPr>
+          <w:rStyle w:val="SourceCodechar"/>
+        </w:rPr>
+        <w:t>==</w:t>
+      </w:r>
+      <w:r>
+        <w:t xml:space="preserve">, not </w:t>
+      </w:r>
+      <w:r>
+        <w:rPr>
+          <w:rStyle w:val="SourceCodechar"/>
+        </w:rPr>
+        <w:t xml:space="preserve">== </w:t>
+      </w:r>
+      <w:r>
+        <w:t xml:space="preserve">and </w:t>
+      </w:r>
+      <w:r>
+        <w:rPr>
+          <w:rStyle w:val="SourceCodechar"/>
+        </w:rPr>
+        <w:t>!=</w:t>
+      </w:r>
+      <w:r>
+        <w:t xml:space="preserve"> whenever possible.</w:t>
+      </w:r>
+    </w:p>
+    <w:p>
+      <w:pPr>
+        <w:pStyle w:val="Body-Text"/>
+        <w:numPr>
+          <w:ilvl w:val="0"/>
+          <w:numId w:val="35"/>
+        </w:numPr>
+      </w:pPr>
+      <w:r>
+        <w:lastRenderedPageBreak/>
+        <w:t>Do not use var.</w:t>
+      </w:r>
+    </w:p>
+    <w:p>
+      <w:pPr>
+        <w:pStyle w:val="Heading2"/>
+      </w:pPr>
+      <w:bookmarkStart w:id="11" w:name="_Toc237166489"/>
+      <w:r>
+        <w:t>Naming Conventions</w:t>
+      </w:r>
+      <w:bookmarkEnd w:id="10"/>
+      <w:bookmarkEnd w:id="11"/>
+    </w:p>
+    <w:p>
+      <w:pPr>
+        <w:pStyle w:val="Body-Text"/>
+      </w:pPr>
+      <w:r>
+        <w:t xml:space="preserve">A variety of naming conventions are used to create symbolic names beyond the rules implied by the languages. When the name used all lowercase letters and underscores are used to separate words or </w:t>
+      </w:r>
+      <w:proofErr w:type="gramStart"/>
+      <w:r>
+        <w:t>parts, that is</w:t>
+      </w:r>
+      <w:proofErr w:type="gramEnd"/>
+      <w:r>
+        <w:t xml:space="preserve"> called “snake case”. “Kebab case” is similar except it uses hyphens to separate works. “Camel case” is when there is no separation between words, but each word is capitalized. The following list show the naming conventions used in the tax tools source code.</w:t>
+      </w:r>
+    </w:p>
+    <w:p>
+      <w:pPr>
+        <w:pStyle w:val="Body-Text-tight"/>
+      </w:pPr>
+      <w:r>
+        <w:t>Variable names</w:t>
+      </w:r>
+      <w:r>
+        <w:tab/>
+      </w:r>
+      <w:r>
+        <w:tab/>
+      </w:r>
+      <w:r>
+        <w:tab/>
+        <w:t>Snake case</w:t>
+      </w:r>
+    </w:p>
+    <w:p>
+      <w:pPr>
+        <w:pStyle w:val="Body-Text-tight"/>
+      </w:pPr>
+      <w:r>
+        <w:t>Procedure and method names</w:t>
+      </w:r>
+      <w:r>
+        <w:tab/>
+        <w:t>Camel case, 1</w:t>
+      </w:r>
+      <w:r>
+        <w:rPr>
+          <w:vertAlign w:val="superscript"/>
+        </w:rPr>
+        <w:t>st</w:t>
+      </w:r>
+      <w:r>
+        <w:t xml:space="preserve"> letter is lowercase</w:t>
+      </w:r>
+    </w:p>
+    <w:p>
+      <w:pPr>
+        <w:pStyle w:val="Body-Text-tight"/>
+      </w:pPr>
+      <w:r>
+        <w:t>Class names</w:t>
+      </w:r>
+      <w:r>
+        <w:tab/>
+      </w:r>
+      <w:r>
+        <w:tab/>
+      </w:r>
+      <w:r>
+        <w:tab/>
+        <w:t>Camel case, 1</w:t>
+      </w:r>
+      <w:r>
+        <w:rPr>
+          <w:vertAlign w:val="superscript"/>
+        </w:rPr>
+        <w:t>st</w:t>
+      </w:r>
+      <w:r>
+        <w:t xml:space="preserve"> letter is uppercase</w:t>
+      </w:r>
+    </w:p>
+    <w:p>
+      <w:pPr>
+        <w:pStyle w:val="Body-Text-tight"/>
+      </w:pPr>
+      <w:r>
+        <w:t>CSS class names</w:t>
+      </w:r>
+      <w:r>
+        <w:tab/>
+      </w:r>
+      <w:r>
+        <w:tab/>
+      </w:r>
+      <w:r>
+        <w:tab/>
+        <w:t>Kebab case</w:t>
+      </w:r>
+    </w:p>
+    <w:p>
+      <w:pPr>
+        <w:pStyle w:val="Body-Text-tight"/>
+      </w:pPr>
+      <w:r>
+        <w:t>HTML element IDs</w:t>
+      </w:r>
+      <w:r>
+        <w:tab/>
+      </w:r>
+      <w:r>
+        <w:tab/>
+        <w:t>Kebab case</w:t>
+      </w:r>
+    </w:p>
+    <w:p>
+      <w:pPr>
+        <w:pStyle w:val="Heading1"/>
+      </w:pPr>
+      <w:bookmarkStart w:id="12" w:name="_Toc237166490"/>
+      <w:r>
+        <w:t>Notes</w:t>
+      </w:r>
+      <w:bookmarkEnd w:id="12"/>
+    </w:p>
+    <w:p>
+      <w:pPr>
+        <w:pStyle w:val="Body-Text"/>
+      </w:pPr>
+      <w:r>
+        <w:t xml:space="preserve">The Forms.js module manages the forms that are in use by the tool. Any form that is created should be created by calling </w:t>
+      </w:r>
+      <w:proofErr w:type="spellStart"/>
+      <w:proofErr w:type="gramStart"/>
+      <w:r>
+        <w:rPr>
+          <w:rStyle w:val="SourceCodechar"/>
+        </w:rPr>
+        <w:t>Forms.createForm</w:t>
+      </w:r>
+      <w:proofErr w:type="spellEnd"/>
+      <w:r>
+        <w:rPr>
+          <w:rStyle w:val="SourceCodechar"/>
+        </w:rPr>
+        <w:t>(</w:t>
+      </w:r>
+      <w:proofErr w:type="gramEnd"/>
+      <w:r>
+        <w:rPr>
+          <w:rStyle w:val="SourceCodechar"/>
+        </w:rPr>
+        <w:t>)</w:t>
+      </w:r>
+      <w:r>
+        <w:t xml:space="preserve">, not by calling </w:t>
+      </w:r>
+      <w:r>
+        <w:rPr>
+          <w:rStyle w:val="SourceCodechar"/>
+        </w:rPr>
+        <w:t xml:space="preserve">new </w:t>
+      </w:r>
+      <w:proofErr w:type="spellStart"/>
+      <w:r>
+        <w:rPr>
+          <w:rStyle w:val="SourceCodechar"/>
+        </w:rPr>
+        <w:t>FormName</w:t>
+      </w:r>
+      <w:proofErr w:type="spellEnd"/>
+      <w:r>
+        <w:rPr>
+          <w:rStyle w:val="SourceCodechar"/>
+        </w:rPr>
+        <w:t>()</w:t>
+      </w:r>
+      <w:r>
+        <w:t xml:space="preserve">. This allows the Forms module to keep tract of which forms have been created and providing </w:t>
+      </w:r>
+      <w:r>
+        <w:t>convenient access to the form information.</w:t>
+      </w:r>
+    </w:p>
+    <w:p>
+      <w:pPr>
+        <w:pStyle w:val="Body-Text"/>
+      </w:pPr>
+      <w:r>
+        <w:t>Normally, a tax form must be created and calculated before values can be read from the form for use by another form.</w:t>
+      </w:r>
+      <w:r>
+        <w:t xml:space="preserve"> </w:t>
+      </w:r>
+      <w:proofErr w:type="gramStart"/>
+      <w:r>
+        <w:t>But to prevent creating and printing a lot of unused forms, if the form is just going to return 0.</w:t>
+      </w:r>
+      <w:proofErr w:type="gramEnd"/>
+      <w:r>
+        <w:t xml:space="preserve"> For example, form 1040 need to read the withholding information from lots of forms (e.g.</w:t>
+      </w:r>
+      <w:proofErr w:type="gramStart"/>
+      <w:r>
+        <w:t>,W</w:t>
+      </w:r>
+      <w:proofErr w:type="gramEnd"/>
+      <w:r>
+        <w:t xml:space="preserve">-2s, 1099s), it is not necessary to create these forms just to return 0. Any form that does not reference another form and has not already been created with initial </w:t>
+      </w:r>
+      <w:proofErr w:type="gramStart"/>
+      <w:r>
+        <w:t>values,</w:t>
+      </w:r>
+      <w:proofErr w:type="gramEnd"/>
+      <w:r>
+        <w:t xml:space="preserve"> does not need to be created when it is referenced.</w:t>
+      </w:r>
+    </w:p>
+    <w:p>
+      <w:pPr>
+        <w:pStyle w:val="Body-Text"/>
+      </w:pPr>
+      <w:r>
+        <w:t>A form does not need t</w:t>
+      </w:r>
+      <w:r>
+        <w:t>o</w:t>
+      </w:r>
+      <w:r>
+        <w:t xml:space="preserve"> be created to be accessed. If the form does not exist, the value returned will be 0. This is sufficient for any form that does not access another form such as the W-2 or 1099-INT. If a form does exist, its </w:t>
+      </w:r>
+      <w:proofErr w:type="gramStart"/>
+      <w:r>
+        <w:t>calculate(</w:t>
+      </w:r>
+      <w:proofErr w:type="gramEnd"/>
+      <w:r>
+        <w:t>) method must be called t</w:t>
+      </w:r>
+      <w:r>
+        <w:t>o make sure the data is correct (the modified flag can be used to prevent recalculating a form when it is not necessary).</w:t>
+      </w:r>
+    </w:p>
+    <w:p>
+      <w:pPr>
+        <w:pStyle w:val="Body-Text"/>
+      </w:pPr>
+      <w:r>
+        <w:t xml:space="preserve">A form can be accessed by </w:t>
+      </w:r>
+      <w:proofErr w:type="spellStart"/>
+      <w:proofErr w:type="gramStart"/>
+      <w:r>
+        <w:rPr>
+          <w:rStyle w:val="SourceCodechar"/>
+        </w:rPr>
         <w:t>Forms.getValue</w:t>
       </w:r>
       <w:proofErr w:type="spellEnd"/>
       <w:r>
+        <w:rPr>
+          <w:rStyle w:val="SourceCodechar"/>
+        </w:rPr>
         <w:t>(</w:t>
       </w:r>
       <w:proofErr w:type="gramEnd"/>
       <w:r>
+        <w:rPr>
+          <w:rStyle w:val="SourceCodechar"/>
+        </w:rPr>
         <w:t>“</w:t>
       </w:r>
       <w:proofErr w:type="spellStart"/>
       <w:r>
+        <w:rPr>
+          <w:rStyle w:val="SourceCodechar"/>
+        </w:rPr>
         <w:t>formname</w:t>
       </w:r>
       <w:proofErr w:type="spellEnd"/>
       <w:r>
+        <w:rPr>
+          <w:rStyle w:val="SourceCodechar"/>
+        </w:rPr>
         <w:t>”, “</w:t>
       </w:r>
       <w:proofErr w:type="spellStart"/>
       <w:r>
+        <w:rPr>
+          <w:rStyle w:val="SourceCodechar"/>
+        </w:rPr>
         <w:t>lineno</w:t>
       </w:r>
       <w:proofErr w:type="spellEnd"/>
       <w:r>
-        <w:t>”). This will create the form if it does not exist, and it will calculate it if it has not been calculated.</w:t>
+        <w:rPr>
+          <w:rStyle w:val="SourceCodechar"/>
+        </w:rPr>
+        <w:t>”)</w:t>
+      </w:r>
+      <w:r>
+        <w:t>. This will create the form if it does not exist, and it will calculate it if it has not been calculated.</w:t>
       </w:r>
       <w:r>
         <w:t xml:space="preserve"> This is how most forms are accessed, and it automatically </w:t>
       </w:r>
-      <w:proofErr w:type="gramStart"/>
-      <w:r>
-        <w:t>create</w:t>
-      </w:r>
-      <w:proofErr w:type="gramEnd"/>
+      <w:r>
+        <w:t>creates</w:t>
+      </w:r>
       <w:r>
         <w:t xml:space="preserve"> a dependency chain. If a form needs a value from another form, that form will be created and calculated before the value is returned.</w:t>
       </w:r>
@@ -2456,7 +3839,7 @@
         <w:szCs w:val="24"/>
         <w:lang w:eastAsia="en-US"/>
       </w:rPr>
-      <w:t>4</w:t>
+      <w:t>6</w:t>
     </w:r>
     <w:r>
       <w:rPr>
@@ -4405,6 +5788,181 @@
     </w:lvl>
   </w:abstractNum>
   <w:abstractNum w:abstractNumId="17">
+    <w:nsid w:val="5E1F1226"/>
+    <w:multiLevelType w:val="hybridMultilevel"/>
+    <w:tmpl w:val="D4DC7434"/>
+    <w:lvl w:ilvl="0" w:tplc="0409000F">
+      <w:start w:val="1"/>
+      <w:numFmt w:val="decimal"/>
+      <w:lvlText w:val="%1."/>
+      <w:lvlJc w:val="left"/>
+      <w:pPr>
+        <w:ind w:left="1440" w:hanging="360"/>
+      </w:pPr>
+    </w:lvl>
+    <w:lvl w:ilvl="1" w:tplc="04090019" w:tentative="1">
+      <w:start w:val="1"/>
+      <w:numFmt w:val="lowerLetter"/>
+      <w:lvlText w:val="%2."/>
+      <w:lvlJc w:val="left"/>
+      <w:pPr>
+        <w:ind w:left="2160" w:hanging="360"/>
+      </w:pPr>
+    </w:lvl>
+    <w:lvl w:ilvl="2" w:tplc="0409001B" w:tentative="1">
+      <w:start w:val="1"/>
+      <w:numFmt w:val="lowerRoman"/>
+      <w:lvlText w:val="%3."/>
+      <w:lvlJc w:val="right"/>
+      <w:pPr>
+        <w:ind w:left="2880" w:hanging="180"/>
+      </w:pPr>
+    </w:lvl>
+    <w:lvl w:ilvl="3" w:tplc="0409000F" w:tentative="1">
+      <w:start w:val="1"/>
+      <w:numFmt w:val="decimal"/>
+      <w:lvlText w:val="%4."/>
+      <w:lvlJc w:val="left"/>
+      <w:pPr>
+        <w:ind w:left="3600" w:hanging="360"/>
+      </w:pPr>
+    </w:lvl>
+    <w:lvl w:ilvl="4" w:tplc="04090019" w:tentative="1">
+      <w:start w:val="1"/>
+      <w:numFmt w:val="lowerLetter"/>
+      <w:lvlText w:val="%5."/>
+      <w:lvlJc w:val="left"/>
+      <w:pPr>
+        <w:ind w:left="4320" w:hanging="360"/>
+      </w:pPr>
+    </w:lvl>
+    <w:lvl w:ilvl="5" w:tplc="0409001B" w:tentative="1">
+      <w:start w:val="1"/>
+      <w:numFmt w:val="lowerRoman"/>
+      <w:lvlText w:val="%6."/>
+      <w:lvlJc w:val="right"/>
+      <w:pPr>
+        <w:ind w:left="5040" w:hanging="180"/>
+      </w:pPr>
+    </w:lvl>
+    <w:lvl w:ilvl="6" w:tplc="0409000F" w:tentative="1">
+      <w:start w:val="1"/>
+      <w:numFmt w:val="decimal"/>
+      <w:lvlText w:val="%7."/>
+      <w:lvlJc w:val="left"/>
+      <w:pPr>
+        <w:ind w:left="5760" w:hanging="360"/>
+      </w:pPr>
+    </w:lvl>
+    <w:lvl w:ilvl="7" w:tplc="04090019" w:tentative="1">
+      <w:start w:val="1"/>
+      <w:numFmt w:val="lowerLetter"/>
+      <w:lvlText w:val="%8."/>
+      <w:lvlJc w:val="left"/>
+      <w:pPr>
+        <w:ind w:left="6480" w:hanging="360"/>
+      </w:pPr>
+    </w:lvl>
+    <w:lvl w:ilvl="8" w:tplc="0409001B" w:tentative="1">
+      <w:start w:val="1"/>
+      <w:numFmt w:val="lowerRoman"/>
+      <w:lvlText w:val="%9."/>
+      <w:lvlJc w:val="right"/>
+      <w:pPr>
+        <w:ind w:left="7200" w:hanging="180"/>
+      </w:pPr>
+    </w:lvl>
+  </w:abstractNum>
+  <w:abstractNum w:abstractNumId="18">
+    <w:nsid w:val="62193609"/>
+    <w:multiLevelType w:val="hybridMultilevel"/>
+    <w:tmpl w:val="07A45704"/>
+    <w:lvl w:ilvl="0" w:tplc="04090001">
+      <w:start w:val="1"/>
+      <w:numFmt w:val="bullet"/>
+      <w:lvlText w:val=""/>
+      <w:lvlJc w:val="left"/>
+      <w:pPr>
+        <w:ind w:left="1440" w:hanging="360"/>
+      </w:pPr>
+      <w:rPr>
+        <w:rFonts w:ascii="Symbol" w:hAnsi="Symbol" w:hint="default"/>
+      </w:rPr>
+    </w:lvl>
+    <w:lvl w:ilvl="1" w:tplc="04090019" w:tentative="1">
+      <w:start w:val="1"/>
+      <w:numFmt w:val="lowerLetter"/>
+      <w:lvlText w:val="%2."/>
+      <w:lvlJc w:val="left"/>
+      <w:pPr>
+        <w:ind w:left="2160" w:hanging="360"/>
+      </w:pPr>
+    </w:lvl>
+    <w:lvl w:ilvl="2" w:tplc="0409001B" w:tentative="1">
+      <w:start w:val="1"/>
+      <w:numFmt w:val="lowerRoman"/>
+      <w:lvlText w:val="%3."/>
+      <w:lvlJc w:val="right"/>
+      <w:pPr>
+        <w:ind w:left="2880" w:hanging="180"/>
+      </w:pPr>
+    </w:lvl>
+    <w:lvl w:ilvl="3" w:tplc="0409000F" w:tentative="1">
+      <w:start w:val="1"/>
+      <w:numFmt w:val="decimal"/>
+      <w:lvlText w:val="%4."/>
+      <w:lvlJc w:val="left"/>
+      <w:pPr>
+        <w:ind w:left="3600" w:hanging="360"/>
+      </w:pPr>
+    </w:lvl>
+    <w:lvl w:ilvl="4" w:tplc="04090019" w:tentative="1">
+      <w:start w:val="1"/>
+      <w:numFmt w:val="lowerLetter"/>
+      <w:lvlText w:val="%5."/>
+      <w:lvlJc w:val="left"/>
+      <w:pPr>
+        <w:ind w:left="4320" w:hanging="360"/>
+      </w:pPr>
+    </w:lvl>
+    <w:lvl w:ilvl="5" w:tplc="0409001B" w:tentative="1">
+      <w:start w:val="1"/>
+      <w:numFmt w:val="lowerRoman"/>
+      <w:lvlText w:val="%6."/>
+      <w:lvlJc w:val="right"/>
+      <w:pPr>
+        <w:ind w:left="5040" w:hanging="180"/>
+      </w:pPr>
+    </w:lvl>
+    <w:lvl w:ilvl="6" w:tplc="0409000F" w:tentative="1">
+      <w:start w:val="1"/>
+      <w:numFmt w:val="decimal"/>
+      <w:lvlText w:val="%7."/>
+      <w:lvlJc w:val="left"/>
+      <w:pPr>
+        <w:ind w:left="5760" w:hanging="360"/>
+      </w:pPr>
+    </w:lvl>
+    <w:lvl w:ilvl="7" w:tplc="04090019" w:tentative="1">
+      <w:start w:val="1"/>
+      <w:numFmt w:val="lowerLetter"/>
+      <w:lvlText w:val="%8."/>
+      <w:lvlJc w:val="left"/>
+      <w:pPr>
+        <w:ind w:left="6480" w:hanging="360"/>
+      </w:pPr>
+    </w:lvl>
+    <w:lvl w:ilvl="8" w:tplc="0409001B" w:tentative="1">
+      <w:start w:val="1"/>
+      <w:numFmt w:val="lowerRoman"/>
+      <w:lvlText w:val="%9."/>
+      <w:lvlJc w:val="right"/>
+      <w:pPr>
+        <w:ind w:left="7200" w:hanging="180"/>
+      </w:pPr>
+    </w:lvl>
+  </w:abstractNum>
+  <w:abstractNum w:abstractNumId="19">
     <w:nsid w:val="62FF199B"/>
     <w:multiLevelType w:val="hybridMultilevel"/>
     <w:tmpl w:val="27F8C1AA"/>
@@ -4490,7 +6048,7 @@
       </w:pPr>
     </w:lvl>
   </w:abstractNum>
-  <w:abstractNum w:abstractNumId="18">
+  <w:abstractNum w:abstractNumId="20">
     <w:nsid w:val="6A06332F"/>
     <w:multiLevelType w:val="hybridMultilevel"/>
     <w:tmpl w:val="7E7CD2AC"/>
@@ -4688,7 +6246,7 @@
     <w:abstractNumId w:val="4"/>
   </w:num>
   <w:num w:numId="29">
-    <w:abstractNumId w:val="18"/>
+    <w:abstractNumId w:val="20"/>
   </w:num>
   <w:num w:numId="30">
     <w:abstractNumId w:val="10"/>
@@ -4703,6 +6261,12 @@
     <w:abstractNumId w:val="0"/>
   </w:num>
   <w:num w:numId="34">
+    <w:abstractNumId w:val="19"/>
+  </w:num>
+  <w:num w:numId="35">
+    <w:abstractNumId w:val="18"/>
+  </w:num>
+  <w:num w:numId="36">
     <w:abstractNumId w:val="17"/>
   </w:num>
   <w:numIdMacAtCleanup w:val="4"/>
@@ -5789,7 +7353,7 @@
     <w:basedOn w:val="DefaultParagraphFont"/>
     <w:uiPriority w:val="1"/>
     <w:qFormat/>
-    <w:rsid w:val="00B7026E"/>
+    <w:rsid w:val="008C010A"/>
     <w:rPr>
       <w:rFonts w:ascii="Courier New" w:hAnsi="Courier New"/>
       <w:sz w:val="18"/>
@@ -6088,7 +7652,7 @@
 </file>
 
 <file path=customXml/itemProps1.xml><?xml version="1.0" encoding="utf-8"?>
-<ds:datastoreItem xmlns:ds="http://schemas.openxmlformats.org/officeDocument/2006/customXml" ds:itemID="{341E5880-0DD3-4A48-9C32-1E9CAC6CCEBC}">
+<ds:datastoreItem xmlns:ds="http://schemas.openxmlformats.org/officeDocument/2006/customXml" ds:itemID="{0398D4E3-A109-4447-BE4A-9E33E0ED2C8D}">
   <ds:schemaRefs>
     <ds:schemaRef ds:uri="http://schemas.openxmlformats.org/officeDocument/2006/bibliography"/>
   </ds:schemaRefs>

--- a/Documentation/Design.docx
+++ b/Documentation/Design.docx
@@ -39,7 +39,7 @@
           <w:rPr>
             <w:noProof/>
           </w:rPr>
-          <w:t>August 8, 2026</w:t>
+          <w:t>August 9, 2026</w:t>
         </w:r>
       </w:fldSimple>
     </w:p>
@@ -2120,7 +2120,35 @@
         <w:rPr>
           <w:lang w:eastAsia="ar-SA"/>
         </w:rPr>
-        <w:t>This is a static method. Each tax form contains a copy of the HTML code that can be used to display the tax form on a web page. All of the fields on the form will contain their initial values. Typically this is zero or blank, possibly with a placeholder value (a grayed out value, with a demonstration value).</w:t>
+        <w:t xml:space="preserve">This is a static method used to create the form on a web page without an object. If an object exists for the form, you can use the </w:t>
+      </w:r>
+      <w:proofErr w:type="spellStart"/>
+      <w:proofErr w:type="gramStart"/>
+      <w:r>
+        <w:rPr>
+          <w:rStyle w:val="SourceCodechar"/>
+        </w:rPr>
+        <w:t>toHTML</w:t>
+      </w:r>
+      <w:proofErr w:type="spellEnd"/>
+      <w:r>
+        <w:rPr>
+          <w:rStyle w:val="SourceCodechar"/>
+        </w:rPr>
+        <w:t>(</w:t>
+      </w:r>
+      <w:proofErr w:type="gramEnd"/>
+      <w:r>
+        <w:rPr>
+          <w:rStyle w:val="SourceCodechar"/>
+        </w:rPr>
+        <w:t>)</w:t>
+      </w:r>
+      <w:r>
+        <w:rPr>
+          <w:lang w:eastAsia="ar-SA"/>
+        </w:rPr>
+        <w:t xml:space="preserve"> method to create a web page from the form.</w:t>
       </w:r>
     </w:p>
     <w:p>
@@ -2134,12 +2162,56 @@
         <w:rPr>
           <w:lang w:eastAsia="ar-SA"/>
         </w:rPr>
-        <w:t>The value field for each line of the tax form will have an ID assigned to it. The id will be the form name, and the line number separated by a hyphen. Forms that can be entered multiple times will also have an index to indicate which instance of the for</w:t>
+        <w:t>Many tax</w:t>
       </w:r>
       <w:r>
         <w:rPr>
           <w:lang w:eastAsia="ar-SA"/>
         </w:rPr>
+        <w:t xml:space="preserve"> form</w:t>
+      </w:r>
+      <w:r>
+        <w:rPr>
+          <w:lang w:eastAsia="ar-SA"/>
+        </w:rPr>
+        <w:t>s contain</w:t>
+      </w:r>
+      <w:r>
+        <w:rPr>
+          <w:lang w:eastAsia="ar-SA"/>
+        </w:rPr>
+        <w:t xml:space="preserve"> a copy of the HTML code that can be used to display the tax form on a web page. All of the fields on the form will contain their initial values. Typically this is zero or blank, possibly with a placeholder value (a grayed out value, with a demonstration value).</w:t>
+      </w:r>
+    </w:p>
+    <w:p>
+      <w:pPr>
+        <w:pStyle w:val="Body-Text"/>
+        <w:rPr>
+          <w:lang w:eastAsia="ar-SA"/>
+        </w:rPr>
+      </w:pPr>
+      <w:r>
+        <w:rPr>
+          <w:lang w:eastAsia="ar-SA"/>
+        </w:rPr>
+        <w:t xml:space="preserve">The value field for each line of the tax form will have an ID assigned to it. The </w:t>
+      </w:r>
+      <w:r>
+        <w:rPr>
+          <w:lang w:eastAsia="ar-SA"/>
+        </w:rPr>
+        <w:t>ID</w:t>
+      </w:r>
+      <w:r>
+        <w:rPr>
+          <w:lang w:eastAsia="ar-SA"/>
+        </w:rPr>
+        <w:t xml:space="preserve"> will be the form name, and the line number separated by a hyphen. Forms that can be entered multiple times will also have an index to indicate which instance of the for</w:t>
+      </w:r>
+      <w:r>
+        <w:rPr>
+          <w:lang w:eastAsia="ar-SA"/>
+        </w:rPr>
         <w:t>m</w:t>
       </w:r>
       <w:r>
@@ -2161,6 +2233,7 @@
       </w:pPr>
       <w:proofErr w:type="gramStart"/>
       <w:r>
+        <w:lastRenderedPageBreak/>
         <w:t>static</w:t>
       </w:r>
       <w:proofErr w:type="gramEnd"/>
@@ -2196,14 +2269,7 @@
         <w:rPr>
           <w:lang w:eastAsia="ar-SA"/>
         </w:rPr>
-        <w:t xml:space="preserve"> For each line on the tax form, this method will read the value of the line from the web page. As mentioned above, the tax form line number corresponding to each field is embedded in the ID </w:t>
-      </w:r>
-      <w:r>
-        <w:rPr>
-          <w:lang w:eastAsia="ar-SA"/>
-        </w:rPr>
-        <w:lastRenderedPageBreak/>
-        <w:t>assigned to that field.</w:t>
+        <w:t xml:space="preserve"> For each line on the tax form, this method will read the value of the line from the web page. As mentioned above, the tax form line number corresponding to each field is embedded in the ID assigned to that field.</w:t>
       </w:r>
       <w:r>
         <w:rPr>
@@ -2639,7 +2705,11 @@
         <w:t xml:space="preserve"> this implementation allows the taxpayer to override any field in any tax forms.</w:t>
       </w:r>
       <w:r>
-        <w:t xml:space="preserve"> If the user does not want the value to be overridden, they can simply not enter the information and the tax form will calculated the value based on the other information that is available.</w:t>
+        <w:t xml:space="preserve"> If the user does not want the value to be </w:t>
+      </w:r>
+      <w:r>
+        <w:lastRenderedPageBreak/>
+        <w:t>overridden, they can simply not enter the information and the tax form will calculated the value based on the other information that is available.</w:t>
       </w:r>
     </w:p>
     <w:p>
@@ -2648,7 +2718,6 @@
       </w:pPr>
       <w:bookmarkStart w:id="7" w:name="_Toc237166486"/>
       <w:r>
-        <w:lastRenderedPageBreak/>
         <w:t>Supporting Code</w:t>
       </w:r>
       <w:bookmarkEnd w:id="7"/>
@@ -3264,6 +3333,7 @@
       </w:pPr>
       <w:bookmarkStart w:id="8" w:name="_Toc237166487"/>
       <w:r>
+        <w:lastRenderedPageBreak/>
         <w:t>Conventions</w:t>
       </w:r>
       <w:bookmarkEnd w:id="8"/>
@@ -3368,7 +3438,6 @@
         </w:numPr>
       </w:pPr>
       <w:r>
-        <w:lastRenderedPageBreak/>
         <w:t>Do not use var.</w:t>
       </w:r>
     </w:p>
@@ -3839,7 +3908,7 @@
         <w:szCs w:val="24"/>
         <w:lang w:eastAsia="en-US"/>
       </w:rPr>
-      <w:t>6</w:t>
+      <w:t>3</w:t>
     </w:r>
     <w:r>
       <w:rPr>
@@ -7652,7 +7721,7 @@
 </file>
 
 <file path=customXml/itemProps1.xml><?xml version="1.0" encoding="utf-8"?>
-<ds:datastoreItem xmlns:ds="http://schemas.openxmlformats.org/officeDocument/2006/customXml" ds:itemID="{0398D4E3-A109-4447-BE4A-9E33E0ED2C8D}">
+<ds:datastoreItem xmlns:ds="http://schemas.openxmlformats.org/officeDocument/2006/customXml" ds:itemID="{80D741F6-D474-4247-9C34-4D51D168AB62}">
   <ds:schemaRefs>
     <ds:schemaRef ds:uri="http://schemas.openxmlformats.org/officeDocument/2006/bibliography"/>
   </ds:schemaRefs>

--- a/Documentation/Design.docx
+++ b/Documentation/Design.docx
@@ -1,6 +1,6 @@
 
 <file path=word/document.xml><?xml version="1.0" encoding="utf-8"?>
-<w:document xmlns:ve="http://schemas.openxmlformats.org/markup-compatibility/2006" xmlns:o="urn:schemas-microsoft-com:office:office" xmlns:r="http://schemas.openxmlformats.org/officeDocument/2006/relationships" xmlns:m="http://schemas.openxmlformats.org/officeDocument/2006/math" xmlns:v="urn:schemas-microsoft-com:vml" xmlns:wp="http://schemas.openxmlformats.org/drawingml/2006/wordprocessingDrawing" xmlns:w10="urn:schemas-microsoft-com:office:word" xmlns:w="http://schemas.openxmlformats.org/wordprocessingml/2006/main" xmlns:wne="http://schemas.microsoft.com/office/word/2006/wordml">
+<w:document xmlns:wpc="http://schemas.microsoft.com/office/word/2010/wordprocessingCanvas" xmlns:cx="http://schemas.microsoft.com/office/drawing/2014/chartex" xmlns:cx1="http://schemas.microsoft.com/office/drawing/2015/9/8/chartex" xmlns:cx2="http://schemas.microsoft.com/office/drawing/2015/10/21/chartex" xmlns:cx3="http://schemas.microsoft.com/office/drawing/2016/5/9/chartex" xmlns:cx4="http://schemas.microsoft.com/office/drawing/2016/5/10/chartex" xmlns:cx5="http://schemas.microsoft.com/office/drawing/2016/5/11/chartex" xmlns:cx6="http://schemas.microsoft.com/office/drawing/2016/5/12/chartex" xmlns:cx7="http://schemas.microsoft.com/office/drawing/2016/5/13/chartex" xmlns:cx8="http://schemas.microsoft.com/office/drawing/2016/5/14/chartex" xmlns:mc="http://schemas.openxmlformats.org/markup-compatibility/2006" xmlns:aink="http://schemas.microsoft.com/office/drawing/2016/ink" xmlns:am3d="http://schemas.microsoft.com/office/drawing/2017/model3d" xmlns:o="urn:schemas-microsoft-com:office:office" xmlns:oel="http://schemas.microsoft.com/office/2019/extlst" xmlns:r="http://schemas.openxmlformats.org/officeDocument/2006/relationships" xmlns:m="http://schemas.openxmlformats.org/officeDocument/2006/math" xmlns:v="urn:schemas-microsoft-com:vml" xmlns:wp14="http://schemas.microsoft.com/office/word/2010/wordprocessingDrawing" xmlns:wp="http://schemas.openxmlformats.org/drawingml/2006/wordprocessingDrawing" xmlns:w10="urn:schemas-microsoft-com:office:word" xmlns:w="http://schemas.openxmlformats.org/wordprocessingml/2006/main" xmlns:w14="http://schemas.microsoft.com/office/word/2010/wordml" xmlns:w15="http://schemas.microsoft.com/office/word/2012/wordml" xmlns:w16cei="http://schemas.microsoft.com/office/word/2026/wordml/cei" xmlns:w16cex="http://schemas.microsoft.com/office/word/2018/wordml/cex" xmlns:w16cid="http://schemas.microsoft.com/office/word/2016/wordml/cid" xmlns:w16="http://schemas.microsoft.com/office/word/2018/wordml" xmlns:w16du="http://schemas.microsoft.com/office/word/2023/wordml/word16du" xmlns:w16sdtdh="http://schemas.microsoft.com/office/word/2020/wordml/sdtdatahash" xmlns:w16sdtfl="http://schemas.microsoft.com/office/word/2024/wordml/sdtformatlock" xmlns:w16se="http://schemas.microsoft.com/office/word/2015/wordml/symex" xmlns:wpg="http://schemas.microsoft.com/office/word/2010/wordprocessingGroup" xmlns:wpi="http://schemas.microsoft.com/office/word/2010/wordprocessingInk" xmlns:wne="http://schemas.microsoft.com/office/word/2006/wordml" xmlns:wps="http://schemas.microsoft.com/office/word/2010/wordprocessingShape" mc:Ignorable="w14 w15 w16se w16cid w16 w16cex w16sdtdh w16sdtfl w16du wp14">
   <w:body>
     <w:p>
       <w:pPr>
@@ -34,14 +34,27 @@
       <w:r>
         <w:t xml:space="preserve">: </w:t>
       </w:r>
-      <w:fldSimple w:instr=" SAVEDATE  \@ &quot;MMMM d, yyyy&quot;  \* MERGEFORMAT ">
-        <w:r>
-          <w:rPr>
-            <w:noProof/>
-          </w:rPr>
-          <w:t>August 9, 2026</w:t>
-        </w:r>
-      </w:fldSimple>
+      <w:r>
+        <w:fldChar w:fldCharType="begin"/>
+      </w:r>
+      <w:r>
+        <w:instrText xml:space="preserve"> SAVEDATE  \@ "MMMM d, yyyy"  \* MERGEFORMAT </w:instrText>
+      </w:r>
+      <w:r>
+        <w:fldChar w:fldCharType="separate"/>
+      </w:r>
+      <w:r>
+        <w:rPr>
+          <w:noProof/>
+        </w:rPr>
+        <w:t>August 13, 2026</w:t>
+      </w:r>
+      <w:r>
+        <w:rPr>
+          <w:noProof/>
+        </w:rPr>
+        <w:fldChar w:fldCharType="end"/>
+      </w:r>
     </w:p>
     <w:p>
       <w:pPr>
@@ -1032,15 +1045,7 @@
         <w:pStyle w:val="Body-Text"/>
       </w:pPr>
       <w:r>
-        <w:t xml:space="preserve">Each step calculates the next intermediate value until the last line where the final result is determined. The steps are calculated in order from the first to the last. </w:t>
-      </w:r>
-      <w:proofErr w:type="gramStart"/>
-      <w:r>
-        <w:t>The a</w:t>
-      </w:r>
-      <w:proofErr w:type="gramEnd"/>
-      <w:r>
-        <w:t xml:space="preserve"> step may use values from previous steps or get values from other forms.</w:t>
+        <w:t>Each step calculates the next intermediate value until the last line where the final result is determined. The steps are calculated in order from the first to the last. The a step may use values from previous steps or get values from other forms.</w:t>
       </w:r>
     </w:p>
     <w:p>
@@ -1385,11 +1390,9 @@
       <w:pPr>
         <w:pStyle w:val="Heading4"/>
       </w:pPr>
-      <w:proofErr w:type="gramStart"/>
       <w:r>
         <w:t>name</w:t>
       </w:r>
-      <w:proofErr w:type="gramEnd"/>
       <w:r>
         <w:t xml:space="preserve"> Property</w:t>
       </w:r>
@@ -1454,11 +1457,9 @@
       <w:pPr>
         <w:pStyle w:val="Heading4"/>
       </w:pPr>
-      <w:proofErr w:type="gramStart"/>
       <w:r>
         <w:t>lines</w:t>
       </w:r>
-      <w:proofErr w:type="gramEnd"/>
       <w:r>
         <w:t xml:space="preserve"> </w:t>
       </w:r>
@@ -1483,56 +1484,391 @@
         <w:rPr>
           <w:lang w:eastAsia="ar-SA"/>
         </w:rPr>
-        <w:t xml:space="preserve"> This object is indexed by line number (which is not necessarily a number; for example, “01a”) and the corresponding value is a line object. The line object contains all the information about the line such as its value, a description, and minimum and maximum values. </w:t>
-      </w:r>
-      <w:proofErr w:type="gramStart"/>
-      <w:r>
+        <w:t xml:space="preserve"> This object is indexed by line number (which is not necessarily a number; for example, “01a”) and the corresponding value is a line object. The line object contains all the information about the line such as its value, a description, and minimum and maximum values. Line numbers correspond to the line number of the actual tax form, except line numbers from 1-9 are prepended with a zero (0) so they will easily sort in the correct order.</w:t>
+      </w:r>
+    </w:p>
+    <w:p>
+      <w:pPr>
+        <w:pStyle w:val="Heading4"/>
+      </w:pPr>
+      <w:r>
+        <w:t>calculated</w:t>
+      </w:r>
+      <w:r>
+        <w:t xml:space="preserve"> </w:t>
+      </w:r>
+      <w:r>
+        <w:t>Property</w:t>
+      </w:r>
+    </w:p>
+    <w:p>
+      <w:pPr>
+        <w:pStyle w:val="Body-Text"/>
         <w:rPr>
           <w:lang w:eastAsia="ar-SA"/>
         </w:rPr>
-        <w:t>Line</w:t>
-      </w:r>
-      <w:proofErr w:type="gramEnd"/>
+      </w:pPr>
       <w:r>
         <w:rPr>
           <w:lang w:eastAsia="ar-SA"/>
         </w:rPr>
-        <w:t xml:space="preserve"> numbers correspond to the line number of the actual tax form, except line numbers from 1-9 are </w:t>
-      </w:r>
-      <w:proofErr w:type="spellStart"/>
-      <w:r>
+        <w:t>The calculated property indicates whether or not the form has been calculated (that is the steps have been performed). Once a form has been calculated, it does not need to be recalculated.</w:t>
+      </w:r>
+    </w:p>
+    <w:p>
+      <w:pPr>
+        <w:pStyle w:val="Heading4"/>
+      </w:pPr>
+      <w:r>
+        <w:t>isSingleton</w:t>
+      </w:r>
+      <w:r>
+        <w:t xml:space="preserve"> </w:t>
+      </w:r>
+      <w:r>
+        <w:t>Property</w:t>
+      </w:r>
+    </w:p>
+    <w:p>
+      <w:pPr>
+        <w:pStyle w:val="Body-Text"/>
         <w:rPr>
           <w:lang w:eastAsia="ar-SA"/>
         </w:rPr>
-        <w:t>prepended</w:t>
-      </w:r>
-      <w:proofErr w:type="spellEnd"/>
+      </w:pPr>
       <w:r>
         <w:rPr>
           <w:lang w:eastAsia="ar-SA"/>
         </w:rPr>
-        <w:t xml:space="preserve"> with a zero (0) so they will easily sort in the correct order.</w:t>
+        <w:t>The isSingleton flag is just used for error checking to prevent multiple instances of some forms from being created.</w:t>
       </w:r>
     </w:p>
     <w:p>
       <w:pPr>
         <w:pStyle w:val="Heading4"/>
       </w:pPr>
-      <w:proofErr w:type="gramStart"/>
-      <w:r>
-        <w:t>calculated</w:t>
-      </w:r>
-      <w:proofErr w:type="gramEnd"/>
+      <w:r>
+        <w:t>add() Method</w:t>
+      </w:r>
+    </w:p>
+    <w:p>
+      <w:pPr>
+        <w:pStyle w:val="Body-Text"/>
+        <w:rPr>
+          <w:lang w:eastAsia="ar-SA"/>
+        </w:rPr>
+      </w:pPr>
+      <w:r>
+        <w:rPr>
+          <w:lang w:eastAsia="ar-SA"/>
+        </w:rPr>
+        <w:t>A variable list of line numbers can be passed to the function. The values in those lines in the current form will be added together and returned.</w:t>
+      </w:r>
+    </w:p>
+    <w:p>
+      <w:pPr>
+        <w:pStyle w:val="Heading4"/>
+      </w:pPr>
+      <w:r>
+        <w:lastRenderedPageBreak/>
+        <w:t>isUsed() Method</w:t>
+      </w:r>
+    </w:p>
+    <w:p>
+      <w:pPr>
+        <w:pStyle w:val="Body-Text"/>
+        <w:rPr>
+          <w:lang w:eastAsia="ar-SA"/>
+        </w:rPr>
+      </w:pPr>
+      <w:r>
+        <w:rPr>
+          <w:lang w:eastAsia="ar-SA"/>
+        </w:rPr>
+        <w:t xml:space="preserve">This </w:t>
+      </w:r>
+      <w:r>
+        <w:rPr>
+          <w:lang w:eastAsia="ar-SA"/>
+        </w:rPr>
+        <w:t>method</w:t>
+      </w:r>
+      <w:r>
+        <w:rPr>
+          <w:lang w:eastAsia="ar-SA"/>
+        </w:rPr>
+        <w:t xml:space="preserve"> determines if any input information was provided to this tax form</w:t>
+      </w:r>
+      <w:r>
+        <w:rPr>
+          <w:lang w:eastAsia="ar-SA"/>
+        </w:rPr>
+        <w:t>. If not, the form was created by a reference from another form, but it was not used, and therefore, does not need to be part of the output. This method in the Form class is very generic and may need to be overridden by the child class.</w:t>
+      </w:r>
+    </w:p>
+    <w:p>
+      <w:pPr>
+        <w:pStyle w:val="Heading4"/>
+      </w:pPr>
+      <w:r>
+        <w:t>line() Method</w:t>
+      </w:r>
+    </w:p>
+    <w:p>
+      <w:pPr>
+        <w:pStyle w:val="Body-Text"/>
+        <w:rPr>
+          <w:lang w:eastAsia="ar-SA"/>
+        </w:rPr>
+      </w:pPr>
+      <w:r>
+        <w:rPr>
+          <w:lang w:eastAsia="ar-SA"/>
+        </w:rPr>
+        <w:t>This method returns the value of the specified line from the current tax form.</w:t>
+      </w:r>
+    </w:p>
+    <w:p>
+      <w:pPr>
+        <w:pStyle w:val="Heading4"/>
+      </w:pPr>
+      <w:r>
+        <w:t>min() Method</w:t>
+      </w:r>
+    </w:p>
+    <w:p>
+      <w:pPr>
+        <w:pStyle w:val="Body-Text"/>
+        <w:rPr>
+          <w:lang w:eastAsia="ar-SA"/>
+        </w:rPr>
+      </w:pPr>
+      <w:r>
+        <w:rPr>
+          <w:lang w:eastAsia="ar-SA"/>
+        </w:rPr>
+        <w:t xml:space="preserve">This method gets the values of the specified lines from the current tax form and passes the values to the </w:t>
+      </w:r>
+      <w:r>
+        <w:rPr>
+          <w:rStyle w:val="SourceCodechar"/>
+        </w:rPr>
+        <w:t>Math.min()</w:t>
+      </w:r>
+      <w:r>
+        <w:rPr>
+          <w:lang w:eastAsia="ar-SA"/>
+        </w:rPr>
+        <w:t xml:space="preserve"> function, and returns the result.</w:t>
+      </w:r>
+    </w:p>
+    <w:p>
+      <w:pPr>
+        <w:pStyle w:val="Heading4"/>
+      </w:pPr>
+      <w:r>
+        <w:t>max()Method</w:t>
+      </w:r>
+    </w:p>
+    <w:p>
+      <w:pPr>
+        <w:pStyle w:val="Body-Text"/>
+        <w:rPr>
+          <w:lang w:eastAsia="ar-SA"/>
+        </w:rPr>
+      </w:pPr>
+      <w:r>
+        <w:rPr>
+          <w:lang w:eastAsia="ar-SA"/>
+        </w:rPr>
+        <w:t xml:space="preserve">This method gets the values of the specified lines from the current tax form and passes the values to the </w:t>
+      </w:r>
+      <w:r>
+        <w:rPr>
+          <w:rStyle w:val="SourceCodechar"/>
+        </w:rPr>
+        <w:t>Math.m</w:t>
+      </w:r>
+      <w:r>
+        <w:rPr>
+          <w:rStyle w:val="SourceCodechar"/>
+        </w:rPr>
+        <w:t>ax</w:t>
+      </w:r>
+      <w:r>
+        <w:rPr>
+          <w:rStyle w:val="SourceCodechar"/>
+        </w:rPr>
+        <w:t>()</w:t>
+      </w:r>
+      <w:r>
+        <w:rPr>
+          <w:lang w:eastAsia="ar-SA"/>
+        </w:rPr>
+        <w:t xml:space="preserve"> function, and returns the result.</w:t>
+      </w:r>
+    </w:p>
+    <w:p>
+      <w:pPr>
+        <w:pStyle w:val="Heading4"/>
+      </w:pPr>
+      <w:r>
+        <w:t>round() Method</w:t>
+      </w:r>
+    </w:p>
+    <w:p>
+      <w:pPr>
+        <w:pStyle w:val="Body-Text"/>
+        <w:rPr>
+          <w:lang w:eastAsia="ar-SA"/>
+        </w:rPr>
+      </w:pPr>
+      <w:r>
+        <w:rPr>
+          <w:lang w:eastAsia="ar-SA"/>
+        </w:rPr>
+        <w:t xml:space="preserve">This method gets the value of the specified line from the current tax form and passes it to the </w:t>
+      </w:r>
+      <w:r>
+        <w:rPr>
+          <w:rStyle w:val="SourceCodechar"/>
+        </w:rPr>
+        <w:t>Math.</w:t>
+      </w:r>
+      <w:r>
+        <w:rPr>
+          <w:rStyle w:val="SourceCodechar"/>
+        </w:rPr>
+        <w:t>round</w:t>
+      </w:r>
+      <w:r>
+        <w:rPr>
+          <w:rStyle w:val="SourceCodechar"/>
+        </w:rPr>
+        <w:t>()</w:t>
+      </w:r>
+      <w:r>
+        <w:rPr>
+          <w:lang w:eastAsia="ar-SA"/>
+        </w:rPr>
+        <w:t xml:space="preserve"> function, and returns the result.</w:t>
+      </w:r>
+    </w:p>
+    <w:p>
+      <w:pPr>
+        <w:pStyle w:val="Heading4"/>
+      </w:pPr>
+      <w:r>
+        <w:t>subtract() Method</w:t>
+      </w:r>
+    </w:p>
+    <w:p>
+      <w:pPr>
+        <w:pStyle w:val="Body-Text"/>
+        <w:rPr>
+          <w:lang w:eastAsia="ar-SA"/>
+        </w:rPr>
+      </w:pPr>
+      <w:r>
+        <w:rPr>
+          <w:lang w:eastAsia="ar-SA"/>
+        </w:rPr>
+        <w:t>This method gets the values of the two specified lines from the current tax form, subtracts the second value from the first, and returns the result.</w:t>
+      </w:r>
+    </w:p>
+    <w:p>
+      <w:pPr>
+        <w:pStyle w:val="Heading3"/>
+      </w:pPr>
+      <w:bookmarkStart w:id="4" w:name="_Toc237166483"/>
+      <w:r>
+        <w:t>Tax Form Class</w:t>
+      </w:r>
+      <w:r>
+        <w:t>es</w:t>
+      </w:r>
+      <w:bookmarkEnd w:id="4"/>
+    </w:p>
+    <w:p>
+      <w:pPr>
+        <w:pStyle w:val="Body-Text"/>
+      </w:pPr>
+      <w:r>
+        <w:t>Each tax form is implemented as a separate JavaScript class</w:t>
+      </w:r>
+      <w:r>
+        <w:t xml:space="preserve">. </w:t>
+      </w:r>
+      <w:r>
+        <w:rPr>
+          <w:lang w:eastAsia="ar-SA"/>
+        </w:rPr>
+        <w:t>By convention, a class name is capitalized using camel case (first letter of each word is capitalized, no space or character between words) and it must begin with a letter, so for example, “F1040” is the name of Form 1040. By convention, a variable that contain a reference to a tax form object uses the tax form name in snake case (all lower case with words separated by underscores), for example “f1040”.</w:t>
+      </w:r>
+    </w:p>
+    <w:p>
+      <w:pPr>
+        <w:pStyle w:val="Body-Text"/>
+      </w:pPr>
+      <w:r>
+        <w:t>Tax forms are</w:t>
+      </w:r>
+      <w:r>
+        <w:t xml:space="preserve"> saved in the</w:t>
+      </w:r>
+      <w:r>
+        <w:t xml:space="preserve"> directory</w:t>
+      </w:r>
       <w:r>
         <w:t xml:space="preserve"> </w:t>
       </w:r>
       <w:r>
-        <w:t>Property</w:t>
+        <w:rPr>
+          <w:rStyle w:val="SourceCodechar"/>
+        </w:rPr>
+        <w:t>Library/TaxForms</w:t>
+      </w:r>
+      <w:r>
+        <w:t xml:space="preserve">, so for example, the implementation of the class for the 1040 tax form would be in </w:t>
+      </w:r>
+      <w:r>
+        <w:rPr>
+          <w:rStyle w:val="SourceCodechar"/>
+        </w:rPr>
+        <w:t>Library/TaxForms/F1040.js</w:t>
+      </w:r>
+      <w:r>
+        <w:t>.</w:t>
       </w:r>
     </w:p>
     <w:p>
       <w:pPr>
         <w:pStyle w:val="Body-Text"/>
+      </w:pPr>
+      <w:r>
+        <w:t>As mentioned above, each tax for is implemented as</w:t>
+      </w:r>
+      <w:r>
+        <w:t xml:space="preserve"> a subclass for the Form class. The Form class defined the attrib</w:t>
+      </w:r>
+      <w:r>
+        <w:t>utes and several common methods, but there are several methods that are unuque to each tax form and need to be implemented for each tax form.</w:t>
+      </w:r>
+    </w:p>
+    <w:p>
+      <w:pPr>
+        <w:pStyle w:val="Heading4"/>
+      </w:pPr>
+      <w:r>
+        <w:t>constructor(</w:t>
+      </w:r>
+      <w:r>
+        <w:t>) Method</w:t>
+      </w:r>
+    </w:p>
+    <w:p>
+      <w:pPr>
+        <w:pStyle w:val="Body-Text"/>
         <w:rPr>
           <w:lang w:eastAsia="ar-SA"/>
         </w:rPr>
@@ -1541,1051 +1877,477 @@
         <w:rPr>
           <w:lang w:eastAsia="ar-SA"/>
         </w:rPr>
-        <w:t>The calculated property indicates whether or not the form has been calculated (that is the steps have been performed). Once a form has been calculated, it does not need to be recalculated.</w:t>
+        <w:t xml:space="preserve">The Form parent class defined an empty object of for the lines of the tax form. The constructor for each tax forms needs to provide the prototype for each line in the tax form and add a description for each line. The description is used by the </w:t>
+      </w:r>
+      <w:r>
+        <w:rPr>
+          <w:rStyle w:val="SourceCodechar"/>
+        </w:rPr>
+        <w:t>toString()</w:t>
+      </w:r>
+      <w:r>
+        <w:rPr>
+          <w:lang w:eastAsia="ar-SA"/>
+        </w:rPr>
+        <w:t xml:space="preserve"> method and is useful for providing debugging messages.</w:t>
       </w:r>
     </w:p>
     <w:p>
       <w:pPr>
         <w:pStyle w:val="Heading4"/>
       </w:pPr>
-      <w:proofErr w:type="spellStart"/>
-      <w:proofErr w:type="gramStart"/>
-      <w:r>
-        <w:t>isSingleton</w:t>
-      </w:r>
-      <w:proofErr w:type="spellEnd"/>
-      <w:proofErr w:type="gramEnd"/>
-      <w:r>
+      <w:r>
+        <w:t>calculate(</w:t>
+      </w:r>
+      <w:r>
+        <w:t>) Method</w:t>
+      </w:r>
+    </w:p>
+    <w:p>
+      <w:pPr>
+        <w:pStyle w:val="Body-Text"/>
+        <w:rPr>
+          <w:lang w:eastAsia="ar-SA"/>
+        </w:rPr>
+      </w:pPr>
+      <w:r>
+        <w:rPr>
+          <w:lang w:eastAsia="ar-SA"/>
+        </w:rPr>
+        <w:t>This is the method that is called to calculate the tax form (that is, execute the steps). Typically, this method is only called if another form wants a value from a line in this tax form. Once this method is called, it will return immediately if it is called again. However, if the input values are changed, all the tax forms will be recalculated if they are referenced again.</w:t>
+      </w:r>
+    </w:p>
+    <w:p>
+      <w:pPr>
+        <w:pStyle w:val="Heading4"/>
+      </w:pPr>
+      <w:r>
+        <w:t>getHTML(</w:t>
+      </w:r>
+      <w:r>
+        <w:t>) Method</w:t>
+      </w:r>
+    </w:p>
+    <w:p>
+      <w:pPr>
+        <w:pStyle w:val="Body-Text"/>
+        <w:rPr>
+          <w:lang w:eastAsia="ar-SA"/>
+        </w:rPr>
+      </w:pPr>
+      <w:r>
+        <w:rPr>
+          <w:lang w:eastAsia="ar-SA"/>
+        </w:rPr>
+        <w:t xml:space="preserve">This method returns a string with the HTML code to create the form in a web page. The code itself is contained in a constant variable named </w:t>
+      </w:r>
+      <w:r>
+        <w:rPr>
+          <w:lang w:eastAsia="ar-SA"/>
+        </w:rPr>
+        <w:t>HTML_FORM</w:t>
+      </w:r>
+      <w:r>
+        <w:rPr>
+          <w:lang w:eastAsia="ar-SA"/>
+        </w:rPr>
+        <w:t>. All forms are primarily used for either input or output, but the tools allow a form to be either.</w:t>
+      </w:r>
+      <w:r>
+        <w:rPr>
+          <w:lang w:eastAsia="ar-SA"/>
+        </w:rPr>
+        <w:t xml:space="preserve"> When getting the HTML code for an input form, an instance of the form does not yet exist, so the static method getHTML() is called. When the HTML code for an output form, an instance does exist for the instance method getHTML() is called to get the HTML code and populate it with the values from the instance. Note: JavaScript allows a static method and an instance method to exist with the same name and they are two different methods.</w:t>
+      </w:r>
+    </w:p>
+    <w:p>
+      <w:pPr>
+        <w:pStyle w:val="Body-Text"/>
+        <w:rPr>
+          <w:lang w:eastAsia="ar-SA"/>
+        </w:rPr>
+      </w:pPr>
+      <w:r>
+        <w:rPr>
+          <w:lang w:eastAsia="ar-SA"/>
+        </w:rPr>
+        <w:t xml:space="preserve">The HTML code in the variable </w:t>
+      </w:r>
+      <w:r>
+        <w:rPr>
+          <w:lang w:eastAsia="ar-SA"/>
+        </w:rPr>
+        <w:t>HTML_FORM</w:t>
+      </w:r>
+      <w:r>
+        <w:rPr>
+          <w:lang w:eastAsia="ar-SA"/>
+        </w:rPr>
+        <w:t xml:space="preserve"> is used for both input and output forms, but there are two differences.</w:t>
+      </w:r>
+    </w:p>
+    <w:p>
+      <w:pPr>
+        <w:pStyle w:val="List-Bullet025"/>
+      </w:pPr>
+      <w:r>
+        <w:t>The value fields are where you enter information in an input form, but they are read-only in an output form.</w:t>
+      </w:r>
+    </w:p>
+    <w:p>
+      <w:pPr>
+        <w:pStyle w:val="List-Bullet025"/>
+      </w:pPr>
+      <w:r>
+        <w:lastRenderedPageBreak/>
+        <w:t>The value fields are green in input forms and blue in output forms</w:t>
+      </w:r>
+    </w:p>
+    <w:p>
+      <w:pPr>
+        <w:pStyle w:val="Body-Text"/>
+      </w:pPr>
+      <w:r>
+        <w:t>The HTML code is created as an output form and the string is edited to make the changes when an input form is needed.</w:t>
+      </w:r>
+    </w:p>
+    <w:p>
+      <w:pPr>
+        <w:pStyle w:val="Body-Text"/>
+        <w:rPr>
+          <w:lang w:eastAsia="ar-SA"/>
+        </w:rPr>
+      </w:pPr>
+      <w:r>
+        <w:rPr>
+          <w:lang w:eastAsia="ar-SA"/>
+        </w:rPr>
+        <w:t>Many tax</w:t>
+      </w:r>
+      <w:r>
+        <w:rPr>
+          <w:lang w:eastAsia="ar-SA"/>
+        </w:rPr>
+        <w:t xml:space="preserve"> form</w:t>
+      </w:r>
+      <w:r>
+        <w:rPr>
+          <w:lang w:eastAsia="ar-SA"/>
+        </w:rPr>
+        <w:t>s contain</w:t>
+      </w:r>
+      <w:r>
+        <w:rPr>
+          <w:lang w:eastAsia="ar-SA"/>
+        </w:rPr>
+        <w:t xml:space="preserve"> a copy of the HTML code that can be used to display the tax form on a web page. All of the fields on the form will contain their initial values. Typically this is zero or blank, possibly with a placeholder value (a grayed out value, with a demonstration value).</w:t>
+      </w:r>
+    </w:p>
+    <w:p>
+      <w:pPr>
+        <w:pStyle w:val="Body-Text"/>
+        <w:rPr>
+          <w:lang w:eastAsia="ar-SA"/>
+        </w:rPr>
+      </w:pPr>
+      <w:r>
+        <w:rPr>
+          <w:lang w:eastAsia="ar-SA"/>
+        </w:rPr>
+        <w:t xml:space="preserve">The value field for each line of the tax form will have an ID assigned to it. The </w:t>
+      </w:r>
+      <w:r>
+        <w:rPr>
+          <w:lang w:eastAsia="ar-SA"/>
+        </w:rPr>
+        <w:t>ID</w:t>
+      </w:r>
+      <w:r>
+        <w:rPr>
+          <w:lang w:eastAsia="ar-SA"/>
+        </w:rPr>
+        <w:t xml:space="preserve"> will be the form name, and the line number separated by a hyphen. Forms that can be entered multiple times will also have an index to indicate which instance of the for</w:t>
+      </w:r>
+      <w:r>
+        <w:rPr>
+          <w:lang w:eastAsia="ar-SA"/>
+        </w:rPr>
+        <w:t>m</w:t>
+      </w:r>
+      <w:r>
+        <w:rPr>
+          <w:lang w:eastAsia="ar-SA"/>
+        </w:rPr>
+        <w:t xml:space="preserve"> it is, for example, f1040-01a</w:t>
+      </w:r>
+      <w:r>
+        <w:rPr>
+          <w:lang w:eastAsia="ar-SA"/>
+        </w:rPr>
+        <w:t>, or w2-1-01. By convention, IDs in HTML are written in kebab case (all lower case with hyphens between words).</w:t>
+      </w:r>
+    </w:p>
+    <w:p>
+      <w:pPr>
+        <w:pStyle w:val="Heading4"/>
+      </w:pPr>
+      <w:r>
+        <w:t xml:space="preserve">static </w:t>
+      </w:r>
+      <w:r>
+        <w:t>getUserInput</w:t>
+      </w:r>
+      <w:r>
+        <w:t>(</w:t>
+      </w:r>
+      <w:r>
+        <w:t>) Method</w:t>
+      </w:r>
+    </w:p>
+    <w:p>
+      <w:pPr>
+        <w:pStyle w:val="Body-Text"/>
+        <w:rPr>
+          <w:lang w:eastAsia="ar-SA"/>
+        </w:rPr>
+      </w:pPr>
+      <w:r>
+        <w:rPr>
+          <w:lang w:eastAsia="ar-SA"/>
+        </w:rPr>
+        <w:t>This is a static method.</w:t>
+      </w:r>
+      <w:r>
+        <w:rPr>
+          <w:lang w:eastAsia="ar-SA"/>
+        </w:rPr>
+        <w:t xml:space="preserve"> For each line on the tax form, this method will read the value of the line from the web page. As mentioned above, the tax form line number corresponding to each field is embedded in the ID assigned to that field.</w:t>
+      </w:r>
+      <w:r>
+        <w:rPr>
+          <w:lang w:eastAsia="ar-SA"/>
+        </w:rPr>
+        <w:t xml:space="preserve"> This method only needs to be implemented for tax forms that provide input data, such as income forms (e.g., W-2, 1099</w:t>
+      </w:r>
+      <w:r>
+        <w:rPr>
+          <w:lang w:eastAsia="ar-SA"/>
+        </w:rPr>
+        <w:t>s).</w:t>
+      </w:r>
+    </w:p>
+    <w:p>
+      <w:pPr>
+        <w:pStyle w:val="Heading4"/>
+      </w:pPr>
+      <w:r>
+        <w:t>put1040Information</w:t>
+      </w:r>
+      <w:r>
+        <w:t>(</w:t>
+      </w:r>
+      <w:r>
+        <w:t>) Method</w:t>
+      </w:r>
+    </w:p>
+    <w:p>
+      <w:pPr>
+        <w:pStyle w:val="Body-Text"/>
+        <w:rPr>
+          <w:lang w:eastAsia="ar-SA"/>
+        </w:rPr>
+      </w:pPr>
+      <w:r>
+        <w:rPr>
+          <w:lang w:eastAsia="ar-SA"/>
+        </w:rPr>
+        <w:t>This is a static method.</w:t>
+      </w:r>
+      <w:r>
+        <w:rPr>
+          <w:lang w:eastAsia="ar-SA"/>
+        </w:rPr>
         <w:t xml:space="preserve"> </w:t>
       </w:r>
       <w:r>
-        <w:t>Property</w:t>
-      </w:r>
+        <w:rPr>
+          <w:lang w:eastAsia="ar-SA"/>
+        </w:rPr>
+        <w:t>For each line on the tax form, this method will insert the value from the line on the tax form into the corresponding field in the web page. As mentioned above, the tax form line number corresponding to each field is embedded in the ID assigned to that field.</w:t>
+      </w:r>
+      <w:r>
+        <w:rPr>
+          <w:lang w:eastAsia="ar-SA"/>
+        </w:rPr>
+        <w:t xml:space="preserve"> </w:t>
+      </w:r>
+      <w:r>
+        <w:rPr>
+          <w:lang w:eastAsia="ar-SA"/>
+        </w:rPr>
+        <w:t>This method only needs to be implemented for tax forms are part of the tax returns (i.e., output forms such as form 1040 and Schedule A).</w:t>
+      </w:r>
+    </w:p>
+    <w:p>
+      <w:pPr>
+        <w:pStyle w:val="Heading2"/>
+      </w:pPr>
+      <w:bookmarkStart w:id="5" w:name="_Toc237166484"/>
+      <w:r>
+        <w:t>Worksheets</w:t>
+      </w:r>
+      <w:bookmarkEnd w:id="5"/>
     </w:p>
     <w:p>
       <w:pPr>
         <w:pStyle w:val="Body-Text"/>
-        <w:rPr>
-          <w:lang w:eastAsia="ar-SA"/>
-        </w:rPr>
-      </w:pPr>
-      <w:r>
-        <w:rPr>
-          <w:lang w:eastAsia="ar-SA"/>
-        </w:rPr>
-        <w:t xml:space="preserve">The </w:t>
-      </w:r>
-      <w:proofErr w:type="spellStart"/>
-      <w:r>
-        <w:rPr>
-          <w:lang w:eastAsia="ar-SA"/>
-        </w:rPr>
-        <w:t>isSingleton</w:t>
-      </w:r>
-      <w:proofErr w:type="spellEnd"/>
-      <w:r>
-        <w:rPr>
-          <w:lang w:eastAsia="ar-SA"/>
-        </w:rPr>
-        <w:t xml:space="preserve"> flag is just used for error checking to prevent multiple instances of some forms from being created.</w:t>
-      </w:r>
-    </w:p>
-    <w:p>
-      <w:pPr>
-        <w:pStyle w:val="Heading4"/>
-      </w:pPr>
-      <w:proofErr w:type="gramStart"/>
-      <w:r>
-        <w:t>add(</w:t>
-      </w:r>
-      <w:proofErr w:type="gramEnd"/>
-      <w:r>
-        <w:t>) Method</w:t>
+      </w:pPr>
+      <w:r>
+        <w:t>Worksheets are associated with an immediate need for calculation, and their calculation may be specific to the form that needs the calculation. For example, there may be multiple schedule C</w:t>
+      </w:r>
+      <w:r>
+        <w:t>’</w:t>
+      </w:r>
+      <w:r>
+        <w:t>s and each one needs one needs its own calculation of the self-employment tax and SEHI deduction. Therefore, worksheets should be created by the form that needs the calculation. If you were to access the worksheet via Forms.getValue(), it could return a value from a worksheet created for another form.</w:t>
       </w:r>
     </w:p>
     <w:p>
       <w:pPr>
         <w:pStyle w:val="Body-Text"/>
-        <w:rPr>
-          <w:lang w:eastAsia="ar-SA"/>
-        </w:rPr>
-      </w:pPr>
-      <w:r>
-        <w:rPr>
-          <w:lang w:eastAsia="ar-SA"/>
-        </w:rPr>
-        <w:t>A variable list of line numbers can be passed to the function. The values in those lines in the current form will be added together and returned.</w:t>
-      </w:r>
-    </w:p>
-    <w:p>
-      <w:pPr>
-        <w:pStyle w:val="Heading4"/>
-      </w:pPr>
-      <w:proofErr w:type="spellStart"/>
-      <w:proofErr w:type="gramStart"/>
-      <w:r>
-        <w:lastRenderedPageBreak/>
-        <w:t>isUsed</w:t>
-      </w:r>
-      <w:proofErr w:type="spellEnd"/>
-      <w:r>
-        <w:t>(</w:t>
-      </w:r>
-      <w:proofErr w:type="gramEnd"/>
-      <w:r>
-        <w:t>) Method</w:t>
+      </w:pPr>
+      <w:r>
+        <w:t>Therefore, worksheet constructors should call the calculator() method directly, and the worksheet can then be accessed as follows:</w:t>
+      </w:r>
+    </w:p>
+    <w:p>
+      <w:pPr>
+        <w:pStyle w:val="Source"/>
+      </w:pPr>
+      <w:r>
+        <w:t>const value</w:t>
+      </w:r>
+      <w:r>
+        <w:t xml:space="preserve"> </w:t>
+      </w:r>
+      <w:r>
+        <w:t>= Forms.createForm(“Worksheet”).line(“lineno”);</w:t>
       </w:r>
     </w:p>
     <w:p>
       <w:pPr>
         <w:pStyle w:val="Body-Text"/>
-        <w:rPr>
-          <w:lang w:eastAsia="ar-SA"/>
-        </w:rPr>
-      </w:pPr>
-      <w:r>
-        <w:rPr>
-          <w:lang w:eastAsia="ar-SA"/>
-        </w:rPr>
-        <w:t xml:space="preserve">This </w:t>
-      </w:r>
-      <w:r>
-        <w:rPr>
-          <w:lang w:eastAsia="ar-SA"/>
-        </w:rPr>
-        <w:t>method</w:t>
-      </w:r>
-      <w:r>
-        <w:rPr>
-          <w:lang w:eastAsia="ar-SA"/>
-        </w:rPr>
-        <w:t xml:space="preserve"> determines if any input information was provided to this tax form</w:t>
-      </w:r>
-      <w:r>
-        <w:rPr>
-          <w:lang w:eastAsia="ar-SA"/>
-        </w:rPr>
-        <w:t>. If not, the form was created by a reference from another form, but it was not used, and therefore, does not need to be part of the output. This method in the Form class is very generic and may need to be overridden by the child class.</w:t>
-      </w:r>
-    </w:p>
-    <w:p>
-      <w:pPr>
-        <w:pStyle w:val="Heading4"/>
-      </w:pPr>
-      <w:proofErr w:type="gramStart"/>
-      <w:r>
-        <w:t>line(</w:t>
-      </w:r>
-      <w:proofErr w:type="gramEnd"/>
-      <w:r>
-        <w:t>) Method</w:t>
-      </w:r>
+      </w:pPr>
+      <w:r>
+        <w:t>Or,</w:t>
+      </w:r>
+    </w:p>
+    <w:p>
+      <w:pPr>
+        <w:pStyle w:val="Source"/>
+      </w:pPr>
+      <w:r>
+        <w:t>const form</w:t>
+      </w:r>
+      <w:r>
+        <w:t xml:space="preserve">  </w:t>
+      </w:r>
+      <w:r>
+        <w:t>= Forms.createForm(“Worksheet”);</w:t>
+      </w:r>
+    </w:p>
+    <w:p>
+      <w:pPr>
+        <w:pStyle w:val="Source"/>
+      </w:pPr>
+      <w:r>
+        <w:t>const value</w:t>
+      </w:r>
+      <w:r>
+        <w:t xml:space="preserve"> </w:t>
+      </w:r>
+      <w:r>
+        <w:t>= form.line(“lineno”);</w:t>
+      </w:r>
+    </w:p>
+    <w:p>
+      <w:pPr>
+        <w:pStyle w:val="Heading2"/>
+      </w:pPr>
+      <w:bookmarkStart w:id="6" w:name="_Toc237166485"/>
+      <w:r>
+        <w:t>Tax Form Pages</w:t>
+      </w:r>
+      <w:bookmarkEnd w:id="6"/>
     </w:p>
     <w:p>
       <w:pPr>
         <w:pStyle w:val="Body-Text"/>
-        <w:rPr>
-          <w:lang w:eastAsia="ar-SA"/>
-        </w:rPr>
-      </w:pPr>
-      <w:r>
-        <w:rPr>
-          <w:lang w:eastAsia="ar-SA"/>
-        </w:rPr>
-        <w:t>This method returns the value of the specified line from the current tax form.</w:t>
-      </w:r>
-    </w:p>
-    <w:p>
-      <w:pPr>
-        <w:pStyle w:val="Heading4"/>
-      </w:pPr>
-      <w:proofErr w:type="gramStart"/>
-      <w:r>
-        <w:t>min(</w:t>
-      </w:r>
-      <w:proofErr w:type="gramEnd"/>
-      <w:r>
-        <w:t>) Method</w:t>
+      </w:pPr>
+      <w:r>
+        <w:t>Tax forms exist in two forms: classes (objects) and web pages</w:t>
+      </w:r>
+      <w:r>
+        <w:t xml:space="preserve"> (HTML)</w:t>
+      </w:r>
+      <w:r>
+        <w:t xml:space="preserve">. As said above, each tax form is implemented as a class and stored in the directory </w:t>
+      </w:r>
+      <w:r>
+        <w:rPr>
+          <w:rStyle w:val="SourceCodechar"/>
+        </w:rPr>
+        <w:t>Library/TaxForms</w:t>
+      </w:r>
+      <w:r>
+        <w:t xml:space="preserve">. Instances of the tax form classes are the internal representation </w:t>
+      </w:r>
+      <w:r>
+        <w:t>of the</w:t>
+      </w:r>
+      <w:r>
+        <w:t xml:space="preserve"> tax form</w:t>
+      </w:r>
+      <w:r>
+        <w:t>s</w:t>
+      </w:r>
+      <w:r>
+        <w:t xml:space="preserve">. The class </w:t>
+      </w:r>
+      <w:r>
+        <w:rPr>
+          <w:rStyle w:val="SourceCodechar"/>
+        </w:rPr>
+        <w:t>TaxForms</w:t>
+      </w:r>
+      <w:r>
+        <w:t xml:space="preserve"> (with an “s” at the end) is a separate class that manages the instances of the tax forms that have been created.</w:t>
       </w:r>
     </w:p>
     <w:p>
       <w:pPr>
         <w:pStyle w:val="Body-Text"/>
-        <w:rPr>
-          <w:lang w:eastAsia="ar-SA"/>
-        </w:rPr>
-      </w:pPr>
-      <w:r>
-        <w:rPr>
-          <w:lang w:eastAsia="ar-SA"/>
-        </w:rPr>
-        <w:t xml:space="preserve">This method gets the values of the specified lines from the current tax form and passes the values to the </w:t>
-      </w:r>
-      <w:proofErr w:type="gramStart"/>
+      </w:pPr>
+      <w:r>
+        <w:t>While tax form classes and their objects are the internal representation of tax forms, tax form web pages are the external representation of the web pages</w:t>
+      </w:r>
+      <w:r>
+        <w:t>. They provide the place to input data and they display the completed tax return. Most of the tax tools do not use the tax form web pages because they provide a simplified view of the information on the tax forms. However, each tax form object has the ability to display itself as a web page. This makes each tax form the centralized location for all the information about that tax form.</w:t>
+      </w:r>
+    </w:p>
+    <w:p>
+      <w:pPr>
+        <w:pStyle w:val="Body-Text"/>
+      </w:pPr>
+      <w:r>
+        <w:t xml:space="preserve">The class </w:t>
+      </w:r>
       <w:r>
         <w:rPr>
           <w:rStyle w:val="SourceCodechar"/>
         </w:rPr>
-        <w:t>Math.min(</w:t>
-      </w:r>
-      <w:proofErr w:type="gramEnd"/>
-      <w:r>
-        <w:rPr>
-          <w:rStyle w:val="SourceCodechar"/>
-        </w:rPr>
-        <w:t>)</w:t>
-      </w:r>
-      <w:r>
-        <w:rPr>
-          <w:lang w:eastAsia="ar-SA"/>
-        </w:rPr>
-        <w:t xml:space="preserve"> function, and returns the result.</w:t>
-      </w:r>
-    </w:p>
-    <w:p>
-      <w:pPr>
-        <w:pStyle w:val="Heading4"/>
-      </w:pPr>
-      <w:proofErr w:type="gramStart"/>
-      <w:r>
-        <w:t>max(</w:t>
-      </w:r>
-      <w:proofErr w:type="gramEnd"/>
-      <w:r>
-        <w:t>)Method</w:t>
-      </w:r>
-    </w:p>
-    <w:p>
-      <w:pPr>
-        <w:pStyle w:val="Body-Text"/>
-        <w:rPr>
-          <w:lang w:eastAsia="ar-SA"/>
-        </w:rPr>
-      </w:pPr>
-      <w:r>
-        <w:rPr>
-          <w:lang w:eastAsia="ar-SA"/>
-        </w:rPr>
-        <w:t xml:space="preserve">This method gets the values of the specified lines from the current tax form and passes the values to the </w:t>
-      </w:r>
-      <w:proofErr w:type="gramStart"/>
-      <w:r>
-        <w:rPr>
-          <w:rStyle w:val="SourceCodechar"/>
-        </w:rPr>
-        <w:t>Math.m</w:t>
-      </w:r>
-      <w:r>
-        <w:rPr>
-          <w:rStyle w:val="SourceCodechar"/>
-        </w:rPr>
-        <w:t>ax</w:t>
-      </w:r>
-      <w:r>
-        <w:rPr>
-          <w:rStyle w:val="SourceCodechar"/>
-        </w:rPr>
-        <w:t>(</w:t>
-      </w:r>
-      <w:proofErr w:type="gramEnd"/>
-      <w:r>
-        <w:rPr>
-          <w:rStyle w:val="SourceCodechar"/>
-        </w:rPr>
-        <w:t>)</w:t>
-      </w:r>
-      <w:r>
-        <w:rPr>
-          <w:lang w:eastAsia="ar-SA"/>
-        </w:rPr>
-        <w:t xml:space="preserve"> function, and returns the result.</w:t>
-      </w:r>
-    </w:p>
-    <w:p>
-      <w:pPr>
-        <w:pStyle w:val="Heading4"/>
-      </w:pPr>
-      <w:proofErr w:type="gramStart"/>
-      <w:r>
-        <w:t>round(</w:t>
-      </w:r>
-      <w:proofErr w:type="gramEnd"/>
-      <w:r>
-        <w:t>) Method</w:t>
-      </w:r>
-    </w:p>
-    <w:p>
-      <w:pPr>
-        <w:pStyle w:val="Body-Text"/>
-        <w:rPr>
-          <w:lang w:eastAsia="ar-SA"/>
-        </w:rPr>
-      </w:pPr>
-      <w:r>
-        <w:rPr>
-          <w:lang w:eastAsia="ar-SA"/>
-        </w:rPr>
-        <w:t xml:space="preserve">This method gets the value of the specified line from the current tax form and passes it to the </w:t>
-      </w:r>
-      <w:proofErr w:type="spellStart"/>
-      <w:proofErr w:type="gramStart"/>
-      <w:r>
-        <w:rPr>
-          <w:rStyle w:val="SourceCodechar"/>
-        </w:rPr>
-        <w:t>Math.</w:t>
-      </w:r>
-      <w:r>
-        <w:rPr>
-          <w:rStyle w:val="SourceCodechar"/>
-        </w:rPr>
-        <w:t>round</w:t>
-      </w:r>
-      <w:proofErr w:type="spellEnd"/>
-      <w:r>
-        <w:rPr>
-          <w:rStyle w:val="SourceCodechar"/>
-        </w:rPr>
-        <w:t>(</w:t>
-      </w:r>
-      <w:proofErr w:type="gramEnd"/>
-      <w:r>
-        <w:rPr>
-          <w:rStyle w:val="SourceCodechar"/>
-        </w:rPr>
-        <w:t>)</w:t>
-      </w:r>
-      <w:r>
-        <w:rPr>
-          <w:lang w:eastAsia="ar-SA"/>
-        </w:rPr>
-        <w:t xml:space="preserve"> function, and returns the result.</w:t>
-      </w:r>
-    </w:p>
-    <w:p>
-      <w:pPr>
-        <w:pStyle w:val="Heading4"/>
-      </w:pPr>
-      <w:proofErr w:type="gramStart"/>
-      <w:r>
-        <w:t>subtract(</w:t>
-      </w:r>
-      <w:proofErr w:type="gramEnd"/>
-      <w:r>
-        <w:t>) Method</w:t>
-      </w:r>
-    </w:p>
-    <w:p>
-      <w:pPr>
-        <w:pStyle w:val="Body-Text"/>
-        <w:rPr>
-          <w:lang w:eastAsia="ar-SA"/>
-        </w:rPr>
-      </w:pPr>
-      <w:r>
-        <w:rPr>
-          <w:lang w:eastAsia="ar-SA"/>
-        </w:rPr>
-        <w:t>This method gets the values of the two specified lines from the current tax form, subtracts the second value from the first, and returns the result.</w:t>
-      </w:r>
-    </w:p>
-    <w:p>
-      <w:pPr>
-        <w:pStyle w:val="Heading3"/>
-      </w:pPr>
-      <w:bookmarkStart w:id="4" w:name="_Toc237166483"/>
-      <w:r>
-        <w:t>Tax Form Class</w:t>
-      </w:r>
-      <w:r>
-        <w:t>es</w:t>
-      </w:r>
-      <w:bookmarkEnd w:id="4"/>
-    </w:p>
-    <w:p>
-      <w:pPr>
-        <w:pStyle w:val="Body-Text"/>
-      </w:pPr>
-      <w:r>
-        <w:t>Each tax form is implemented as a separate JavaScript class</w:t>
-      </w:r>
-      <w:r>
-        <w:t xml:space="preserve">. </w:t>
-      </w:r>
-      <w:r>
-        <w:rPr>
-          <w:lang w:eastAsia="ar-SA"/>
-        </w:rPr>
-        <w:t>By convention, a class name is capitalized using camel case (first letter of each word is capitalized, no space or character between words) and it must begin with a letter, so for example, “F1040” is the name of Form 1040. By convention, a variable that contain a reference to a tax form object uses the tax form name in snake case (all lower case with words separated by underscores), for example “f1040”.</w:t>
-      </w:r>
-    </w:p>
-    <w:p>
-      <w:pPr>
-        <w:pStyle w:val="Body-Text"/>
-      </w:pPr>
-      <w:r>
-        <w:t>Tax forms are</w:t>
-      </w:r>
-      <w:r>
-        <w:t xml:space="preserve"> saved in the</w:t>
-      </w:r>
-      <w:r>
-        <w:t xml:space="preserve"> directory</w:t>
-      </w:r>
-      <w:r>
-        <w:t xml:space="preserve"> </w:t>
-      </w:r>
-      <w:r>
-        <w:rPr>
-          <w:rStyle w:val="SourceCodechar"/>
-        </w:rPr>
-        <w:t>Library/</w:t>
-      </w:r>
-      <w:proofErr w:type="spellStart"/>
-      <w:proofErr w:type="gramStart"/>
-      <w:r>
-        <w:rPr>
-          <w:rStyle w:val="SourceCodechar"/>
-        </w:rPr>
-        <w:t>TaxForms</w:t>
-      </w:r>
-      <w:proofErr w:type="spellEnd"/>
-      <w:r>
-        <w:t>,</w:t>
-      </w:r>
-      <w:proofErr w:type="gramEnd"/>
-      <w:r>
-        <w:t xml:space="preserve"> so for example, the implementation of the class for the 1040 tax form would be in </w:t>
-      </w:r>
-      <w:r>
-        <w:rPr>
-          <w:rStyle w:val="SourceCodechar"/>
-        </w:rPr>
-        <w:t>Library/</w:t>
-      </w:r>
-      <w:proofErr w:type="spellStart"/>
-      <w:r>
-        <w:rPr>
-          <w:rStyle w:val="SourceCodechar"/>
-        </w:rPr>
-        <w:t>TaxForms</w:t>
-      </w:r>
-      <w:proofErr w:type="spellEnd"/>
-      <w:r>
-        <w:rPr>
-          <w:rStyle w:val="SourceCodechar"/>
-        </w:rPr>
-        <w:t>/F1040.js</w:t>
-      </w:r>
-      <w:r>
-        <w:t>.</w:t>
-      </w:r>
-    </w:p>
-    <w:p>
-      <w:pPr>
-        <w:pStyle w:val="Body-Text"/>
-      </w:pPr>
-      <w:r>
-        <w:t>As mentioned above, each tax for is implemented as</w:t>
-      </w:r>
-      <w:r>
-        <w:t xml:space="preserve"> a subclass for the Form class. The Form class defined the attrib</w:t>
-      </w:r>
-      <w:r>
-        <w:t xml:space="preserve">utes and several common methods, but there are several methods that are </w:t>
-      </w:r>
-      <w:proofErr w:type="spellStart"/>
-      <w:r>
-        <w:t>unuque</w:t>
-      </w:r>
-      <w:proofErr w:type="spellEnd"/>
-      <w:r>
-        <w:t xml:space="preserve"> to each tax form and need to be implemented for each tax form.</w:t>
-      </w:r>
-    </w:p>
-    <w:p>
-      <w:pPr>
-        <w:pStyle w:val="Heading4"/>
-      </w:pPr>
-      <w:proofErr w:type="gramStart"/>
-      <w:r>
-        <w:t>constructor(</w:t>
-      </w:r>
-      <w:proofErr w:type="gramEnd"/>
-      <w:r>
-        <w:t>) Method</w:t>
-      </w:r>
-    </w:p>
-    <w:p>
-      <w:pPr>
-        <w:pStyle w:val="Body-Text"/>
-        <w:rPr>
-          <w:lang w:eastAsia="ar-SA"/>
-        </w:rPr>
-      </w:pPr>
-      <w:r>
-        <w:rPr>
-          <w:lang w:eastAsia="ar-SA"/>
-        </w:rPr>
-        <w:t xml:space="preserve">The Form parent class defined an empty object of for the lines of the tax form. The constructor for each tax forms needs to provide the prototype for each line in the tax form and add a description for each line. The description is used by the </w:t>
-      </w:r>
-      <w:proofErr w:type="spellStart"/>
-      <w:proofErr w:type="gramStart"/>
-      <w:r>
-        <w:rPr>
-          <w:rStyle w:val="SourceCodechar"/>
-        </w:rPr>
-        <w:t>toString</w:t>
-      </w:r>
-      <w:proofErr w:type="spellEnd"/>
-      <w:r>
-        <w:rPr>
-          <w:rStyle w:val="SourceCodechar"/>
-        </w:rPr>
-        <w:t>(</w:t>
-      </w:r>
-      <w:proofErr w:type="gramEnd"/>
-      <w:r>
-        <w:rPr>
-          <w:rStyle w:val="SourceCodechar"/>
-        </w:rPr>
-        <w:t>)</w:t>
-      </w:r>
-      <w:r>
-        <w:rPr>
-          <w:lang w:eastAsia="ar-SA"/>
-        </w:rPr>
-        <w:t xml:space="preserve"> method and is useful for providing debugging messages.</w:t>
-      </w:r>
-    </w:p>
-    <w:p>
-      <w:pPr>
-        <w:pStyle w:val="Heading4"/>
-      </w:pPr>
-      <w:proofErr w:type="gramStart"/>
-      <w:r>
-        <w:t>calculate(</w:t>
-      </w:r>
-      <w:proofErr w:type="gramEnd"/>
-      <w:r>
-        <w:t>) Method</w:t>
-      </w:r>
-    </w:p>
-    <w:p>
-      <w:pPr>
-        <w:pStyle w:val="Body-Text"/>
-        <w:rPr>
-          <w:lang w:eastAsia="ar-SA"/>
-        </w:rPr>
-      </w:pPr>
-      <w:r>
-        <w:rPr>
-          <w:lang w:eastAsia="ar-SA"/>
-        </w:rPr>
-        <w:t>This is the method that is called to calculate the tax form (that is, execute the steps). Typically, this method is only called if another form wants a value from a line in this tax form. Once this method is called, it will return immediately if it is called again. However, if the input values are changed, all the tax forms will be recalculated if they are referenced again.</w:t>
-      </w:r>
-    </w:p>
-    <w:p>
-      <w:pPr>
-        <w:pStyle w:val="Heading4"/>
-      </w:pPr>
-      <w:proofErr w:type="gramStart"/>
-      <w:r>
-        <w:t>static</w:t>
-      </w:r>
-      <w:proofErr w:type="gramEnd"/>
-      <w:r>
-        <w:t xml:space="preserve"> </w:t>
-      </w:r>
-      <w:proofErr w:type="spellStart"/>
-      <w:r>
-        <w:t>getHTML</w:t>
-      </w:r>
-      <w:proofErr w:type="spellEnd"/>
-      <w:r>
-        <w:t>(</w:t>
-      </w:r>
-      <w:r>
-        <w:t>) Method</w:t>
-      </w:r>
-    </w:p>
-    <w:p>
-      <w:pPr>
-        <w:pStyle w:val="Body-Text"/>
-        <w:rPr>
-          <w:lang w:eastAsia="ar-SA"/>
-        </w:rPr>
-      </w:pPr>
-      <w:r>
-        <w:rPr>
-          <w:lang w:eastAsia="ar-SA"/>
-        </w:rPr>
-        <w:t xml:space="preserve">This is a static method used to create the form on a web page without an object. If an object exists for the form, you can use the </w:t>
-      </w:r>
-      <w:proofErr w:type="spellStart"/>
-      <w:proofErr w:type="gramStart"/>
-      <w:r>
-        <w:rPr>
-          <w:rStyle w:val="SourceCodechar"/>
-        </w:rPr>
-        <w:t>toHTML</w:t>
-      </w:r>
-      <w:proofErr w:type="spellEnd"/>
-      <w:r>
-        <w:rPr>
-          <w:rStyle w:val="SourceCodechar"/>
-        </w:rPr>
-        <w:t>(</w:t>
-      </w:r>
-      <w:proofErr w:type="gramEnd"/>
-      <w:r>
-        <w:rPr>
-          <w:rStyle w:val="SourceCodechar"/>
-        </w:rPr>
-        <w:t>)</w:t>
-      </w:r>
-      <w:r>
-        <w:rPr>
-          <w:lang w:eastAsia="ar-SA"/>
-        </w:rPr>
-        <w:t xml:space="preserve"> method to create a web page from the form.</w:t>
-      </w:r>
-    </w:p>
-    <w:p>
-      <w:pPr>
-        <w:pStyle w:val="Body-Text"/>
-        <w:rPr>
-          <w:lang w:eastAsia="ar-SA"/>
-        </w:rPr>
-      </w:pPr>
-      <w:r>
-        <w:rPr>
-          <w:lang w:eastAsia="ar-SA"/>
-        </w:rPr>
-        <w:t>Many tax</w:t>
-      </w:r>
-      <w:r>
-        <w:rPr>
-          <w:lang w:eastAsia="ar-SA"/>
-        </w:rPr>
-        <w:t xml:space="preserve"> form</w:t>
-      </w:r>
-      <w:r>
-        <w:rPr>
-          <w:lang w:eastAsia="ar-SA"/>
-        </w:rPr>
-        <w:t>s contain</w:t>
-      </w:r>
-      <w:r>
-        <w:rPr>
-          <w:lang w:eastAsia="ar-SA"/>
-        </w:rPr>
-        <w:t xml:space="preserve"> a copy of the HTML code that can be used to display the tax form on a web page. All of the fields on the form will contain their initial values. Typically this is zero or blank, possibly with a placeholder value (a grayed out value, with a demonstration value).</w:t>
-      </w:r>
-    </w:p>
-    <w:p>
-      <w:pPr>
-        <w:pStyle w:val="Body-Text"/>
-        <w:rPr>
-          <w:lang w:eastAsia="ar-SA"/>
-        </w:rPr>
-      </w:pPr>
-      <w:r>
-        <w:rPr>
-          <w:lang w:eastAsia="ar-SA"/>
-        </w:rPr>
-        <w:t xml:space="preserve">The value field for each line of the tax form will have an ID assigned to it. The </w:t>
-      </w:r>
-      <w:r>
-        <w:rPr>
-          <w:lang w:eastAsia="ar-SA"/>
-        </w:rPr>
-        <w:t>ID</w:t>
-      </w:r>
-      <w:r>
-        <w:rPr>
-          <w:lang w:eastAsia="ar-SA"/>
-        </w:rPr>
-        <w:t xml:space="preserve"> will be the form name, and the line number separated by a hyphen. Forms that can be entered multiple times will also have an index to indicate which instance of the for</w:t>
-      </w:r>
-      <w:r>
-        <w:rPr>
-          <w:lang w:eastAsia="ar-SA"/>
-        </w:rPr>
-        <w:t>m</w:t>
-      </w:r>
-      <w:r>
-        <w:rPr>
-          <w:lang w:eastAsia="ar-SA"/>
-        </w:rPr>
-        <w:t xml:space="preserve"> it is, for example, f1040-01a</w:t>
-      </w:r>
-      <w:r>
-        <w:rPr>
-          <w:lang w:eastAsia="ar-SA"/>
-        </w:rPr>
-        <w:t>, or w2-1-01. By convention, IDs in HTML are written in kebab case (all lower case with hyphens between words).</w:t>
-      </w:r>
-    </w:p>
-    <w:p>
-      <w:pPr>
-        <w:pStyle w:val="Heading4"/>
-      </w:pPr>
-      <w:proofErr w:type="gramStart"/>
-      <w:r>
-        <w:lastRenderedPageBreak/>
-        <w:t>static</w:t>
-      </w:r>
-      <w:proofErr w:type="gramEnd"/>
-      <w:r>
-        <w:t xml:space="preserve"> </w:t>
-      </w:r>
-      <w:proofErr w:type="spellStart"/>
-      <w:r>
-        <w:t>getUserInput</w:t>
-      </w:r>
-      <w:proofErr w:type="spellEnd"/>
-      <w:r>
-        <w:t>(</w:t>
-      </w:r>
-      <w:r>
-        <w:t>) Method</w:t>
-      </w:r>
-    </w:p>
-    <w:p>
-      <w:pPr>
-        <w:pStyle w:val="Body-Text"/>
-        <w:rPr>
-          <w:lang w:eastAsia="ar-SA"/>
-        </w:rPr>
-      </w:pPr>
-      <w:r>
-        <w:rPr>
-          <w:lang w:eastAsia="ar-SA"/>
-        </w:rPr>
-        <w:t>This is a static method.</w:t>
-      </w:r>
-      <w:r>
-        <w:rPr>
-          <w:lang w:eastAsia="ar-SA"/>
-        </w:rPr>
-        <w:t xml:space="preserve"> For each line on the tax form, this method will read the value of the line from the web page. As mentioned above, the tax form line number corresponding to each field is embedded in the ID assigned to that field.</w:t>
-      </w:r>
-      <w:r>
-        <w:rPr>
-          <w:lang w:eastAsia="ar-SA"/>
-        </w:rPr>
-        <w:t xml:space="preserve"> This method only needs to be implemented for tax forms that provide input data, such as income forms (e.g., W-2, 1099</w:t>
-      </w:r>
-      <w:r>
-        <w:rPr>
-          <w:lang w:eastAsia="ar-SA"/>
-        </w:rPr>
-        <w:t>s).</w:t>
-      </w:r>
-    </w:p>
-    <w:p>
-      <w:pPr>
-        <w:pStyle w:val="Heading4"/>
-      </w:pPr>
-      <w:proofErr w:type="gramStart"/>
-      <w:r>
-        <w:t>put1040Information</w:t>
-      </w:r>
-      <w:r>
-        <w:t>(</w:t>
-      </w:r>
-      <w:proofErr w:type="gramEnd"/>
-      <w:r>
-        <w:t>) Method</w:t>
-      </w:r>
-    </w:p>
-    <w:p>
-      <w:pPr>
-        <w:pStyle w:val="Body-Text"/>
-        <w:rPr>
-          <w:lang w:eastAsia="ar-SA"/>
-        </w:rPr>
-      </w:pPr>
-      <w:r>
-        <w:rPr>
-          <w:lang w:eastAsia="ar-SA"/>
-        </w:rPr>
-        <w:t>This is a static method.</w:t>
-      </w:r>
-      <w:r>
-        <w:rPr>
-          <w:lang w:eastAsia="ar-SA"/>
-        </w:rPr>
-        <w:t xml:space="preserve"> </w:t>
-      </w:r>
-      <w:r>
-        <w:rPr>
-          <w:lang w:eastAsia="ar-SA"/>
-        </w:rPr>
-        <w:t>For each line on the tax form, this method will insert the value from the line on the tax form into the corresponding field in the web page. As mentioned above, the tax form line number corresponding to each field is embedded in the ID assigned to that field.</w:t>
-      </w:r>
-      <w:r>
-        <w:rPr>
-          <w:lang w:eastAsia="ar-SA"/>
-        </w:rPr>
-        <w:t xml:space="preserve"> </w:t>
-      </w:r>
-      <w:r>
-        <w:rPr>
-          <w:lang w:eastAsia="ar-SA"/>
-        </w:rPr>
-        <w:t>This method only needs to be implemented for tax forms are part of the tax returns (i.e., output forms such as form 1040 and Schedule A).</w:t>
-      </w:r>
-    </w:p>
-    <w:p>
-      <w:pPr>
-        <w:pStyle w:val="Heading2"/>
-      </w:pPr>
-      <w:bookmarkStart w:id="5" w:name="_Toc237166484"/>
-      <w:r>
-        <w:t>Worksheets</w:t>
-      </w:r>
-      <w:bookmarkEnd w:id="5"/>
-    </w:p>
-    <w:p>
-      <w:pPr>
-        <w:pStyle w:val="Body-Text"/>
-      </w:pPr>
-      <w:r>
-        <w:t>Worksheets are associated with an immediate need for calculation, and their calculation may be specific to the form that needs the calculation. For example, there may be multiple schedule C</w:t>
-      </w:r>
-      <w:r>
-        <w:t>’</w:t>
-      </w:r>
-      <w:r>
-        <w:t xml:space="preserve">s and each one needs one needs its own calculation of the self-employment tax and SEHI deduction. Therefore, worksheets should be created by the form that needs the calculation. If you were to access the worksheet via </w:t>
-      </w:r>
-      <w:proofErr w:type="spellStart"/>
-      <w:proofErr w:type="gramStart"/>
-      <w:r>
-        <w:t>Forms.getValue</w:t>
-      </w:r>
-      <w:proofErr w:type="spellEnd"/>
-      <w:r>
-        <w:t>(</w:t>
-      </w:r>
-      <w:proofErr w:type="gramEnd"/>
-      <w:r>
-        <w:t>), it could return a value from a worksheet created for another form.</w:t>
-      </w:r>
-    </w:p>
-    <w:p>
-      <w:pPr>
-        <w:pStyle w:val="Body-Text"/>
-      </w:pPr>
-      <w:r>
-        <w:t xml:space="preserve">Therefore, worksheet constructors should call the </w:t>
-      </w:r>
-      <w:proofErr w:type="gramStart"/>
-      <w:r>
-        <w:t>calculator(</w:t>
-      </w:r>
-      <w:proofErr w:type="gramEnd"/>
-      <w:r>
-        <w:t>) method directly, and the worksheet can then be accessed as follows:</w:t>
-      </w:r>
-    </w:p>
-    <w:p>
-      <w:pPr>
-        <w:pStyle w:val="Source"/>
-      </w:pPr>
-      <w:proofErr w:type="gramStart"/>
-      <w:r>
-        <w:t>const</w:t>
-      </w:r>
-      <w:proofErr w:type="gramEnd"/>
-      <w:r>
-        <w:t xml:space="preserve"> value</w:t>
-      </w:r>
-      <w:r>
-        <w:t xml:space="preserve"> </w:t>
-      </w:r>
-      <w:r>
-        <w:t xml:space="preserve">= </w:t>
-      </w:r>
-      <w:proofErr w:type="spellStart"/>
-      <w:r>
-        <w:t>Forms.createForm</w:t>
-      </w:r>
-      <w:proofErr w:type="spellEnd"/>
-      <w:r>
-        <w:t>(“Worksheet”).line(“</w:t>
-      </w:r>
-      <w:proofErr w:type="spellStart"/>
-      <w:r>
-        <w:t>lineno</w:t>
-      </w:r>
-      <w:proofErr w:type="spellEnd"/>
-      <w:r>
-        <w:t>”);</w:t>
-      </w:r>
-    </w:p>
-    <w:p>
-      <w:pPr>
-        <w:pStyle w:val="Body-Text"/>
-      </w:pPr>
-      <w:r>
-        <w:t>Or,</w:t>
-      </w:r>
-    </w:p>
-    <w:p>
-      <w:pPr>
-        <w:pStyle w:val="Source"/>
-      </w:pPr>
-      <w:proofErr w:type="gramStart"/>
-      <w:r>
-        <w:t>const</w:t>
-      </w:r>
-      <w:proofErr w:type="gramEnd"/>
-      <w:r>
-        <w:t xml:space="preserve"> form</w:t>
-      </w:r>
-      <w:r>
-        <w:t xml:space="preserve">  </w:t>
-      </w:r>
-      <w:r>
-        <w:t xml:space="preserve">= </w:t>
-      </w:r>
-      <w:proofErr w:type="spellStart"/>
-      <w:r>
-        <w:t>Forms.createForm</w:t>
-      </w:r>
-      <w:proofErr w:type="spellEnd"/>
-      <w:r>
-        <w:t>(“Worksheet”);</w:t>
-      </w:r>
-    </w:p>
-    <w:p>
-      <w:pPr>
-        <w:pStyle w:val="Source"/>
-      </w:pPr>
-      <w:proofErr w:type="gramStart"/>
-      <w:r>
-        <w:t>const</w:t>
-      </w:r>
-      <w:proofErr w:type="gramEnd"/>
-      <w:r>
-        <w:t xml:space="preserve"> value</w:t>
-      </w:r>
-      <w:r>
-        <w:t xml:space="preserve"> </w:t>
-      </w:r>
-      <w:r>
-        <w:t xml:space="preserve">= </w:t>
-      </w:r>
-      <w:proofErr w:type="spellStart"/>
-      <w:r>
-        <w:t>form.line</w:t>
-      </w:r>
-      <w:proofErr w:type="spellEnd"/>
-      <w:r>
-        <w:t>(“</w:t>
-      </w:r>
-      <w:proofErr w:type="spellStart"/>
-      <w:r>
-        <w:t>lineno</w:t>
-      </w:r>
-      <w:proofErr w:type="spellEnd"/>
-      <w:r>
-        <w:t>”);</w:t>
-      </w:r>
-    </w:p>
-    <w:p>
-      <w:pPr>
-        <w:pStyle w:val="Heading2"/>
-      </w:pPr>
-      <w:bookmarkStart w:id="6" w:name="_Toc237166485"/>
-      <w:r>
-        <w:t>Tax Form Pages</w:t>
-      </w:r>
-      <w:bookmarkEnd w:id="6"/>
-    </w:p>
-    <w:p>
-      <w:pPr>
-        <w:pStyle w:val="Body-Text"/>
-      </w:pPr>
-      <w:r>
-        <w:t>Tax forms exist in two forms: classes (objects) and web pages</w:t>
-      </w:r>
-      <w:r>
-        <w:t xml:space="preserve"> (HTML)</w:t>
-      </w:r>
-      <w:r>
-        <w:t xml:space="preserve">. As said above, each tax form is implemented as a class and stored in the directory </w:t>
-      </w:r>
-      <w:r>
-        <w:rPr>
-          <w:rStyle w:val="SourceCodechar"/>
-        </w:rPr>
-        <w:t>Library/</w:t>
-      </w:r>
-      <w:proofErr w:type="spellStart"/>
-      <w:r>
-        <w:rPr>
-          <w:rStyle w:val="SourceCodechar"/>
-        </w:rPr>
-        <w:t>TaxForms</w:t>
-      </w:r>
-      <w:proofErr w:type="spellEnd"/>
-      <w:r>
-        <w:t xml:space="preserve">. Instances of the tax form classes are the internal representation </w:t>
-      </w:r>
-      <w:r>
-        <w:t>of the</w:t>
-      </w:r>
-      <w:r>
-        <w:t xml:space="preserve"> tax form</w:t>
-      </w:r>
-      <w:r>
-        <w:t>s</w:t>
-      </w:r>
-      <w:r>
-        <w:t xml:space="preserve">. The class </w:t>
-      </w:r>
-      <w:proofErr w:type="spellStart"/>
-      <w:r>
-        <w:rPr>
-          <w:rStyle w:val="SourceCodechar"/>
-        </w:rPr>
-        <w:t>TaxForms</w:t>
-      </w:r>
-      <w:proofErr w:type="spellEnd"/>
-      <w:r>
-        <w:t xml:space="preserve"> (with an “s” at the end) is a separate class that manages the instances of the tax forms that have been created.</w:t>
-      </w:r>
-    </w:p>
-    <w:p>
-      <w:pPr>
-        <w:pStyle w:val="Body-Text"/>
-      </w:pPr>
-      <w:r>
-        <w:t>While tax form classes and their objects are the internal representation of tax forms, tax form web pages are the external representation of the web pages</w:t>
-      </w:r>
-      <w:r>
-        <w:t>. They provide the place to input data and they display the completed tax return. Most of the tax tools do not use the tax form web pages because they provide a simplified view of the information on the tax forms. However, each tax form object has the ability to display itself as a web page. This makes each tax form the centralized location for all the information about that tax form.</w:t>
-      </w:r>
-    </w:p>
-    <w:p>
-      <w:pPr>
-        <w:pStyle w:val="Body-Text"/>
-      </w:pPr>
-      <w:r>
-        <w:t xml:space="preserve">The class </w:t>
-      </w:r>
-      <w:proofErr w:type="spellStart"/>
-      <w:r>
-        <w:rPr>
-          <w:rStyle w:val="SourceCodechar"/>
-        </w:rPr>
         <w:t>TaxFormPages</w:t>
       </w:r>
-      <w:proofErr w:type="spellEnd"/>
       <w:r>
         <w:t xml:space="preserve"> provides utilities for creating, deleting, and ma</w:t>
       </w:r>
@@ -2593,23 +2355,7 @@
         <w:t xml:space="preserve">naging the tax form web pages. Currently, this class and the </w:t>
       </w:r>
       <w:r>
-        <w:t xml:space="preserve">tax form web pages are only used by the </w:t>
-      </w:r>
-      <w:proofErr w:type="spellStart"/>
-      <w:r>
-        <w:t>TaxProgram</w:t>
-      </w:r>
-      <w:proofErr w:type="spellEnd"/>
-      <w:r>
-        <w:t xml:space="preserve"> tool. It uses these pages because it more closely resembles a tax program using actual tax forms. Most tax forms fall into one of two </w:t>
-      </w:r>
-      <w:proofErr w:type="spellStart"/>
-      <w:r>
-        <w:t>catagories</w:t>
-      </w:r>
-      <w:proofErr w:type="spellEnd"/>
-      <w:r>
-        <w:t>.</w:t>
+        <w:t>tax form web pages are only used by the TaxProgram tool. It uses these pages because it more closely resembles a tax program using actual tax forms. Most tax forms fall into one of two catagories.</w:t>
       </w:r>
     </w:p>
     <w:p>
@@ -2639,6 +2385,7 @@
         </w:numPr>
       </w:pPr>
       <w:r>
+        <w:lastRenderedPageBreak/>
         <w:t>Tax forms that are part of the tax return are output tax forms. They are produced as a result of the tax calculation.</w:t>
       </w:r>
     </w:p>
@@ -2680,15 +2427,119 @@
         <w:t xml:space="preserve"> form 1040</w:t>
       </w:r>
       <w:r>
+        <w:t>, then the AGI value will not be changed when the tax information is calculated regardless of what other income information is available to the tax tool.</w:t>
+      </w:r>
+    </w:p>
+    <w:p>
+      <w:pPr>
+        <w:pStyle w:val="Body-Text"/>
+      </w:pPr>
+      <w:r>
+        <w:t>In the case of input tax forms, this is not an issue, but in the case of output tax forms</w:t>
+      </w:r>
+      <w:r>
+        <w:t>,</w:t>
+      </w:r>
+      <w:r>
+        <w:t xml:space="preserve"> this implementation allows the taxpayer to override any field in any tax forms.</w:t>
+      </w:r>
+      <w:r>
+        <w:t xml:space="preserve"> If the user does not want the value to be overridden, they can simply not enter the information and the tax form will calculated the value based on the other information that is available.</w:t>
+      </w:r>
+    </w:p>
+    <w:p>
+      <w:pPr>
+        <w:pStyle w:val="Heading1"/>
+      </w:pPr>
+      <w:bookmarkStart w:id="7" w:name="_Toc237166486"/>
+      <w:r>
+        <w:t>Supporting Code</w:t>
+      </w:r>
+      <w:bookmarkEnd w:id="7"/>
+    </w:p>
+    <w:p>
+      <w:pPr>
+        <w:pStyle w:val="Body-Text"/>
+      </w:pPr>
+      <w:r>
+        <w:t>For such a simple idea, there is a lot of code</w:t>
+      </w:r>
+      <w:r>
+        <w:t>, so th</w:t>
+      </w:r>
+      <w:r>
+        <w:t>is</w:t>
+      </w:r>
+      <w:r>
+        <w:t xml:space="preserve"> se</w:t>
+      </w:r>
+      <w:r>
+        <w:t xml:space="preserve">ction describes </w:t>
+      </w:r>
+      <w:r>
+        <w:t xml:space="preserve">some of the other shared code. All of the shared code stored in the directory </w:t>
+      </w:r>
+      <w:r>
+        <w:rPr>
+          <w:rStyle w:val="SourceCodechar"/>
+        </w:rPr>
+        <w:t>Library</w:t>
+      </w:r>
+      <w:r>
+        <w:t xml:space="preserve"> and most of it is in the subdirectory </w:t>
+      </w:r>
+      <w:r>
+        <w:rPr>
+          <w:rStyle w:val="SourceCodechar"/>
+        </w:rPr>
+        <w:t>Classes</w:t>
+      </w:r>
+      <w:r>
+        <w:t xml:space="preserve">. There are a few code modules that use more than one file and they are stored in their own subdirectory under </w:t>
+      </w:r>
+      <w:r>
+        <w:rPr>
+          <w:rStyle w:val="SourceCodechar"/>
+        </w:rPr>
+        <w:t>Library</w:t>
+      </w:r>
+      <w:r>
+        <w:t>.</w:t>
+      </w:r>
+    </w:p>
+    <w:p>
+      <w:pPr>
+        <w:pStyle w:val="Body-Text"/>
+      </w:pPr>
+      <w:r>
+        <w:t xml:space="preserve">The </w:t>
+      </w:r>
+      <w:r>
+        <w:rPr>
+          <w:rStyle w:val="SourceCodechar"/>
+        </w:rPr>
+        <w:t>TaxForm</w:t>
+      </w:r>
+      <w:r>
         <w:t xml:space="preserve">, </w:t>
       </w:r>
-      <w:proofErr w:type="gramStart"/>
-      <w:r>
-        <w:t>then</w:t>
-      </w:r>
-      <w:proofErr w:type="gramEnd"/>
-      <w:r>
-        <w:t xml:space="preserve"> the AGI value will not be changed when the tax information is calculated regardless of what other income information is available to the tax tool.</w:t>
+      <w:r>
+        <w:rPr>
+          <w:rStyle w:val="SourceCodechar"/>
+        </w:rPr>
+        <w:t>TaxForms</w:t>
+      </w:r>
+      <w:r>
+        <w:t xml:space="preserve">, and </w:t>
+      </w:r>
+      <w:r>
+        <w:rPr>
+          <w:rStyle w:val="SourceCodechar"/>
+        </w:rPr>
+        <w:t>Line</w:t>
+      </w:r>
+      <w:r>
+        <w:t xml:space="preserve"> classes are the classes used to represent tax forms internally in the tax tools. This has been described earlier.</w:t>
       </w:r>
     </w:p>
     <w:p>
@@ -2696,644 +2547,471 @@
         <w:pStyle w:val="Body-Text"/>
       </w:pPr>
       <w:r>
-        <w:t>In the case of input tax forms, this is not an issue, but in the case of output tax forms</w:t>
-      </w:r>
-      <w:r>
-        <w:t>,</w:t>
-      </w:r>
-      <w:r>
-        <w:t xml:space="preserve"> this implementation allows the taxpayer to override any field in any tax forms.</w:t>
-      </w:r>
-      <w:r>
-        <w:t xml:space="preserve"> If the user does not want the value to be </w:t>
-      </w:r>
+        <w:t xml:space="preserve">The </w:t>
+      </w:r>
+      <w:r>
+        <w:rPr>
+          <w:rStyle w:val="SourceCodechar"/>
+        </w:rPr>
+        <w:t>Alert</w:t>
+      </w:r>
+      <w:r>
+        <w:t xml:space="preserve"> module is no longer used, but was needed to provided a solution to a timing problems.</w:t>
+      </w:r>
+    </w:p>
+    <w:p>
+      <w:pPr>
+        <w:pStyle w:val="Body-Text"/>
+      </w:pPr>
+      <w:r>
+        <w:t xml:space="preserve">The </w:t>
+      </w:r>
+      <w:r>
+        <w:rPr>
+          <w:rStyle w:val="SourceCodechar"/>
+        </w:rPr>
+        <w:t>Debug</w:t>
+      </w:r>
+      <w:r>
+        <w:t xml:space="preserve"> module provides a variety of information about the inner workings of the tax tools and a means to control that information.</w:t>
+      </w:r>
+    </w:p>
+    <w:p>
+      <w:pPr>
+        <w:pStyle w:val="Body-Text"/>
+      </w:pPr>
+      <w:r>
+        <w:t xml:space="preserve">The modules </w:t>
+      </w:r>
+      <w:r>
+        <w:rPr>
+          <w:rStyle w:val="SourceCodechar"/>
+        </w:rPr>
+        <w:t>Dates</w:t>
+      </w:r>
+      <w:r>
+        <w:t xml:space="preserve">, </w:t>
+      </w:r>
+      <w:r>
+        <w:rPr>
+          <w:rStyle w:val="SourceCodechar"/>
+        </w:rPr>
+        <w:t>Num</w:t>
+      </w:r>
+      <w:r>
+        <w:t xml:space="preserve">, </w:t>
+      </w:r>
+      <w:r>
+        <w:rPr>
+          <w:rStyle w:val="SourceCodechar"/>
+        </w:rPr>
+        <w:t>Str</w:t>
+      </w:r>
+      <w:r>
+        <w:t xml:space="preserve">, and </w:t>
+      </w:r>
+      <w:r>
+        <w:rPr>
+          <w:rStyle w:val="SourceCodechar"/>
+        </w:rPr>
+        <w:t>Objects</w:t>
+      </w:r>
+      <w:r>
+        <w:t xml:space="preserve"> provide functions that i</w:t>
+      </w:r>
+      <w:r>
+        <w:t>m</w:t>
+      </w:r>
+      <w:r>
+        <w:t>plement abstractions for the underlying utility modules.</w:t>
+      </w:r>
+    </w:p>
+    <w:p>
+      <w:pPr>
+        <w:pStyle w:val="Body-Text"/>
+      </w:pPr>
+      <w:r>
+        <w:t xml:space="preserve">The </w:t>
+      </w:r>
+      <w:r>
+        <w:rPr>
+          <w:rStyle w:val="SourceCodechar"/>
+        </w:rPr>
+        <w:t>File</w:t>
+      </w:r>
+      <w:r>
+        <w:t xml:space="preserve"> module is provides the common code used to save and restore the state of a tax tool. This is only used by a few of the tax tools.</w:t>
+      </w:r>
+    </w:p>
+    <w:p>
+      <w:pPr>
+        <w:pStyle w:val="Body-Text"/>
+      </w:pPr>
+      <w:r>
+        <w:t xml:space="preserve">Similarly, the </w:t>
+      </w:r>
+      <w:r>
+        <w:rPr>
+          <w:rStyle w:val="SourceCodechar"/>
+        </w:rPr>
+        <w:t>HTML</w:t>
+      </w:r>
+      <w:r>
+        <w:t xml:space="preserve"> and </w:t>
+      </w:r>
+      <w:r>
+        <w:rPr>
+          <w:rStyle w:val="SourceCodechar"/>
+        </w:rPr>
+        <w:t>HTMLBuild</w:t>
+      </w:r>
+      <w:r>
+        <w:t xml:space="preserve"> modules provide abstractions for working with HTML elements.</w:t>
+      </w:r>
+      <w:r>
+        <w:t xml:space="preserve"> The </w:t>
+      </w:r>
+      <w:r>
+        <w:rPr>
+          <w:rStyle w:val="SourceCodechar"/>
+        </w:rPr>
+        <w:t>HTML</w:t>
+      </w:r>
+      <w:r>
+        <w:t xml:space="preserve"> module provides general utilities for working with HTML elements, while the </w:t>
+      </w:r>
+      <w:r>
+        <w:rPr>
+          <w:rStyle w:val="SourceCodechar"/>
+        </w:rPr>
+        <w:t>HTMLBuild</w:t>
+      </w:r>
+      <w:r>
+        <w:t xml:space="preserve"> modules provides methods for dynamically creating and adding content to the current web page.</w:t>
+      </w:r>
+      <w:r>
+        <w:t xml:space="preserve"> The primary abst</w:t>
+      </w:r>
+      <w:r>
+        <w:t>r</w:t>
+      </w:r>
+      <w:r>
+        <w:t xml:space="preserve">action of note is that </w:t>
+      </w:r>
+      <w:r>
+        <w:t xml:space="preserve">HTML </w:t>
+      </w:r>
+      <w:r>
+        <w:t xml:space="preserve">elements that are used to get </w:t>
+      </w:r>
+      <w:r>
+        <w:t>information from the taxpayer or show</w:t>
+      </w:r>
+      <w:r>
+        <w:t xml:space="preserve"> information</w:t>
+      </w:r>
+      <w:r>
+        <w:t xml:space="preserve"> to the taxpayer are accessed via the “</w:t>
+      </w:r>
+      <w:r>
+        <w:rPr>
+          <w:rStyle w:val="SourceCodechar"/>
+        </w:rPr>
+        <w:t>ID</w:t>
+      </w:r>
+      <w:r>
+        <w:t>” attribute. Thus, every HTML element used for input or output is assigned a unique and descriptive name (i.e., ID). The</w:t>
+      </w:r>
+      <w:r>
+        <w:t xml:space="preserve"> name</w:t>
+      </w:r>
+      <w:r>
+        <w:t xml:space="preserve">s only need to be unique within each tool, so whenever possible, the same name is used for the same </w:t>
+      </w:r>
+      <w:r>
+        <w:t>information</w:t>
+      </w:r>
+      <w:r>
+        <w:t xml:space="preserve"> across all tools.</w:t>
+      </w:r>
+    </w:p>
+    <w:p>
+      <w:pPr>
+        <w:pStyle w:val="Body-Text"/>
+      </w:pPr>
+      <w:r>
+        <w:t xml:space="preserve">The </w:t>
+      </w:r>
+      <w:r>
+        <w:rPr>
+          <w:rStyle w:val="SourceCodechar"/>
+        </w:rPr>
+        <w:t>IncludeFile</w:t>
+      </w:r>
+      <w:r>
+        <w:t xml:space="preserve"> module implements an HTML syntax that allows HTML files to include other HTML files. This is not used much anymore. Most HTML files h</w:t>
+      </w:r>
+      <w:r>
+        <w:t>a</w:t>
+      </w:r>
+      <w:r>
+        <w:t>ve been changed to PHP files in order to use the PHP include mechanism instead.</w:t>
+      </w:r>
+    </w:p>
+    <w:p>
+      <w:pPr>
+        <w:pStyle w:val="Body-Text"/>
+      </w:pPr>
+      <w:r>
+        <w:t xml:space="preserve">The </w:t>
+      </w:r>
+      <w:r>
+        <w:rPr>
+          <w:rStyle w:val="SourceCodechar"/>
+        </w:rPr>
+        <w:t>TaxTable_20xx</w:t>
+      </w:r>
+      <w:r>
+        <w:t xml:space="preserve"> modules contain the definition of constant values and tables of data that are needed in tax calculations. These values change from year to year; therefore, there is a separate module for every year that is supported. The </w:t>
+      </w:r>
+      <w:r>
+        <w:rPr>
+          <w:rStyle w:val="SourceCodechar"/>
+        </w:rPr>
+        <w:t>TaxTable</w:t>
+      </w:r>
+      <w:r>
+        <w:rPr>
+          <w:rStyle w:val="SourceCodechar"/>
+        </w:rPr>
+        <w:t>Tmpl</w:t>
+      </w:r>
+      <w:r>
+        <w:t xml:space="preserve"> class is a separate module that implements the methods for accessing the tax table information. Each of the </w:t>
+      </w:r>
+      <w:r>
+        <w:rPr>
+          <w:rStyle w:val="SourceCodechar"/>
+        </w:rPr>
+        <w:t>TaxTable_20xx</w:t>
+      </w:r>
+      <w:r>
+        <w:t xml:space="preserve"> modules is a child class of the </w:t>
+      </w:r>
+      <w:r>
+        <w:rPr>
+          <w:rStyle w:val="SourceCodechar"/>
+        </w:rPr>
+        <w:t>TaxTableTmpl</w:t>
+      </w:r>
+      <w:r>
+        <w:t xml:space="preserve"> module</w:t>
+      </w:r>
+      <w:r>
+        <w:t xml:space="preserve"> so </w:t>
+      </w:r>
+      <w:r>
+        <w:t>these methods provide a</w:t>
+      </w:r>
+      <w:r>
+        <w:t xml:space="preserve"> common set of access methods</w:t>
+      </w:r>
+      <w:r>
+        <w:t xml:space="preserve"> for the information in the tax tables, regardless of the tax year</w:t>
+      </w:r>
+      <w:r>
+        <w:t xml:space="preserve">. The module </w:t>
+      </w:r>
+      <w:r>
+        <w:rPr>
+          <w:rStyle w:val="SourceCodechar"/>
+        </w:rPr>
+        <w:t>TaxTable</w:t>
+      </w:r>
+      <w:r>
+        <w:t xml:space="preserve"> provide</w:t>
+      </w:r>
+      <w:r>
+        <w:t>s</w:t>
+      </w:r>
+      <w:r>
+        <w:t xml:space="preserve"> the static method</w:t>
+      </w:r>
+      <w:r>
+        <w:t xml:space="preserve"> named</w:t>
+      </w:r>
+      <w:r>
+        <w:t xml:space="preserve"> </w:t>
+      </w:r>
+      <w:r>
+        <w:rPr>
+          <w:rStyle w:val="SourceCodechar"/>
+        </w:rPr>
+        <w:t>getTaxTable</w:t>
+      </w:r>
+      <w:r>
+        <w:t>, returns</w:t>
+      </w:r>
+      <w:r>
+        <w:t xml:space="preserve"> a reference to the correct tax table object based on the year of the return. Since this method </w:t>
+      </w:r>
+      <w:r>
+        <w:t xml:space="preserve">is a static method, it </w:t>
+      </w:r>
+      <w:r>
+        <w:t>can be called</w:t>
+      </w:r>
+      <w:r>
+        <w:t xml:space="preserve"> from anywhere, essentially making the tax tables global data.</w:t>
+      </w:r>
+    </w:p>
+    <w:p>
+      <w:pPr>
+        <w:pStyle w:val="Body-Text"/>
+      </w:pPr>
+      <w:r>
+        <w:t xml:space="preserve">The </w:t>
+      </w:r>
+      <w:r>
+        <w:rPr>
+          <w:rStyle w:val="SourceCodechar"/>
+        </w:rPr>
+        <w:t>TaxPayer</w:t>
+      </w:r>
+      <w:r>
+        <w:t xml:space="preserve"> </w:t>
+      </w:r>
+      <w:r>
+        <w:t>class</w:t>
+      </w:r>
+      <w:r>
+        <w:t xml:space="preserve"> </w:t>
+      </w:r>
+      <w:r>
+        <w:t>saves the</w:t>
+      </w:r>
+      <w:r>
+        <w:t xml:space="preserve"> attributes of the taxpayer</w:t>
+      </w:r>
+      <w:r>
+        <w:t xml:space="preserve">. Currently, only one </w:t>
+      </w:r>
+      <w:r>
+        <w:rPr>
+          <w:rStyle w:val="SourceCodechar"/>
+        </w:rPr>
+        <w:t>TaxPayer</w:t>
+      </w:r>
+      <w:r>
+        <w:t xml:space="preserve"> object is supported, so I also contains information about the spouse and dependents. Together, the tax payer information, the input tax forms, and the tax tables, and you have all the information you need to complete the tax return.</w:t>
+      </w:r>
+    </w:p>
+    <w:p>
+      <w:pPr>
+        <w:pStyle w:val="Body-Text"/>
+      </w:pPr>
+      <w:r>
+        <w:t xml:space="preserve">The directory </w:t>
+      </w:r>
+      <w:r>
+        <w:rPr>
+          <w:rStyle w:val="SourceCodechar"/>
+        </w:rPr>
+        <w:t>SalesTax</w:t>
+      </w:r>
+      <w:r>
+        <w:t xml:space="preserve"> is a separate subdirectory of </w:t>
+      </w:r>
+      <w:r>
+        <w:rPr>
+          <w:rStyle w:val="SourceCodechar"/>
+        </w:rPr>
+        <w:t>Library</w:t>
+      </w:r>
+      <w:r>
+        <w:t>. Sales tax information is accessed from an external web site, and this directory contains the software that provides access to that site.</w:t>
+      </w:r>
+    </w:p>
+    <w:p>
+      <w:pPr>
+        <w:pStyle w:val="Body-Text"/>
+      </w:pPr>
+      <w:r>
+        <w:t xml:space="preserve">The directory </w:t>
+      </w:r>
+      <w:r>
+        <w:rPr>
+          <w:rStyle w:val="SourceCodechar"/>
+        </w:rPr>
+        <w:t>Tooltips</w:t>
+      </w:r>
+      <w:r>
+        <w:t xml:space="preserve"> is a separate subdirectory of </w:t>
+      </w:r>
+      <w:r>
+        <w:rPr>
+          <w:rStyle w:val="SourceCodechar"/>
+        </w:rPr>
+        <w:t>Library</w:t>
+      </w:r>
+      <w:r>
+        <w:t>. It contains the code to provide popup tooltips when the mouse moves over an HTML element.</w:t>
+      </w:r>
+    </w:p>
+    <w:p>
+      <w:pPr>
+        <w:pStyle w:val="Body-Text"/>
+      </w:pPr>
       <w:r>
         <w:lastRenderedPageBreak/>
-        <w:t>overridden, they can simply not enter the information and the tax form will calculated the value based on the other information that is available.</w:t>
+        <w:t xml:space="preserve">The directory </w:t>
+      </w:r>
+      <w:r>
+        <w:rPr>
+          <w:rStyle w:val="SourceCodechar"/>
+        </w:rPr>
+        <w:t>T</w:t>
+      </w:r>
+      <w:r>
+        <w:rPr>
+          <w:rStyle w:val="SourceCodechar"/>
+        </w:rPr>
+        <w:t>axTool</w:t>
+      </w:r>
+      <w:r>
+        <w:rPr>
+          <w:rStyle w:val="SourceCodechar"/>
+        </w:rPr>
+        <w:t>s</w:t>
+      </w:r>
+      <w:r>
+        <w:t xml:space="preserve"> is a separate subdirectory of </w:t>
+      </w:r>
+      <w:r>
+        <w:rPr>
+          <w:rStyle w:val="SourceCodechar"/>
+        </w:rPr>
+        <w:t>Library</w:t>
+      </w:r>
+      <w:r>
+        <w:t xml:space="preserve">. It contains several files that contain things that are intended to be used by all tax tools. For example </w:t>
+      </w:r>
+      <w:r>
+        <w:rPr>
+          <w:rStyle w:val="SourceCodechar"/>
+        </w:rPr>
+        <w:t>TaxTools.css</w:t>
+      </w:r>
+      <w:r>
+        <w:t xml:space="preserve"> provides the CSS formatting definitions that give all the tools a common appearance.</w:t>
       </w:r>
     </w:p>
     <w:p>
       <w:pPr>
         <w:pStyle w:val="Heading1"/>
       </w:pPr>
-      <w:bookmarkStart w:id="7" w:name="_Toc237166486"/>
-      <w:r>
-        <w:t>Supporting Code</w:t>
-      </w:r>
-      <w:bookmarkEnd w:id="7"/>
-    </w:p>
-    <w:p>
-      <w:pPr>
-        <w:pStyle w:val="Body-Text"/>
-      </w:pPr>
-      <w:r>
-        <w:t>For such a simple idea, there is a lot of code</w:t>
-      </w:r>
-      <w:r>
-        <w:t>, so th</w:t>
-      </w:r>
-      <w:r>
-        <w:t>is</w:t>
-      </w:r>
-      <w:r>
-        <w:t xml:space="preserve"> se</w:t>
-      </w:r>
-      <w:r>
-        <w:t xml:space="preserve">ction describes </w:t>
-      </w:r>
-      <w:r>
-        <w:t xml:space="preserve">some of the other shared code. All of the shared code stored in the directory </w:t>
-      </w:r>
-      <w:r>
-        <w:rPr>
-          <w:rStyle w:val="SourceCodechar"/>
-        </w:rPr>
-        <w:t>Library</w:t>
-      </w:r>
-      <w:r>
-        <w:t xml:space="preserve"> and most of it is in the subdirectory </w:t>
-      </w:r>
-      <w:r>
-        <w:rPr>
-          <w:rStyle w:val="SourceCodechar"/>
-        </w:rPr>
-        <w:t>Classes</w:t>
-      </w:r>
-      <w:r>
-        <w:t xml:space="preserve">. There are a few code modules that use more than one file and they are stored in their own subdirectory under </w:t>
-      </w:r>
-      <w:r>
-        <w:rPr>
-          <w:rStyle w:val="SourceCodechar"/>
-        </w:rPr>
-        <w:t>Library</w:t>
-      </w:r>
-      <w:r>
-        <w:t>.</w:t>
-      </w:r>
-    </w:p>
-    <w:p>
-      <w:pPr>
-        <w:pStyle w:val="Body-Text"/>
-      </w:pPr>
-      <w:r>
-        <w:t xml:space="preserve">The </w:t>
-      </w:r>
-      <w:proofErr w:type="spellStart"/>
-      <w:r>
-        <w:rPr>
-          <w:rStyle w:val="SourceCodechar"/>
-        </w:rPr>
-        <w:t>TaxForm</w:t>
-      </w:r>
-      <w:proofErr w:type="spellEnd"/>
-      <w:r>
-        <w:t xml:space="preserve">, </w:t>
-      </w:r>
-      <w:proofErr w:type="spellStart"/>
-      <w:r>
-        <w:rPr>
-          <w:rStyle w:val="SourceCodechar"/>
-        </w:rPr>
-        <w:t>TaxForms</w:t>
-      </w:r>
-      <w:proofErr w:type="spellEnd"/>
-      <w:r>
-        <w:t xml:space="preserve">, and </w:t>
-      </w:r>
-      <w:r>
-        <w:rPr>
-          <w:rStyle w:val="SourceCodechar"/>
-        </w:rPr>
-        <w:t>Line</w:t>
-      </w:r>
-      <w:r>
-        <w:t xml:space="preserve"> classes are the classes used to represent tax forms internally in the tax tools. This has been described earlier.</w:t>
-      </w:r>
-    </w:p>
-    <w:p>
-      <w:pPr>
-        <w:pStyle w:val="Body-Text"/>
-      </w:pPr>
-      <w:r>
-        <w:t xml:space="preserve">The </w:t>
-      </w:r>
-      <w:r>
-        <w:rPr>
-          <w:rStyle w:val="SourceCodechar"/>
-        </w:rPr>
-        <w:t>Alert</w:t>
-      </w:r>
-      <w:r>
-        <w:t xml:space="preserve"> module is no longer used, but was needed to </w:t>
-      </w:r>
-      <w:proofErr w:type="gramStart"/>
-      <w:r>
-        <w:t>provided</w:t>
-      </w:r>
-      <w:proofErr w:type="gramEnd"/>
-      <w:r>
-        <w:t xml:space="preserve"> a solution to a timing problems.</w:t>
-      </w:r>
-    </w:p>
-    <w:p>
-      <w:pPr>
-        <w:pStyle w:val="Body-Text"/>
-      </w:pPr>
-      <w:r>
-        <w:t xml:space="preserve">The </w:t>
-      </w:r>
-      <w:r>
-        <w:rPr>
-          <w:rStyle w:val="SourceCodechar"/>
-        </w:rPr>
-        <w:t>Debug</w:t>
-      </w:r>
-      <w:r>
-        <w:t xml:space="preserve"> module provides a variety of information about the inner workings of the tax tools and a means to control that information.</w:t>
-      </w:r>
-    </w:p>
-    <w:p>
-      <w:pPr>
-        <w:pStyle w:val="Body-Text"/>
-      </w:pPr>
-      <w:r>
-        <w:t xml:space="preserve">The modules </w:t>
-      </w:r>
-      <w:r>
-        <w:rPr>
-          <w:rStyle w:val="SourceCodechar"/>
-        </w:rPr>
-        <w:t>Dates</w:t>
-      </w:r>
-      <w:r>
-        <w:t xml:space="preserve">, </w:t>
-      </w:r>
-      <w:r>
-        <w:rPr>
-          <w:rStyle w:val="SourceCodechar"/>
-        </w:rPr>
-        <w:t>Num</w:t>
-      </w:r>
-      <w:r>
-        <w:t xml:space="preserve">, </w:t>
-      </w:r>
-      <w:proofErr w:type="spellStart"/>
-      <w:proofErr w:type="gramStart"/>
-      <w:r>
-        <w:rPr>
-          <w:rStyle w:val="SourceCodechar"/>
-        </w:rPr>
-        <w:t>Str</w:t>
-      </w:r>
-      <w:proofErr w:type="spellEnd"/>
-      <w:proofErr w:type="gramEnd"/>
-      <w:r>
-        <w:t xml:space="preserve">, and </w:t>
-      </w:r>
-      <w:r>
-        <w:rPr>
-          <w:rStyle w:val="SourceCodechar"/>
-        </w:rPr>
-        <w:t>Objects</w:t>
-      </w:r>
-      <w:r>
-        <w:t xml:space="preserve"> provide functions that i</w:t>
-      </w:r>
-      <w:r>
-        <w:t>m</w:t>
-      </w:r>
-      <w:r>
-        <w:t>plement abstractions for the underlying utility modules.</w:t>
-      </w:r>
-    </w:p>
-    <w:p>
-      <w:pPr>
-        <w:pStyle w:val="Body-Text"/>
-      </w:pPr>
-      <w:r>
-        <w:t xml:space="preserve">The </w:t>
-      </w:r>
-      <w:r>
-        <w:rPr>
-          <w:rStyle w:val="SourceCodechar"/>
-        </w:rPr>
-        <w:t>File</w:t>
-      </w:r>
-      <w:r>
-        <w:t xml:space="preserve"> module is provides the common code used to save and restore the state of a tax tool. This is only used by a few of the tax tools.</w:t>
-      </w:r>
-    </w:p>
-    <w:p>
-      <w:pPr>
-        <w:pStyle w:val="Body-Text"/>
-      </w:pPr>
-      <w:r>
-        <w:t xml:space="preserve">Similarly, the </w:t>
-      </w:r>
-      <w:r>
-        <w:rPr>
-          <w:rStyle w:val="SourceCodechar"/>
-        </w:rPr>
-        <w:t>HTML</w:t>
-      </w:r>
-      <w:r>
-        <w:t xml:space="preserve"> and </w:t>
-      </w:r>
-      <w:proofErr w:type="spellStart"/>
-      <w:r>
-        <w:rPr>
-          <w:rStyle w:val="SourceCodechar"/>
-        </w:rPr>
-        <w:t>HTMLBuild</w:t>
-      </w:r>
-      <w:proofErr w:type="spellEnd"/>
-      <w:r>
-        <w:t xml:space="preserve"> modules provide abstractions for working with HTML elements.</w:t>
-      </w:r>
-      <w:r>
-        <w:t xml:space="preserve"> The </w:t>
-      </w:r>
-      <w:r>
-        <w:rPr>
-          <w:rStyle w:val="SourceCodechar"/>
-        </w:rPr>
-        <w:t>HTML</w:t>
-      </w:r>
-      <w:r>
-        <w:t xml:space="preserve"> module provides general utilities for working with HTML elements, while the </w:t>
-      </w:r>
-      <w:proofErr w:type="spellStart"/>
-      <w:r>
-        <w:rPr>
-          <w:rStyle w:val="SourceCodechar"/>
-        </w:rPr>
-        <w:t>HTMLBuild</w:t>
-      </w:r>
-      <w:proofErr w:type="spellEnd"/>
-      <w:r>
-        <w:t xml:space="preserve"> modules provides methods for dynamically creating and adding content to the current web page.</w:t>
-      </w:r>
-      <w:r>
-        <w:t xml:space="preserve"> The primary abst</w:t>
-      </w:r>
-      <w:r>
-        <w:t>r</w:t>
-      </w:r>
-      <w:r>
-        <w:t xml:space="preserve">action of note is that </w:t>
-      </w:r>
-      <w:r>
-        <w:t xml:space="preserve">HTML </w:t>
-      </w:r>
-      <w:r>
-        <w:t xml:space="preserve">elements that are used to get </w:t>
-      </w:r>
-      <w:r>
-        <w:t>information from the taxpayer or show</w:t>
-      </w:r>
-      <w:r>
-        <w:t xml:space="preserve"> information</w:t>
-      </w:r>
-      <w:r>
-        <w:t xml:space="preserve"> to the taxpayer are accessed via the “</w:t>
-      </w:r>
-      <w:r>
-        <w:rPr>
-          <w:rStyle w:val="SourceCodechar"/>
-        </w:rPr>
-        <w:t>ID</w:t>
-      </w:r>
-      <w:r>
-        <w:t>” attribute. Thus, every HTML element used for input or output is assigned a unique and descriptive name (i.e., ID). The</w:t>
-      </w:r>
-      <w:r>
-        <w:t xml:space="preserve"> name</w:t>
-      </w:r>
-      <w:r>
-        <w:t xml:space="preserve">s only need to be unique within each tool, so whenever possible, the same name is used for the same </w:t>
-      </w:r>
-      <w:r>
-        <w:t>information</w:t>
-      </w:r>
-      <w:r>
-        <w:t xml:space="preserve"> across all tools.</w:t>
-      </w:r>
-    </w:p>
-    <w:p>
-      <w:pPr>
-        <w:pStyle w:val="Body-Text"/>
-      </w:pPr>
-      <w:r>
-        <w:t xml:space="preserve">The </w:t>
-      </w:r>
-      <w:proofErr w:type="spellStart"/>
-      <w:r>
-        <w:rPr>
-          <w:rStyle w:val="SourceCodechar"/>
-        </w:rPr>
-        <w:t>IncludeFile</w:t>
-      </w:r>
-      <w:proofErr w:type="spellEnd"/>
-      <w:r>
-        <w:t xml:space="preserve"> module implements an HTML syntax that allows HTML files to include other HTML files. This is not used much anymore. Most HTML files h</w:t>
-      </w:r>
-      <w:r>
-        <w:t>a</w:t>
-      </w:r>
-      <w:r>
-        <w:t>ve been changed to PHP files in order to use the PHP include mechanism instead.</w:t>
-      </w:r>
-    </w:p>
-    <w:p>
-      <w:pPr>
-        <w:pStyle w:val="Body-Text"/>
-      </w:pPr>
-      <w:r>
-        <w:t xml:space="preserve">The </w:t>
-      </w:r>
-      <w:r>
-        <w:rPr>
-          <w:rStyle w:val="SourceCodechar"/>
-        </w:rPr>
-        <w:t>TaxTable_20xx</w:t>
-      </w:r>
-      <w:r>
-        <w:t xml:space="preserve"> modules contain the definition of constant values and tables of data that are needed in tax calculations. These values change from year to year; therefore, there is a separate module for every year that is supported. The </w:t>
-      </w:r>
-      <w:proofErr w:type="spellStart"/>
-      <w:r>
-        <w:rPr>
-          <w:rStyle w:val="SourceCodechar"/>
-        </w:rPr>
-        <w:t>TaxTable</w:t>
-      </w:r>
-      <w:r>
-        <w:rPr>
-          <w:rStyle w:val="SourceCodechar"/>
-        </w:rPr>
-        <w:t>Tmpl</w:t>
-      </w:r>
-      <w:proofErr w:type="spellEnd"/>
-      <w:r>
-        <w:t xml:space="preserve"> class is a separate module that implements the methods for accessing the tax table information. Each of the </w:t>
-      </w:r>
-      <w:r>
-        <w:rPr>
-          <w:rStyle w:val="SourceCodechar"/>
-        </w:rPr>
-        <w:t>TaxTable_20xx</w:t>
-      </w:r>
-      <w:r>
-        <w:t xml:space="preserve"> modules is a child class of the </w:t>
-      </w:r>
-      <w:proofErr w:type="spellStart"/>
-      <w:r>
-        <w:rPr>
-          <w:rStyle w:val="SourceCodechar"/>
-        </w:rPr>
-        <w:t>TaxTableTmpl</w:t>
-      </w:r>
-      <w:proofErr w:type="spellEnd"/>
-      <w:r>
-        <w:t xml:space="preserve"> module</w:t>
-      </w:r>
-      <w:r>
-        <w:t xml:space="preserve"> so </w:t>
-      </w:r>
-      <w:r>
-        <w:t>these methods provide a</w:t>
-      </w:r>
-      <w:r>
-        <w:t xml:space="preserve"> common set of access methods</w:t>
-      </w:r>
-      <w:r>
-        <w:t xml:space="preserve"> for the information in the tax tables, regardless of the tax year</w:t>
-      </w:r>
-      <w:r>
-        <w:t xml:space="preserve">. The module </w:t>
-      </w:r>
-      <w:proofErr w:type="spellStart"/>
-      <w:r>
-        <w:rPr>
-          <w:rStyle w:val="SourceCodechar"/>
-        </w:rPr>
-        <w:t>TaxTable</w:t>
-      </w:r>
-      <w:proofErr w:type="spellEnd"/>
-      <w:r>
-        <w:t xml:space="preserve"> provide</w:t>
-      </w:r>
-      <w:r>
-        <w:t>s</w:t>
-      </w:r>
-      <w:r>
-        <w:t xml:space="preserve"> the static method</w:t>
-      </w:r>
-      <w:r>
-        <w:t xml:space="preserve"> named</w:t>
-      </w:r>
-      <w:r>
-        <w:t xml:space="preserve"> </w:t>
-      </w:r>
-      <w:proofErr w:type="spellStart"/>
-      <w:proofErr w:type="gramStart"/>
-      <w:r>
-        <w:rPr>
-          <w:rStyle w:val="SourceCodechar"/>
-        </w:rPr>
-        <w:t>getTaxTable</w:t>
-      </w:r>
-      <w:proofErr w:type="spellEnd"/>
-      <w:r>
-        <w:t>,</w:t>
-      </w:r>
-      <w:proofErr w:type="gramEnd"/>
-      <w:r>
-        <w:t xml:space="preserve"> returns</w:t>
-      </w:r>
-      <w:r>
-        <w:t xml:space="preserve"> a reference to the correct tax table object based on the year of the return. Since this method </w:t>
-      </w:r>
-      <w:r>
-        <w:t xml:space="preserve">is a static method, it </w:t>
-      </w:r>
-      <w:r>
-        <w:t>can be called</w:t>
-      </w:r>
-      <w:r>
-        <w:t xml:space="preserve"> from anywhere, essentially making the tax </w:t>
-      </w:r>
-      <w:proofErr w:type="gramStart"/>
-      <w:r>
-        <w:t>tables</w:t>
-      </w:r>
-      <w:proofErr w:type="gramEnd"/>
-      <w:r>
-        <w:t xml:space="preserve"> global data.</w:t>
-      </w:r>
-    </w:p>
-    <w:p>
-      <w:pPr>
-        <w:pStyle w:val="Body-Text"/>
-      </w:pPr>
-      <w:r>
-        <w:t xml:space="preserve">The </w:t>
-      </w:r>
-      <w:proofErr w:type="spellStart"/>
-      <w:r>
-        <w:rPr>
-          <w:rStyle w:val="SourceCodechar"/>
-        </w:rPr>
-        <w:t>TaxPayer</w:t>
-      </w:r>
-      <w:proofErr w:type="spellEnd"/>
-      <w:r>
-        <w:t xml:space="preserve"> </w:t>
-      </w:r>
-      <w:r>
-        <w:t>class</w:t>
-      </w:r>
-      <w:r>
-        <w:t xml:space="preserve"> </w:t>
-      </w:r>
-      <w:r>
-        <w:t>saves the</w:t>
-      </w:r>
-      <w:r>
-        <w:t xml:space="preserve"> attributes of the taxpayer</w:t>
-      </w:r>
-      <w:r>
-        <w:t xml:space="preserve">. Currently, only one </w:t>
-      </w:r>
-      <w:proofErr w:type="spellStart"/>
-      <w:r>
-        <w:rPr>
-          <w:rStyle w:val="SourceCodechar"/>
-        </w:rPr>
-        <w:t>TaxPayer</w:t>
-      </w:r>
-      <w:proofErr w:type="spellEnd"/>
-      <w:r>
-        <w:t xml:space="preserve"> object is supported, so I also </w:t>
-      </w:r>
-      <w:proofErr w:type="gramStart"/>
-      <w:r>
-        <w:t>contains</w:t>
-      </w:r>
-      <w:proofErr w:type="gramEnd"/>
-      <w:r>
-        <w:t xml:space="preserve"> information about the spouse and dependents. Together, the tax payer information, the input tax forms, and the tax tables, and you have all the information you need to complete the tax return.</w:t>
-      </w:r>
-    </w:p>
-    <w:p>
-      <w:pPr>
-        <w:pStyle w:val="Body-Text"/>
-      </w:pPr>
-      <w:r>
-        <w:t xml:space="preserve">The directory </w:t>
-      </w:r>
-      <w:proofErr w:type="spellStart"/>
-      <w:r>
-        <w:rPr>
-          <w:rStyle w:val="SourceCodechar"/>
-        </w:rPr>
-        <w:t>SalesTax</w:t>
-      </w:r>
-      <w:proofErr w:type="spellEnd"/>
-      <w:r>
-        <w:t xml:space="preserve"> is a separate subdirectory of </w:t>
-      </w:r>
-      <w:r>
-        <w:rPr>
-          <w:rStyle w:val="SourceCodechar"/>
-        </w:rPr>
-        <w:t>Library</w:t>
-      </w:r>
-      <w:r>
-        <w:t>. Sales tax information is accessed from an external web site, and this directory contains the software that provides access to that site.</w:t>
-      </w:r>
-    </w:p>
-    <w:p>
-      <w:pPr>
-        <w:pStyle w:val="Body-Text"/>
-      </w:pPr>
-      <w:r>
-        <w:t xml:space="preserve">The directory </w:t>
-      </w:r>
-      <w:r>
-        <w:rPr>
-          <w:rStyle w:val="SourceCodechar"/>
-        </w:rPr>
-        <w:t>Tooltips</w:t>
-      </w:r>
-      <w:r>
-        <w:t xml:space="preserve"> is a separate subdirectory of </w:t>
-      </w:r>
-      <w:r>
-        <w:rPr>
-          <w:rStyle w:val="SourceCodechar"/>
-        </w:rPr>
-        <w:t>Library</w:t>
-      </w:r>
-      <w:r>
-        <w:t>. It contains the code to provide popup tooltips when the mouse moves over an HTML element.</w:t>
-      </w:r>
-    </w:p>
-    <w:p>
-      <w:pPr>
-        <w:pStyle w:val="Body-Text"/>
-      </w:pPr>
-      <w:r>
-        <w:t xml:space="preserve">The directory </w:t>
-      </w:r>
-      <w:r>
-        <w:rPr>
-          <w:rStyle w:val="SourceCodechar"/>
-        </w:rPr>
-        <w:t>T</w:t>
-      </w:r>
-      <w:r>
-        <w:rPr>
-          <w:rStyle w:val="SourceCodechar"/>
-        </w:rPr>
-        <w:t>axTool</w:t>
-      </w:r>
-      <w:r>
-        <w:rPr>
-          <w:rStyle w:val="SourceCodechar"/>
-        </w:rPr>
-        <w:t>s</w:t>
-      </w:r>
-      <w:r>
-        <w:t xml:space="preserve"> is a separate subdirectory of </w:t>
-      </w:r>
-      <w:r>
-        <w:rPr>
-          <w:rStyle w:val="SourceCodechar"/>
-        </w:rPr>
-        <w:t>Library</w:t>
-      </w:r>
-      <w:r>
-        <w:t xml:space="preserve">. It contains several files that contain things that are intended to be used by all tax tools. For example </w:t>
-      </w:r>
-      <w:r>
-        <w:rPr>
-          <w:rStyle w:val="SourceCodechar"/>
-        </w:rPr>
-        <w:t>TaxTools.css</w:t>
-      </w:r>
-      <w:r>
-        <w:t xml:space="preserve"> provides the CSS formatting definitions that give all the tools a common appearance.</w:t>
-      </w:r>
-    </w:p>
-    <w:p>
-      <w:pPr>
-        <w:pStyle w:val="Heading1"/>
-      </w:pPr>
       <w:bookmarkStart w:id="8" w:name="_Toc237166487"/>
       <w:r>
-        <w:lastRenderedPageBreak/>
         <w:t>Conventions</w:t>
       </w:r>
       <w:bookmarkEnd w:id="8"/>
@@ -3388,24 +3066,13 @@
         <w:t>===</w:t>
       </w:r>
       <w:r>
-        <w:t xml:space="preserve"> </w:t>
-      </w:r>
-      <w:proofErr w:type="gramStart"/>
-      <w:r>
-        <w:t xml:space="preserve">and </w:t>
+        <w:t xml:space="preserve"> and </w:t>
       </w:r>
       <w:r>
         <w:rPr>
           <w:rStyle w:val="SourceCodechar"/>
         </w:rPr>
-        <w:t>!</w:t>
-      </w:r>
-      <w:proofErr w:type="gramEnd"/>
-      <w:r>
-        <w:rPr>
-          <w:rStyle w:val="SourceCodechar"/>
-        </w:rPr>
-        <w:t>==</w:t>
+        <w:t>!==</w:t>
       </w:r>
       <w:r>
         <w:t xml:space="preserve">, not </w:t>
@@ -3457,15 +3124,7 @@
         <w:pStyle w:val="Body-Text"/>
       </w:pPr>
       <w:r>
-        <w:t xml:space="preserve">A variety of naming conventions are used to create symbolic names beyond the rules implied by the languages. When the name used all lowercase letters and underscores are used to separate words or </w:t>
-      </w:r>
-      <w:proofErr w:type="gramStart"/>
-      <w:r>
-        <w:t>parts, that is</w:t>
-      </w:r>
-      <w:proofErr w:type="gramEnd"/>
-      <w:r>
-        <w:t xml:space="preserve"> called “snake case”. “Kebab case” is similar except it uses hyphens to separate works. “Camel case” is when there is no separation between words, but each word is capitalized. The following list show the naming conventions used in the tax tools source code.</w:t>
+        <w:t>A variety of naming conventions are used to create symbolic names beyond the rules implied by the languages. When the name used all lowercase letters and underscores are used to separate words or parts, that is called “snake case”. “Kebab case” is similar except it uses hyphens to separate works. “Camel case” is when there is no separation between words, but each word is capitalized. The following list show the naming conventions used in the tax tools source code.</w:t>
       </w:r>
     </w:p>
     <w:p>
@@ -3584,174 +3243,68 @@
       <w:r>
         <w:t xml:space="preserve">The Forms.js module manages the forms that are in use by the tool. Any form that is created should be created by calling </w:t>
       </w:r>
-      <w:proofErr w:type="spellStart"/>
-      <w:proofErr w:type="gramStart"/>
       <w:r>
         <w:rPr>
           <w:rStyle w:val="SourceCodechar"/>
         </w:rPr>
-        <w:t>Forms.createForm</w:t>
-      </w:r>
-      <w:proofErr w:type="spellEnd"/>
+        <w:t>Forms.createForm()</w:t>
+      </w:r>
+      <w:r>
+        <w:t xml:space="preserve">, not by calling </w:t>
+      </w:r>
       <w:r>
         <w:rPr>
           <w:rStyle w:val="SourceCodechar"/>
         </w:rPr>
-        <w:t>(</w:t>
-      </w:r>
-      <w:proofErr w:type="gramEnd"/>
+        <w:t>new FormName()</w:t>
+      </w:r>
+      <w:r>
+        <w:t xml:space="preserve">. This allows the Forms module to keep tract of which forms have been created and providing </w:t>
+      </w:r>
+      <w:r>
+        <w:t>convenient access to the form information.</w:t>
+      </w:r>
+    </w:p>
+    <w:p>
+      <w:pPr>
+        <w:pStyle w:val="Body-Text"/>
+      </w:pPr>
+      <w:r>
+        <w:t>Normally, a tax form must be created and calculated before values can be read from the form for use by another form.</w:t>
+      </w:r>
+      <w:r>
+        <w:t xml:space="preserve"> But to prevent creating and printing a lot of unused forms, if the form is just going to return 0. For example, form 1040 need to read the withholding information from lots of forms (e.g.,W-2s, 1099s), it is not necessary to create these forms just to return 0. Any form that does not reference another form and has not already been created with initial values, does not need to be created when it is referenced.</w:t>
+      </w:r>
+    </w:p>
+    <w:p>
+      <w:pPr>
+        <w:pStyle w:val="Body-Text"/>
+      </w:pPr>
+      <w:r>
+        <w:t>A form does not need t</w:t>
+      </w:r>
+      <w:r>
+        <w:t>o</w:t>
+      </w:r>
+      <w:r>
+        <w:t xml:space="preserve"> be created to be accessed. If the form does not exist, the value returned will be 0. This is sufficient for any form that does not access another form such as the W-2 or 1099-INT. If a form does exist, its calculate() method must be called t</w:t>
+      </w:r>
+      <w:r>
+        <w:t>o make sure the data is correct (the modified flag can be used to prevent recalculating a form when it is not necessary).</w:t>
+      </w:r>
+    </w:p>
+    <w:p>
+      <w:pPr>
+        <w:pStyle w:val="Body-Text"/>
+      </w:pPr>
+      <w:r>
+        <w:t xml:space="preserve">A form can be accessed by </w:t>
+      </w:r>
       <w:r>
         <w:rPr>
           <w:rStyle w:val="SourceCodechar"/>
         </w:rPr>
-        <w:t>)</w:t>
-      </w:r>
-      <w:r>
-        <w:t xml:space="preserve">, not by calling </w:t>
-      </w:r>
-      <w:r>
-        <w:rPr>
-          <w:rStyle w:val="SourceCodechar"/>
-        </w:rPr>
-        <w:t xml:space="preserve">new </w:t>
-      </w:r>
-      <w:proofErr w:type="spellStart"/>
-      <w:r>
-        <w:rPr>
-          <w:rStyle w:val="SourceCodechar"/>
-        </w:rPr>
-        <w:t>FormName</w:t>
-      </w:r>
-      <w:proofErr w:type="spellEnd"/>
-      <w:r>
-        <w:rPr>
-          <w:rStyle w:val="SourceCodechar"/>
-        </w:rPr>
-        <w:t>()</w:t>
-      </w:r>
-      <w:r>
-        <w:t xml:space="preserve">. This allows the Forms module to keep tract of which forms have been created and providing </w:t>
-      </w:r>
-      <w:r>
-        <w:t>convenient access to the form information.</w:t>
-      </w:r>
-    </w:p>
-    <w:p>
-      <w:pPr>
-        <w:pStyle w:val="Body-Text"/>
-      </w:pPr>
-      <w:r>
-        <w:t>Normally, a tax form must be created and calculated before values can be read from the form for use by another form.</w:t>
-      </w:r>
-      <w:r>
-        <w:t xml:space="preserve"> </w:t>
-      </w:r>
-      <w:proofErr w:type="gramStart"/>
-      <w:r>
-        <w:t>But to prevent creating and printing a lot of unused forms, if the form is just going to return 0.</w:t>
-      </w:r>
-      <w:proofErr w:type="gramEnd"/>
-      <w:r>
-        <w:t xml:space="preserve"> For example, form 1040 need to read the withholding information from lots of forms (e.g.</w:t>
-      </w:r>
-      <w:proofErr w:type="gramStart"/>
-      <w:r>
-        <w:t>,W</w:t>
-      </w:r>
-      <w:proofErr w:type="gramEnd"/>
-      <w:r>
-        <w:t xml:space="preserve">-2s, 1099s), it is not necessary to create these forms just to return 0. Any form that does not reference another form and has not already been created with initial </w:t>
-      </w:r>
-      <w:proofErr w:type="gramStart"/>
-      <w:r>
-        <w:t>values,</w:t>
-      </w:r>
-      <w:proofErr w:type="gramEnd"/>
-      <w:r>
-        <w:t xml:space="preserve"> does not need to be created when it is referenced.</w:t>
-      </w:r>
-    </w:p>
-    <w:p>
-      <w:pPr>
-        <w:pStyle w:val="Body-Text"/>
-      </w:pPr>
-      <w:r>
-        <w:t>A form does not need t</w:t>
-      </w:r>
-      <w:r>
-        <w:t>o</w:t>
-      </w:r>
-      <w:r>
-        <w:t xml:space="preserve"> be created to be accessed. If the form does not exist, the value returned will be 0. This is sufficient for any form that does not access another form such as the W-2 or 1099-INT. If a form does exist, its </w:t>
-      </w:r>
-      <w:proofErr w:type="gramStart"/>
-      <w:r>
-        <w:t>calculate(</w:t>
-      </w:r>
-      <w:proofErr w:type="gramEnd"/>
-      <w:r>
-        <w:t>) method must be called t</w:t>
-      </w:r>
-      <w:r>
-        <w:t>o make sure the data is correct (the modified flag can be used to prevent recalculating a form when it is not necessary).</w:t>
-      </w:r>
-    </w:p>
-    <w:p>
-      <w:pPr>
-        <w:pStyle w:val="Body-Text"/>
-      </w:pPr>
-      <w:r>
-        <w:t xml:space="preserve">A form can be accessed by </w:t>
-      </w:r>
-      <w:proofErr w:type="spellStart"/>
-      <w:proofErr w:type="gramStart"/>
-      <w:r>
-        <w:rPr>
-          <w:rStyle w:val="SourceCodechar"/>
-        </w:rPr>
-        <w:t>Forms.getValue</w:t>
-      </w:r>
-      <w:proofErr w:type="spellEnd"/>
-      <w:r>
-        <w:rPr>
-          <w:rStyle w:val="SourceCodechar"/>
-        </w:rPr>
-        <w:t>(</w:t>
-      </w:r>
-      <w:proofErr w:type="gramEnd"/>
-      <w:r>
-        <w:rPr>
-          <w:rStyle w:val="SourceCodechar"/>
-        </w:rPr>
-        <w:t>“</w:t>
-      </w:r>
-      <w:proofErr w:type="spellStart"/>
-      <w:r>
-        <w:rPr>
-          <w:rStyle w:val="SourceCodechar"/>
-        </w:rPr>
-        <w:t>formname</w:t>
-      </w:r>
-      <w:proofErr w:type="spellEnd"/>
-      <w:r>
-        <w:rPr>
-          <w:rStyle w:val="SourceCodechar"/>
-        </w:rPr>
-        <w:t>”, “</w:t>
-      </w:r>
-      <w:proofErr w:type="spellStart"/>
-      <w:r>
-        <w:rPr>
-          <w:rStyle w:val="SourceCodechar"/>
-        </w:rPr>
-        <w:t>lineno</w:t>
-      </w:r>
-      <w:proofErr w:type="spellEnd"/>
-      <w:r>
-        <w:rPr>
-          <w:rStyle w:val="SourceCodechar"/>
-        </w:rPr>
-        <w:t>”)</w:t>
+        <w:t>Forms.getValue(“formname”, “lineno”)</w:t>
       </w:r>
       <w:r>
         <w:t>. This will create the form if it does not exist, and it will calculate it if it has not been calculated.</w:t>
@@ -3778,7 +3331,7 @@
 </file>
 
 <file path=word/endnotes.xml><?xml version="1.0" encoding="utf-8"?>
-<w:endnotes xmlns:ve="http://schemas.openxmlformats.org/markup-compatibility/2006" xmlns:o="urn:schemas-microsoft-com:office:office" xmlns:r="http://schemas.openxmlformats.org/officeDocument/2006/relationships" xmlns:m="http://schemas.openxmlformats.org/officeDocument/2006/math" xmlns:v="urn:schemas-microsoft-com:vml" xmlns:wp="http://schemas.openxmlformats.org/drawingml/2006/wordprocessingDrawing" xmlns:w10="urn:schemas-microsoft-com:office:word" xmlns:w="http://schemas.openxmlformats.org/wordprocessingml/2006/main" xmlns:wne="http://schemas.microsoft.com/office/word/2006/wordml">
+<w:endnotes xmlns:wpc="http://schemas.microsoft.com/office/word/2010/wordprocessingCanvas" xmlns:cx="http://schemas.microsoft.com/office/drawing/2014/chartex" xmlns:cx1="http://schemas.microsoft.com/office/drawing/2015/9/8/chartex" xmlns:cx2="http://schemas.microsoft.com/office/drawing/2015/10/21/chartex" xmlns:cx3="http://schemas.microsoft.com/office/drawing/2016/5/9/chartex" xmlns:cx4="http://schemas.microsoft.com/office/drawing/2016/5/10/chartex" xmlns:cx5="http://schemas.microsoft.com/office/drawing/2016/5/11/chartex" xmlns:cx6="http://schemas.microsoft.com/office/drawing/2016/5/12/chartex" xmlns:cx7="http://schemas.microsoft.com/office/drawing/2016/5/13/chartex" xmlns:cx8="http://schemas.microsoft.com/office/drawing/2016/5/14/chartex" xmlns:mc="http://schemas.openxmlformats.org/markup-compatibility/2006" xmlns:aink="http://schemas.microsoft.com/office/drawing/2016/ink" xmlns:am3d="http://schemas.microsoft.com/office/drawing/2017/model3d" xmlns:o="urn:schemas-microsoft-com:office:office" xmlns:oel="http://schemas.microsoft.com/office/2019/extlst" xmlns:r="http://schemas.openxmlformats.org/officeDocument/2006/relationships" xmlns:m="http://schemas.openxmlformats.org/officeDocument/2006/math" xmlns:v="urn:schemas-microsoft-com:vml" xmlns:wp14="http://schemas.microsoft.com/office/word/2010/wordprocessingDrawing" xmlns:wp="http://schemas.openxmlformats.org/drawingml/2006/wordprocessingDrawing" xmlns:w10="urn:schemas-microsoft-com:office:word" xmlns:w="http://schemas.openxmlformats.org/wordprocessingml/2006/main" xmlns:w14="http://schemas.microsoft.com/office/word/2010/wordml" xmlns:w15="http://schemas.microsoft.com/office/word/2012/wordml" xmlns:w16cei="http://schemas.microsoft.com/office/word/2026/wordml/cei" xmlns:w16cex="http://schemas.microsoft.com/office/word/2018/wordml/cex" xmlns:w16cid="http://schemas.microsoft.com/office/word/2016/wordml/cid" xmlns:w16="http://schemas.microsoft.com/office/word/2018/wordml" xmlns:w16du="http://schemas.microsoft.com/office/word/2023/wordml/word16du" xmlns:w16sdtdh="http://schemas.microsoft.com/office/word/2020/wordml/sdtdatahash" xmlns:w16sdtfl="http://schemas.microsoft.com/office/word/2024/wordml/sdtformatlock" xmlns:w16se="http://schemas.microsoft.com/office/word/2015/wordml/symex" xmlns:wpg="http://schemas.microsoft.com/office/word/2010/wordprocessingGroup" xmlns:wpi="http://schemas.microsoft.com/office/word/2010/wordprocessingInk" xmlns:wne="http://schemas.microsoft.com/office/word/2006/wordml" xmlns:wps="http://schemas.microsoft.com/office/word/2010/wordprocessingShape" mc:Ignorable="w14 w15 w16se w16cid w16 w16cex w16sdtdh w16sdtfl w16du wp14">
   <w:endnote w:type="separator" w:id="-1">
     <w:p>
       <w:r>
@@ -3797,7 +3350,7 @@
 </file>
 
 <file path=word/footer1.xml><?xml version="1.0" encoding="utf-8"?>
-<w:ftr xmlns:ve="http://schemas.openxmlformats.org/markup-compatibility/2006" xmlns:o="urn:schemas-microsoft-com:office:office" xmlns:r="http://schemas.openxmlformats.org/officeDocument/2006/relationships" xmlns:m="http://schemas.openxmlformats.org/officeDocument/2006/math" xmlns:v="urn:schemas-microsoft-com:vml" xmlns:wp="http://schemas.openxmlformats.org/drawingml/2006/wordprocessingDrawing" xmlns:w10="urn:schemas-microsoft-com:office:word" xmlns:w="http://schemas.openxmlformats.org/wordprocessingml/2006/main" xmlns:wne="http://schemas.microsoft.com/office/word/2006/wordml">
+<w:ftr xmlns:wpc="http://schemas.microsoft.com/office/word/2010/wordprocessingCanvas" xmlns:cx="http://schemas.microsoft.com/office/drawing/2014/chartex" xmlns:cx1="http://schemas.microsoft.com/office/drawing/2015/9/8/chartex" xmlns:cx2="http://schemas.microsoft.com/office/drawing/2015/10/21/chartex" xmlns:cx3="http://schemas.microsoft.com/office/drawing/2016/5/9/chartex" xmlns:cx4="http://schemas.microsoft.com/office/drawing/2016/5/10/chartex" xmlns:cx5="http://schemas.microsoft.com/office/drawing/2016/5/11/chartex" xmlns:cx6="http://schemas.microsoft.com/office/drawing/2016/5/12/chartex" xmlns:cx7="http://schemas.microsoft.com/office/drawing/2016/5/13/chartex" xmlns:cx8="http://schemas.microsoft.com/office/drawing/2016/5/14/chartex" xmlns:mc="http://schemas.openxmlformats.org/markup-compatibility/2006" xmlns:aink="http://schemas.microsoft.com/office/drawing/2016/ink" xmlns:am3d="http://schemas.microsoft.com/office/drawing/2017/model3d" xmlns:o="urn:schemas-microsoft-com:office:office" xmlns:oel="http://schemas.microsoft.com/office/2019/extlst" xmlns:r="http://schemas.openxmlformats.org/officeDocument/2006/relationships" xmlns:m="http://schemas.openxmlformats.org/officeDocument/2006/math" xmlns:v="urn:schemas-microsoft-com:vml" xmlns:wp14="http://schemas.microsoft.com/office/word/2010/wordprocessingDrawing" xmlns:wp="http://schemas.openxmlformats.org/drawingml/2006/wordprocessingDrawing" xmlns:w10="urn:schemas-microsoft-com:office:word" xmlns:w="http://schemas.openxmlformats.org/wordprocessingml/2006/main" xmlns:w14="http://schemas.microsoft.com/office/word/2010/wordml" xmlns:w15="http://schemas.microsoft.com/office/word/2012/wordml" xmlns:w16cei="http://schemas.microsoft.com/office/word/2026/wordml/cei" xmlns:w16cex="http://schemas.microsoft.com/office/word/2018/wordml/cex" xmlns:w16cid="http://schemas.microsoft.com/office/word/2016/wordml/cid" xmlns:w16="http://schemas.microsoft.com/office/word/2018/wordml" xmlns:w16du="http://schemas.microsoft.com/office/word/2023/wordml/word16du" xmlns:w16sdtdh="http://schemas.microsoft.com/office/word/2020/wordml/sdtdatahash" xmlns:w16sdtfl="http://schemas.microsoft.com/office/word/2024/wordml/sdtformatlock" xmlns:w16se="http://schemas.microsoft.com/office/word/2015/wordml/symex" xmlns:wpg="http://schemas.microsoft.com/office/word/2010/wordprocessingGroup" xmlns:wpi="http://schemas.microsoft.com/office/word/2010/wordprocessingInk" xmlns:wne="http://schemas.microsoft.com/office/word/2006/wordml" xmlns:wps="http://schemas.microsoft.com/office/word/2010/wordprocessingShape" mc:Ignorable="w14 w15 w16se w16cid w16 w16cex w16sdtdh w16sdtfl w16du wp14">
   <w:p>
     <w:pPr>
       <w:pStyle w:val="Footer"/>
@@ -3824,19 +3377,8 @@
         <w:szCs w:val="24"/>
         <w:lang w:eastAsia="en-US"/>
       </w:rPr>
-      <w:t xml:space="preserve">Copyright © 2022 by Bruce </w:t>
+      <w:t>Copyright © 2022 by Bruce Blinn</w:t>
     </w:r>
-    <w:proofErr w:type="spellStart"/>
-    <w:r>
-      <w:rPr>
-        <w:rFonts w:eastAsia="Times New Roman"/>
-        <w:b/>
-        <w:szCs w:val="24"/>
-        <w:lang w:eastAsia="en-US"/>
-      </w:rPr>
-      <w:t>Blinn</w:t>
-    </w:r>
-    <w:proofErr w:type="spellEnd"/>
     <w:r>
       <w:rPr>
         <w:rFonts w:eastAsia="Times New Roman"/>
@@ -3929,7 +3471,7 @@
 </file>
 
 <file path=word/footnotes.xml><?xml version="1.0" encoding="utf-8"?>
-<w:footnotes xmlns:ve="http://schemas.openxmlformats.org/markup-compatibility/2006" xmlns:o="urn:schemas-microsoft-com:office:office" xmlns:r="http://schemas.openxmlformats.org/officeDocument/2006/relationships" xmlns:m="http://schemas.openxmlformats.org/officeDocument/2006/math" xmlns:v="urn:schemas-microsoft-com:vml" xmlns:wp="http://schemas.openxmlformats.org/drawingml/2006/wordprocessingDrawing" xmlns:w10="urn:schemas-microsoft-com:office:word" xmlns:w="http://schemas.openxmlformats.org/wordprocessingml/2006/main" xmlns:wne="http://schemas.microsoft.com/office/word/2006/wordml">
+<w:footnotes xmlns:wpc="http://schemas.microsoft.com/office/word/2010/wordprocessingCanvas" xmlns:cx="http://schemas.microsoft.com/office/drawing/2014/chartex" xmlns:cx1="http://schemas.microsoft.com/office/drawing/2015/9/8/chartex" xmlns:cx2="http://schemas.microsoft.com/office/drawing/2015/10/21/chartex" xmlns:cx3="http://schemas.microsoft.com/office/drawing/2016/5/9/chartex" xmlns:cx4="http://schemas.microsoft.com/office/drawing/2016/5/10/chartex" xmlns:cx5="http://schemas.microsoft.com/office/drawing/2016/5/11/chartex" xmlns:cx6="http://schemas.microsoft.com/office/drawing/2016/5/12/chartex" xmlns:cx7="http://schemas.microsoft.com/office/drawing/2016/5/13/chartex" xmlns:cx8="http://schemas.microsoft.com/office/drawing/2016/5/14/chartex" xmlns:mc="http://schemas.openxmlformats.org/markup-compatibility/2006" xmlns:aink="http://schemas.microsoft.com/office/drawing/2016/ink" xmlns:am3d="http://schemas.microsoft.com/office/drawing/2017/model3d" xmlns:o="urn:schemas-microsoft-com:office:office" xmlns:oel="http://schemas.microsoft.com/office/2019/extlst" xmlns:r="http://schemas.openxmlformats.org/officeDocument/2006/relationships" xmlns:m="http://schemas.openxmlformats.org/officeDocument/2006/math" xmlns:v="urn:schemas-microsoft-com:vml" xmlns:wp14="http://schemas.microsoft.com/office/word/2010/wordprocessingDrawing" xmlns:wp="http://schemas.openxmlformats.org/drawingml/2006/wordprocessingDrawing" xmlns:w10="urn:schemas-microsoft-com:office:word" xmlns:w="http://schemas.openxmlformats.org/wordprocessingml/2006/main" xmlns:w14="http://schemas.microsoft.com/office/word/2010/wordml" xmlns:w15="http://schemas.microsoft.com/office/word/2012/wordml" xmlns:w16cei="http://schemas.microsoft.com/office/word/2026/wordml/cei" xmlns:w16cex="http://schemas.microsoft.com/office/word/2018/wordml/cex" xmlns:w16cid="http://schemas.microsoft.com/office/word/2016/wordml/cid" xmlns:w16="http://schemas.microsoft.com/office/word/2018/wordml" xmlns:w16du="http://schemas.microsoft.com/office/word/2023/wordml/word16du" xmlns:w16sdtdh="http://schemas.microsoft.com/office/word/2020/wordml/sdtdatahash" xmlns:w16sdtfl="http://schemas.microsoft.com/office/word/2024/wordml/sdtformatlock" xmlns:w16se="http://schemas.microsoft.com/office/word/2015/wordml/symex" xmlns:wpg="http://schemas.microsoft.com/office/word/2010/wordprocessingGroup" xmlns:wpi="http://schemas.microsoft.com/office/word/2010/wordprocessingInk" xmlns:wne="http://schemas.microsoft.com/office/word/2006/wordml" xmlns:wps="http://schemas.microsoft.com/office/word/2010/wordprocessingShape" mc:Ignorable="w14 w15 w16se w16cid w16 w16cex w16sdtdh w16sdtfl w16du wp14">
   <w:footnote w:type="separator" w:id="-1">
     <w:p>
       <w:r>
@@ -3948,8 +3490,8 @@
 </file>
 
 <file path=word/numbering.xml><?xml version="1.0" encoding="utf-8"?>
-<w:numbering xmlns:ve="http://schemas.openxmlformats.org/markup-compatibility/2006" xmlns:o="urn:schemas-microsoft-com:office:office" xmlns:r="http://schemas.openxmlformats.org/officeDocument/2006/relationships" xmlns:m="http://schemas.openxmlformats.org/officeDocument/2006/math" xmlns:v="urn:schemas-microsoft-com:vml" xmlns:wp="http://schemas.openxmlformats.org/drawingml/2006/wordprocessingDrawing" xmlns:w10="urn:schemas-microsoft-com:office:word" xmlns:w="http://schemas.openxmlformats.org/wordprocessingml/2006/main" xmlns:wne="http://schemas.microsoft.com/office/word/2006/wordml">
-  <w:abstractNum w:abstractNumId="0">
+<w:numbering xmlns:wpc="http://schemas.microsoft.com/office/word/2010/wordprocessingCanvas" xmlns:cx="http://schemas.microsoft.com/office/drawing/2014/chartex" xmlns:cx1="http://schemas.microsoft.com/office/drawing/2015/9/8/chartex" xmlns:cx2="http://schemas.microsoft.com/office/drawing/2015/10/21/chartex" xmlns:cx3="http://schemas.microsoft.com/office/drawing/2016/5/9/chartex" xmlns:cx4="http://schemas.microsoft.com/office/drawing/2016/5/10/chartex" xmlns:cx5="http://schemas.microsoft.com/office/drawing/2016/5/11/chartex" xmlns:cx6="http://schemas.microsoft.com/office/drawing/2016/5/12/chartex" xmlns:cx7="http://schemas.microsoft.com/office/drawing/2016/5/13/chartex" xmlns:cx8="http://schemas.microsoft.com/office/drawing/2016/5/14/chartex" xmlns:mc="http://schemas.openxmlformats.org/markup-compatibility/2006" xmlns:aink="http://schemas.microsoft.com/office/drawing/2016/ink" xmlns:am3d="http://schemas.microsoft.com/office/drawing/2017/model3d" xmlns:o="urn:schemas-microsoft-com:office:office" xmlns:oel="http://schemas.microsoft.com/office/2019/extlst" xmlns:r="http://schemas.openxmlformats.org/officeDocument/2006/relationships" xmlns:m="http://schemas.openxmlformats.org/officeDocument/2006/math" xmlns:v="urn:schemas-microsoft-com:vml" xmlns:wp14="http://schemas.microsoft.com/office/word/2010/wordprocessingDrawing" xmlns:wp="http://schemas.openxmlformats.org/drawingml/2006/wordprocessingDrawing" xmlns:w10="urn:schemas-microsoft-com:office:word" xmlns:w="http://schemas.openxmlformats.org/wordprocessingml/2006/main" xmlns:w14="http://schemas.microsoft.com/office/word/2010/wordml" xmlns:w15="http://schemas.microsoft.com/office/word/2012/wordml" xmlns:w16cei="http://schemas.microsoft.com/office/word/2026/wordml/cei" xmlns:w16cex="http://schemas.microsoft.com/office/word/2018/wordml/cex" xmlns:w16cid="http://schemas.microsoft.com/office/word/2016/wordml/cid" xmlns:w16="http://schemas.microsoft.com/office/word/2018/wordml" xmlns:w16du="http://schemas.microsoft.com/office/word/2023/wordml/word16du" xmlns:w16sdtdh="http://schemas.microsoft.com/office/word/2020/wordml/sdtdatahash" xmlns:w16sdtfl="http://schemas.microsoft.com/office/word/2024/wordml/sdtformatlock" xmlns:w16se="http://schemas.microsoft.com/office/word/2015/wordml/symex" xmlns:wpg="http://schemas.microsoft.com/office/word/2010/wordprocessingGroup" xmlns:wpi="http://schemas.microsoft.com/office/word/2010/wordprocessingInk" xmlns:wne="http://schemas.microsoft.com/office/word/2006/wordml" xmlns:wps="http://schemas.microsoft.com/office/word/2010/wordprocessingShape" mc:Ignorable="w14 w15 w16se w16cid w16 w16cex w16sdtdh w16sdtfl w16du wp14">
+  <w:abstractNum w:abstractNumId="0" w15:restartNumberingAfterBreak="0">
     <w:nsid w:val="013750CF"/>
     <w:multiLevelType w:val="hybridMultilevel"/>
     <w:tmpl w:val="D10C7654"/>
@@ -4035,7 +3577,7 @@
       </w:pPr>
     </w:lvl>
   </w:abstractNum>
-  <w:abstractNum w:abstractNumId="1">
+  <w:abstractNum w:abstractNumId="1" w15:restartNumberingAfterBreak="0">
     <w:nsid w:val="01AD6EBF"/>
     <w:multiLevelType w:val="hybridMultilevel"/>
     <w:tmpl w:val="E6D632FA"/>
@@ -4148,7 +3690,7 @@
       </w:rPr>
     </w:lvl>
   </w:abstractNum>
-  <w:abstractNum w:abstractNumId="2">
+  <w:abstractNum w:abstractNumId="2" w15:restartNumberingAfterBreak="0">
     <w:nsid w:val="02F34891"/>
     <w:multiLevelType w:val="hybridMultilevel"/>
     <w:tmpl w:val="32A0A55A"/>
@@ -4261,7 +3803,7 @@
       </w:pPr>
     </w:lvl>
   </w:abstractNum>
-  <w:abstractNum w:abstractNumId="3">
+  <w:abstractNum w:abstractNumId="3" w15:restartNumberingAfterBreak="0">
     <w:nsid w:val="0B8A5C79"/>
     <w:multiLevelType w:val="hybridMultilevel"/>
     <w:tmpl w:val="9D067A1C"/>
@@ -4374,7 +3916,7 @@
       </w:rPr>
     </w:lvl>
   </w:abstractNum>
-  <w:abstractNum w:abstractNumId="4">
+  <w:abstractNum w:abstractNumId="4" w15:restartNumberingAfterBreak="0">
     <w:nsid w:val="118D0ACE"/>
     <w:multiLevelType w:val="hybridMultilevel"/>
     <w:tmpl w:val="616E3A64"/>
@@ -4487,7 +4029,7 @@
       </w:rPr>
     </w:lvl>
   </w:abstractNum>
-  <w:abstractNum w:abstractNumId="5">
+  <w:abstractNum w:abstractNumId="5" w15:restartNumberingAfterBreak="0">
     <w:nsid w:val="163115D9"/>
     <w:multiLevelType w:val="hybridMultilevel"/>
     <w:tmpl w:val="97DAFCAE"/>
@@ -4601,7 +4143,7 @@
       </w:rPr>
     </w:lvl>
   </w:abstractNum>
-  <w:abstractNum w:abstractNumId="6">
+  <w:abstractNum w:abstractNumId="6" w15:restartNumberingAfterBreak="0">
     <w:nsid w:val="1B042C78"/>
     <w:multiLevelType w:val="hybridMultilevel"/>
     <w:tmpl w:val="7F80C1C2"/>
@@ -4714,7 +4256,7 @@
       </w:rPr>
     </w:lvl>
   </w:abstractNum>
-  <w:abstractNum w:abstractNumId="7">
+  <w:abstractNum w:abstractNumId="7" w15:restartNumberingAfterBreak="0">
     <w:nsid w:val="1BD037C1"/>
     <w:multiLevelType w:val="multilevel"/>
     <w:tmpl w:val="27AAF726"/>
@@ -4863,7 +4405,7 @@
       </w:rPr>
     </w:lvl>
   </w:abstractNum>
-  <w:abstractNum w:abstractNumId="8">
+  <w:abstractNum w:abstractNumId="8" w15:restartNumberingAfterBreak="0">
     <w:nsid w:val="266A701D"/>
     <w:multiLevelType w:val="hybridMultilevel"/>
     <w:tmpl w:val="97D8B736"/>
@@ -4976,7 +4518,7 @@
       </w:rPr>
     </w:lvl>
   </w:abstractNum>
-  <w:abstractNum w:abstractNumId="9">
+  <w:abstractNum w:abstractNumId="9" w15:restartNumberingAfterBreak="0">
     <w:nsid w:val="2F6D352C"/>
     <w:multiLevelType w:val="hybridMultilevel"/>
     <w:tmpl w:val="4A6A32C2"/>
@@ -5089,7 +4631,7 @@
       </w:rPr>
     </w:lvl>
   </w:abstractNum>
-  <w:abstractNum w:abstractNumId="10">
+  <w:abstractNum w:abstractNumId="10" w15:restartNumberingAfterBreak="0">
     <w:nsid w:val="34253A7A"/>
     <w:multiLevelType w:val="hybridMultilevel"/>
     <w:tmpl w:val="532AC612"/>
@@ -5175,7 +4717,7 @@
       </w:pPr>
     </w:lvl>
   </w:abstractNum>
-  <w:abstractNum w:abstractNumId="11">
+  <w:abstractNum w:abstractNumId="11" w15:restartNumberingAfterBreak="0">
     <w:nsid w:val="37F73326"/>
     <w:multiLevelType w:val="hybridMultilevel"/>
     <w:tmpl w:val="D6809194"/>
@@ -5288,7 +4830,7 @@
       </w:rPr>
     </w:lvl>
   </w:abstractNum>
-  <w:abstractNum w:abstractNumId="12">
+  <w:abstractNum w:abstractNumId="12" w15:restartNumberingAfterBreak="0">
     <w:nsid w:val="3D3B424D"/>
     <w:multiLevelType w:val="hybridMultilevel"/>
     <w:tmpl w:val="3D24DA78"/>
@@ -5402,7 +4944,7 @@
       </w:rPr>
     </w:lvl>
   </w:abstractNum>
-  <w:abstractNum w:abstractNumId="13">
+  <w:abstractNum w:abstractNumId="13" w15:restartNumberingAfterBreak="0">
     <w:nsid w:val="41936094"/>
     <w:multiLevelType w:val="hybridMultilevel"/>
     <w:tmpl w:val="D0107CD2"/>
@@ -5516,7 +5058,7 @@
       </w:rPr>
     </w:lvl>
   </w:abstractNum>
-  <w:abstractNum w:abstractNumId="14">
+  <w:abstractNum w:abstractNumId="14" w15:restartNumberingAfterBreak="0">
     <w:nsid w:val="45145E4D"/>
     <w:multiLevelType w:val="hybridMultilevel"/>
     <w:tmpl w:val="7696BC50"/>
@@ -5630,7 +5172,7 @@
       </w:rPr>
     </w:lvl>
   </w:abstractNum>
-  <w:abstractNum w:abstractNumId="15">
+  <w:abstractNum w:abstractNumId="15" w15:restartNumberingAfterBreak="0">
     <w:nsid w:val="53AC291B"/>
     <w:multiLevelType w:val="hybridMultilevel"/>
     <w:tmpl w:val="73DAF080"/>
@@ -5743,7 +5285,7 @@
       </w:rPr>
     </w:lvl>
   </w:abstractNum>
-  <w:abstractNum w:abstractNumId="16">
+  <w:abstractNum w:abstractNumId="16" w15:restartNumberingAfterBreak="0">
     <w:nsid w:val="5C90481A"/>
     <w:multiLevelType w:val="hybridMultilevel"/>
     <w:tmpl w:val="9FDAE886"/>
@@ -5856,7 +5398,7 @@
       </w:rPr>
     </w:lvl>
   </w:abstractNum>
-  <w:abstractNum w:abstractNumId="17">
+  <w:abstractNum w:abstractNumId="17" w15:restartNumberingAfterBreak="0">
     <w:nsid w:val="5E1F1226"/>
     <w:multiLevelType w:val="hybridMultilevel"/>
     <w:tmpl w:val="D4DC7434"/>
@@ -5942,7 +5484,7 @@
       </w:pPr>
     </w:lvl>
   </w:abstractNum>
-  <w:abstractNum w:abstractNumId="18">
+  <w:abstractNum w:abstractNumId="18" w15:restartNumberingAfterBreak="0">
     <w:nsid w:val="62193609"/>
     <w:multiLevelType w:val="hybridMultilevel"/>
     <w:tmpl w:val="07A45704"/>
@@ -6031,7 +5573,7 @@
       </w:pPr>
     </w:lvl>
   </w:abstractNum>
-  <w:abstractNum w:abstractNumId="19">
+  <w:abstractNum w:abstractNumId="19" w15:restartNumberingAfterBreak="0">
     <w:nsid w:val="62FF199B"/>
     <w:multiLevelType w:val="hybridMultilevel"/>
     <w:tmpl w:val="27F8C1AA"/>
@@ -6117,7 +5659,7 @@
       </w:pPr>
     </w:lvl>
   </w:abstractNum>
-  <w:abstractNum w:abstractNumId="20">
+  <w:abstractNum w:abstractNumId="20" w15:restartNumberingAfterBreak="0">
     <w:nsid w:val="6A06332F"/>
     <w:multiLevelType w:val="hybridMultilevel"/>
     <w:tmpl w:val="7E7CD2AC"/>
@@ -6230,112 +5772,112 @@
       </w:rPr>
     </w:lvl>
   </w:abstractNum>
-  <w:num w:numId="1">
+  <w:num w:numId="1" w16cid:durableId="1038354491">
     <w:abstractNumId w:val="12"/>
   </w:num>
-  <w:num w:numId="2">
+  <w:num w:numId="2" w16cid:durableId="1382560083">
     <w:abstractNumId w:val="13"/>
   </w:num>
-  <w:num w:numId="3">
+  <w:num w:numId="3" w16cid:durableId="1150440411">
     <w:abstractNumId w:val="5"/>
   </w:num>
-  <w:num w:numId="4">
+  <w:num w:numId="4" w16cid:durableId="1485971922">
     <w:abstractNumId w:val="14"/>
   </w:num>
-  <w:num w:numId="5">
+  <w:num w:numId="5" w16cid:durableId="1612853972">
     <w:abstractNumId w:val="2"/>
   </w:num>
-  <w:num w:numId="6">
+  <w:num w:numId="6" w16cid:durableId="1144473209">
     <w:abstractNumId w:val="11"/>
   </w:num>
-  <w:num w:numId="7">
+  <w:num w:numId="7" w16cid:durableId="132261634">
     <w:abstractNumId w:val="7"/>
   </w:num>
-  <w:num w:numId="8">
+  <w:num w:numId="8" w16cid:durableId="1849250467">
     <w:abstractNumId w:val="9"/>
   </w:num>
-  <w:num w:numId="9">
+  <w:num w:numId="9" w16cid:durableId="197203957">
     <w:abstractNumId w:val="12"/>
   </w:num>
-  <w:num w:numId="10">
+  <w:num w:numId="10" w16cid:durableId="1419979123">
     <w:abstractNumId w:val="12"/>
   </w:num>
-  <w:num w:numId="11">
+  <w:num w:numId="11" w16cid:durableId="1465391228">
     <w:abstractNumId w:val="14"/>
   </w:num>
-  <w:num w:numId="12">
+  <w:num w:numId="12" w16cid:durableId="654798940">
     <w:abstractNumId w:val="14"/>
   </w:num>
-  <w:num w:numId="13">
+  <w:num w:numId="13" w16cid:durableId="762261018">
     <w:abstractNumId w:val="14"/>
   </w:num>
-  <w:num w:numId="14">
+  <w:num w:numId="14" w16cid:durableId="99836009">
     <w:abstractNumId w:val="14"/>
   </w:num>
-  <w:num w:numId="15">
+  <w:num w:numId="15" w16cid:durableId="955522315">
     <w:abstractNumId w:val="14"/>
   </w:num>
-  <w:num w:numId="16">
+  <w:num w:numId="16" w16cid:durableId="528682379">
     <w:abstractNumId w:val="14"/>
   </w:num>
-  <w:num w:numId="17">
+  <w:num w:numId="17" w16cid:durableId="1681463671">
     <w:abstractNumId w:val="14"/>
   </w:num>
-  <w:num w:numId="18">
+  <w:num w:numId="18" w16cid:durableId="196240776">
     <w:abstractNumId w:val="14"/>
   </w:num>
-  <w:num w:numId="19">
+  <w:num w:numId="19" w16cid:durableId="1456175179">
     <w:abstractNumId w:val="14"/>
   </w:num>
-  <w:num w:numId="20">
+  <w:num w:numId="20" w16cid:durableId="825172015">
     <w:abstractNumId w:val="12"/>
   </w:num>
-  <w:num w:numId="21">
+  <w:num w:numId="21" w16cid:durableId="1349452307">
     <w:abstractNumId w:val="12"/>
   </w:num>
-  <w:num w:numId="22">
+  <w:num w:numId="22" w16cid:durableId="670377023">
     <w:abstractNumId w:val="14"/>
   </w:num>
-  <w:num w:numId="23">
+  <w:num w:numId="23" w16cid:durableId="540703280">
     <w:abstractNumId w:val="14"/>
   </w:num>
-  <w:num w:numId="24">
+  <w:num w:numId="24" w16cid:durableId="365830586">
     <w:abstractNumId w:val="15"/>
   </w:num>
-  <w:num w:numId="25">
+  <w:num w:numId="25" w16cid:durableId="531960818">
     <w:abstractNumId w:val="3"/>
   </w:num>
-  <w:num w:numId="26">
+  <w:num w:numId="26" w16cid:durableId="1955404831">
     <w:abstractNumId w:val="1"/>
   </w:num>
-  <w:num w:numId="27">
+  <w:num w:numId="27" w16cid:durableId="1934892579">
     <w:abstractNumId w:val="16"/>
   </w:num>
-  <w:num w:numId="28">
+  <w:num w:numId="28" w16cid:durableId="869997403">
     <w:abstractNumId w:val="4"/>
   </w:num>
-  <w:num w:numId="29">
+  <w:num w:numId="29" w16cid:durableId="709767079">
     <w:abstractNumId w:val="20"/>
   </w:num>
-  <w:num w:numId="30">
+  <w:num w:numId="30" w16cid:durableId="1858813206">
     <w:abstractNumId w:val="10"/>
   </w:num>
-  <w:num w:numId="31">
+  <w:num w:numId="31" w16cid:durableId="618342881">
     <w:abstractNumId w:val="6"/>
   </w:num>
-  <w:num w:numId="32">
+  <w:num w:numId="32" w16cid:durableId="519322995">
     <w:abstractNumId w:val="8"/>
   </w:num>
-  <w:num w:numId="33">
+  <w:num w:numId="33" w16cid:durableId="306512728">
     <w:abstractNumId w:val="0"/>
   </w:num>
-  <w:num w:numId="34">
+  <w:num w:numId="34" w16cid:durableId="201285036">
     <w:abstractNumId w:val="19"/>
   </w:num>
-  <w:num w:numId="35">
+  <w:num w:numId="35" w16cid:durableId="1418209072">
     <w:abstractNumId w:val="18"/>
   </w:num>
-  <w:num w:numId="36">
+  <w:num w:numId="36" w16cid:durableId="338968543">
     <w:abstractNumId w:val="17"/>
   </w:num>
   <w:numIdMacAtCleanup w:val="4"/>
@@ -6343,7 +5885,7 @@
 </file>
 
 <file path=word/styles.xml><?xml version="1.0" encoding="utf-8"?>
-<w:styles xmlns:r="http://schemas.openxmlformats.org/officeDocument/2006/relationships" xmlns:w="http://schemas.openxmlformats.org/wordprocessingml/2006/main">
+<w:styles xmlns:mc="http://schemas.openxmlformats.org/markup-compatibility/2006" xmlns:r="http://schemas.openxmlformats.org/officeDocument/2006/relationships" xmlns:w="http://schemas.openxmlformats.org/wordprocessingml/2006/main" xmlns:w14="http://schemas.microsoft.com/office/word/2010/wordml" xmlns:w15="http://schemas.microsoft.com/office/word/2012/wordml" xmlns:w16cex="http://schemas.microsoft.com/office/word/2018/wordml/cex" xmlns:w16cid="http://schemas.microsoft.com/office/word/2016/wordml/cid" xmlns:w16="http://schemas.microsoft.com/office/word/2018/wordml" xmlns:w16du="http://schemas.microsoft.com/office/word/2023/wordml/word16du" xmlns:w16sdtdh="http://schemas.microsoft.com/office/word/2020/wordml/sdtdatahash" xmlns:w16sdtfl="http://schemas.microsoft.com/office/word/2024/wordml/sdtformatlock" xmlns:w16se="http://schemas.microsoft.com/office/word/2015/wordml/symex" mc:Ignorable="w14 w15 w16se w16cid w16 w16cex w16sdtdh w16sdtfl w16du">
   <w:docDefaults>
     <w:rPrDefault>
       <w:rPr>
@@ -6357,145 +5899,383 @@
       </w:pPr>
     </w:pPrDefault>
   </w:docDefaults>
-  <w:latentStyles w:defLockedState="0" w:defUIPriority="99" w:defSemiHidden="1" w:defUnhideWhenUsed="1" w:defQFormat="0" w:count="267">
-    <w:lsdException w:name="Normal" w:semiHidden="0" w:uiPriority="0" w:unhideWhenUsed="0" w:qFormat="1"/>
-    <w:lsdException w:name="heading 1" w:semiHidden="0" w:uiPriority="0" w:unhideWhenUsed="0" w:qFormat="1"/>
-    <w:lsdException w:name="heading 2" w:uiPriority="0" w:qFormat="1"/>
-    <w:lsdException w:name="heading 3" w:uiPriority="0" w:qFormat="1"/>
-    <w:lsdException w:name="heading 4" w:uiPriority="9" w:qFormat="1"/>
-    <w:lsdException w:name="heading 5" w:uiPriority="9" w:qFormat="1"/>
-    <w:lsdException w:name="heading 6" w:uiPriority="9" w:qFormat="1"/>
-    <w:lsdException w:name="heading 7" w:uiPriority="9" w:qFormat="1"/>
-    <w:lsdException w:name="heading 8" w:uiPriority="9" w:qFormat="1"/>
-    <w:lsdException w:name="heading 9" w:uiPriority="9" w:qFormat="1"/>
-    <w:lsdException w:name="toc 1" w:uiPriority="39" w:qFormat="1"/>
-    <w:lsdException w:name="toc 2" w:uiPriority="39" w:qFormat="1"/>
-    <w:lsdException w:name="toc 3" w:uiPriority="39" w:qFormat="1"/>
-    <w:lsdException w:name="toc 4" w:uiPriority="39"/>
-    <w:lsdException w:name="toc 5" w:uiPriority="39"/>
-    <w:lsdException w:name="toc 6" w:uiPriority="39"/>
-    <w:lsdException w:name="toc 7" w:uiPriority="39"/>
-    <w:lsdException w:name="toc 8" w:uiPriority="39"/>
-    <w:lsdException w:name="toc 9" w:uiPriority="39"/>
-    <w:lsdException w:name="footer" w:uiPriority="0"/>
-    <w:lsdException w:name="caption" w:uiPriority="0" w:qFormat="1"/>
-    <w:lsdException w:name="Title" w:semiHidden="0" w:uiPriority="10" w:unhideWhenUsed="0" w:qFormat="1"/>
-    <w:lsdException w:name="Default Paragraph Font" w:uiPriority="1"/>
-    <w:lsdException w:name="Subtitle" w:semiHidden="0" w:uiPriority="11" w:unhideWhenUsed="0" w:qFormat="1"/>
-    <w:lsdException w:name="Strong" w:semiHidden="0" w:uiPriority="22" w:unhideWhenUsed="0" w:qFormat="1"/>
-    <w:lsdException w:name="Emphasis" w:semiHidden="0" w:uiPriority="20" w:unhideWhenUsed="0" w:qFormat="1"/>
-    <w:lsdException w:name="Table Grid" w:semiHidden="0" w:uiPriority="59" w:unhideWhenUsed="0"/>
-    <w:lsdException w:name="Placeholder Text" w:unhideWhenUsed="0"/>
-    <w:lsdException w:name="No Spacing" w:semiHidden="0" w:uiPriority="1" w:unhideWhenUsed="0" w:qFormat="1"/>
-    <w:lsdException w:name="Light Shading" w:semiHidden="0" w:uiPriority="60" w:unhideWhenUsed="0"/>
-    <w:lsdException w:name="Light List" w:semiHidden="0" w:uiPriority="61" w:unhideWhenUsed="0"/>
-    <w:lsdException w:name="Light Grid" w:semiHidden="0" w:uiPriority="62" w:unhideWhenUsed="0"/>
-    <w:lsdException w:name="Medium Shading 1" w:semiHidden="0" w:uiPriority="63" w:unhideWhenUsed="0"/>
-    <w:lsdException w:name="Medium Shading 2" w:semiHidden="0" w:uiPriority="64" w:unhideWhenUsed="0"/>
-    <w:lsdException w:name="Medium List 1" w:semiHidden="0" w:uiPriority="65" w:unhideWhenUsed="0"/>
-    <w:lsdException w:name="Medium List 2" w:semiHidden="0" w:uiPriority="66" w:unhideWhenUsed="0"/>
-    <w:lsdException w:name="Medium Grid 1" w:semiHidden="0" w:uiPriority="67" w:unhideWhenUsed="0"/>
-    <w:lsdException w:name="Medium Grid 2" w:semiHidden="0" w:uiPriority="68" w:unhideWhenUsed="0"/>
-    <w:lsdException w:name="Medium Grid 3" w:semiHidden="0" w:uiPriority="69" w:unhideWhenUsed="0"/>
-    <w:lsdException w:name="Dark List" w:semiHidden="0" w:uiPriority="70" w:unhideWhenUsed="0"/>
-    <w:lsdException w:name="Colorful Shading" w:semiHidden="0" w:uiPriority="71" w:unhideWhenUsed="0"/>
-    <w:lsdException w:name="Colorful List" w:semiHidden="0" w:uiPriority="72" w:unhideWhenUsed="0"/>
-    <w:lsdException w:name="Colorful Grid" w:semiHidden="0" w:uiPriority="73" w:unhideWhenUsed="0"/>
-    <w:lsdException w:name="Light Shading Accent 1" w:semiHidden="0" w:uiPriority="60" w:unhideWhenUsed="0"/>
-    <w:lsdException w:name="Light List Accent 1" w:semiHidden="0" w:uiPriority="61" w:unhideWhenUsed="0"/>
-    <w:lsdException w:name="Light Grid Accent 1" w:semiHidden="0" w:uiPriority="62" w:unhideWhenUsed="0"/>
-    <w:lsdException w:name="Medium Shading 1 Accent 1" w:semiHidden="0" w:uiPriority="63" w:unhideWhenUsed="0"/>
-    <w:lsdException w:name="Medium Shading 2 Accent 1" w:semiHidden="0" w:uiPriority="64" w:unhideWhenUsed="0"/>
-    <w:lsdException w:name="Medium List 1 Accent 1" w:semiHidden="0" w:uiPriority="65" w:unhideWhenUsed="0"/>
-    <w:lsdException w:name="Revision" w:unhideWhenUsed="0"/>
-    <w:lsdException w:name="List Paragraph" w:semiHidden="0" w:uiPriority="34" w:unhideWhenUsed="0" w:qFormat="1"/>
-    <w:lsdException w:name="Quote" w:semiHidden="0" w:uiPriority="29" w:unhideWhenUsed="0" w:qFormat="1"/>
-    <w:lsdException w:name="Intense Quote" w:semiHidden="0" w:uiPriority="30" w:unhideWhenUsed="0" w:qFormat="1"/>
-    <w:lsdException w:name="Medium List 2 Accent 1" w:semiHidden="0" w:uiPriority="66" w:unhideWhenUsed="0"/>
-    <w:lsdException w:name="Medium Grid 1 Accent 1" w:semiHidden="0" w:uiPriority="67" w:unhideWhenUsed="0"/>
-    <w:lsdException w:name="Medium Grid 2 Accent 1" w:semiHidden="0" w:uiPriority="68" w:unhideWhenUsed="0"/>
-    <w:lsdException w:name="Medium Grid 3 Accent 1" w:semiHidden="0" w:uiPriority="69" w:unhideWhenUsed="0"/>
-    <w:lsdException w:name="Dark List Accent 1" w:semiHidden="0" w:uiPriority="70" w:unhideWhenUsed="0"/>
-    <w:lsdException w:name="Colorful Shading Accent 1" w:semiHidden="0" w:uiPriority="71" w:unhideWhenUsed="0"/>
-    <w:lsdException w:name="Colorful List Accent 1" w:semiHidden="0" w:uiPriority="72" w:unhideWhenUsed="0"/>
-    <w:lsdException w:name="Colorful Grid Accent 1" w:semiHidden="0" w:uiPriority="73" w:unhideWhenUsed="0"/>
-    <w:lsdException w:name="Light Shading Accent 2" w:semiHidden="0" w:uiPriority="60" w:unhideWhenUsed="0"/>
-    <w:lsdException w:name="Light List Accent 2" w:semiHidden="0" w:uiPriority="61" w:unhideWhenUsed="0"/>
-    <w:lsdException w:name="Light Grid Accent 2" w:semiHidden="0" w:uiPriority="62" w:unhideWhenUsed="0"/>
-    <w:lsdException w:name="Medium Shading 1 Accent 2" w:semiHidden="0" w:uiPriority="63" w:unhideWhenUsed="0"/>
-    <w:lsdException w:name="Medium Shading 2 Accent 2" w:semiHidden="0" w:uiPriority="64" w:unhideWhenUsed="0"/>
-    <w:lsdException w:name="Medium List 1 Accent 2" w:semiHidden="0" w:uiPriority="65" w:unhideWhenUsed="0"/>
-    <w:lsdException w:name="Medium List 2 Accent 2" w:semiHidden="0" w:uiPriority="66" w:unhideWhenUsed="0"/>
-    <w:lsdException w:name="Medium Grid 1 Accent 2" w:semiHidden="0" w:uiPriority="67" w:unhideWhenUsed="0"/>
-    <w:lsdException w:name="Medium Grid 2 Accent 2" w:semiHidden="0" w:uiPriority="68" w:unhideWhenUsed="0"/>
-    <w:lsdException w:name="Medium Grid 3 Accent 2" w:semiHidden="0" w:uiPriority="69" w:unhideWhenUsed="0"/>
-    <w:lsdException w:name="Dark List Accent 2" w:semiHidden="0" w:uiPriority="70" w:unhideWhenUsed="0"/>
-    <w:lsdException w:name="Colorful Shading Accent 2" w:semiHidden="0" w:uiPriority="71" w:unhideWhenUsed="0"/>
-    <w:lsdException w:name="Colorful List Accent 2" w:semiHidden="0" w:uiPriority="72" w:unhideWhenUsed="0"/>
-    <w:lsdException w:name="Colorful Grid Accent 2" w:semiHidden="0" w:uiPriority="73" w:unhideWhenUsed="0"/>
-    <w:lsdException w:name="Light Shading Accent 3" w:semiHidden="0" w:uiPriority="60" w:unhideWhenUsed="0"/>
-    <w:lsdException w:name="Light List Accent 3" w:semiHidden="0" w:uiPriority="61" w:unhideWhenUsed="0"/>
-    <w:lsdException w:name="Light Grid Accent 3" w:semiHidden="0" w:uiPriority="62" w:unhideWhenUsed="0"/>
-    <w:lsdException w:name="Medium Shading 1 Accent 3" w:semiHidden="0" w:uiPriority="63" w:unhideWhenUsed="0"/>
-    <w:lsdException w:name="Medium Shading 2 Accent 3" w:semiHidden="0" w:uiPriority="64" w:unhideWhenUsed="0"/>
-    <w:lsdException w:name="Medium List 1 Accent 3" w:semiHidden="0" w:uiPriority="65" w:unhideWhenUsed="0"/>
-    <w:lsdException w:name="Medium List 2 Accent 3" w:semiHidden="0" w:uiPriority="66" w:unhideWhenUsed="0"/>
-    <w:lsdException w:name="Medium Grid 1 Accent 3" w:semiHidden="0" w:uiPriority="67" w:unhideWhenUsed="0"/>
-    <w:lsdException w:name="Medium Grid 2 Accent 3" w:semiHidden="0" w:uiPriority="68" w:unhideWhenUsed="0"/>
-    <w:lsdException w:name="Medium Grid 3 Accent 3" w:semiHidden="0" w:uiPriority="69" w:unhideWhenUsed="0"/>
-    <w:lsdException w:name="Dark List Accent 3" w:semiHidden="0" w:uiPriority="70" w:unhideWhenUsed="0"/>
-    <w:lsdException w:name="Colorful Shading Accent 3" w:semiHidden="0" w:uiPriority="71" w:unhideWhenUsed="0"/>
-    <w:lsdException w:name="Colorful List Accent 3" w:semiHidden="0" w:uiPriority="72" w:unhideWhenUsed="0"/>
-    <w:lsdException w:name="Colorful Grid Accent 3" w:semiHidden="0" w:uiPriority="73" w:unhideWhenUsed="0"/>
-    <w:lsdException w:name="Light Shading Accent 4" w:semiHidden="0" w:uiPriority="60" w:unhideWhenUsed="0"/>
-    <w:lsdException w:name="Light List Accent 4" w:semiHidden="0" w:uiPriority="61" w:unhideWhenUsed="0"/>
-    <w:lsdException w:name="Light Grid Accent 4" w:semiHidden="0" w:uiPriority="62" w:unhideWhenUsed="0"/>
-    <w:lsdException w:name="Medium Shading 1 Accent 4" w:semiHidden="0" w:uiPriority="63" w:unhideWhenUsed="0"/>
-    <w:lsdException w:name="Medium Shading 2 Accent 4" w:semiHidden="0" w:uiPriority="64" w:unhideWhenUsed="0"/>
-    <w:lsdException w:name="Medium List 1 Accent 4" w:semiHidden="0" w:uiPriority="65" w:unhideWhenUsed="0"/>
-    <w:lsdException w:name="Medium List 2 Accent 4" w:semiHidden="0" w:uiPriority="66" w:unhideWhenUsed="0"/>
-    <w:lsdException w:name="Medium Grid 1 Accent 4" w:semiHidden="0" w:uiPriority="67" w:unhideWhenUsed="0"/>
-    <w:lsdException w:name="Medium Grid 2 Accent 4" w:semiHidden="0" w:uiPriority="68" w:unhideWhenUsed="0"/>
-    <w:lsdException w:name="Medium Grid 3 Accent 4" w:semiHidden="0" w:uiPriority="69" w:unhideWhenUsed="0"/>
-    <w:lsdException w:name="Dark List Accent 4" w:semiHidden="0" w:uiPriority="70" w:unhideWhenUsed="0"/>
-    <w:lsdException w:name="Colorful Shading Accent 4" w:semiHidden="0" w:uiPriority="71" w:unhideWhenUsed="0"/>
-    <w:lsdException w:name="Colorful List Accent 4" w:semiHidden="0" w:uiPriority="72" w:unhideWhenUsed="0"/>
-    <w:lsdException w:name="Colorful Grid Accent 4" w:semiHidden="0" w:uiPriority="73" w:unhideWhenUsed="0"/>
-    <w:lsdException w:name="Light Shading Accent 5" w:semiHidden="0" w:uiPriority="60" w:unhideWhenUsed="0"/>
-    <w:lsdException w:name="Light List Accent 5" w:semiHidden="0" w:uiPriority="61" w:unhideWhenUsed="0"/>
-    <w:lsdException w:name="Light Grid Accent 5" w:semiHidden="0" w:uiPriority="62" w:unhideWhenUsed="0"/>
-    <w:lsdException w:name="Medium Shading 1 Accent 5" w:semiHidden="0" w:uiPriority="63" w:unhideWhenUsed="0"/>
-    <w:lsdException w:name="Medium Shading 2 Accent 5" w:semiHidden="0" w:uiPriority="64" w:unhideWhenUsed="0"/>
-    <w:lsdException w:name="Medium List 1 Accent 5" w:semiHidden="0" w:uiPriority="65" w:unhideWhenUsed="0"/>
-    <w:lsdException w:name="Medium List 2 Accent 5" w:semiHidden="0" w:uiPriority="66" w:unhideWhenUsed="0"/>
-    <w:lsdException w:name="Medium Grid 1 Accent 5" w:semiHidden="0" w:uiPriority="67" w:unhideWhenUsed="0"/>
-    <w:lsdException w:name="Medium Grid 2 Accent 5" w:semiHidden="0" w:uiPriority="68" w:unhideWhenUsed="0"/>
-    <w:lsdException w:name="Medium Grid 3 Accent 5" w:semiHidden="0" w:uiPriority="69" w:unhideWhenUsed="0"/>
-    <w:lsdException w:name="Dark List Accent 5" w:semiHidden="0" w:uiPriority="70" w:unhideWhenUsed="0"/>
-    <w:lsdException w:name="Colorful Shading Accent 5" w:semiHidden="0" w:uiPriority="71" w:unhideWhenUsed="0"/>
-    <w:lsdException w:name="Colorful List Accent 5" w:semiHidden="0" w:uiPriority="72" w:unhideWhenUsed="0"/>
-    <w:lsdException w:name="Colorful Grid Accent 5" w:semiHidden="0" w:uiPriority="73" w:unhideWhenUsed="0"/>
-    <w:lsdException w:name="Light Shading Accent 6" w:semiHidden="0" w:uiPriority="60" w:unhideWhenUsed="0"/>
-    <w:lsdException w:name="Light List Accent 6" w:semiHidden="0" w:uiPriority="61" w:unhideWhenUsed="0"/>
-    <w:lsdException w:name="Light Grid Accent 6" w:semiHidden="0" w:uiPriority="62" w:unhideWhenUsed="0"/>
-    <w:lsdException w:name="Medium Shading 1 Accent 6" w:semiHidden="0" w:uiPriority="63" w:unhideWhenUsed="0"/>
-    <w:lsdException w:name="Medium Shading 2 Accent 6" w:semiHidden="0" w:uiPriority="64" w:unhideWhenUsed="0"/>
-    <w:lsdException w:name="Medium List 1 Accent 6" w:semiHidden="0" w:uiPriority="65" w:unhideWhenUsed="0"/>
-    <w:lsdException w:name="Medium List 2 Accent 6" w:semiHidden="0" w:uiPriority="66" w:unhideWhenUsed="0"/>
-    <w:lsdException w:name="Medium Grid 1 Accent 6" w:semiHidden="0" w:uiPriority="67" w:unhideWhenUsed="0"/>
-    <w:lsdException w:name="Medium Grid 2 Accent 6" w:semiHidden="0" w:uiPriority="68" w:unhideWhenUsed="0"/>
-    <w:lsdException w:name="Medium Grid 3 Accent 6" w:semiHidden="0" w:uiPriority="69" w:unhideWhenUsed="0"/>
-    <w:lsdException w:name="Dark List Accent 6" w:semiHidden="0" w:uiPriority="70" w:unhideWhenUsed="0"/>
-    <w:lsdException w:name="Colorful Shading Accent 6" w:semiHidden="0" w:uiPriority="71" w:unhideWhenUsed="0"/>
-    <w:lsdException w:name="Colorful List Accent 6" w:semiHidden="0" w:uiPriority="72" w:unhideWhenUsed="0"/>
-    <w:lsdException w:name="Colorful Grid Accent 6" w:semiHidden="0" w:uiPriority="73" w:unhideWhenUsed="0"/>
-    <w:lsdException w:name="Subtle Emphasis" w:semiHidden="0" w:uiPriority="19" w:unhideWhenUsed="0" w:qFormat="1"/>
-    <w:lsdException w:name="Intense Emphasis" w:semiHidden="0" w:uiPriority="21" w:unhideWhenUsed="0" w:qFormat="1"/>
-    <w:lsdException w:name="Subtle Reference" w:semiHidden="0" w:uiPriority="31" w:unhideWhenUsed="0" w:qFormat="1"/>
-    <w:lsdException w:name="Intense Reference" w:semiHidden="0" w:uiPriority="32" w:unhideWhenUsed="0" w:qFormat="1"/>
-    <w:lsdException w:name="Book Title" w:semiHidden="0" w:uiPriority="33" w:unhideWhenUsed="0" w:qFormat="1"/>
-    <w:lsdException w:name="Bibliography" w:uiPriority="37"/>
-    <w:lsdException w:name="TOC Heading" w:uiPriority="39" w:qFormat="1"/>
+  <w:latentStyles w:defLockedState="0" w:defUIPriority="99" w:defSemiHidden="0" w:defUnhideWhenUsed="0" w:defQFormat="0" w:count="376">
+    <w:lsdException w:name="Normal" w:uiPriority="0" w:qFormat="1"/>
+    <w:lsdException w:name="heading 1" w:uiPriority="0" w:qFormat="1"/>
+    <w:lsdException w:name="heading 2" w:semiHidden="1" w:uiPriority="0" w:unhideWhenUsed="1" w:qFormat="1"/>
+    <w:lsdException w:name="heading 3" w:semiHidden="1" w:uiPriority="0" w:unhideWhenUsed="1" w:qFormat="1"/>
+    <w:lsdException w:name="heading 4" w:semiHidden="1" w:uiPriority="9" w:unhideWhenUsed="1" w:qFormat="1"/>
+    <w:lsdException w:name="heading 5" w:semiHidden="1" w:uiPriority="9" w:unhideWhenUsed="1" w:qFormat="1"/>
+    <w:lsdException w:name="heading 6" w:semiHidden="1" w:uiPriority="9" w:unhideWhenUsed="1" w:qFormat="1"/>
+    <w:lsdException w:name="heading 7" w:semiHidden="1" w:uiPriority="9" w:unhideWhenUsed="1" w:qFormat="1"/>
+    <w:lsdException w:name="heading 8" w:semiHidden="1" w:uiPriority="9" w:unhideWhenUsed="1" w:qFormat="1"/>
+    <w:lsdException w:name="heading 9" w:semiHidden="1" w:uiPriority="9" w:unhideWhenUsed="1" w:qFormat="1"/>
+    <w:lsdException w:name="index 1" w:semiHidden="1" w:unhideWhenUsed="1"/>
+    <w:lsdException w:name="index 2" w:semiHidden="1" w:unhideWhenUsed="1"/>
+    <w:lsdException w:name="index 3" w:semiHidden="1" w:unhideWhenUsed="1"/>
+    <w:lsdException w:name="index 4" w:semiHidden="1" w:unhideWhenUsed="1"/>
+    <w:lsdException w:name="index 5" w:semiHidden="1" w:unhideWhenUsed="1"/>
+    <w:lsdException w:name="index 6" w:semiHidden="1" w:unhideWhenUsed="1"/>
+    <w:lsdException w:name="index 7" w:semiHidden="1" w:unhideWhenUsed="1"/>
+    <w:lsdException w:name="index 8" w:semiHidden="1" w:unhideWhenUsed="1"/>
+    <w:lsdException w:name="index 9" w:semiHidden="1" w:unhideWhenUsed="1"/>
+    <w:lsdException w:name="toc 1" w:semiHidden="1" w:uiPriority="39" w:unhideWhenUsed="1" w:qFormat="1"/>
+    <w:lsdException w:name="toc 2" w:semiHidden="1" w:uiPriority="39" w:unhideWhenUsed="1" w:qFormat="1"/>
+    <w:lsdException w:name="toc 3" w:semiHidden="1" w:uiPriority="39" w:unhideWhenUsed="1" w:qFormat="1"/>
+    <w:lsdException w:name="toc 4" w:semiHidden="1" w:uiPriority="39" w:unhideWhenUsed="1"/>
+    <w:lsdException w:name="toc 5" w:semiHidden="1" w:uiPriority="39" w:unhideWhenUsed="1"/>
+    <w:lsdException w:name="toc 6" w:semiHidden="1" w:uiPriority="39" w:unhideWhenUsed="1"/>
+    <w:lsdException w:name="toc 7" w:semiHidden="1" w:uiPriority="39" w:unhideWhenUsed="1"/>
+    <w:lsdException w:name="toc 8" w:semiHidden="1" w:uiPriority="39" w:unhideWhenUsed="1"/>
+    <w:lsdException w:name="toc 9" w:semiHidden="1" w:uiPriority="39" w:unhideWhenUsed="1"/>
+    <w:lsdException w:name="Normal Indent" w:semiHidden="1" w:unhideWhenUsed="1"/>
+    <w:lsdException w:name="footnote text" w:semiHidden="1" w:unhideWhenUsed="1"/>
+    <w:lsdException w:name="annotation text" w:semiHidden="1" w:unhideWhenUsed="1"/>
+    <w:lsdException w:name="header" w:semiHidden="1" w:unhideWhenUsed="1"/>
+    <w:lsdException w:name="footer" w:semiHidden="1" w:uiPriority="0" w:unhideWhenUsed="1"/>
+    <w:lsdException w:name="index heading" w:semiHidden="1" w:unhideWhenUsed="1"/>
+    <w:lsdException w:name="caption" w:semiHidden="1" w:uiPriority="0" w:unhideWhenUsed="1" w:qFormat="1"/>
+    <w:lsdException w:name="table of figures" w:semiHidden="1" w:unhideWhenUsed="1"/>
+    <w:lsdException w:name="envelope address" w:semiHidden="1" w:unhideWhenUsed="1"/>
+    <w:lsdException w:name="envelope return" w:semiHidden="1" w:unhideWhenUsed="1"/>
+    <w:lsdException w:name="footnote reference" w:semiHidden="1" w:unhideWhenUsed="1"/>
+    <w:lsdException w:name="annotation reference" w:semiHidden="1" w:unhideWhenUsed="1"/>
+    <w:lsdException w:name="line number" w:semiHidden="1" w:unhideWhenUsed="1"/>
+    <w:lsdException w:name="page number" w:semiHidden="1" w:unhideWhenUsed="1"/>
+    <w:lsdException w:name="endnote reference" w:semiHidden="1" w:unhideWhenUsed="1"/>
+    <w:lsdException w:name="endnote text" w:semiHidden="1" w:unhideWhenUsed="1"/>
+    <w:lsdException w:name="table of authorities" w:semiHidden="1" w:unhideWhenUsed="1"/>
+    <w:lsdException w:name="macro" w:semiHidden="1" w:unhideWhenUsed="1"/>
+    <w:lsdException w:name="toa heading" w:semiHidden="1" w:unhideWhenUsed="1"/>
+    <w:lsdException w:name="List" w:semiHidden="1" w:unhideWhenUsed="1"/>
+    <w:lsdException w:name="List Bullet" w:semiHidden="1" w:unhideWhenUsed="1"/>
+    <w:lsdException w:name="List Number" w:semiHidden="1" w:unhideWhenUsed="1"/>
+    <w:lsdException w:name="List 2" w:semiHidden="1" w:unhideWhenUsed="1"/>
+    <w:lsdException w:name="List 3" w:semiHidden="1" w:unhideWhenUsed="1"/>
+    <w:lsdException w:name="List 4" w:semiHidden="1" w:unhideWhenUsed="1"/>
+    <w:lsdException w:name="List 5" w:semiHidden="1" w:unhideWhenUsed="1"/>
+    <w:lsdException w:name="List Bullet 2" w:semiHidden="1" w:unhideWhenUsed="1"/>
+    <w:lsdException w:name="List Bullet 3" w:semiHidden="1" w:unhideWhenUsed="1"/>
+    <w:lsdException w:name="List Bullet 4" w:semiHidden="1" w:unhideWhenUsed="1"/>
+    <w:lsdException w:name="List Bullet 5" w:semiHidden="1" w:unhideWhenUsed="1"/>
+    <w:lsdException w:name="List Number 2" w:semiHidden="1" w:unhideWhenUsed="1"/>
+    <w:lsdException w:name="List Number 3" w:semiHidden="1" w:unhideWhenUsed="1"/>
+    <w:lsdException w:name="List Number 4" w:semiHidden="1" w:unhideWhenUsed="1"/>
+    <w:lsdException w:name="List Number 5" w:semiHidden="1" w:unhideWhenUsed="1"/>
+    <w:lsdException w:name="Title" w:uiPriority="10" w:qFormat="1"/>
+    <w:lsdException w:name="Closing" w:semiHidden="1" w:unhideWhenUsed="1"/>
+    <w:lsdException w:name="Signature" w:semiHidden="1" w:unhideWhenUsed="1"/>
+    <w:lsdException w:name="Default Paragraph Font" w:semiHidden="1" w:uiPriority="1" w:unhideWhenUsed="1"/>
+    <w:lsdException w:name="Body Text" w:semiHidden="1" w:unhideWhenUsed="1"/>
+    <w:lsdException w:name="Body Text Indent" w:semiHidden="1" w:unhideWhenUsed="1"/>
+    <w:lsdException w:name="List Continue" w:semiHidden="1" w:unhideWhenUsed="1"/>
+    <w:lsdException w:name="List Continue 2" w:semiHidden="1" w:unhideWhenUsed="1"/>
+    <w:lsdException w:name="List Continue 3" w:semiHidden="1" w:unhideWhenUsed="1"/>
+    <w:lsdException w:name="List Continue 4" w:semiHidden="1" w:unhideWhenUsed="1"/>
+    <w:lsdException w:name="List Continue 5" w:semiHidden="1" w:unhideWhenUsed="1"/>
+    <w:lsdException w:name="Message Header" w:semiHidden="1" w:unhideWhenUsed="1"/>
+    <w:lsdException w:name="Subtitle" w:uiPriority="11" w:qFormat="1"/>
+    <w:lsdException w:name="Salutation" w:semiHidden="1" w:unhideWhenUsed="1"/>
+    <w:lsdException w:name="Date" w:semiHidden="1" w:unhideWhenUsed="1"/>
+    <w:lsdException w:name="Body Text First Indent" w:semiHidden="1" w:unhideWhenUsed="1"/>
+    <w:lsdException w:name="Body Text First Indent 2" w:semiHidden="1" w:unhideWhenUsed="1"/>
+    <w:lsdException w:name="Note Heading" w:semiHidden="1" w:unhideWhenUsed="1"/>
+    <w:lsdException w:name="Body Text 2" w:semiHidden="1" w:unhideWhenUsed="1"/>
+    <w:lsdException w:name="Body Text 3" w:semiHidden="1" w:unhideWhenUsed="1"/>
+    <w:lsdException w:name="Body Text Indent 2" w:semiHidden="1" w:unhideWhenUsed="1"/>
+    <w:lsdException w:name="Body Text Indent 3" w:semiHidden="1" w:unhideWhenUsed="1"/>
+    <w:lsdException w:name="Block Text" w:semiHidden="1" w:unhideWhenUsed="1"/>
+    <w:lsdException w:name="Hyperlink" w:semiHidden="1" w:unhideWhenUsed="1"/>
+    <w:lsdException w:name="FollowedHyperlink" w:semiHidden="1" w:unhideWhenUsed="1"/>
+    <w:lsdException w:name="Strong" w:uiPriority="22" w:qFormat="1"/>
+    <w:lsdException w:name="Emphasis" w:uiPriority="20" w:qFormat="1"/>
+    <w:lsdException w:name="Document Map" w:semiHidden="1" w:unhideWhenUsed="1"/>
+    <w:lsdException w:name="Plain Text" w:semiHidden="1" w:unhideWhenUsed="1"/>
+    <w:lsdException w:name="E-mail Signature" w:semiHidden="1" w:unhideWhenUsed="1"/>
+    <w:lsdException w:name="HTML Top of Form" w:semiHidden="1" w:unhideWhenUsed="1"/>
+    <w:lsdException w:name="HTML Bottom of Form" w:semiHidden="1" w:unhideWhenUsed="1"/>
+    <w:lsdException w:name="Normal (Web)" w:semiHidden="1" w:unhideWhenUsed="1"/>
+    <w:lsdException w:name="HTML Acronym" w:semiHidden="1" w:unhideWhenUsed="1"/>
+    <w:lsdException w:name="HTML Address" w:semiHidden="1" w:unhideWhenUsed="1"/>
+    <w:lsdException w:name="HTML Cite" w:semiHidden="1" w:unhideWhenUsed="1"/>
+    <w:lsdException w:name="HTML Code" w:semiHidden="1" w:unhideWhenUsed="1"/>
+    <w:lsdException w:name="HTML Definition" w:semiHidden="1" w:unhideWhenUsed="1"/>
+    <w:lsdException w:name="HTML Keyboard" w:semiHidden="1" w:unhideWhenUsed="1"/>
+    <w:lsdException w:name="HTML Preformatted" w:semiHidden="1" w:unhideWhenUsed="1"/>
+    <w:lsdException w:name="HTML Sample" w:semiHidden="1" w:unhideWhenUsed="1"/>
+    <w:lsdException w:name="HTML Typewriter" w:semiHidden="1" w:unhideWhenUsed="1"/>
+    <w:lsdException w:name="HTML Variable" w:semiHidden="1" w:unhideWhenUsed="1"/>
+    <w:lsdException w:name="Normal Table" w:semiHidden="1" w:unhideWhenUsed="1"/>
+    <w:lsdException w:name="annotation subject" w:semiHidden="1" w:unhideWhenUsed="1"/>
+    <w:lsdException w:name="No List" w:semiHidden="1" w:unhideWhenUsed="1"/>
+    <w:lsdException w:name="Outline List 1" w:semiHidden="1" w:unhideWhenUsed="1"/>
+    <w:lsdException w:name="Outline List 2" w:semiHidden="1" w:unhideWhenUsed="1"/>
+    <w:lsdException w:name="Outline List 3" w:semiHidden="1" w:unhideWhenUsed="1"/>
+    <w:lsdException w:name="Table Simple 1" w:semiHidden="1" w:unhideWhenUsed="1"/>
+    <w:lsdException w:name="Table Simple 2" w:semiHidden="1" w:unhideWhenUsed="1"/>
+    <w:lsdException w:name="Table Simple 3" w:semiHidden="1" w:unhideWhenUsed="1"/>
+    <w:lsdException w:name="Table Classic 1" w:semiHidden="1" w:unhideWhenUsed="1"/>
+    <w:lsdException w:name="Table Classic 2" w:semiHidden="1" w:unhideWhenUsed="1"/>
+    <w:lsdException w:name="Table Classic 3" w:semiHidden="1" w:unhideWhenUsed="1"/>
+    <w:lsdException w:name="Table Classic 4" w:semiHidden="1" w:unhideWhenUsed="1"/>
+    <w:lsdException w:name="Table Colorful 1" w:semiHidden="1" w:unhideWhenUsed="1"/>
+    <w:lsdException w:name="Table Colorful 2" w:semiHidden="1" w:unhideWhenUsed="1"/>
+    <w:lsdException w:name="Table Colorful 3" w:semiHidden="1" w:unhideWhenUsed="1"/>
+    <w:lsdException w:name="Table Columns 1" w:semiHidden="1" w:unhideWhenUsed="1"/>
+    <w:lsdException w:name="Table Columns 2" w:semiHidden="1" w:unhideWhenUsed="1"/>
+    <w:lsdException w:name="Table Columns 3" w:semiHidden="1" w:unhideWhenUsed="1"/>
+    <w:lsdException w:name="Table Columns 4" w:semiHidden="1" w:unhideWhenUsed="1"/>
+    <w:lsdException w:name="Table Columns 5" w:semiHidden="1" w:unhideWhenUsed="1"/>
+    <w:lsdException w:name="Table Grid 1" w:semiHidden="1" w:unhideWhenUsed="1"/>
+    <w:lsdException w:name="Table Grid 2" w:semiHidden="1" w:unhideWhenUsed="1"/>
+    <w:lsdException w:name="Table Grid 3" w:semiHidden="1" w:unhideWhenUsed="1"/>
+    <w:lsdException w:name="Table Grid 4" w:semiHidden="1" w:unhideWhenUsed="1"/>
+    <w:lsdException w:name="Table Grid 5" w:semiHidden="1" w:unhideWhenUsed="1"/>
+    <w:lsdException w:name="Table Grid 6" w:semiHidden="1" w:unhideWhenUsed="1"/>
+    <w:lsdException w:name="Table Grid 7" w:semiHidden="1" w:unhideWhenUsed="1"/>
+    <w:lsdException w:name="Table Grid 8" w:semiHidden="1" w:unhideWhenUsed="1"/>
+    <w:lsdException w:name="Table List 1" w:semiHidden="1" w:unhideWhenUsed="1"/>
+    <w:lsdException w:name="Table List 2" w:semiHidden="1" w:unhideWhenUsed="1"/>
+    <w:lsdException w:name="Table List 3" w:semiHidden="1" w:unhideWhenUsed="1"/>
+    <w:lsdException w:name="Table List 4" w:semiHidden="1" w:unhideWhenUsed="1"/>
+    <w:lsdException w:name="Table List 5" w:semiHidden="1" w:unhideWhenUsed="1"/>
+    <w:lsdException w:name="Table List 6" w:semiHidden="1" w:unhideWhenUsed="1"/>
+    <w:lsdException w:name="Table List 7" w:semiHidden="1" w:unhideWhenUsed="1"/>
+    <w:lsdException w:name="Table List 8" w:semiHidden="1" w:unhideWhenUsed="1"/>
+    <w:lsdException w:name="Table 3D effects 1" w:semiHidden="1" w:unhideWhenUsed="1"/>
+    <w:lsdException w:name="Table 3D effects 2" w:semiHidden="1" w:unhideWhenUsed="1"/>
+    <w:lsdException w:name="Table 3D effects 3" w:semiHidden="1" w:unhideWhenUsed="1"/>
+    <w:lsdException w:name="Table Contemporary" w:semiHidden="1" w:unhideWhenUsed="1"/>
+    <w:lsdException w:name="Table Elegant" w:semiHidden="1" w:unhideWhenUsed="1"/>
+    <w:lsdException w:name="Table Professional" w:semiHidden="1" w:unhideWhenUsed="1"/>
+    <w:lsdException w:name="Table Subtle 1" w:semiHidden="1" w:unhideWhenUsed="1"/>
+    <w:lsdException w:name="Table Subtle 2" w:semiHidden="1" w:unhideWhenUsed="1"/>
+    <w:lsdException w:name="Table Web 1" w:semiHidden="1" w:unhideWhenUsed="1"/>
+    <w:lsdException w:name="Table Web 2" w:semiHidden="1" w:unhideWhenUsed="1"/>
+    <w:lsdException w:name="Table Web 3" w:semiHidden="1" w:unhideWhenUsed="1"/>
+    <w:lsdException w:name="Balloon Text" w:semiHidden="1" w:unhideWhenUsed="1"/>
+    <w:lsdException w:name="Table Grid" w:uiPriority="59"/>
+    <w:lsdException w:name="Table Theme" w:semiHidden="1" w:unhideWhenUsed="1"/>
+    <w:lsdException w:name="Placeholder Text" w:semiHidden="1"/>
+    <w:lsdException w:name="No Spacing" w:uiPriority="1" w:qFormat="1"/>
+    <w:lsdException w:name="Light Shading" w:uiPriority="60"/>
+    <w:lsdException w:name="Light List" w:uiPriority="61"/>
+    <w:lsdException w:name="Light Grid" w:uiPriority="62"/>
+    <w:lsdException w:name="Medium Shading 1" w:uiPriority="63"/>
+    <w:lsdException w:name="Medium Shading 2" w:uiPriority="64"/>
+    <w:lsdException w:name="Medium List 1" w:uiPriority="65"/>
+    <w:lsdException w:name="Medium List 2" w:uiPriority="66"/>
+    <w:lsdException w:name="Medium Grid 1" w:uiPriority="67"/>
+    <w:lsdException w:name="Medium Grid 2" w:uiPriority="68"/>
+    <w:lsdException w:name="Medium Grid 3" w:uiPriority="69"/>
+    <w:lsdException w:name="Dark List" w:uiPriority="70"/>
+    <w:lsdException w:name="Colorful Shading" w:uiPriority="71"/>
+    <w:lsdException w:name="Colorful List" w:uiPriority="72"/>
+    <w:lsdException w:name="Colorful Grid" w:uiPriority="73"/>
+    <w:lsdException w:name="Light Shading Accent 1" w:uiPriority="60"/>
+    <w:lsdException w:name="Light List Accent 1" w:uiPriority="61"/>
+    <w:lsdException w:name="Light Grid Accent 1" w:uiPriority="62"/>
+    <w:lsdException w:name="Medium Shading 1 Accent 1" w:uiPriority="63"/>
+    <w:lsdException w:name="Medium Shading 2 Accent 1" w:uiPriority="64"/>
+    <w:lsdException w:name="Medium List 1 Accent 1" w:uiPriority="65"/>
+    <w:lsdException w:name="Revision" w:semiHidden="1"/>
+    <w:lsdException w:name="List Paragraph" w:uiPriority="34" w:qFormat="1"/>
+    <w:lsdException w:name="Quote" w:uiPriority="29" w:qFormat="1"/>
+    <w:lsdException w:name="Intense Quote" w:uiPriority="30" w:qFormat="1"/>
+    <w:lsdException w:name="Medium List 2 Accent 1" w:uiPriority="66"/>
+    <w:lsdException w:name="Medium Grid 1 Accent 1" w:uiPriority="67"/>
+    <w:lsdException w:name="Medium Grid 2 Accent 1" w:uiPriority="68"/>
+    <w:lsdException w:name="Medium Grid 3 Accent 1" w:uiPriority="69"/>
+    <w:lsdException w:name="Dark List Accent 1" w:uiPriority="70"/>
+    <w:lsdException w:name="Colorful Shading Accent 1" w:uiPriority="71"/>
+    <w:lsdException w:name="Colorful List Accent 1" w:uiPriority="72"/>
+    <w:lsdException w:name="Colorful Grid Accent 1" w:uiPriority="73"/>
+    <w:lsdException w:name="Light Shading Accent 2" w:uiPriority="60"/>
+    <w:lsdException w:name="Light List Accent 2" w:uiPriority="61"/>
+    <w:lsdException w:name="Light Grid Accent 2" w:uiPriority="62"/>
+    <w:lsdException w:name="Medium Shading 1 Accent 2" w:uiPriority="63"/>
+    <w:lsdException w:name="Medium Shading 2 Accent 2" w:uiPriority="64"/>
+    <w:lsdException w:name="Medium List 1 Accent 2" w:uiPriority="65"/>
+    <w:lsdException w:name="Medium List 2 Accent 2" w:uiPriority="66"/>
+    <w:lsdException w:name="Medium Grid 1 Accent 2" w:uiPriority="67"/>
+    <w:lsdException w:name="Medium Grid 2 Accent 2" w:uiPriority="68"/>
+    <w:lsdException w:name="Medium Grid 3 Accent 2" w:uiPriority="69"/>
+    <w:lsdException w:name="Dark List Accent 2" w:uiPriority="70"/>
+    <w:lsdException w:name="Colorful Shading Accent 2" w:uiPriority="71"/>
+    <w:lsdException w:name="Colorful List Accent 2" w:uiPriority="72"/>
+    <w:lsdException w:name="Colorful Grid Accent 2" w:uiPriority="73"/>
+    <w:lsdException w:name="Light Shading Accent 3" w:uiPriority="60"/>
+    <w:lsdException w:name="Light List Accent 3" w:uiPriority="61"/>
+    <w:lsdException w:name="Light Grid Accent 3" w:uiPriority="62"/>
+    <w:lsdException w:name="Medium Shading 1 Accent 3" w:uiPriority="63"/>
+    <w:lsdException w:name="Medium Shading 2 Accent 3" w:uiPriority="64"/>
+    <w:lsdException w:name="Medium List 1 Accent 3" w:uiPriority="65"/>
+    <w:lsdException w:name="Medium List 2 Accent 3" w:uiPriority="66"/>
+    <w:lsdException w:name="Medium Grid 1 Accent 3" w:uiPriority="67"/>
+    <w:lsdException w:name="Medium Grid 2 Accent 3" w:uiPriority="68"/>
+    <w:lsdException w:name="Medium Grid 3 Accent 3" w:uiPriority="69"/>
+    <w:lsdException w:name="Dark List Accent 3" w:uiPriority="70"/>
+    <w:lsdException w:name="Colorful Shading Accent 3" w:uiPriority="71"/>
+    <w:lsdException w:name="Colorful List Accent 3" w:uiPriority="72"/>
+    <w:lsdException w:name="Colorful Grid Accent 3" w:uiPriority="73"/>
+    <w:lsdException w:name="Light Shading Accent 4" w:uiPriority="60"/>
+    <w:lsdException w:name="Light List Accent 4" w:uiPriority="61"/>
+    <w:lsdException w:name="Light Grid Accent 4" w:uiPriority="62"/>
+    <w:lsdException w:name="Medium Shading 1 Accent 4" w:uiPriority="63"/>
+    <w:lsdException w:name="Medium Shading 2 Accent 4" w:uiPriority="64"/>
+    <w:lsdException w:name="Medium List 1 Accent 4" w:uiPriority="65"/>
+    <w:lsdException w:name="Medium List 2 Accent 4" w:uiPriority="66"/>
+    <w:lsdException w:name="Medium Grid 1 Accent 4" w:uiPriority="67"/>
+    <w:lsdException w:name="Medium Grid 2 Accent 4" w:uiPriority="68"/>
+    <w:lsdException w:name="Medium Grid 3 Accent 4" w:uiPriority="69"/>
+    <w:lsdException w:name="Dark List Accent 4" w:uiPriority="70"/>
+    <w:lsdException w:name="Colorful Shading Accent 4" w:uiPriority="71"/>
+    <w:lsdException w:name="Colorful List Accent 4" w:uiPriority="72"/>
+    <w:lsdException w:name="Colorful Grid Accent 4" w:uiPriority="73"/>
+    <w:lsdException w:name="Light Shading Accent 5" w:uiPriority="60"/>
+    <w:lsdException w:name="Light List Accent 5" w:uiPriority="61"/>
+    <w:lsdException w:name="Light Grid Accent 5" w:uiPriority="62"/>
+    <w:lsdException w:name="Medium Shading 1 Accent 5" w:uiPriority="63"/>
+    <w:lsdException w:name="Medium Shading 2 Accent 5" w:uiPriority="64"/>
+    <w:lsdException w:name="Medium List 1 Accent 5" w:uiPriority="65"/>
+    <w:lsdException w:name="Medium List 2 Accent 5" w:uiPriority="66"/>
+    <w:lsdException w:name="Medium Grid 1 Accent 5" w:uiPriority="67"/>
+    <w:lsdException w:name="Medium Grid 2 Accent 5" w:uiPriority="68"/>
+    <w:lsdException w:name="Medium Grid 3 Accent 5" w:uiPriority="69"/>
+    <w:lsdException w:name="Dark List Accent 5" w:uiPriority="70"/>
+    <w:lsdException w:name="Colorful Shading Accent 5" w:uiPriority="71"/>
+    <w:lsdException w:name="Colorful List Accent 5" w:uiPriority="72"/>
+    <w:lsdException w:name="Colorful Grid Accent 5" w:uiPriority="73"/>
+    <w:lsdException w:name="Light Shading Accent 6" w:uiPriority="60"/>
+    <w:lsdException w:name="Light List Accent 6" w:uiPriority="61"/>
+    <w:lsdException w:name="Light Grid Accent 6" w:uiPriority="62"/>
+    <w:lsdException w:name="Medium Shading 1 Accent 6" w:uiPriority="63"/>
+    <w:lsdException w:name="Medium Shading 2 Accent 6" w:uiPriority="64"/>
+    <w:lsdException w:name="Medium List 1 Accent 6" w:uiPriority="65"/>
+    <w:lsdException w:name="Medium List 2 Accent 6" w:uiPriority="66"/>
+    <w:lsdException w:name="Medium Grid 1 Accent 6" w:uiPriority="67"/>
+    <w:lsdException w:name="Medium Grid 2 Accent 6" w:uiPriority="68"/>
+    <w:lsdException w:name="Medium Grid 3 Accent 6" w:uiPriority="69"/>
+    <w:lsdException w:name="Dark List Accent 6" w:uiPriority="70"/>
+    <w:lsdException w:name="Colorful Shading Accent 6" w:uiPriority="71"/>
+    <w:lsdException w:name="Colorful List Accent 6" w:uiPriority="72"/>
+    <w:lsdException w:name="Colorful Grid Accent 6" w:uiPriority="73"/>
+    <w:lsdException w:name="Subtle Emphasis" w:uiPriority="19" w:qFormat="1"/>
+    <w:lsdException w:name="Intense Emphasis" w:uiPriority="21" w:qFormat="1"/>
+    <w:lsdException w:name="Subtle Reference" w:uiPriority="31" w:qFormat="1"/>
+    <w:lsdException w:name="Intense Reference" w:uiPriority="32" w:qFormat="1"/>
+    <w:lsdException w:name="Book Title" w:uiPriority="33" w:qFormat="1"/>
+    <w:lsdException w:name="Bibliography" w:semiHidden="1" w:uiPriority="37" w:unhideWhenUsed="1"/>
+    <w:lsdException w:name="TOC Heading" w:semiHidden="1" w:uiPriority="39" w:unhideWhenUsed="1" w:qFormat="1"/>
+    <w:lsdException w:name="Plain Table 1" w:uiPriority="41"/>
+    <w:lsdException w:name="Plain Table 2" w:uiPriority="42"/>
+    <w:lsdException w:name="Plain Table 3" w:uiPriority="43"/>
+    <w:lsdException w:name="Plain Table 4" w:uiPriority="44"/>
+    <w:lsdException w:name="Plain Table 5" w:uiPriority="45"/>
+    <w:lsdException w:name="Grid Table Light" w:uiPriority="40"/>
+    <w:lsdException w:name="Grid Table 1 Light" w:uiPriority="46"/>
+    <w:lsdException w:name="Grid Table 2" w:uiPriority="47"/>
+    <w:lsdException w:name="Grid Table 3" w:uiPriority="48"/>
+    <w:lsdException w:name="Grid Table 4" w:uiPriority="49"/>
+    <w:lsdException w:name="Grid Table 5 Dark" w:uiPriority="50"/>
+    <w:lsdException w:name="Grid Table 6 Colorful" w:uiPriority="51"/>
+    <w:lsdException w:name="Grid Table 7 Colorful" w:uiPriority="52"/>
+    <w:lsdException w:name="Grid Table 1 Light Accent 1" w:uiPriority="46"/>
+    <w:lsdException w:name="Grid Table 2 Accent 1" w:uiPriority="47"/>
+    <w:lsdException w:name="Grid Table 3 Accent 1" w:uiPriority="48"/>
+    <w:lsdException w:name="Grid Table 4 Accent 1" w:uiPriority="49"/>
+    <w:lsdException w:name="Grid Table 5 Dark Accent 1" w:uiPriority="50"/>
+    <w:lsdException w:name="Grid Table 6 Colorful Accent 1" w:uiPriority="51"/>
+    <w:lsdException w:name="Grid Table 7 Colorful Accent 1" w:uiPriority="52"/>
+    <w:lsdException w:name="Grid Table 1 Light Accent 2" w:uiPriority="46"/>
+    <w:lsdException w:name="Grid Table 2 Accent 2" w:uiPriority="47"/>
+    <w:lsdException w:name="Grid Table 3 Accent 2" w:uiPriority="48"/>
+    <w:lsdException w:name="Grid Table 4 Accent 2" w:uiPriority="49"/>
+    <w:lsdException w:name="Grid Table 5 Dark Accent 2" w:uiPriority="50"/>
+    <w:lsdException w:name="Grid Table 6 Colorful Accent 2" w:uiPriority="51"/>
+    <w:lsdException w:name="Grid Table 7 Colorful Accent 2" w:uiPriority="52"/>
+    <w:lsdException w:name="Grid Table 1 Light Accent 3" w:uiPriority="46"/>
+    <w:lsdException w:name="Grid Table 2 Accent 3" w:uiPriority="47"/>
+    <w:lsdException w:name="Grid Table 3 Accent 3" w:uiPriority="48"/>
+    <w:lsdException w:name="Grid Table 4 Accent 3" w:uiPriority="49"/>
+    <w:lsdException w:name="Grid Table 5 Dark Accent 3" w:uiPriority="50"/>
+    <w:lsdException w:name="Grid Table 6 Colorful Accent 3" w:uiPriority="51"/>
+    <w:lsdException w:name="Grid Table 7 Colorful Accent 3" w:uiPriority="52"/>
+    <w:lsdException w:name="Grid Table 1 Light Accent 4" w:uiPriority="46"/>
+    <w:lsdException w:name="Grid Table 2 Accent 4" w:uiPriority="47"/>
+    <w:lsdException w:name="Grid Table 3 Accent 4" w:uiPriority="48"/>
+    <w:lsdException w:name="Grid Table 4 Accent 4" w:uiPriority="49"/>
+    <w:lsdException w:name="Grid Table 5 Dark Accent 4" w:uiPriority="50"/>
+    <w:lsdException w:name="Grid Table 6 Colorful Accent 4" w:uiPriority="51"/>
+    <w:lsdException w:name="Grid Table 7 Colorful Accent 4" w:uiPriority="52"/>
+    <w:lsdException w:name="Grid Table 1 Light Accent 5" w:uiPriority="46"/>
+    <w:lsdException w:name="Grid Table 2 Accent 5" w:uiPriority="47"/>
+    <w:lsdException w:name="Grid Table 3 Accent 5" w:uiPriority="48"/>
+    <w:lsdException w:name="Grid Table 4 Accent 5" w:uiPriority="49"/>
+    <w:lsdException w:name="Grid Table 5 Dark Accent 5" w:uiPriority="50"/>
+    <w:lsdException w:name="Grid Table 6 Colorful Accent 5" w:uiPriority="51"/>
+    <w:lsdException w:name="Grid Table 7 Colorful Accent 5" w:uiPriority="52"/>
+    <w:lsdException w:name="Grid Table 1 Light Accent 6" w:uiPriority="46"/>
+    <w:lsdException w:name="Grid Table 2 Accent 6" w:uiPriority="47"/>
+    <w:lsdException w:name="Grid Table 3 Accent 6" w:uiPriority="48"/>
+    <w:lsdException w:name="Grid Table 4 Accent 6" w:uiPriority="49"/>
+    <w:lsdException w:name="Grid Table 5 Dark Accent 6" w:uiPriority="50"/>
+    <w:lsdException w:name="Grid Table 6 Colorful Accent 6" w:uiPriority="51"/>
+    <w:lsdException w:name="Grid Table 7 Colorful Accent 6" w:uiPriority="52"/>
+    <w:lsdException w:name="List Table 1 Light" w:uiPriority="46"/>
+    <w:lsdException w:name="List Table 2" w:uiPriority="47"/>
+    <w:lsdException w:name="List Table 3" w:uiPriority="48"/>
+    <w:lsdException w:name="List Table 4" w:uiPriority="49"/>
+    <w:lsdException w:name="List Table 5 Dark" w:uiPriority="50"/>
+    <w:lsdException w:name="List Table 6 Colorful" w:uiPriority="51"/>
+    <w:lsdException w:name="List Table 7 Colorful" w:uiPriority="52"/>
+    <w:lsdException w:name="List Table 1 Light Accent 1" w:uiPriority="46"/>
+    <w:lsdException w:name="List Table 2 Accent 1" w:uiPriority="47"/>
+    <w:lsdException w:name="List Table 3 Accent 1" w:uiPriority="48"/>
+    <w:lsdException w:name="List Table 4 Accent 1" w:uiPriority="49"/>
+    <w:lsdException w:name="List Table 5 Dark Accent 1" w:uiPriority="50"/>
+    <w:lsdException w:name="List Table 6 Colorful Accent 1" w:uiPriority="51"/>
+    <w:lsdException w:name="List Table 7 Colorful Accent 1" w:uiPriority="52"/>
+    <w:lsdException w:name="List Table 1 Light Accent 2" w:uiPriority="46"/>
+    <w:lsdException w:name="List Table 2 Accent 2" w:uiPriority="47"/>
+    <w:lsdException w:name="List Table 3 Accent 2" w:uiPriority="48"/>
+    <w:lsdException w:name="List Table 4 Accent 2" w:uiPriority="49"/>
+    <w:lsdException w:name="List Table 5 Dark Accent 2" w:uiPriority="50"/>
+    <w:lsdException w:name="List Table 6 Colorful Accent 2" w:uiPriority="51"/>
+    <w:lsdException w:name="List Table 7 Colorful Accent 2" w:uiPriority="52"/>
+    <w:lsdException w:name="List Table 1 Light Accent 3" w:uiPriority="46"/>
+    <w:lsdException w:name="List Table 2 Accent 3" w:uiPriority="47"/>
+    <w:lsdException w:name="List Table 3 Accent 3" w:uiPriority="48"/>
+    <w:lsdException w:name="List Table 4 Accent 3" w:uiPriority="49"/>
+    <w:lsdException w:name="List Table 5 Dark Accent 3" w:uiPriority="50"/>
+    <w:lsdException w:name="List Table 6 Colorful Accent 3" w:uiPriority="51"/>
+    <w:lsdException w:name="List Table 7 Colorful Accent 3" w:uiPriority="52"/>
+    <w:lsdException w:name="List Table 1 Light Accent 4" w:uiPriority="46"/>
+    <w:lsdException w:name="List Table 2 Accent 4" w:uiPriority="47"/>
+    <w:lsdException w:name="List Table 3 Accent 4" w:uiPriority="48"/>
+    <w:lsdException w:name="List Table 4 Accent 4" w:uiPriority="49"/>
+    <w:lsdException w:name="List Table 5 Dark Accent 4" w:uiPriority="50"/>
+    <w:lsdException w:name="List Table 6 Colorful Accent 4" w:uiPriority="51"/>
+    <w:lsdException w:name="List Table 7 Colorful Accent 4" w:uiPriority="52"/>
+    <w:lsdException w:name="List Table 1 Light Accent 5" w:uiPriority="46"/>
+    <w:lsdException w:name="List Table 2 Accent 5" w:uiPriority="47"/>
+    <w:lsdException w:name="List Table 3 Accent 5" w:uiPriority="48"/>
+    <w:lsdException w:name="List Table 4 Accent 5" w:uiPriority="49"/>
+    <w:lsdException w:name="List Table 5 Dark Accent 5" w:uiPriority="50"/>
+    <w:lsdException w:name="List Table 6 Colorful Accent 5" w:uiPriority="51"/>
+    <w:lsdException w:name="List Table 7 Colorful Accent 5" w:uiPriority="52"/>
+    <w:lsdException w:name="List Table 1 Light Accent 6" w:uiPriority="46"/>
+    <w:lsdException w:name="List Table 2 Accent 6" w:uiPriority="47"/>
+    <w:lsdException w:name="List Table 3 Accent 6" w:uiPriority="48"/>
+    <w:lsdException w:name="List Table 4 Accent 6" w:uiPriority="49"/>
+    <w:lsdException w:name="List Table 5 Dark Accent 6" w:uiPriority="50"/>
+    <w:lsdException w:name="List Table 6 Colorful Accent 6" w:uiPriority="51"/>
+    <w:lsdException w:name="List Table 7 Colorful Accent 6" w:uiPriority="52"/>
+    <w:lsdException w:name="Mention" w:semiHidden="1" w:unhideWhenUsed="1"/>
+    <w:lsdException w:name="Smart Hyperlink" w:semiHidden="1" w:unhideWhenUsed="1"/>
+    <w:lsdException w:name="Hashtag" w:semiHidden="1" w:unhideWhenUsed="1"/>
+    <w:lsdException w:name="Unresolved Mention" w:semiHidden="1" w:unhideWhenUsed="1"/>
+    <w:lsdException w:name="Smart Link" w:semiHidden="1" w:unhideWhenUsed="1"/>
   </w:latentStyles>
   <w:style w:type="paragraph" w:default="1" w:styleId="Normal">
     <w:name w:val="Normal"/>
@@ -6617,7 +6397,6 @@
     <w:uiPriority w:val="99"/>
     <w:semiHidden/>
     <w:unhideWhenUsed/>
-    <w:qFormat/>
     <w:tblPr>
       <w:tblInd w:w="0" w:type="dxa"/>
       <w:tblCellMar>
@@ -6828,7 +6607,6 @@
     <w:uiPriority w:val="59"/>
     <w:rsid w:val="00085B87"/>
     <w:tblPr>
-      <w:tblInd w:w="0" w:type="dxa"/>
       <w:tblBorders>
         <w:top w:val="single" w:sz="4" w:space="0" w:color="000000" w:themeColor="text1"/>
         <w:left w:val="single" w:sz="4" w:space="0" w:color="000000" w:themeColor="text1"/>
@@ -6837,12 +6615,6 @@
         <w:insideH w:val="single" w:sz="4" w:space="0" w:color="000000" w:themeColor="text1"/>
         <w:insideV w:val="single" w:sz="4" w:space="0" w:color="000000" w:themeColor="text1"/>
       </w:tblBorders>
-      <w:tblCellMar>
-        <w:top w:w="0" w:type="dxa"/>
-        <w:left w:w="108" w:type="dxa"/>
-        <w:bottom w:w="0" w:type="dxa"/>
-        <w:right w:w="108" w:type="dxa"/>
-      </w:tblCellMar>
     </w:tblPr>
   </w:style>
   <w:style w:type="character" w:styleId="FollowedHyperlink">
